--- a/4.质量管理/1.流程制度规范类文件/040106-客户满意度调查程序.docx
+++ b/4.质量管理/1.流程制度规范类文件/040106-客户满意度调查程序.docx
@@ -1,17 +1,18 @@
 
 <file path=word/document.xml><?xml version="1.0" encoding="utf-8"?>
-<w:document xmlns:wpc="http://schemas.microsoft.com/office/word/2010/wordprocessingCanvas" xmlns:mc="http://schemas.openxmlformats.org/markup-compatibility/2006" xmlns:o="urn:schemas-microsoft-com:office:office" xmlns:r="http://schemas.openxmlformats.org/officeDocument/2006/relationships" xmlns:m="http://schemas.openxmlformats.org/officeDocument/2006/math" xmlns:v="urn:schemas-microsoft-com:vml" xmlns:wp14="http://schemas.microsoft.com/office/word/2010/wordprocessingDrawing" xmlns:wp="http://schemas.openxmlformats.org/drawingml/2006/wordprocessingDrawing" xmlns:w="http://schemas.openxmlformats.org/wordprocessingml/2006/main" xmlns:w14="http://schemas.microsoft.com/office/word/2010/wordml" xmlns:w10="urn:schemas-microsoft-com:office:word" xmlns:w15="http://schemas.microsoft.com/office/word/2012/wordml" xmlns:wpg="http://schemas.microsoft.com/office/word/2010/wordprocessingGroup" xmlns:wpi="http://schemas.microsoft.com/office/word/2010/wordprocessingInk" xmlns:wne="http://schemas.microsoft.com/office/word/2006/wordml" xmlns:wps="http://schemas.microsoft.com/office/word/2010/wordprocessingShape" xmlns:wpsCustomData="http://www.wps.cn/officeDocument/2013/wpsCustomData" mc:Ignorable="w14 w15 wp14">
+<w:document xmlns:wpc="http://schemas.microsoft.com/office/word/2010/wordprocessingCanvas" xmlns:mc="http://schemas.openxmlformats.org/markup-compatibility/2006" xmlns:o="urn:schemas-microsoft-com:office:office" xmlns:r="http://schemas.openxmlformats.org/officeDocument/2006/relationships" xmlns:m="http://schemas.openxmlformats.org/officeDocument/2006/math" xmlns:v="urn:schemas-microsoft-com:vml" xmlns:wp14="http://schemas.microsoft.com/office/word/2010/wordprocessingDrawing" xmlns:wp="http://schemas.openxmlformats.org/drawingml/2006/wordprocessingDrawing" xmlns:w10="urn:schemas-microsoft-com:office:word" xmlns:w="http://schemas.openxmlformats.org/wordprocessingml/2006/main" xmlns:w14="http://schemas.microsoft.com/office/word/2010/wordml" xmlns:w15="http://schemas.microsoft.com/office/word/2012/wordml" xmlns:wne="http://schemas.microsoft.com/office/word/2006/wordml" xmlns:wpg="http://schemas.microsoft.com/office/word/2010/wordprocessingGroup" xmlns:wpi="http://schemas.microsoft.com/office/word/2010/wordprocessingInk" xmlns:wps="http://schemas.microsoft.com/office/word/2010/wordprocessingShape" mc:Ignorable="w14 w15 wp14">
+  <!-- Generated by Aspose.Words for .NET 13.3.0.1 -->
   <w:body>
     <w:p>
       <w:pPr>
-        <w:pStyle w:val="31"/>
+        <w:pStyle w:val="a1"/>
         <w:bidi w:val="0"/>
       </w:pPr>
       <w:bookmarkStart w:id="0" w:name="_Toc18016"/>
     </w:p>
     <w:p>
       <w:pPr>
-        <w:pStyle w:val="31"/>
+        <w:pStyle w:val="a1"/>
         <w:bidi w:val="0"/>
       </w:pPr>
       <w:r>
@@ -21,23 +22,23 @@
     </w:p>
     <w:p>
       <w:pPr>
-        <w:pStyle w:val="32"/>
+        <w:pStyle w:val="a2"/>
         <w:bidi w:val="0"/>
       </w:pPr>
       <w:bookmarkStart w:id="1" w:name="_Toc22402"/>
       <w:r>
-        <w:t>甘肃国邦信息科技有限公司</w:t>
+        <w:t>中达丰集团有限公司</w:t>
       </w:r>
       <w:bookmarkEnd w:id="1"/>
     </w:p>
     <w:p>
       <w:pPr>
-        <w:pStyle w:val="12"/>
+        <w:pStyle w:val="BodyText"/>
         <w:spacing w:line="363" w:lineRule="auto"/>
-        <w:ind w:left="0" w:leftChars="0" w:right="0" w:rightChars="0" w:firstLine="0" w:firstLineChars="0"/>
+        <w:ind w:left="0" w:right="0" w:firstLine="0" w:leftChars="0" w:rightChars="0" w:firstLineChars="0"/>
         <w:jc w:val="center"/>
         <w:rPr>
-          <w:rFonts w:hint="eastAsia" w:ascii="宋体" w:hAnsi="宋体" w:eastAsia="宋体" w:cs="宋体"/>
+          <w:rFonts w:ascii="宋体" w:eastAsia="宋体" w:hAnsi="宋体" w:cs="宋体" w:hint="eastAsia"/>
           <w:sz w:val="36"/>
           <w:szCs w:val="36"/>
           <w:lang w:val="en-US" w:eastAsia="zh-CN"/>
@@ -45,18 +46,18 @@
       </w:pPr>
       <w:r>
         <w:rPr>
-          <w:rFonts w:hint="eastAsia" w:ascii="宋体" w:hAnsi="宋体" w:eastAsia="宋体" w:cs="宋体"/>
+          <w:rFonts w:ascii="宋体" w:eastAsia="宋体" w:hAnsi="宋体" w:cs="宋体" w:hint="eastAsia"/>
           <w:sz w:val="36"/>
           <w:szCs w:val="36"/>
           <w:lang w:val="en-US" w:eastAsia="zh-CN"/>
         </w:rPr>
-        <w:t>2025年1月4日</w:t>
-      </w:r>
-    </w:p>
-    <w:p>
-      <w:pPr>
-        <w:rPr>
-          <w:rFonts w:hint="eastAsia" w:ascii="宋体" w:hAnsi="宋体" w:eastAsia="宋体" w:cs="宋体"/>
+        <w:t>2025年7月4日</w:t>
+      </w:r>
+    </w:p>
+    <w:p>
+      <w:pPr>
+        <w:rPr>
+          <w:rFonts w:ascii="宋体" w:eastAsia="宋体" w:hAnsi="宋体" w:cs="宋体" w:hint="eastAsia"/>
           <w:sz w:val="36"/>
           <w:szCs w:val="36"/>
           <w:lang w:val="en-US" w:eastAsia="zh-CN"/>
@@ -64,7 +65,7 @@
       </w:pPr>
       <w:r>
         <w:rPr>
-          <w:rFonts w:hint="eastAsia" w:ascii="宋体" w:hAnsi="宋体" w:eastAsia="宋体" w:cs="宋体"/>
+          <w:rFonts w:ascii="宋体" w:eastAsia="宋体" w:hAnsi="宋体" w:cs="宋体" w:hint="eastAsia"/>
           <w:sz w:val="36"/>
           <w:szCs w:val="36"/>
           <w:lang w:val="en-US" w:eastAsia="zh-CN"/>
@@ -78,7 +79,7 @@
         <w:ind w:left="3710"/>
         <w:outlineLvl w:val="0"/>
         <w:rPr>
-          <w:rFonts w:ascii="宋体" w:hAnsi="宋体" w:eastAsia="宋体" w:cs="宋体"/>
+          <w:rFonts w:ascii="宋体" w:eastAsia="宋体" w:hAnsi="宋体" w:cs="宋体"/>
           <w:sz w:val="28"/>
           <w:szCs w:val="28"/>
         </w:rPr>
@@ -86,7 +87,7 @@
       <w:bookmarkStart w:id="2" w:name="_Toc11608"/>
       <w:r>
         <w:rPr>
-          <w:rFonts w:ascii="宋体" w:hAnsi="宋体" w:eastAsia="宋体" w:cs="宋体"/>
+          <w:rFonts w:ascii="宋体" w:eastAsia="宋体" w:hAnsi="宋体" w:cs="宋体"/>
           <w:spacing w:val="-3"/>
           <w:sz w:val="28"/>
           <w:szCs w:val="28"/>
@@ -102,16 +103,16 @@
     </w:p>
     <w:tbl>
       <w:tblPr>
-        <w:tblStyle w:val="24"/>
+        <w:tblStyle w:val="TableNormal0"/>
         <w:tblW w:w="9072" w:type="dxa"/>
         <w:tblInd w:w="5" w:type="dxa"/>
         <w:tblBorders>
-          <w:top w:val="single" w:color="000000" w:sz="4" w:space="0"/>
-          <w:left w:val="single" w:color="000000" w:sz="4" w:space="0"/>
-          <w:bottom w:val="single" w:color="000000" w:sz="4" w:space="0"/>
-          <w:right w:val="single" w:color="000000" w:sz="4" w:space="0"/>
-          <w:insideH w:val="single" w:color="000000" w:sz="4" w:space="0"/>
-          <w:insideV w:val="single" w:color="000000" w:sz="4" w:space="0"/>
+          <w:top w:val="single" w:sz="4" w:space="0" w:color="000000"/>
+          <w:left w:val="single" w:sz="4" w:space="0" w:color="000000"/>
+          <w:bottom w:val="single" w:sz="4" w:space="0" w:color="000000"/>
+          <w:right w:val="single" w:sz="4" w:space="0" w:color="000000"/>
+          <w:insideH w:val="single" w:sz="4" w:space="0" w:color="000000"/>
+          <w:insideV w:val="single" w:sz="4" w:space="0" w:color="000000"/>
         </w:tblBorders>
         <w:tblLayout w:type="fixed"/>
         <w:tblCellMar>
@@ -130,14 +131,17 @@
       </w:tblGrid>
       <w:tr>
         <w:tblPrEx>
+          <w:tblW w:w="9072" w:type="dxa"/>
+          <w:tblInd w:w="5" w:type="dxa"/>
           <w:tblBorders>
-            <w:top w:val="single" w:color="000000" w:sz="4" w:space="0"/>
-            <w:left w:val="single" w:color="000000" w:sz="4" w:space="0"/>
-            <w:bottom w:val="single" w:color="000000" w:sz="4" w:space="0"/>
-            <w:right w:val="single" w:color="000000" w:sz="4" w:space="0"/>
-            <w:insideH w:val="single" w:color="000000" w:sz="4" w:space="0"/>
-            <w:insideV w:val="single" w:color="000000" w:sz="4" w:space="0"/>
+            <w:top w:val="single" w:sz="4" w:space="0" w:color="000000"/>
+            <w:left w:val="single" w:sz="4" w:space="0" w:color="000000"/>
+            <w:bottom w:val="single" w:sz="4" w:space="0" w:color="000000"/>
+            <w:right w:val="single" w:sz="4" w:space="0" w:color="000000"/>
+            <w:insideH w:val="single" w:sz="4" w:space="0" w:color="000000"/>
+            <w:insideV w:val="single" w:sz="4" w:space="0" w:color="000000"/>
           </w:tblBorders>
+          <w:tblLayout w:type="fixed"/>
           <w:tblCellMar>
             <w:top w:w="0" w:type="dxa"/>
             <w:left w:w="0" w:type="dxa"/>
@@ -146,7 +150,7 @@
           </w:tblCellMar>
         </w:tblPrEx>
         <w:trPr>
-          <w:trHeight w:val="611" w:hRule="atLeast"/>
+          <w:trHeight w:val="611"/>
         </w:trPr>
         <w:tc>
           <w:tcPr>
@@ -157,14 +161,14 @@
               <w:spacing w:before="185" w:line="220" w:lineRule="auto"/>
               <w:ind w:left="207"/>
               <w:rPr>
-                <w:rFonts w:ascii="宋体" w:hAnsi="宋体" w:eastAsia="宋体" w:cs="宋体"/>
+                <w:rFonts w:ascii="宋体" w:eastAsia="宋体" w:hAnsi="宋体" w:cs="宋体"/>
                 <w:sz w:val="24"/>
                 <w:szCs w:val="24"/>
               </w:rPr>
             </w:pPr>
             <w:r>
               <w:rPr>
-                <w:rFonts w:ascii="宋体" w:hAnsi="宋体" w:eastAsia="宋体" w:cs="宋体"/>
+                <w:rFonts w:ascii="宋体" w:eastAsia="宋体" w:hAnsi="宋体" w:cs="宋体"/>
                 <w:spacing w:val="-2"/>
                 <w:sz w:val="24"/>
                 <w:szCs w:val="24"/>
@@ -183,33 +187,28 @@
               <w:spacing w:before="185" w:line="220" w:lineRule="auto"/>
               <w:ind w:left="111"/>
               <w:rPr>
-                <w:rFonts w:ascii="宋体" w:hAnsi="宋体" w:eastAsia="宋体" w:cs="宋体"/>
+                <w:rFonts w:ascii="宋体" w:eastAsia="宋体" w:hAnsi="宋体" w:cs="宋体"/>
                 <w:sz w:val="24"/>
                 <w:szCs w:val="24"/>
               </w:rPr>
             </w:pPr>
             <w:r>
               <w:rPr>
-                <w:rFonts w:ascii="宋体" w:hAnsi="宋体" w:eastAsia="宋体" w:cs="宋体"/>
+                <w:rFonts w:ascii="宋体" w:eastAsia="宋体" w:hAnsi="宋体" w:cs="宋体"/>
                 <w:spacing w:val="-1"/>
                 <w:sz w:val="24"/>
                 <w:szCs w:val="24"/>
               </w:rPr>
-              <w:t>客户满意度调查程序（GSGB-ITSS-MYDDC）</w:t>
+              <w:t>客户满意度调查程序（ZDFJT-ITSS-MYDDC）</w:t>
             </w:r>
           </w:p>
         </w:tc>
       </w:tr>
       <w:tr>
         <w:tblPrEx>
-          <w:tblBorders>
-            <w:top w:val="single" w:color="000000" w:sz="4" w:space="0"/>
-            <w:left w:val="single" w:color="000000" w:sz="4" w:space="0"/>
-            <w:bottom w:val="single" w:color="000000" w:sz="4" w:space="0"/>
-            <w:right w:val="single" w:color="000000" w:sz="4" w:space="0"/>
-            <w:insideH w:val="single" w:color="000000" w:sz="4" w:space="0"/>
-            <w:insideV w:val="single" w:color="000000" w:sz="4" w:space="0"/>
-          </w:tblBorders>
+          <w:tblW w:w="9072" w:type="dxa"/>
+          <w:tblInd w:w="5" w:type="dxa"/>
+          <w:tblLayout w:type="fixed"/>
           <w:tblCellMar>
             <w:top w:w="0" w:type="dxa"/>
             <w:left w:w="0" w:type="dxa"/>
@@ -218,7 +217,7 @@
           </w:tblCellMar>
         </w:tblPrEx>
         <w:trPr>
-          <w:trHeight w:val="607" w:hRule="atLeast"/>
+          <w:trHeight w:val="607"/>
         </w:trPr>
         <w:tc>
           <w:tcPr>
@@ -229,14 +228,14 @@
               <w:spacing w:before="182" w:line="220" w:lineRule="auto"/>
               <w:ind w:left="447"/>
               <w:rPr>
-                <w:rFonts w:ascii="宋体" w:hAnsi="宋体" w:eastAsia="宋体" w:cs="宋体"/>
+                <w:rFonts w:ascii="宋体" w:eastAsia="宋体" w:hAnsi="宋体" w:cs="宋体"/>
                 <w:sz w:val="24"/>
                 <w:szCs w:val="24"/>
               </w:rPr>
             </w:pPr>
             <w:r>
               <w:rPr>
-                <w:rFonts w:ascii="宋体" w:hAnsi="宋体" w:eastAsia="宋体" w:cs="宋体"/>
+                <w:rFonts w:ascii="宋体" w:eastAsia="宋体" w:hAnsi="宋体" w:cs="宋体"/>
                 <w:spacing w:val="-3"/>
                 <w:sz w:val="24"/>
                 <w:szCs w:val="24"/>
@@ -255,33 +254,28 @@
               <w:spacing w:before="182" w:line="219" w:lineRule="auto"/>
               <w:ind w:left="109"/>
               <w:rPr>
-                <w:rFonts w:ascii="宋体" w:hAnsi="宋体" w:eastAsia="宋体" w:cs="宋体"/>
+                <w:rFonts w:ascii="宋体" w:eastAsia="宋体" w:hAnsi="宋体" w:cs="宋体"/>
                 <w:sz w:val="24"/>
                 <w:szCs w:val="24"/>
               </w:rPr>
             </w:pPr>
             <w:r>
               <w:rPr>
-                <w:rFonts w:ascii="宋体" w:hAnsi="宋体" w:eastAsia="宋体" w:cs="宋体"/>
+                <w:rFonts w:ascii="宋体" w:eastAsia="宋体" w:hAnsi="宋体" w:cs="宋体"/>
                 <w:spacing w:val="-1"/>
                 <w:sz w:val="24"/>
                 <w:szCs w:val="24"/>
               </w:rPr>
-              <w:t>甘肃国邦信息科技有限公司</w:t>
+              <w:t>中达丰集团有限公司</w:t>
             </w:r>
           </w:p>
         </w:tc>
       </w:tr>
       <w:tr>
         <w:tblPrEx>
-          <w:tblBorders>
-            <w:top w:val="single" w:color="000000" w:sz="4" w:space="0"/>
-            <w:left w:val="single" w:color="000000" w:sz="4" w:space="0"/>
-            <w:bottom w:val="single" w:color="000000" w:sz="4" w:space="0"/>
-            <w:right w:val="single" w:color="000000" w:sz="4" w:space="0"/>
-            <w:insideH w:val="single" w:color="000000" w:sz="4" w:space="0"/>
-            <w:insideV w:val="single" w:color="000000" w:sz="4" w:space="0"/>
-          </w:tblBorders>
+          <w:tblW w:w="9072" w:type="dxa"/>
+          <w:tblInd w:w="5" w:type="dxa"/>
+          <w:tblLayout w:type="fixed"/>
           <w:tblCellMar>
             <w:top w:w="0" w:type="dxa"/>
             <w:left w:w="0" w:type="dxa"/>
@@ -290,7 +284,7 @@
           </w:tblCellMar>
         </w:tblPrEx>
         <w:trPr>
-          <w:trHeight w:val="607" w:hRule="atLeast"/>
+          <w:trHeight w:val="607"/>
         </w:trPr>
         <w:tc>
           <w:tcPr>
@@ -301,14 +295,14 @@
               <w:spacing w:before="183" w:line="219" w:lineRule="auto"/>
               <w:ind w:left="447"/>
               <w:rPr>
-                <w:rFonts w:ascii="宋体" w:hAnsi="宋体" w:eastAsia="宋体" w:cs="宋体"/>
+                <w:rFonts w:ascii="宋体" w:eastAsia="宋体" w:hAnsi="宋体" w:cs="宋体"/>
                 <w:sz w:val="24"/>
                 <w:szCs w:val="24"/>
               </w:rPr>
             </w:pPr>
             <w:r>
               <w:rPr>
-                <w:rFonts w:ascii="宋体" w:hAnsi="宋体" w:eastAsia="宋体" w:cs="宋体"/>
+                <w:rFonts w:ascii="宋体" w:eastAsia="宋体" w:hAnsi="宋体" w:cs="宋体"/>
                 <w:spacing w:val="-3"/>
                 <w:sz w:val="24"/>
                 <w:szCs w:val="24"/>
@@ -326,14 +320,14 @@
               <w:spacing w:before="183" w:line="219" w:lineRule="auto"/>
               <w:ind w:left="229"/>
               <w:rPr>
-                <w:rFonts w:ascii="宋体" w:hAnsi="宋体" w:eastAsia="宋体" w:cs="宋体"/>
+                <w:rFonts w:ascii="宋体" w:eastAsia="宋体" w:hAnsi="宋体" w:cs="宋体"/>
                 <w:sz w:val="24"/>
                 <w:szCs w:val="24"/>
               </w:rPr>
             </w:pPr>
             <w:r>
               <w:rPr>
-                <w:rFonts w:ascii="宋体" w:hAnsi="宋体" w:eastAsia="宋体" w:cs="宋体"/>
+                <w:rFonts w:ascii="宋体" w:eastAsia="宋体" w:hAnsi="宋体" w:cs="宋体"/>
                 <w:spacing w:val="-2"/>
                 <w:sz w:val="24"/>
                 <w:szCs w:val="24"/>
@@ -351,14 +345,14 @@
               <w:spacing w:before="183" w:line="219" w:lineRule="auto"/>
               <w:ind w:left="676"/>
               <w:rPr>
-                <w:rFonts w:ascii="宋体" w:hAnsi="宋体" w:eastAsia="宋体" w:cs="宋体"/>
+                <w:rFonts w:ascii="宋体" w:eastAsia="宋体" w:hAnsi="宋体" w:cs="宋体"/>
                 <w:sz w:val="24"/>
                 <w:szCs w:val="24"/>
               </w:rPr>
             </w:pPr>
             <w:r>
               <w:rPr>
-                <w:rFonts w:ascii="宋体" w:hAnsi="宋体" w:eastAsia="宋体" w:cs="宋体"/>
+                <w:rFonts w:ascii="宋体" w:eastAsia="宋体" w:hAnsi="宋体" w:cs="宋体"/>
                 <w:spacing w:val="-2"/>
                 <w:sz w:val="24"/>
                 <w:szCs w:val="24"/>
@@ -376,14 +370,14 @@
               <w:spacing w:before="184" w:line="220" w:lineRule="auto"/>
               <w:ind w:left="545"/>
               <w:rPr>
-                <w:rFonts w:ascii="宋体" w:hAnsi="宋体" w:eastAsia="宋体" w:cs="宋体"/>
+                <w:rFonts w:ascii="宋体" w:eastAsia="宋体" w:hAnsi="宋体" w:cs="宋体"/>
                 <w:sz w:val="24"/>
                 <w:szCs w:val="24"/>
               </w:rPr>
             </w:pPr>
             <w:r>
               <w:rPr>
-                <w:rFonts w:ascii="宋体" w:hAnsi="宋体" w:eastAsia="宋体" w:cs="宋体"/>
+                <w:rFonts w:ascii="宋体" w:eastAsia="宋体" w:hAnsi="宋体" w:cs="宋体"/>
                 <w:spacing w:val="-3"/>
                 <w:sz w:val="24"/>
                 <w:szCs w:val="24"/>
@@ -401,14 +395,14 @@
               <w:spacing w:before="184" w:line="220" w:lineRule="auto"/>
               <w:ind w:left="754"/>
               <w:rPr>
-                <w:rFonts w:ascii="宋体" w:hAnsi="宋体" w:eastAsia="宋体" w:cs="宋体"/>
+                <w:rFonts w:ascii="宋体" w:eastAsia="宋体" w:hAnsi="宋体" w:cs="宋体"/>
                 <w:sz w:val="24"/>
                 <w:szCs w:val="24"/>
               </w:rPr>
             </w:pPr>
             <w:r>
               <w:rPr>
-                <w:rFonts w:ascii="宋体" w:hAnsi="宋体" w:eastAsia="宋体" w:cs="宋体"/>
+                <w:rFonts w:ascii="宋体" w:eastAsia="宋体" w:hAnsi="宋体" w:cs="宋体"/>
                 <w:spacing w:val="-6"/>
                 <w:sz w:val="24"/>
                 <w:szCs w:val="24"/>
@@ -420,14 +414,9 @@
       </w:tr>
       <w:tr>
         <w:tblPrEx>
-          <w:tblBorders>
-            <w:top w:val="single" w:color="000000" w:sz="4" w:space="0"/>
-            <w:left w:val="single" w:color="000000" w:sz="4" w:space="0"/>
-            <w:bottom w:val="single" w:color="000000" w:sz="4" w:space="0"/>
-            <w:right w:val="single" w:color="000000" w:sz="4" w:space="0"/>
-            <w:insideH w:val="single" w:color="000000" w:sz="4" w:space="0"/>
-            <w:insideV w:val="single" w:color="000000" w:sz="4" w:space="0"/>
-          </w:tblBorders>
+          <w:tblW w:w="9072" w:type="dxa"/>
+          <w:tblInd w:w="5" w:type="dxa"/>
+          <w:tblLayout w:type="fixed"/>
           <w:tblCellMar>
             <w:top w:w="0" w:type="dxa"/>
             <w:left w:w="0" w:type="dxa"/>
@@ -436,7 +425,7 @@
           </w:tblCellMar>
         </w:tblPrEx>
         <w:trPr>
-          <w:trHeight w:val="474" w:hRule="atLeast"/>
+          <w:trHeight w:val="474"/>
         </w:trPr>
         <w:tc>
           <w:tcPr>
@@ -447,14 +436,14 @@
               <w:spacing w:before="162" w:line="239" w:lineRule="auto"/>
               <w:ind w:left="709"/>
               <w:rPr>
-                <w:rFonts w:ascii="宋体" w:hAnsi="宋体" w:eastAsia="宋体" w:cs="宋体"/>
+                <w:rFonts w:ascii="宋体" w:eastAsia="宋体" w:hAnsi="宋体" w:cs="宋体"/>
                 <w:sz w:val="21"/>
                 <w:szCs w:val="21"/>
               </w:rPr>
             </w:pPr>
             <w:r>
               <w:rPr>
-                <w:rFonts w:ascii="宋体" w:hAnsi="宋体" w:eastAsia="宋体" w:cs="宋体"/>
+                <w:rFonts w:ascii="宋体" w:eastAsia="宋体" w:hAnsi="宋体" w:cs="宋体"/>
                 <w:spacing w:val="-1"/>
                 <w:sz w:val="21"/>
                 <w:szCs w:val="21"/>
@@ -472,19 +461,19 @@
               <w:spacing w:before="162"/>
               <w:ind w:left="290"/>
               <w:rPr>
-                <w:rFonts w:ascii="宋体" w:hAnsi="宋体" w:eastAsia="宋体" w:cs="宋体"/>
+                <w:rFonts w:ascii="宋体" w:eastAsia="宋体" w:hAnsi="宋体" w:cs="宋体"/>
                 <w:sz w:val="21"/>
                 <w:szCs w:val="21"/>
               </w:rPr>
             </w:pPr>
             <w:r>
               <w:rPr>
-                <w:rFonts w:ascii="宋体" w:hAnsi="宋体" w:eastAsia="宋体" w:cs="宋体"/>
+                <w:rFonts w:ascii="宋体" w:eastAsia="宋体" w:hAnsi="宋体" w:cs="宋体"/>
                 <w:spacing w:val="-2"/>
                 <w:sz w:val="21"/>
                 <w:szCs w:val="21"/>
               </w:rPr>
-              <w:t>2025-1-4</w:t>
+              <w:t>2025-7-4</w:t>
             </w:r>
           </w:p>
         </w:tc>
@@ -497,14 +486,14 @@
               <w:spacing w:before="132" w:line="219" w:lineRule="auto"/>
               <w:ind w:left="738"/>
               <w:rPr>
-                <w:rFonts w:ascii="宋体" w:hAnsi="宋体" w:eastAsia="宋体" w:cs="宋体"/>
+                <w:rFonts w:ascii="宋体" w:eastAsia="宋体" w:hAnsi="宋体" w:cs="宋体"/>
                 <w:sz w:val="21"/>
                 <w:szCs w:val="21"/>
               </w:rPr>
             </w:pPr>
             <w:r>
               <w:rPr>
-                <w:rFonts w:ascii="宋体" w:hAnsi="宋体" w:eastAsia="宋体" w:cs="宋体"/>
+                <w:rFonts w:ascii="宋体" w:eastAsia="宋体" w:hAnsi="宋体" w:cs="宋体"/>
                 <w:spacing w:val="-3"/>
                 <w:sz w:val="21"/>
                 <w:szCs w:val="21"/>
@@ -522,7 +511,7 @@
               <w:spacing w:before="132" w:line="220" w:lineRule="auto"/>
               <w:ind w:left="470"/>
               <w:rPr>
-                <w:rFonts w:hint="eastAsia" w:ascii="宋体" w:hAnsi="宋体" w:eastAsia="宋体" w:cs="宋体"/>
+                <w:rFonts w:ascii="宋体" w:eastAsia="宋体" w:hAnsi="宋体" w:cs="宋体" w:hint="eastAsia"/>
                 <w:sz w:val="21"/>
                 <w:szCs w:val="21"/>
                 <w:lang w:val="en-US" w:eastAsia="zh-CN"/>
@@ -530,12 +519,12 @@
             </w:pPr>
             <w:r>
               <w:rPr>
-                <w:rFonts w:hint="eastAsia" w:ascii="宋体" w:hAnsi="宋体" w:eastAsia="宋体" w:cs="宋体"/>
+                <w:rFonts w:ascii="宋体" w:eastAsia="宋体" w:hAnsi="宋体" w:cs="宋体" w:hint="eastAsia"/>
                 <w:sz w:val="21"/>
                 <w:szCs w:val="21"/>
                 <w:lang w:val="en-US" w:eastAsia="zh-CN"/>
               </w:rPr>
-              <w:t>金文莉</w:t>
+              <w:t>李平</w:t>
             </w:r>
           </w:p>
         </w:tc>
@@ -548,7 +537,7 @@
               <w:spacing w:before="133" w:line="220" w:lineRule="auto"/>
               <w:ind w:left="676"/>
               <w:rPr>
-                <w:rFonts w:hint="eastAsia" w:ascii="宋体" w:hAnsi="宋体" w:eastAsia="宋体" w:cs="宋体"/>
+                <w:rFonts w:ascii="宋体" w:eastAsia="宋体" w:hAnsi="宋体" w:cs="宋体" w:hint="eastAsia"/>
                 <w:sz w:val="21"/>
                 <w:szCs w:val="21"/>
                 <w:lang w:val="en-US" w:eastAsia="zh-CN"/>
@@ -556,26 +545,21 @@
             </w:pPr>
             <w:r>
               <w:rPr>
-                <w:rFonts w:hint="eastAsia" w:ascii="宋体" w:hAnsi="宋体" w:eastAsia="宋体" w:cs="宋体"/>
+                <w:rFonts w:ascii="宋体" w:eastAsia="宋体" w:hAnsi="宋体" w:cs="宋体" w:hint="eastAsia"/>
                 <w:sz w:val="21"/>
                 <w:szCs w:val="21"/>
                 <w:lang w:val="en-US" w:eastAsia="zh-CN"/>
               </w:rPr>
-              <w:t>黄益溪</w:t>
+              <w:t>吴向阳</w:t>
             </w:r>
           </w:p>
         </w:tc>
       </w:tr>
       <w:tr>
         <w:tblPrEx>
-          <w:tblBorders>
-            <w:top w:val="single" w:color="000000" w:sz="4" w:space="0"/>
-            <w:left w:val="single" w:color="000000" w:sz="4" w:space="0"/>
-            <w:bottom w:val="single" w:color="000000" w:sz="4" w:space="0"/>
-            <w:right w:val="single" w:color="000000" w:sz="4" w:space="0"/>
-            <w:insideH w:val="single" w:color="000000" w:sz="4" w:space="0"/>
-            <w:insideV w:val="single" w:color="000000" w:sz="4" w:space="0"/>
-          </w:tblBorders>
+          <w:tblW w:w="9072" w:type="dxa"/>
+          <w:tblInd w:w="5" w:type="dxa"/>
+          <w:tblLayout w:type="fixed"/>
           <w:tblCellMar>
             <w:top w:w="0" w:type="dxa"/>
             <w:left w:w="0" w:type="dxa"/>
@@ -584,7 +568,7 @@
           </w:tblCellMar>
         </w:tblPrEx>
         <w:trPr>
-          <w:trHeight w:val="474" w:hRule="atLeast"/>
+          <w:trHeight w:val="474"/>
         </w:trPr>
         <w:tc>
           <w:tcPr>
@@ -592,7 +576,7 @@
           </w:tcPr>
           <w:p>
             <w:pPr>
-              <w:pStyle w:val="25"/>
+              <w:pStyle w:val="TableText"/>
             </w:pPr>
           </w:p>
         </w:tc>
@@ -602,7 +586,7 @@
           </w:tcPr>
           <w:p>
             <w:pPr>
-              <w:pStyle w:val="25"/>
+              <w:pStyle w:val="TableText"/>
             </w:pPr>
           </w:p>
         </w:tc>
@@ -612,7 +596,7 @@
           </w:tcPr>
           <w:p>
             <w:pPr>
-              <w:pStyle w:val="25"/>
+              <w:pStyle w:val="TableText"/>
             </w:pPr>
           </w:p>
         </w:tc>
@@ -622,7 +606,7 @@
           </w:tcPr>
           <w:p>
             <w:pPr>
-              <w:pStyle w:val="25"/>
+              <w:pStyle w:val="TableText"/>
             </w:pPr>
           </w:p>
         </w:tc>
@@ -632,21 +616,16 @@
           </w:tcPr>
           <w:p>
             <w:pPr>
-              <w:pStyle w:val="25"/>
+              <w:pStyle w:val="TableText"/>
             </w:pPr>
           </w:p>
         </w:tc>
       </w:tr>
       <w:tr>
         <w:tblPrEx>
-          <w:tblBorders>
-            <w:top w:val="single" w:color="000000" w:sz="4" w:space="0"/>
-            <w:left w:val="single" w:color="000000" w:sz="4" w:space="0"/>
-            <w:bottom w:val="single" w:color="000000" w:sz="4" w:space="0"/>
-            <w:right w:val="single" w:color="000000" w:sz="4" w:space="0"/>
-            <w:insideH w:val="single" w:color="000000" w:sz="4" w:space="0"/>
-            <w:insideV w:val="single" w:color="000000" w:sz="4" w:space="0"/>
-          </w:tblBorders>
+          <w:tblW w:w="9072" w:type="dxa"/>
+          <w:tblInd w:w="5" w:type="dxa"/>
+          <w:tblLayout w:type="fixed"/>
           <w:tblCellMar>
             <w:top w:w="0" w:type="dxa"/>
             <w:left w:w="0" w:type="dxa"/>
@@ -655,7 +634,7 @@
           </w:tblCellMar>
         </w:tblPrEx>
         <w:trPr>
-          <w:trHeight w:val="474" w:hRule="atLeast"/>
+          <w:trHeight w:val="474"/>
         </w:trPr>
         <w:tc>
           <w:tcPr>
@@ -663,7 +642,7 @@
           </w:tcPr>
           <w:p>
             <w:pPr>
-              <w:pStyle w:val="25"/>
+              <w:pStyle w:val="TableText"/>
             </w:pPr>
           </w:p>
         </w:tc>
@@ -673,7 +652,7 @@
           </w:tcPr>
           <w:p>
             <w:pPr>
-              <w:pStyle w:val="25"/>
+              <w:pStyle w:val="TableText"/>
             </w:pPr>
           </w:p>
         </w:tc>
@@ -683,7 +662,7 @@
           </w:tcPr>
           <w:p>
             <w:pPr>
-              <w:pStyle w:val="25"/>
+              <w:pStyle w:val="TableText"/>
             </w:pPr>
           </w:p>
         </w:tc>
@@ -693,7 +672,7 @@
           </w:tcPr>
           <w:p>
             <w:pPr>
-              <w:pStyle w:val="25"/>
+              <w:pStyle w:val="TableText"/>
             </w:pPr>
           </w:p>
         </w:tc>
@@ -703,21 +682,16 @@
           </w:tcPr>
           <w:p>
             <w:pPr>
-              <w:pStyle w:val="25"/>
+              <w:pStyle w:val="TableText"/>
             </w:pPr>
           </w:p>
         </w:tc>
       </w:tr>
       <w:tr>
         <w:tblPrEx>
-          <w:tblBorders>
-            <w:top w:val="single" w:color="000000" w:sz="4" w:space="0"/>
-            <w:left w:val="single" w:color="000000" w:sz="4" w:space="0"/>
-            <w:bottom w:val="single" w:color="000000" w:sz="4" w:space="0"/>
-            <w:right w:val="single" w:color="000000" w:sz="4" w:space="0"/>
-            <w:insideH w:val="single" w:color="000000" w:sz="4" w:space="0"/>
-            <w:insideV w:val="single" w:color="000000" w:sz="4" w:space="0"/>
-          </w:tblBorders>
+          <w:tblW w:w="9072" w:type="dxa"/>
+          <w:tblInd w:w="5" w:type="dxa"/>
+          <w:tblLayout w:type="fixed"/>
           <w:tblCellMar>
             <w:top w:w="0" w:type="dxa"/>
             <w:left w:w="0" w:type="dxa"/>
@@ -726,7 +700,7 @@
           </w:tblCellMar>
         </w:tblPrEx>
         <w:trPr>
-          <w:trHeight w:val="474" w:hRule="atLeast"/>
+          <w:trHeight w:val="474"/>
         </w:trPr>
         <w:tc>
           <w:tcPr>
@@ -734,7 +708,7 @@
           </w:tcPr>
           <w:p>
             <w:pPr>
-              <w:pStyle w:val="25"/>
+              <w:pStyle w:val="TableText"/>
             </w:pPr>
           </w:p>
         </w:tc>
@@ -744,7 +718,7 @@
           </w:tcPr>
           <w:p>
             <w:pPr>
-              <w:pStyle w:val="25"/>
+              <w:pStyle w:val="TableText"/>
             </w:pPr>
           </w:p>
         </w:tc>
@@ -754,7 +728,7 @@
           </w:tcPr>
           <w:p>
             <w:pPr>
-              <w:pStyle w:val="25"/>
+              <w:pStyle w:val="TableText"/>
             </w:pPr>
           </w:p>
         </w:tc>
@@ -764,7 +738,7 @@
           </w:tcPr>
           <w:p>
             <w:pPr>
-              <w:pStyle w:val="25"/>
+              <w:pStyle w:val="TableText"/>
             </w:pPr>
           </w:p>
         </w:tc>
@@ -774,21 +748,16 @@
           </w:tcPr>
           <w:p>
             <w:pPr>
-              <w:pStyle w:val="25"/>
+              <w:pStyle w:val="TableText"/>
             </w:pPr>
           </w:p>
         </w:tc>
       </w:tr>
       <w:tr>
         <w:tblPrEx>
-          <w:tblBorders>
-            <w:top w:val="single" w:color="000000" w:sz="4" w:space="0"/>
-            <w:left w:val="single" w:color="000000" w:sz="4" w:space="0"/>
-            <w:bottom w:val="single" w:color="000000" w:sz="4" w:space="0"/>
-            <w:right w:val="single" w:color="000000" w:sz="4" w:space="0"/>
-            <w:insideH w:val="single" w:color="000000" w:sz="4" w:space="0"/>
-            <w:insideV w:val="single" w:color="000000" w:sz="4" w:space="0"/>
-          </w:tblBorders>
+          <w:tblW w:w="9072" w:type="dxa"/>
+          <w:tblInd w:w="5" w:type="dxa"/>
+          <w:tblLayout w:type="fixed"/>
           <w:tblCellMar>
             <w:top w:w="0" w:type="dxa"/>
             <w:left w:w="0" w:type="dxa"/>
@@ -797,7 +766,7 @@
           </w:tblCellMar>
         </w:tblPrEx>
         <w:trPr>
-          <w:trHeight w:val="474" w:hRule="atLeast"/>
+          <w:trHeight w:val="474"/>
         </w:trPr>
         <w:tc>
           <w:tcPr>
@@ -805,7 +774,7 @@
           </w:tcPr>
           <w:p>
             <w:pPr>
-              <w:pStyle w:val="25"/>
+              <w:pStyle w:val="TableText"/>
             </w:pPr>
           </w:p>
         </w:tc>
@@ -815,7 +784,7 @@
           </w:tcPr>
           <w:p>
             <w:pPr>
-              <w:pStyle w:val="25"/>
+              <w:pStyle w:val="TableText"/>
             </w:pPr>
           </w:p>
         </w:tc>
@@ -825,7 +794,7 @@
           </w:tcPr>
           <w:p>
             <w:pPr>
-              <w:pStyle w:val="25"/>
+              <w:pStyle w:val="TableText"/>
             </w:pPr>
           </w:p>
         </w:tc>
@@ -835,7 +804,7 @@
           </w:tcPr>
           <w:p>
             <w:pPr>
-              <w:pStyle w:val="25"/>
+              <w:pStyle w:val="TableText"/>
             </w:pPr>
           </w:p>
         </w:tc>
@@ -845,21 +814,16 @@
           </w:tcPr>
           <w:p>
             <w:pPr>
-              <w:pStyle w:val="25"/>
+              <w:pStyle w:val="TableText"/>
             </w:pPr>
           </w:p>
         </w:tc>
       </w:tr>
       <w:tr>
         <w:tblPrEx>
-          <w:tblBorders>
-            <w:top w:val="single" w:color="000000" w:sz="4" w:space="0"/>
-            <w:left w:val="single" w:color="000000" w:sz="4" w:space="0"/>
-            <w:bottom w:val="single" w:color="000000" w:sz="4" w:space="0"/>
-            <w:right w:val="single" w:color="000000" w:sz="4" w:space="0"/>
-            <w:insideH w:val="single" w:color="000000" w:sz="4" w:space="0"/>
-            <w:insideV w:val="single" w:color="000000" w:sz="4" w:space="0"/>
-          </w:tblBorders>
+          <w:tblW w:w="9072" w:type="dxa"/>
+          <w:tblInd w:w="5" w:type="dxa"/>
+          <w:tblLayout w:type="fixed"/>
           <w:tblCellMar>
             <w:top w:w="0" w:type="dxa"/>
             <w:left w:w="0" w:type="dxa"/>
@@ -868,7 +832,7 @@
           </w:tblCellMar>
         </w:tblPrEx>
         <w:trPr>
-          <w:trHeight w:val="589" w:hRule="atLeast"/>
+          <w:trHeight w:val="589"/>
         </w:trPr>
         <w:tc>
           <w:tcPr>
@@ -876,7 +840,7 @@
           </w:tcPr>
           <w:p>
             <w:pPr>
-              <w:pStyle w:val="25"/>
+              <w:pStyle w:val="TableText"/>
             </w:pPr>
           </w:p>
         </w:tc>
@@ -886,7 +850,7 @@
           </w:tcPr>
           <w:p>
             <w:pPr>
-              <w:pStyle w:val="25"/>
+              <w:pStyle w:val="TableText"/>
             </w:pPr>
           </w:p>
         </w:tc>
@@ -896,7 +860,7 @@
           </w:tcPr>
           <w:p>
             <w:pPr>
-              <w:pStyle w:val="25"/>
+              <w:pStyle w:val="TableText"/>
             </w:pPr>
           </w:p>
         </w:tc>
@@ -906,7 +870,7 @@
           </w:tcPr>
           <w:p>
             <w:pPr>
-              <w:pStyle w:val="25"/>
+              <w:pStyle w:val="TableText"/>
             </w:pPr>
           </w:p>
         </w:tc>
@@ -916,7 +880,7 @@
           </w:tcPr>
           <w:p>
             <w:pPr>
-              <w:pStyle w:val="25"/>
+              <w:pStyle w:val="TableText"/>
             </w:pPr>
           </w:p>
         </w:tc>
@@ -924,7 +888,7 @@
     </w:tbl>
     <w:p>
       <w:pPr>
-        <w:pStyle w:val="12"/>
+        <w:pStyle w:val="BodyText"/>
       </w:pPr>
     </w:p>
     <w:p>
@@ -932,14 +896,14 @@
         <w:sectPr>
           <w:pgSz w:w="11906" w:h="16839"/>
           <w:pgMar w:top="1431" w:right="1127" w:bottom="0" w:left="1696" w:header="0" w:footer="0" w:gutter="0"/>
-          <w:cols w:space="720" w:num="1"/>
+          <w:cols w:num="1" w:space="720"/>
         </w:sectPr>
       </w:pPr>
     </w:p>
     <w:sdt>
       <w:sdtPr>
         <w:rPr>
-          <w:rFonts w:ascii="宋体" w:hAnsi="宋体" w:eastAsia="宋体" w:cs="Arial"/>
+          <w:rFonts w:ascii="宋体" w:eastAsia="宋体" w:hAnsi="宋体" w:cs="Arial"/>
           <w:snapToGrid w:val="0"/>
           <w:color w:val="000000"/>
           <w:kern w:val="0"/>
@@ -955,7 +919,7 @@
       </w:sdtPr>
       <w:sdtEndPr>
         <w:rPr>
-          <w:rFonts w:ascii="Times New Roman" w:hAnsi="Times New Roman" w:eastAsia="Times New Roman" w:cs="Times New Roman"/>
+          <w:rFonts w:ascii="Times New Roman" w:eastAsia="Times New Roman" w:hAnsi="Times New Roman" w:cs="Times New Roman"/>
           <w:snapToGrid w:val="0"/>
           <w:color w:val="000000"/>
           <w:kern w:val="0"/>
@@ -968,17 +932,17 @@
         <w:p>
           <w:pPr>
             <w:spacing w:before="0" w:beforeLines="0" w:after="0" w:afterLines="0" w:line="240" w:lineRule="auto"/>
-            <w:ind w:left="0" w:leftChars="0" w:right="0" w:rightChars="0" w:firstLine="0" w:firstLineChars="0"/>
+            <w:ind w:left="0" w:right="0" w:firstLine="0" w:leftChars="0" w:rightChars="0" w:firstLineChars="0"/>
             <w:jc w:val="center"/>
             <w:rPr>
-              <w:rFonts w:hint="eastAsia" w:ascii="Microsoft JhengHei" w:hAnsi="Microsoft JhengHei" w:eastAsia="Microsoft JhengHei" w:cs="Microsoft JhengHei"/>
+              <w:rFonts w:ascii="Microsoft JhengHei" w:eastAsia="Microsoft JhengHei" w:hAnsi="Microsoft JhengHei" w:cs="Microsoft JhengHei" w:hint="eastAsia"/>
               <w:sz w:val="24"/>
               <w:szCs w:val="24"/>
             </w:rPr>
           </w:pPr>
           <w:r>
             <w:rPr>
-              <w:rFonts w:hint="eastAsia" w:ascii="Microsoft JhengHei" w:hAnsi="Microsoft JhengHei" w:eastAsia="Microsoft JhengHei" w:cs="Microsoft JhengHei"/>
+              <w:rFonts w:ascii="Microsoft JhengHei" w:eastAsia="Microsoft JhengHei" w:hAnsi="Microsoft JhengHei" w:cs="Microsoft JhengHei" w:hint="eastAsia"/>
               <w:sz w:val="24"/>
               <w:szCs w:val="24"/>
             </w:rPr>
@@ -987,14 +951,14 @@
         </w:p>
         <w:p>
           <w:pPr>
-            <w:pStyle w:val="16"/>
+            <w:pStyle w:val="TOC1"/>
             <w:tabs>
               <w:tab w:val="right" w:leader="dot" w:pos="8497"/>
             </w:tabs>
           </w:pPr>
           <w:r>
             <w:rPr>
-              <w:rFonts w:hint="eastAsia" w:ascii="Microsoft JhengHei" w:hAnsi="Microsoft JhengHei" w:eastAsia="Microsoft JhengHei" w:cs="Microsoft JhengHei"/>
+              <w:rFonts w:ascii="Microsoft JhengHei" w:eastAsia="Microsoft JhengHei" w:hAnsi="Microsoft JhengHei" w:cs="Microsoft JhengHei" w:hint="eastAsia"/>
               <w:sz w:val="24"/>
               <w:szCs w:val="24"/>
             </w:rPr>
@@ -1002,7 +966,7 @@
           </w:r>
           <w:r>
             <w:rPr>
-              <w:rFonts w:hint="eastAsia" w:ascii="Microsoft JhengHei" w:hAnsi="Microsoft JhengHei" w:eastAsia="Microsoft JhengHei" w:cs="Microsoft JhengHei"/>
+              <w:rFonts w:ascii="Microsoft JhengHei" w:eastAsia="Microsoft JhengHei" w:hAnsi="Microsoft JhengHei" w:cs="Microsoft JhengHei" w:hint="eastAsia"/>
               <w:sz w:val="24"/>
               <w:szCs w:val="24"/>
             </w:rPr>
@@ -1010,7 +974,7 @@
           </w:r>
           <w:r>
             <w:rPr>
-              <w:rFonts w:hint="eastAsia" w:ascii="Microsoft JhengHei" w:hAnsi="Microsoft JhengHei" w:eastAsia="Microsoft JhengHei" w:cs="Microsoft JhengHei"/>
+              <w:rFonts w:ascii="Microsoft JhengHei" w:eastAsia="Microsoft JhengHei" w:hAnsi="Microsoft JhengHei" w:cs="Microsoft JhengHei" w:hint="eastAsia"/>
               <w:sz w:val="24"/>
               <w:szCs w:val="24"/>
             </w:rPr>
@@ -1018,21 +982,21 @@
           </w:r>
           <w:r>
             <w:rPr>
-              <w:rFonts w:hint="eastAsia" w:ascii="Microsoft JhengHei" w:hAnsi="Microsoft JhengHei" w:eastAsia="Microsoft JhengHei" w:cs="Microsoft JhengHei"/>
+              <w:rFonts w:ascii="Microsoft JhengHei" w:eastAsia="Microsoft JhengHei" w:hAnsi="Microsoft JhengHei" w:cs="Microsoft JhengHei" w:hint="eastAsia"/>
               <w:szCs w:val="24"/>
             </w:rPr>
             <w:fldChar w:fldCharType="begin"/>
           </w:r>
           <w:r>
             <w:rPr>
-              <w:rFonts w:hint="eastAsia" w:ascii="Microsoft JhengHei" w:hAnsi="Microsoft JhengHei" w:eastAsia="Microsoft JhengHei" w:cs="Microsoft JhengHei"/>
+              <w:rFonts w:ascii="Microsoft JhengHei" w:eastAsia="Microsoft JhengHei" w:hAnsi="Microsoft JhengHei" w:cs="Microsoft JhengHei" w:hint="eastAsia"/>
               <w:szCs w:val="24"/>
             </w:rPr>
             <w:instrText xml:space="preserve"> HYPERLINK \l _Toc18016 </w:instrText>
           </w:r>
           <w:r>
             <w:rPr>
-              <w:rFonts w:hint="eastAsia" w:ascii="Microsoft JhengHei" w:hAnsi="Microsoft JhengHei" w:eastAsia="Microsoft JhengHei" w:cs="Microsoft JhengHei"/>
+              <w:rFonts w:ascii="Microsoft JhengHei" w:eastAsia="Microsoft JhengHei" w:hAnsi="Microsoft JhengHei" w:cs="Microsoft JhengHei" w:hint="eastAsia"/>
               <w:szCs w:val="24"/>
             </w:rPr>
             <w:fldChar w:fldCharType="separate"/>
@@ -1060,7 +1024,7 @@
           </w:r>
           <w:r>
             <w:rPr>
-              <w:rFonts w:hint="eastAsia" w:ascii="Microsoft JhengHei" w:hAnsi="Microsoft JhengHei" w:eastAsia="Microsoft JhengHei" w:cs="Microsoft JhengHei"/>
+              <w:rFonts w:ascii="Microsoft JhengHei" w:eastAsia="Microsoft JhengHei" w:hAnsi="Microsoft JhengHei" w:cs="Microsoft JhengHei" w:hint="eastAsia"/>
               <w:szCs w:val="24"/>
             </w:rPr>
             <w:fldChar w:fldCharType="end"/>
@@ -1068,34 +1032,34 @@
         </w:p>
         <w:p>
           <w:pPr>
-            <w:pStyle w:val="16"/>
+            <w:pStyle w:val="TOC1"/>
             <w:tabs>
               <w:tab w:val="right" w:leader="dot" w:pos="8497"/>
             </w:tabs>
           </w:pPr>
           <w:r>
             <w:rPr>
-              <w:rFonts w:hint="eastAsia" w:ascii="Microsoft JhengHei" w:hAnsi="Microsoft JhengHei" w:eastAsia="Microsoft JhengHei" w:cs="Microsoft JhengHei"/>
+              <w:rFonts w:ascii="Microsoft JhengHei" w:eastAsia="Microsoft JhengHei" w:hAnsi="Microsoft JhengHei" w:cs="Microsoft JhengHei" w:hint="eastAsia"/>
               <w:szCs w:val="24"/>
             </w:rPr>
             <w:fldChar w:fldCharType="begin"/>
           </w:r>
           <w:r>
             <w:rPr>
-              <w:rFonts w:hint="eastAsia" w:ascii="Microsoft JhengHei" w:hAnsi="Microsoft JhengHei" w:eastAsia="Microsoft JhengHei" w:cs="Microsoft JhengHei"/>
+              <w:rFonts w:ascii="Microsoft JhengHei" w:eastAsia="Microsoft JhengHei" w:hAnsi="Microsoft JhengHei" w:cs="Microsoft JhengHei" w:hint="eastAsia"/>
               <w:szCs w:val="24"/>
             </w:rPr>
             <w:instrText xml:space="preserve"> HYPERLINK \l _Toc22402 </w:instrText>
           </w:r>
           <w:r>
             <w:rPr>
-              <w:rFonts w:hint="eastAsia" w:ascii="Microsoft JhengHei" w:hAnsi="Microsoft JhengHei" w:eastAsia="Microsoft JhengHei" w:cs="Microsoft JhengHei"/>
+              <w:rFonts w:ascii="Microsoft JhengHei" w:eastAsia="Microsoft JhengHei" w:hAnsi="Microsoft JhengHei" w:cs="Microsoft JhengHei" w:hint="eastAsia"/>
               <w:szCs w:val="24"/>
             </w:rPr>
             <w:fldChar w:fldCharType="separate"/>
           </w:r>
           <w:r>
-            <w:t>甘肃国邦信息科技有限公司</w:t>
+            <w:t>中达丰集团有限公司</w:t>
           </w:r>
           <w:r>
             <w:tab/>
@@ -1117,7 +1081,7 @@
           </w:r>
           <w:r>
             <w:rPr>
-              <w:rFonts w:hint="eastAsia" w:ascii="Microsoft JhengHei" w:hAnsi="Microsoft JhengHei" w:eastAsia="Microsoft JhengHei" w:cs="Microsoft JhengHei"/>
+              <w:rFonts w:ascii="Microsoft JhengHei" w:eastAsia="Microsoft JhengHei" w:hAnsi="Microsoft JhengHei" w:cs="Microsoft JhengHei" w:hint="eastAsia"/>
               <w:szCs w:val="24"/>
             </w:rPr>
             <w:fldChar w:fldCharType="end"/>
@@ -1125,35 +1089,35 @@
         </w:p>
         <w:p>
           <w:pPr>
-            <w:pStyle w:val="16"/>
+            <w:pStyle w:val="TOC1"/>
             <w:tabs>
               <w:tab w:val="right" w:leader="dot" w:pos="8497"/>
             </w:tabs>
           </w:pPr>
           <w:r>
             <w:rPr>
-              <w:rFonts w:hint="eastAsia" w:ascii="Microsoft JhengHei" w:hAnsi="Microsoft JhengHei" w:eastAsia="Microsoft JhengHei" w:cs="Microsoft JhengHei"/>
+              <w:rFonts w:ascii="Microsoft JhengHei" w:eastAsia="Microsoft JhengHei" w:hAnsi="Microsoft JhengHei" w:cs="Microsoft JhengHei" w:hint="eastAsia"/>
               <w:szCs w:val="24"/>
             </w:rPr>
             <w:fldChar w:fldCharType="begin"/>
           </w:r>
           <w:r>
             <w:rPr>
-              <w:rFonts w:hint="eastAsia" w:ascii="Microsoft JhengHei" w:hAnsi="Microsoft JhengHei" w:eastAsia="Microsoft JhengHei" w:cs="Microsoft JhengHei"/>
+              <w:rFonts w:ascii="Microsoft JhengHei" w:eastAsia="Microsoft JhengHei" w:hAnsi="Microsoft JhengHei" w:cs="Microsoft JhengHei" w:hint="eastAsia"/>
               <w:szCs w:val="24"/>
             </w:rPr>
             <w:instrText xml:space="preserve"> HYPERLINK \l _Toc11608 </w:instrText>
           </w:r>
           <w:r>
             <w:rPr>
-              <w:rFonts w:hint="eastAsia" w:ascii="Microsoft JhengHei" w:hAnsi="Microsoft JhengHei" w:eastAsia="Microsoft JhengHei" w:cs="Microsoft JhengHei"/>
+              <w:rFonts w:ascii="Microsoft JhengHei" w:eastAsia="Microsoft JhengHei" w:hAnsi="Microsoft JhengHei" w:cs="Microsoft JhengHei" w:hint="eastAsia"/>
               <w:szCs w:val="24"/>
             </w:rPr>
             <w:fldChar w:fldCharType="separate"/>
           </w:r>
           <w:r>
             <w:rPr>
-              <w:rFonts w:ascii="宋体" w:hAnsi="宋体" w:eastAsia="宋体" w:cs="宋体"/>
+              <w:rFonts w:ascii="宋体" w:eastAsia="宋体" w:hAnsi="宋体" w:cs="宋体"/>
               <w:spacing w:val="-3"/>
               <w:szCs w:val="28"/>
             </w:rPr>
@@ -1179,7 +1143,7 @@
           </w:r>
           <w:r>
             <w:rPr>
-              <w:rFonts w:hint="eastAsia" w:ascii="Microsoft JhengHei" w:hAnsi="Microsoft JhengHei" w:eastAsia="Microsoft JhengHei" w:cs="Microsoft JhengHei"/>
+              <w:rFonts w:ascii="Microsoft JhengHei" w:eastAsia="Microsoft JhengHei" w:hAnsi="Microsoft JhengHei" w:cs="Microsoft JhengHei" w:hint="eastAsia"/>
               <w:szCs w:val="24"/>
             </w:rPr>
             <w:fldChar w:fldCharType="end"/>
@@ -1187,28 +1151,28 @@
         </w:p>
         <w:p>
           <w:pPr>
-            <w:pStyle w:val="16"/>
+            <w:pStyle w:val="TOC1"/>
             <w:tabs>
               <w:tab w:val="right" w:leader="dot" w:pos="8497"/>
             </w:tabs>
           </w:pPr>
           <w:r>
             <w:rPr>
-              <w:rFonts w:hint="eastAsia" w:ascii="Microsoft JhengHei" w:hAnsi="Microsoft JhengHei" w:eastAsia="Microsoft JhengHei" w:cs="Microsoft JhengHei"/>
+              <w:rFonts w:ascii="Microsoft JhengHei" w:eastAsia="Microsoft JhengHei" w:hAnsi="Microsoft JhengHei" w:cs="Microsoft JhengHei" w:hint="eastAsia"/>
               <w:szCs w:val="24"/>
             </w:rPr>
             <w:fldChar w:fldCharType="begin"/>
           </w:r>
           <w:r>
             <w:rPr>
-              <w:rFonts w:hint="eastAsia" w:ascii="Microsoft JhengHei" w:hAnsi="Microsoft JhengHei" w:eastAsia="Microsoft JhengHei" w:cs="Microsoft JhengHei"/>
+              <w:rFonts w:ascii="Microsoft JhengHei" w:eastAsia="Microsoft JhengHei" w:hAnsi="Microsoft JhengHei" w:cs="Microsoft JhengHei" w:hint="eastAsia"/>
               <w:szCs w:val="24"/>
             </w:rPr>
             <w:instrText xml:space="preserve"> HYPERLINK \l _Toc10067 </w:instrText>
           </w:r>
           <w:r>
             <w:rPr>
-              <w:rFonts w:hint="eastAsia" w:ascii="Microsoft JhengHei" w:hAnsi="Microsoft JhengHei" w:eastAsia="Microsoft JhengHei" w:cs="Microsoft JhengHei"/>
+              <w:rFonts w:ascii="Microsoft JhengHei" w:eastAsia="Microsoft JhengHei" w:hAnsi="Microsoft JhengHei" w:cs="Microsoft JhengHei" w:hint="eastAsia"/>
               <w:szCs w:val="24"/>
             </w:rPr>
             <w:fldChar w:fldCharType="separate"/>
@@ -1246,7 +1210,7 @@
           </w:r>
           <w:r>
             <w:rPr>
-              <w:rFonts w:hint="eastAsia" w:ascii="Microsoft JhengHei" w:hAnsi="Microsoft JhengHei" w:eastAsia="Microsoft JhengHei" w:cs="Microsoft JhengHei"/>
+              <w:rFonts w:ascii="Microsoft JhengHei" w:eastAsia="Microsoft JhengHei" w:hAnsi="Microsoft JhengHei" w:cs="Microsoft JhengHei" w:hint="eastAsia"/>
               <w:szCs w:val="24"/>
             </w:rPr>
             <w:fldChar w:fldCharType="end"/>
@@ -1254,28 +1218,28 @@
         </w:p>
         <w:p>
           <w:pPr>
-            <w:pStyle w:val="16"/>
+            <w:pStyle w:val="TOC1"/>
             <w:tabs>
               <w:tab w:val="right" w:leader="dot" w:pos="8497"/>
             </w:tabs>
           </w:pPr>
           <w:r>
             <w:rPr>
-              <w:rFonts w:hint="eastAsia" w:ascii="Microsoft JhengHei" w:hAnsi="Microsoft JhengHei" w:eastAsia="Microsoft JhengHei" w:cs="Microsoft JhengHei"/>
+              <w:rFonts w:ascii="Microsoft JhengHei" w:eastAsia="Microsoft JhengHei" w:hAnsi="Microsoft JhengHei" w:cs="Microsoft JhengHei" w:hint="eastAsia"/>
               <w:szCs w:val="24"/>
             </w:rPr>
             <w:fldChar w:fldCharType="begin"/>
           </w:r>
           <w:r>
             <w:rPr>
-              <w:rFonts w:hint="eastAsia" w:ascii="Microsoft JhengHei" w:hAnsi="Microsoft JhengHei" w:eastAsia="Microsoft JhengHei" w:cs="Microsoft JhengHei"/>
+              <w:rFonts w:ascii="Microsoft JhengHei" w:eastAsia="Microsoft JhengHei" w:hAnsi="Microsoft JhengHei" w:cs="Microsoft JhengHei" w:hint="eastAsia"/>
               <w:szCs w:val="24"/>
             </w:rPr>
             <w:instrText xml:space="preserve"> HYPERLINK \l _Toc16734 </w:instrText>
           </w:r>
           <w:r>
             <w:rPr>
-              <w:rFonts w:hint="eastAsia" w:ascii="Microsoft JhengHei" w:hAnsi="Microsoft JhengHei" w:eastAsia="Microsoft JhengHei" w:cs="Microsoft JhengHei"/>
+              <w:rFonts w:ascii="Microsoft JhengHei" w:eastAsia="Microsoft JhengHei" w:hAnsi="Microsoft JhengHei" w:cs="Microsoft JhengHei" w:hint="eastAsia"/>
               <w:szCs w:val="24"/>
             </w:rPr>
             <w:fldChar w:fldCharType="separate"/>
@@ -1309,7 +1273,7 @@
           </w:r>
           <w:r>
             <w:rPr>
-              <w:rFonts w:hint="eastAsia" w:ascii="Microsoft JhengHei" w:hAnsi="Microsoft JhengHei" w:eastAsia="Microsoft JhengHei" w:cs="Microsoft JhengHei"/>
+              <w:rFonts w:ascii="Microsoft JhengHei" w:eastAsia="Microsoft JhengHei" w:hAnsi="Microsoft JhengHei" w:cs="Microsoft JhengHei" w:hint="eastAsia"/>
               <w:szCs w:val="24"/>
             </w:rPr>
             <w:fldChar w:fldCharType="end"/>
@@ -1317,28 +1281,28 @@
         </w:p>
         <w:p>
           <w:pPr>
-            <w:pStyle w:val="16"/>
+            <w:pStyle w:val="TOC1"/>
             <w:tabs>
               <w:tab w:val="right" w:leader="dot" w:pos="8497"/>
             </w:tabs>
           </w:pPr>
           <w:r>
             <w:rPr>
-              <w:rFonts w:hint="eastAsia" w:ascii="Microsoft JhengHei" w:hAnsi="Microsoft JhengHei" w:eastAsia="Microsoft JhengHei" w:cs="Microsoft JhengHei"/>
+              <w:rFonts w:ascii="Microsoft JhengHei" w:eastAsia="Microsoft JhengHei" w:hAnsi="Microsoft JhengHei" w:cs="Microsoft JhengHei" w:hint="eastAsia"/>
               <w:szCs w:val="24"/>
             </w:rPr>
             <w:fldChar w:fldCharType="begin"/>
           </w:r>
           <w:r>
             <w:rPr>
-              <w:rFonts w:hint="eastAsia" w:ascii="Microsoft JhengHei" w:hAnsi="Microsoft JhengHei" w:eastAsia="Microsoft JhengHei" w:cs="Microsoft JhengHei"/>
+              <w:rFonts w:ascii="Microsoft JhengHei" w:eastAsia="Microsoft JhengHei" w:hAnsi="Microsoft JhengHei" w:cs="Microsoft JhengHei" w:hint="eastAsia"/>
               <w:szCs w:val="24"/>
             </w:rPr>
             <w:instrText xml:space="preserve"> HYPERLINK \l _Toc11256 </w:instrText>
           </w:r>
           <w:r>
             <w:rPr>
-              <w:rFonts w:hint="eastAsia" w:ascii="Microsoft JhengHei" w:hAnsi="Microsoft JhengHei" w:eastAsia="Microsoft JhengHei" w:cs="Microsoft JhengHei"/>
+              <w:rFonts w:ascii="Microsoft JhengHei" w:eastAsia="Microsoft JhengHei" w:hAnsi="Microsoft JhengHei" w:cs="Microsoft JhengHei" w:hint="eastAsia"/>
               <w:szCs w:val="24"/>
             </w:rPr>
             <w:fldChar w:fldCharType="separate"/>
@@ -1372,7 +1336,7 @@
           </w:r>
           <w:r>
             <w:rPr>
-              <w:rFonts w:hint="eastAsia" w:ascii="Microsoft JhengHei" w:hAnsi="Microsoft JhengHei" w:eastAsia="Microsoft JhengHei" w:cs="Microsoft JhengHei"/>
+              <w:rFonts w:ascii="Microsoft JhengHei" w:eastAsia="Microsoft JhengHei" w:hAnsi="Microsoft JhengHei" w:cs="Microsoft JhengHei" w:hint="eastAsia"/>
               <w:szCs w:val="24"/>
             </w:rPr>
             <w:fldChar w:fldCharType="end"/>
@@ -1380,28 +1344,28 @@
         </w:p>
         <w:p>
           <w:pPr>
-            <w:pStyle w:val="16"/>
+            <w:pStyle w:val="TOC1"/>
             <w:tabs>
               <w:tab w:val="right" w:leader="dot" w:pos="8497"/>
             </w:tabs>
           </w:pPr>
           <w:r>
             <w:rPr>
-              <w:rFonts w:hint="eastAsia" w:ascii="Microsoft JhengHei" w:hAnsi="Microsoft JhengHei" w:eastAsia="Microsoft JhengHei" w:cs="Microsoft JhengHei"/>
+              <w:rFonts w:ascii="Microsoft JhengHei" w:eastAsia="Microsoft JhengHei" w:hAnsi="Microsoft JhengHei" w:cs="Microsoft JhengHei" w:hint="eastAsia"/>
               <w:szCs w:val="24"/>
             </w:rPr>
             <w:fldChar w:fldCharType="begin"/>
           </w:r>
           <w:r>
             <w:rPr>
-              <w:rFonts w:hint="eastAsia" w:ascii="Microsoft JhengHei" w:hAnsi="Microsoft JhengHei" w:eastAsia="Microsoft JhengHei" w:cs="Microsoft JhengHei"/>
+              <w:rFonts w:ascii="Microsoft JhengHei" w:eastAsia="Microsoft JhengHei" w:hAnsi="Microsoft JhengHei" w:cs="Microsoft JhengHei" w:hint="eastAsia"/>
               <w:szCs w:val="24"/>
             </w:rPr>
             <w:instrText xml:space="preserve"> HYPERLINK \l _Toc4075 </w:instrText>
           </w:r>
           <w:r>
             <w:rPr>
-              <w:rFonts w:hint="eastAsia" w:ascii="Microsoft JhengHei" w:hAnsi="Microsoft JhengHei" w:eastAsia="Microsoft JhengHei" w:cs="Microsoft JhengHei"/>
+              <w:rFonts w:ascii="Microsoft JhengHei" w:eastAsia="Microsoft JhengHei" w:hAnsi="Microsoft JhengHei" w:cs="Microsoft JhengHei" w:hint="eastAsia"/>
               <w:szCs w:val="24"/>
             </w:rPr>
             <w:fldChar w:fldCharType="separate"/>
@@ -1435,7 +1399,7 @@
           </w:r>
           <w:r>
             <w:rPr>
-              <w:rFonts w:hint="eastAsia" w:ascii="Microsoft JhengHei" w:hAnsi="Microsoft JhengHei" w:eastAsia="Microsoft JhengHei" w:cs="Microsoft JhengHei"/>
+              <w:rFonts w:ascii="Microsoft JhengHei" w:eastAsia="Microsoft JhengHei" w:hAnsi="Microsoft JhengHei" w:cs="Microsoft JhengHei" w:hint="eastAsia"/>
               <w:szCs w:val="24"/>
             </w:rPr>
             <w:fldChar w:fldCharType="end"/>
@@ -1443,28 +1407,28 @@
         </w:p>
         <w:p>
           <w:pPr>
-            <w:pStyle w:val="16"/>
+            <w:pStyle w:val="TOC1"/>
             <w:tabs>
               <w:tab w:val="right" w:leader="dot" w:pos="8497"/>
             </w:tabs>
           </w:pPr>
           <w:r>
             <w:rPr>
-              <w:rFonts w:hint="eastAsia" w:ascii="Microsoft JhengHei" w:hAnsi="Microsoft JhengHei" w:eastAsia="Microsoft JhengHei" w:cs="Microsoft JhengHei"/>
+              <w:rFonts w:ascii="Microsoft JhengHei" w:eastAsia="Microsoft JhengHei" w:hAnsi="Microsoft JhengHei" w:cs="Microsoft JhengHei" w:hint="eastAsia"/>
               <w:szCs w:val="24"/>
             </w:rPr>
             <w:fldChar w:fldCharType="begin"/>
           </w:r>
           <w:r>
             <w:rPr>
-              <w:rFonts w:hint="eastAsia" w:ascii="Microsoft JhengHei" w:hAnsi="Microsoft JhengHei" w:eastAsia="Microsoft JhengHei" w:cs="Microsoft JhengHei"/>
+              <w:rFonts w:ascii="Microsoft JhengHei" w:eastAsia="Microsoft JhengHei" w:hAnsi="Microsoft JhengHei" w:cs="Microsoft JhengHei" w:hint="eastAsia"/>
               <w:szCs w:val="24"/>
             </w:rPr>
             <w:instrText xml:space="preserve"> HYPERLINK \l _Toc20225 </w:instrText>
           </w:r>
           <w:r>
             <w:rPr>
-              <w:rFonts w:hint="eastAsia" w:ascii="Microsoft JhengHei" w:hAnsi="Microsoft JhengHei" w:eastAsia="Microsoft JhengHei" w:cs="Microsoft JhengHei"/>
+              <w:rFonts w:ascii="Microsoft JhengHei" w:eastAsia="Microsoft JhengHei" w:hAnsi="Microsoft JhengHei" w:cs="Microsoft JhengHei" w:hint="eastAsia"/>
               <w:szCs w:val="24"/>
             </w:rPr>
             <w:fldChar w:fldCharType="separate"/>
@@ -1498,7 +1462,7 @@
           </w:r>
           <w:r>
             <w:rPr>
-              <w:rFonts w:hint="eastAsia" w:ascii="Microsoft JhengHei" w:hAnsi="Microsoft JhengHei" w:eastAsia="Microsoft JhengHei" w:cs="Microsoft JhengHei"/>
+              <w:rFonts w:ascii="Microsoft JhengHei" w:eastAsia="Microsoft JhengHei" w:hAnsi="Microsoft JhengHei" w:cs="Microsoft JhengHei" w:hint="eastAsia"/>
               <w:szCs w:val="24"/>
             </w:rPr>
             <w:fldChar w:fldCharType="end"/>
@@ -1506,28 +1470,28 @@
         </w:p>
         <w:p>
           <w:pPr>
-            <w:pStyle w:val="16"/>
+            <w:pStyle w:val="TOC1"/>
             <w:tabs>
               <w:tab w:val="right" w:leader="dot" w:pos="8497"/>
             </w:tabs>
           </w:pPr>
           <w:r>
             <w:rPr>
-              <w:rFonts w:hint="eastAsia" w:ascii="Microsoft JhengHei" w:hAnsi="Microsoft JhengHei" w:eastAsia="Microsoft JhengHei" w:cs="Microsoft JhengHei"/>
+              <w:rFonts w:ascii="Microsoft JhengHei" w:eastAsia="Microsoft JhengHei" w:hAnsi="Microsoft JhengHei" w:cs="Microsoft JhengHei" w:hint="eastAsia"/>
               <w:szCs w:val="24"/>
             </w:rPr>
             <w:fldChar w:fldCharType="begin"/>
           </w:r>
           <w:r>
             <w:rPr>
-              <w:rFonts w:hint="eastAsia" w:ascii="Microsoft JhengHei" w:hAnsi="Microsoft JhengHei" w:eastAsia="Microsoft JhengHei" w:cs="Microsoft JhengHei"/>
+              <w:rFonts w:ascii="Microsoft JhengHei" w:eastAsia="Microsoft JhengHei" w:hAnsi="Microsoft JhengHei" w:cs="Microsoft JhengHei" w:hint="eastAsia"/>
               <w:szCs w:val="24"/>
             </w:rPr>
             <w:instrText xml:space="preserve"> HYPERLINK \l _Toc3676 </w:instrText>
           </w:r>
           <w:r>
             <w:rPr>
-              <w:rFonts w:hint="eastAsia" w:ascii="Microsoft JhengHei" w:hAnsi="Microsoft JhengHei" w:eastAsia="Microsoft JhengHei" w:cs="Microsoft JhengHei"/>
+              <w:rFonts w:ascii="Microsoft JhengHei" w:eastAsia="Microsoft JhengHei" w:hAnsi="Microsoft JhengHei" w:cs="Microsoft JhengHei" w:hint="eastAsia"/>
               <w:szCs w:val="24"/>
             </w:rPr>
             <w:fldChar w:fldCharType="separate"/>
@@ -1561,7 +1525,7 @@
           </w:r>
           <w:r>
             <w:rPr>
-              <w:rFonts w:hint="eastAsia" w:ascii="Microsoft JhengHei" w:hAnsi="Microsoft JhengHei" w:eastAsia="Microsoft JhengHei" w:cs="Microsoft JhengHei"/>
+              <w:rFonts w:ascii="Microsoft JhengHei" w:eastAsia="Microsoft JhengHei" w:hAnsi="Microsoft JhengHei" w:cs="Microsoft JhengHei" w:hint="eastAsia"/>
               <w:szCs w:val="24"/>
             </w:rPr>
             <w:fldChar w:fldCharType="end"/>
@@ -1569,28 +1533,28 @@
         </w:p>
         <w:p>
           <w:pPr>
-            <w:pStyle w:val="17"/>
+            <w:pStyle w:val="TOC2"/>
             <w:tabs>
               <w:tab w:val="right" w:leader="dot" w:pos="8497"/>
             </w:tabs>
           </w:pPr>
           <w:r>
             <w:rPr>
-              <w:rFonts w:hint="eastAsia" w:ascii="Microsoft JhengHei" w:hAnsi="Microsoft JhengHei" w:eastAsia="Microsoft JhengHei" w:cs="Microsoft JhengHei"/>
+              <w:rFonts w:ascii="Microsoft JhengHei" w:eastAsia="Microsoft JhengHei" w:hAnsi="Microsoft JhengHei" w:cs="Microsoft JhengHei" w:hint="eastAsia"/>
               <w:szCs w:val="24"/>
             </w:rPr>
             <w:fldChar w:fldCharType="begin"/>
           </w:r>
           <w:r>
             <w:rPr>
-              <w:rFonts w:hint="eastAsia" w:ascii="Microsoft JhengHei" w:hAnsi="Microsoft JhengHei" w:eastAsia="Microsoft JhengHei" w:cs="Microsoft JhengHei"/>
+              <w:rFonts w:ascii="Microsoft JhengHei" w:eastAsia="Microsoft JhengHei" w:hAnsi="Microsoft JhengHei" w:cs="Microsoft JhengHei" w:hint="eastAsia"/>
               <w:szCs w:val="24"/>
             </w:rPr>
             <w:instrText xml:space="preserve"> HYPERLINK \l _Toc25121 </w:instrText>
           </w:r>
           <w:r>
             <w:rPr>
-              <w:rFonts w:hint="eastAsia" w:ascii="Microsoft JhengHei" w:hAnsi="Microsoft JhengHei" w:eastAsia="Microsoft JhengHei" w:cs="Microsoft JhengHei"/>
+              <w:rFonts w:ascii="Microsoft JhengHei" w:eastAsia="Microsoft JhengHei" w:hAnsi="Microsoft JhengHei" w:cs="Microsoft JhengHei" w:hint="eastAsia"/>
               <w:szCs w:val="24"/>
             </w:rPr>
             <w:fldChar w:fldCharType="separate"/>
@@ -1624,7 +1588,7 @@
           </w:r>
           <w:r>
             <w:rPr>
-              <w:rFonts w:hint="eastAsia" w:ascii="Microsoft JhengHei" w:hAnsi="Microsoft JhengHei" w:eastAsia="Microsoft JhengHei" w:cs="Microsoft JhengHei"/>
+              <w:rFonts w:ascii="Microsoft JhengHei" w:eastAsia="Microsoft JhengHei" w:hAnsi="Microsoft JhengHei" w:cs="Microsoft JhengHei" w:hint="eastAsia"/>
               <w:szCs w:val="24"/>
             </w:rPr>
             <w:fldChar w:fldCharType="end"/>
@@ -1632,28 +1596,28 @@
         </w:p>
         <w:p>
           <w:pPr>
-            <w:pStyle w:val="17"/>
+            <w:pStyle w:val="TOC2"/>
             <w:tabs>
               <w:tab w:val="right" w:leader="dot" w:pos="8497"/>
             </w:tabs>
           </w:pPr>
           <w:r>
             <w:rPr>
-              <w:rFonts w:hint="eastAsia" w:ascii="Microsoft JhengHei" w:hAnsi="Microsoft JhengHei" w:eastAsia="Microsoft JhengHei" w:cs="Microsoft JhengHei"/>
+              <w:rFonts w:ascii="Microsoft JhengHei" w:eastAsia="Microsoft JhengHei" w:hAnsi="Microsoft JhengHei" w:cs="Microsoft JhengHei" w:hint="eastAsia"/>
               <w:szCs w:val="24"/>
             </w:rPr>
             <w:fldChar w:fldCharType="begin"/>
           </w:r>
           <w:r>
             <w:rPr>
-              <w:rFonts w:hint="eastAsia" w:ascii="Microsoft JhengHei" w:hAnsi="Microsoft JhengHei" w:eastAsia="Microsoft JhengHei" w:cs="Microsoft JhengHei"/>
+              <w:rFonts w:ascii="Microsoft JhengHei" w:eastAsia="Microsoft JhengHei" w:hAnsi="Microsoft JhengHei" w:cs="Microsoft JhengHei" w:hint="eastAsia"/>
               <w:szCs w:val="24"/>
             </w:rPr>
             <w:instrText xml:space="preserve"> HYPERLINK \l _Toc23108 </w:instrText>
           </w:r>
           <w:r>
             <w:rPr>
-              <w:rFonts w:hint="eastAsia" w:ascii="Microsoft JhengHei" w:hAnsi="Microsoft JhengHei" w:eastAsia="Microsoft JhengHei" w:cs="Microsoft JhengHei"/>
+              <w:rFonts w:ascii="Microsoft JhengHei" w:eastAsia="Microsoft JhengHei" w:hAnsi="Microsoft JhengHei" w:cs="Microsoft JhengHei" w:hint="eastAsia"/>
               <w:szCs w:val="24"/>
             </w:rPr>
             <w:fldChar w:fldCharType="separate"/>
@@ -1687,7 +1651,7 @@
           </w:r>
           <w:r>
             <w:rPr>
-              <w:rFonts w:hint="eastAsia" w:ascii="Microsoft JhengHei" w:hAnsi="Microsoft JhengHei" w:eastAsia="Microsoft JhengHei" w:cs="Microsoft JhengHei"/>
+              <w:rFonts w:ascii="Microsoft JhengHei" w:eastAsia="Microsoft JhengHei" w:hAnsi="Microsoft JhengHei" w:cs="Microsoft JhengHei" w:hint="eastAsia"/>
               <w:szCs w:val="24"/>
             </w:rPr>
             <w:fldChar w:fldCharType="end"/>
@@ -1695,28 +1659,28 @@
         </w:p>
         <w:p>
           <w:pPr>
-            <w:pStyle w:val="17"/>
+            <w:pStyle w:val="TOC2"/>
             <w:tabs>
               <w:tab w:val="right" w:leader="dot" w:pos="8497"/>
             </w:tabs>
           </w:pPr>
           <w:r>
             <w:rPr>
-              <w:rFonts w:hint="eastAsia" w:ascii="Microsoft JhengHei" w:hAnsi="Microsoft JhengHei" w:eastAsia="Microsoft JhengHei" w:cs="Microsoft JhengHei"/>
+              <w:rFonts w:ascii="Microsoft JhengHei" w:eastAsia="Microsoft JhengHei" w:hAnsi="Microsoft JhengHei" w:cs="Microsoft JhengHei" w:hint="eastAsia"/>
               <w:szCs w:val="24"/>
             </w:rPr>
             <w:fldChar w:fldCharType="begin"/>
           </w:r>
           <w:r>
             <w:rPr>
-              <w:rFonts w:hint="eastAsia" w:ascii="Microsoft JhengHei" w:hAnsi="Microsoft JhengHei" w:eastAsia="Microsoft JhengHei" w:cs="Microsoft JhengHei"/>
+              <w:rFonts w:ascii="Microsoft JhengHei" w:eastAsia="Microsoft JhengHei" w:hAnsi="Microsoft JhengHei" w:cs="Microsoft JhengHei" w:hint="eastAsia"/>
               <w:szCs w:val="24"/>
             </w:rPr>
             <w:instrText xml:space="preserve"> HYPERLINK \l _Toc23740 </w:instrText>
           </w:r>
           <w:r>
             <w:rPr>
-              <w:rFonts w:hint="eastAsia" w:ascii="Microsoft JhengHei" w:hAnsi="Microsoft JhengHei" w:eastAsia="Microsoft JhengHei" w:cs="Microsoft JhengHei"/>
+              <w:rFonts w:ascii="Microsoft JhengHei" w:eastAsia="Microsoft JhengHei" w:hAnsi="Microsoft JhengHei" w:cs="Microsoft JhengHei" w:hint="eastAsia"/>
               <w:szCs w:val="24"/>
             </w:rPr>
             <w:fldChar w:fldCharType="separate"/>
@@ -1750,7 +1714,7 @@
           </w:r>
           <w:r>
             <w:rPr>
-              <w:rFonts w:hint="eastAsia" w:ascii="Microsoft JhengHei" w:hAnsi="Microsoft JhengHei" w:eastAsia="Microsoft JhengHei" w:cs="Microsoft JhengHei"/>
+              <w:rFonts w:ascii="Microsoft JhengHei" w:eastAsia="Microsoft JhengHei" w:hAnsi="Microsoft JhengHei" w:cs="Microsoft JhengHei" w:hint="eastAsia"/>
               <w:szCs w:val="24"/>
             </w:rPr>
             <w:fldChar w:fldCharType="end"/>
@@ -1758,28 +1722,28 @@
         </w:p>
         <w:p>
           <w:pPr>
-            <w:pStyle w:val="13"/>
+            <w:pStyle w:val="TOC3"/>
             <w:tabs>
               <w:tab w:val="right" w:leader="dot" w:pos="8497"/>
             </w:tabs>
           </w:pPr>
           <w:r>
             <w:rPr>
-              <w:rFonts w:hint="eastAsia" w:ascii="Microsoft JhengHei" w:hAnsi="Microsoft JhengHei" w:eastAsia="Microsoft JhengHei" w:cs="Microsoft JhengHei"/>
+              <w:rFonts w:ascii="Microsoft JhengHei" w:eastAsia="Microsoft JhengHei" w:hAnsi="Microsoft JhengHei" w:cs="Microsoft JhengHei" w:hint="eastAsia"/>
               <w:szCs w:val="24"/>
             </w:rPr>
             <w:fldChar w:fldCharType="begin"/>
           </w:r>
           <w:r>
             <w:rPr>
-              <w:rFonts w:hint="eastAsia" w:ascii="Microsoft JhengHei" w:hAnsi="Microsoft JhengHei" w:eastAsia="Microsoft JhengHei" w:cs="Microsoft JhengHei"/>
+              <w:rFonts w:ascii="Microsoft JhengHei" w:eastAsia="Microsoft JhengHei" w:hAnsi="Microsoft JhengHei" w:cs="Microsoft JhengHei" w:hint="eastAsia"/>
               <w:szCs w:val="24"/>
             </w:rPr>
             <w:instrText xml:space="preserve"> HYPERLINK \l _Toc1312 </w:instrText>
           </w:r>
           <w:r>
             <w:rPr>
-              <w:rFonts w:hint="eastAsia" w:ascii="Microsoft JhengHei" w:hAnsi="Microsoft JhengHei" w:eastAsia="Microsoft JhengHei" w:cs="Microsoft JhengHei"/>
+              <w:rFonts w:ascii="Microsoft JhengHei" w:eastAsia="Microsoft JhengHei" w:hAnsi="Microsoft JhengHei" w:cs="Microsoft JhengHei" w:hint="eastAsia"/>
               <w:szCs w:val="24"/>
             </w:rPr>
             <w:fldChar w:fldCharType="separate"/>
@@ -1813,7 +1777,7 @@
           </w:r>
           <w:r>
             <w:rPr>
-              <w:rFonts w:hint="eastAsia" w:ascii="Microsoft JhengHei" w:hAnsi="Microsoft JhengHei" w:eastAsia="Microsoft JhengHei" w:cs="Microsoft JhengHei"/>
+              <w:rFonts w:ascii="Microsoft JhengHei" w:eastAsia="Microsoft JhengHei" w:hAnsi="Microsoft JhengHei" w:cs="Microsoft JhengHei" w:hint="eastAsia"/>
               <w:szCs w:val="24"/>
             </w:rPr>
             <w:fldChar w:fldCharType="end"/>
@@ -1821,28 +1785,28 @@
         </w:p>
         <w:p>
           <w:pPr>
-            <w:pStyle w:val="13"/>
+            <w:pStyle w:val="TOC3"/>
             <w:tabs>
               <w:tab w:val="right" w:leader="dot" w:pos="8497"/>
             </w:tabs>
           </w:pPr>
           <w:r>
             <w:rPr>
-              <w:rFonts w:hint="eastAsia" w:ascii="Microsoft JhengHei" w:hAnsi="Microsoft JhengHei" w:eastAsia="Microsoft JhengHei" w:cs="Microsoft JhengHei"/>
+              <w:rFonts w:ascii="Microsoft JhengHei" w:eastAsia="Microsoft JhengHei" w:hAnsi="Microsoft JhengHei" w:cs="Microsoft JhengHei" w:hint="eastAsia"/>
               <w:szCs w:val="24"/>
             </w:rPr>
             <w:fldChar w:fldCharType="begin"/>
           </w:r>
           <w:r>
             <w:rPr>
-              <w:rFonts w:hint="eastAsia" w:ascii="Microsoft JhengHei" w:hAnsi="Microsoft JhengHei" w:eastAsia="Microsoft JhengHei" w:cs="Microsoft JhengHei"/>
+              <w:rFonts w:ascii="Microsoft JhengHei" w:eastAsia="Microsoft JhengHei" w:hAnsi="Microsoft JhengHei" w:cs="Microsoft JhengHei" w:hint="eastAsia"/>
               <w:szCs w:val="24"/>
             </w:rPr>
             <w:instrText xml:space="preserve"> HYPERLINK \l _Toc27455 </w:instrText>
           </w:r>
           <w:r>
             <w:rPr>
-              <w:rFonts w:hint="eastAsia" w:ascii="Microsoft JhengHei" w:hAnsi="Microsoft JhengHei" w:eastAsia="Microsoft JhengHei" w:cs="Microsoft JhengHei"/>
+              <w:rFonts w:ascii="Microsoft JhengHei" w:eastAsia="Microsoft JhengHei" w:hAnsi="Microsoft JhengHei" w:cs="Microsoft JhengHei" w:hint="eastAsia"/>
               <w:szCs w:val="24"/>
             </w:rPr>
             <w:fldChar w:fldCharType="separate"/>
@@ -1876,7 +1840,7 @@
           </w:r>
           <w:r>
             <w:rPr>
-              <w:rFonts w:hint="eastAsia" w:ascii="Microsoft JhengHei" w:hAnsi="Microsoft JhengHei" w:eastAsia="Microsoft JhengHei" w:cs="Microsoft JhengHei"/>
+              <w:rFonts w:ascii="Microsoft JhengHei" w:eastAsia="Microsoft JhengHei" w:hAnsi="Microsoft JhengHei" w:cs="Microsoft JhengHei" w:hint="eastAsia"/>
               <w:szCs w:val="24"/>
             </w:rPr>
             <w:fldChar w:fldCharType="end"/>
@@ -1884,28 +1848,28 @@
         </w:p>
         <w:p>
           <w:pPr>
-            <w:pStyle w:val="13"/>
+            <w:pStyle w:val="TOC3"/>
             <w:tabs>
               <w:tab w:val="right" w:leader="dot" w:pos="8497"/>
             </w:tabs>
           </w:pPr>
           <w:r>
             <w:rPr>
-              <w:rFonts w:hint="eastAsia" w:ascii="Microsoft JhengHei" w:hAnsi="Microsoft JhengHei" w:eastAsia="Microsoft JhengHei" w:cs="Microsoft JhengHei"/>
+              <w:rFonts w:ascii="Microsoft JhengHei" w:eastAsia="Microsoft JhengHei" w:hAnsi="Microsoft JhengHei" w:cs="Microsoft JhengHei" w:hint="eastAsia"/>
               <w:szCs w:val="24"/>
             </w:rPr>
             <w:fldChar w:fldCharType="begin"/>
           </w:r>
           <w:r>
             <w:rPr>
-              <w:rFonts w:hint="eastAsia" w:ascii="Microsoft JhengHei" w:hAnsi="Microsoft JhengHei" w:eastAsia="Microsoft JhengHei" w:cs="Microsoft JhengHei"/>
+              <w:rFonts w:ascii="Microsoft JhengHei" w:eastAsia="Microsoft JhengHei" w:hAnsi="Microsoft JhengHei" w:cs="Microsoft JhengHei" w:hint="eastAsia"/>
               <w:szCs w:val="24"/>
             </w:rPr>
             <w:instrText xml:space="preserve"> HYPERLINK \l _Toc3822 </w:instrText>
           </w:r>
           <w:r>
             <w:rPr>
-              <w:rFonts w:hint="eastAsia" w:ascii="Microsoft JhengHei" w:hAnsi="Microsoft JhengHei" w:eastAsia="Microsoft JhengHei" w:cs="Microsoft JhengHei"/>
+              <w:rFonts w:ascii="Microsoft JhengHei" w:eastAsia="Microsoft JhengHei" w:hAnsi="Microsoft JhengHei" w:cs="Microsoft JhengHei" w:hint="eastAsia"/>
               <w:szCs w:val="24"/>
             </w:rPr>
             <w:fldChar w:fldCharType="separate"/>
@@ -1939,7 +1903,7 @@
           </w:r>
           <w:r>
             <w:rPr>
-              <w:rFonts w:hint="eastAsia" w:ascii="Microsoft JhengHei" w:hAnsi="Microsoft JhengHei" w:eastAsia="Microsoft JhengHei" w:cs="Microsoft JhengHei"/>
+              <w:rFonts w:ascii="Microsoft JhengHei" w:eastAsia="Microsoft JhengHei" w:hAnsi="Microsoft JhengHei" w:cs="Microsoft JhengHei" w:hint="eastAsia"/>
               <w:szCs w:val="24"/>
             </w:rPr>
             <w:fldChar w:fldCharType="end"/>
@@ -1947,28 +1911,28 @@
         </w:p>
         <w:p>
           <w:pPr>
-            <w:pStyle w:val="13"/>
+            <w:pStyle w:val="TOC3"/>
             <w:tabs>
               <w:tab w:val="right" w:leader="dot" w:pos="8497"/>
             </w:tabs>
           </w:pPr>
           <w:r>
             <w:rPr>
-              <w:rFonts w:hint="eastAsia" w:ascii="Microsoft JhengHei" w:hAnsi="Microsoft JhengHei" w:eastAsia="Microsoft JhengHei" w:cs="Microsoft JhengHei"/>
+              <w:rFonts w:ascii="Microsoft JhengHei" w:eastAsia="Microsoft JhengHei" w:hAnsi="Microsoft JhengHei" w:cs="Microsoft JhengHei" w:hint="eastAsia"/>
               <w:szCs w:val="24"/>
             </w:rPr>
             <w:fldChar w:fldCharType="begin"/>
           </w:r>
           <w:r>
             <w:rPr>
-              <w:rFonts w:hint="eastAsia" w:ascii="Microsoft JhengHei" w:hAnsi="Microsoft JhengHei" w:eastAsia="Microsoft JhengHei" w:cs="Microsoft JhengHei"/>
+              <w:rFonts w:ascii="Microsoft JhengHei" w:eastAsia="Microsoft JhengHei" w:hAnsi="Microsoft JhengHei" w:cs="Microsoft JhengHei" w:hint="eastAsia"/>
               <w:szCs w:val="24"/>
             </w:rPr>
             <w:instrText xml:space="preserve"> HYPERLINK \l _Toc1518 </w:instrText>
           </w:r>
           <w:r>
             <w:rPr>
-              <w:rFonts w:hint="eastAsia" w:ascii="Microsoft JhengHei" w:hAnsi="Microsoft JhengHei" w:eastAsia="Microsoft JhengHei" w:cs="Microsoft JhengHei"/>
+              <w:rFonts w:ascii="Microsoft JhengHei" w:eastAsia="Microsoft JhengHei" w:hAnsi="Microsoft JhengHei" w:cs="Microsoft JhengHei" w:hint="eastAsia"/>
               <w:szCs w:val="24"/>
             </w:rPr>
             <w:fldChar w:fldCharType="separate"/>
@@ -2002,7 +1966,7 @@
           </w:r>
           <w:r>
             <w:rPr>
-              <w:rFonts w:hint="eastAsia" w:ascii="Microsoft JhengHei" w:hAnsi="Microsoft JhengHei" w:eastAsia="Microsoft JhengHei" w:cs="Microsoft JhengHei"/>
+              <w:rFonts w:ascii="Microsoft JhengHei" w:eastAsia="Microsoft JhengHei" w:hAnsi="Microsoft JhengHei" w:cs="Microsoft JhengHei" w:hint="eastAsia"/>
               <w:szCs w:val="24"/>
             </w:rPr>
             <w:fldChar w:fldCharType="end"/>
@@ -2010,28 +1974,28 @@
         </w:p>
         <w:p>
           <w:pPr>
-            <w:pStyle w:val="13"/>
+            <w:pStyle w:val="TOC3"/>
             <w:tabs>
               <w:tab w:val="right" w:leader="dot" w:pos="8497"/>
             </w:tabs>
           </w:pPr>
           <w:r>
             <w:rPr>
-              <w:rFonts w:hint="eastAsia" w:ascii="Microsoft JhengHei" w:hAnsi="Microsoft JhengHei" w:eastAsia="Microsoft JhengHei" w:cs="Microsoft JhengHei"/>
+              <w:rFonts w:ascii="Microsoft JhengHei" w:eastAsia="Microsoft JhengHei" w:hAnsi="Microsoft JhengHei" w:cs="Microsoft JhengHei" w:hint="eastAsia"/>
               <w:szCs w:val="24"/>
             </w:rPr>
             <w:fldChar w:fldCharType="begin"/>
           </w:r>
           <w:r>
             <w:rPr>
-              <w:rFonts w:hint="eastAsia" w:ascii="Microsoft JhengHei" w:hAnsi="Microsoft JhengHei" w:eastAsia="Microsoft JhengHei" w:cs="Microsoft JhengHei"/>
+              <w:rFonts w:ascii="Microsoft JhengHei" w:eastAsia="Microsoft JhengHei" w:hAnsi="Microsoft JhengHei" w:cs="Microsoft JhengHei" w:hint="eastAsia"/>
               <w:szCs w:val="24"/>
             </w:rPr>
             <w:instrText xml:space="preserve"> HYPERLINK \l _Toc3637 </w:instrText>
           </w:r>
           <w:r>
             <w:rPr>
-              <w:rFonts w:hint="eastAsia" w:ascii="Microsoft JhengHei" w:hAnsi="Microsoft JhengHei" w:eastAsia="Microsoft JhengHei" w:cs="Microsoft JhengHei"/>
+              <w:rFonts w:ascii="Microsoft JhengHei" w:eastAsia="Microsoft JhengHei" w:hAnsi="Microsoft JhengHei" w:cs="Microsoft JhengHei" w:hint="eastAsia"/>
               <w:szCs w:val="24"/>
             </w:rPr>
             <w:fldChar w:fldCharType="separate"/>
@@ -2065,7 +2029,7 @@
           </w:r>
           <w:r>
             <w:rPr>
-              <w:rFonts w:hint="eastAsia" w:ascii="Microsoft JhengHei" w:hAnsi="Microsoft JhengHei" w:eastAsia="Microsoft JhengHei" w:cs="Microsoft JhengHei"/>
+              <w:rFonts w:ascii="Microsoft JhengHei" w:eastAsia="Microsoft JhengHei" w:hAnsi="Microsoft JhengHei" w:cs="Microsoft JhengHei" w:hint="eastAsia"/>
               <w:szCs w:val="24"/>
             </w:rPr>
             <w:fldChar w:fldCharType="end"/>
@@ -2073,28 +2037,28 @@
         </w:p>
         <w:p>
           <w:pPr>
-            <w:pStyle w:val="16"/>
+            <w:pStyle w:val="TOC1"/>
             <w:tabs>
               <w:tab w:val="right" w:leader="dot" w:pos="8497"/>
             </w:tabs>
           </w:pPr>
           <w:r>
             <w:rPr>
-              <w:rFonts w:hint="eastAsia" w:ascii="Microsoft JhengHei" w:hAnsi="Microsoft JhengHei" w:eastAsia="Microsoft JhengHei" w:cs="Microsoft JhengHei"/>
+              <w:rFonts w:ascii="Microsoft JhengHei" w:eastAsia="Microsoft JhengHei" w:hAnsi="Microsoft JhengHei" w:cs="Microsoft JhengHei" w:hint="eastAsia"/>
               <w:szCs w:val="24"/>
             </w:rPr>
             <w:fldChar w:fldCharType="begin"/>
           </w:r>
           <w:r>
             <w:rPr>
-              <w:rFonts w:hint="eastAsia" w:ascii="Microsoft JhengHei" w:hAnsi="Microsoft JhengHei" w:eastAsia="Microsoft JhengHei" w:cs="Microsoft JhengHei"/>
+              <w:rFonts w:ascii="Microsoft JhengHei" w:eastAsia="Microsoft JhengHei" w:hAnsi="Microsoft JhengHei" w:cs="Microsoft JhengHei" w:hint="eastAsia"/>
               <w:szCs w:val="24"/>
             </w:rPr>
             <w:instrText xml:space="preserve"> HYPERLINK \l _Toc13117 </w:instrText>
           </w:r>
           <w:r>
             <w:rPr>
-              <w:rFonts w:hint="eastAsia" w:ascii="Microsoft JhengHei" w:hAnsi="Microsoft JhengHei" w:eastAsia="Microsoft JhengHei" w:cs="Microsoft JhengHei"/>
+              <w:rFonts w:ascii="Microsoft JhengHei" w:eastAsia="Microsoft JhengHei" w:hAnsi="Microsoft JhengHei" w:cs="Microsoft JhengHei" w:hint="eastAsia"/>
               <w:szCs w:val="24"/>
             </w:rPr>
             <w:fldChar w:fldCharType="separate"/>
@@ -2133,7 +2097,7 @@
           </w:r>
           <w:r>
             <w:rPr>
-              <w:rFonts w:hint="eastAsia" w:ascii="Microsoft JhengHei" w:hAnsi="Microsoft JhengHei" w:eastAsia="Microsoft JhengHei" w:cs="Microsoft JhengHei"/>
+              <w:rFonts w:ascii="Microsoft JhengHei" w:eastAsia="Microsoft JhengHei" w:hAnsi="Microsoft JhengHei" w:cs="Microsoft JhengHei" w:hint="eastAsia"/>
               <w:szCs w:val="24"/>
             </w:rPr>
             <w:fldChar w:fldCharType="end"/>
@@ -2141,28 +2105,28 @@
         </w:p>
         <w:p>
           <w:pPr>
-            <w:pStyle w:val="16"/>
+            <w:pStyle w:val="TOC1"/>
             <w:tabs>
               <w:tab w:val="right" w:leader="dot" w:pos="8497"/>
             </w:tabs>
           </w:pPr>
           <w:r>
             <w:rPr>
-              <w:rFonts w:hint="eastAsia" w:ascii="Microsoft JhengHei" w:hAnsi="Microsoft JhengHei" w:eastAsia="Microsoft JhengHei" w:cs="Microsoft JhengHei"/>
+              <w:rFonts w:ascii="Microsoft JhengHei" w:eastAsia="Microsoft JhengHei" w:hAnsi="Microsoft JhengHei" w:cs="Microsoft JhengHei" w:hint="eastAsia"/>
               <w:szCs w:val="24"/>
             </w:rPr>
             <w:fldChar w:fldCharType="begin"/>
           </w:r>
           <w:r>
             <w:rPr>
-              <w:rFonts w:hint="eastAsia" w:ascii="Microsoft JhengHei" w:hAnsi="Microsoft JhengHei" w:eastAsia="Microsoft JhengHei" w:cs="Microsoft JhengHei"/>
+              <w:rFonts w:ascii="Microsoft JhengHei" w:eastAsia="Microsoft JhengHei" w:hAnsi="Microsoft JhengHei" w:cs="Microsoft JhengHei" w:hint="eastAsia"/>
               <w:szCs w:val="24"/>
             </w:rPr>
             <w:instrText xml:space="preserve"> HYPERLINK \l _Toc14712 </w:instrText>
           </w:r>
           <w:r>
             <w:rPr>
-              <w:rFonts w:hint="eastAsia" w:ascii="Microsoft JhengHei" w:hAnsi="Microsoft JhengHei" w:eastAsia="Microsoft JhengHei" w:cs="Microsoft JhengHei"/>
+              <w:rFonts w:ascii="Microsoft JhengHei" w:eastAsia="Microsoft JhengHei" w:hAnsi="Microsoft JhengHei" w:cs="Microsoft JhengHei" w:hint="eastAsia"/>
               <w:szCs w:val="24"/>
             </w:rPr>
             <w:fldChar w:fldCharType="separate"/>
@@ -2196,7 +2160,7 @@
           </w:r>
           <w:r>
             <w:rPr>
-              <w:rFonts w:hint="eastAsia" w:ascii="Microsoft JhengHei" w:hAnsi="Microsoft JhengHei" w:eastAsia="Microsoft JhengHei" w:cs="Microsoft JhengHei"/>
+              <w:rFonts w:ascii="Microsoft JhengHei" w:eastAsia="Microsoft JhengHei" w:hAnsi="Microsoft JhengHei" w:cs="Microsoft JhengHei" w:hint="eastAsia"/>
               <w:szCs w:val="24"/>
             </w:rPr>
             <w:fldChar w:fldCharType="end"/>
@@ -2204,28 +2168,28 @@
         </w:p>
         <w:p>
           <w:pPr>
-            <w:pStyle w:val="16"/>
+            <w:pStyle w:val="TOC1"/>
             <w:tabs>
               <w:tab w:val="right" w:leader="dot" w:pos="8497"/>
             </w:tabs>
           </w:pPr>
           <w:r>
             <w:rPr>
-              <w:rFonts w:hint="eastAsia" w:ascii="Microsoft JhengHei" w:hAnsi="Microsoft JhengHei" w:eastAsia="Microsoft JhengHei" w:cs="Microsoft JhengHei"/>
+              <w:rFonts w:ascii="Microsoft JhengHei" w:eastAsia="Microsoft JhengHei" w:hAnsi="Microsoft JhengHei" w:cs="Microsoft JhengHei" w:hint="eastAsia"/>
               <w:szCs w:val="24"/>
             </w:rPr>
             <w:fldChar w:fldCharType="begin"/>
           </w:r>
           <w:r>
             <w:rPr>
-              <w:rFonts w:hint="eastAsia" w:ascii="Microsoft JhengHei" w:hAnsi="Microsoft JhengHei" w:eastAsia="Microsoft JhengHei" w:cs="Microsoft JhengHei"/>
+              <w:rFonts w:ascii="Microsoft JhengHei" w:eastAsia="Microsoft JhengHei" w:hAnsi="Microsoft JhengHei" w:cs="Microsoft JhengHei" w:hint="eastAsia"/>
               <w:szCs w:val="24"/>
             </w:rPr>
             <w:instrText xml:space="preserve"> HYPERLINK \l _Toc31232 </w:instrText>
           </w:r>
           <w:r>
             <w:rPr>
-              <w:rFonts w:hint="eastAsia" w:ascii="Microsoft JhengHei" w:hAnsi="Microsoft JhengHei" w:eastAsia="Microsoft JhengHei" w:cs="Microsoft JhengHei"/>
+              <w:rFonts w:ascii="Microsoft JhengHei" w:eastAsia="Microsoft JhengHei" w:hAnsi="Microsoft JhengHei" w:cs="Microsoft JhengHei" w:hint="eastAsia"/>
               <w:szCs w:val="24"/>
             </w:rPr>
             <w:fldChar w:fldCharType="separate"/>
@@ -2259,7 +2223,7 @@
           </w:r>
           <w:r>
             <w:rPr>
-              <w:rFonts w:hint="eastAsia" w:ascii="Microsoft JhengHei" w:hAnsi="Microsoft JhengHei" w:eastAsia="Microsoft JhengHei" w:cs="Microsoft JhengHei"/>
+              <w:rFonts w:ascii="Microsoft JhengHei" w:eastAsia="Microsoft JhengHei" w:hAnsi="Microsoft JhengHei" w:cs="Microsoft JhengHei" w:hint="eastAsia"/>
               <w:szCs w:val="24"/>
             </w:rPr>
             <w:fldChar w:fldCharType="end"/>
@@ -2269,7 +2233,7 @@
           <w:pPr>
             <w:spacing w:line="219" w:lineRule="auto"/>
             <w:rPr>
-              <w:rFonts w:ascii="Times New Roman" w:hAnsi="Times New Roman" w:eastAsia="Times New Roman" w:cs="Times New Roman"/>
+              <w:rFonts w:ascii="Times New Roman" w:eastAsia="Times New Roman" w:hAnsi="Times New Roman" w:cs="Times New Roman"/>
               <w:snapToGrid w:val="0"/>
               <w:color w:val="000000"/>
               <w:kern w:val="0"/>
@@ -2280,7 +2244,7 @@
           </w:pPr>
           <w:r>
             <w:rPr>
-              <w:rFonts w:hint="eastAsia" w:ascii="Microsoft JhengHei" w:hAnsi="Microsoft JhengHei" w:eastAsia="Microsoft JhengHei" w:cs="Microsoft JhengHei"/>
+              <w:rFonts w:ascii="Microsoft JhengHei" w:eastAsia="Microsoft JhengHei" w:hAnsi="Microsoft JhengHei" w:cs="Microsoft JhengHei" w:hint="eastAsia"/>
               <w:szCs w:val="24"/>
             </w:rPr>
             <w:fldChar w:fldCharType="end"/>
@@ -2292,7 +2256,7 @@
       <w:pPr>
         <w:spacing w:line="219" w:lineRule="auto"/>
         <w:rPr>
-          <w:rFonts w:ascii="Times New Roman" w:hAnsi="Times New Roman" w:eastAsia="Times New Roman" w:cs="Times New Roman"/>
+          <w:rFonts w:ascii="Times New Roman" w:eastAsia="Times New Roman" w:hAnsi="Times New Roman" w:cs="Times New Roman"/>
           <w:snapToGrid w:val="0"/>
           <w:color w:val="000000"/>
           <w:kern w:val="0"/>
@@ -2303,13 +2267,13 @@
         <w:sectPr>
           <w:pgSz w:w="11906" w:h="16839"/>
           <w:pgMar w:top="1431" w:right="1700" w:bottom="0" w:left="1709" w:header="0" w:footer="0" w:gutter="0"/>
-          <w:cols w:space="720" w:num="1"/>
+          <w:cols w:num="1" w:space="720"/>
         </w:sectPr>
       </w:pPr>
     </w:p>
     <w:p>
       <w:pPr>
-        <w:pStyle w:val="26"/>
+        <w:pStyle w:val="1"/>
         <w:bidi w:val="0"/>
       </w:pPr>
       <w:bookmarkStart w:id="3" w:name="_Toc10067"/>
@@ -2338,17 +2302,17 @@
         <w:adjustRightInd w:val="0"/>
         <w:snapToGrid w:val="0"/>
         <w:spacing w:line="360" w:lineRule="auto"/>
-        <w:ind w:left="0" w:right="0" w:firstLine="472" w:firstLineChars="200"/>
+        <w:ind w:left="0" w:right="0" w:firstLine="420" w:firstLineChars="200"/>
         <w:textAlignment w:val="baseline"/>
         <w:rPr>
-          <w:rFonts w:ascii="宋体" w:hAnsi="宋体" w:eastAsia="宋体" w:cs="宋体"/>
-          <w:sz w:val="24"/>
-          <w:szCs w:val="24"/>
-        </w:rPr>
-      </w:pPr>
-      <w:r>
-        <w:rPr>
-          <w:rFonts w:ascii="宋体" w:hAnsi="宋体" w:eastAsia="宋体" w:cs="宋体"/>
+          <w:rFonts w:ascii="宋体" w:eastAsia="宋体" w:hAnsi="宋体" w:cs="宋体"/>
+          <w:sz w:val="24"/>
+          <w:szCs w:val="24"/>
+        </w:rPr>
+      </w:pPr>
+      <w:r>
+        <w:rPr>
+          <w:rFonts w:ascii="宋体" w:eastAsia="宋体" w:hAnsi="宋体" w:cs="宋体"/>
           <w:spacing w:val="-2"/>
           <w:sz w:val="24"/>
           <w:szCs w:val="24"/>
@@ -2358,7 +2322,7 @@
     </w:p>
     <w:p>
       <w:pPr>
-        <w:pStyle w:val="26"/>
+        <w:pStyle w:val="1"/>
         <w:bidi w:val="0"/>
       </w:pPr>
       <w:bookmarkStart w:id="4" w:name="_Toc16734"/>
@@ -2383,18 +2347,18 @@
         <w:adjustRightInd w:val="0"/>
         <w:snapToGrid w:val="0"/>
         <w:spacing w:line="360" w:lineRule="auto"/>
-        <w:ind w:left="0" w:right="0" w:firstLine="472" w:firstLineChars="200"/>
+        <w:ind w:left="0" w:right="0" w:firstLine="420" w:firstLineChars="200"/>
         <w:textAlignment w:val="baseline"/>
         <w:rPr>
-          <w:rFonts w:ascii="宋体" w:hAnsi="宋体" w:eastAsia="宋体" w:cs="宋体"/>
-          <w:spacing w:val="-2"/>
-          <w:sz w:val="24"/>
-          <w:szCs w:val="24"/>
-        </w:rPr>
-      </w:pPr>
-      <w:r>
-        <w:rPr>
-          <w:rFonts w:ascii="宋体" w:hAnsi="宋体" w:eastAsia="宋体" w:cs="宋体"/>
+          <w:rFonts w:ascii="宋体" w:eastAsia="宋体" w:hAnsi="宋体" w:cs="宋体"/>
+          <w:spacing w:val="-2"/>
+          <w:sz w:val="24"/>
+          <w:szCs w:val="24"/>
+        </w:rPr>
+      </w:pPr>
+      <w:r>
+        <w:rPr>
+          <w:rFonts w:ascii="宋体" w:eastAsia="宋体" w:hAnsi="宋体" w:cs="宋体"/>
           <w:spacing w:val="-2"/>
           <w:sz w:val="24"/>
           <w:szCs w:val="24"/>
@@ -2404,7 +2368,7 @@
     </w:p>
     <w:p>
       <w:pPr>
-        <w:pStyle w:val="26"/>
+        <w:pStyle w:val="1"/>
         <w:bidi w:val="0"/>
       </w:pPr>
       <w:bookmarkStart w:id="5" w:name="_Toc11256"/>
@@ -2429,17 +2393,17 @@
         <w:adjustRightInd w:val="0"/>
         <w:snapToGrid w:val="0"/>
         <w:spacing w:line="360" w:lineRule="auto"/>
-        <w:ind w:left="472" w:hanging="472" w:hangingChars="200"/>
+        <w:ind w:left="472" w:hanging="420" w:hangingChars="200"/>
         <w:textAlignment w:val="baseline"/>
         <w:rPr>
-          <w:rFonts w:ascii="宋体" w:hAnsi="宋体" w:eastAsia="宋体" w:cs="宋体"/>
-          <w:sz w:val="24"/>
-          <w:szCs w:val="24"/>
-        </w:rPr>
-      </w:pPr>
-      <w:r>
-        <w:rPr>
-          <w:rFonts w:ascii="宋体" w:hAnsi="宋体" w:eastAsia="宋体" w:cs="宋体"/>
+          <w:rFonts w:ascii="宋体" w:eastAsia="宋体" w:hAnsi="宋体" w:cs="宋体"/>
+          <w:sz w:val="24"/>
+          <w:szCs w:val="24"/>
+        </w:rPr>
+      </w:pPr>
+      <w:r>
+        <w:rPr>
+          <w:rFonts w:ascii="宋体" w:eastAsia="宋体" w:hAnsi="宋体" w:cs="宋体"/>
           <w:spacing w:val="-2"/>
           <w:sz w:val="24"/>
           <w:szCs w:val="24"/>
@@ -2448,7 +2412,7 @@
       </w:r>
       <w:r>
         <w:rPr>
-          <w:rFonts w:hint="eastAsia" w:ascii="宋体" w:hAnsi="宋体" w:eastAsia="宋体" w:cs="宋体"/>
+          <w:rFonts w:ascii="宋体" w:eastAsia="宋体" w:hAnsi="宋体" w:cs="宋体" w:hint="eastAsia"/>
           <w:spacing w:val="-2"/>
           <w:sz w:val="24"/>
           <w:szCs w:val="24"/>
@@ -2457,7 +2421,7 @@
       </w:r>
       <w:r>
         <w:rPr>
-          <w:rFonts w:ascii="宋体" w:hAnsi="宋体" w:eastAsia="宋体" w:cs="宋体"/>
+          <w:rFonts w:ascii="宋体" w:eastAsia="宋体" w:hAnsi="宋体" w:cs="宋体"/>
           <w:spacing w:val="-2"/>
           <w:sz w:val="24"/>
           <w:szCs w:val="24"/>
@@ -2481,18 +2445,18 @@
         <w:adjustRightInd w:val="0"/>
         <w:snapToGrid w:val="0"/>
         <w:spacing w:line="360" w:lineRule="auto"/>
-        <w:ind w:left="472" w:hanging="472" w:hangingChars="200"/>
+        <w:ind w:left="472" w:hanging="420" w:hangingChars="200"/>
         <w:textAlignment w:val="baseline"/>
         <w:rPr>
-          <w:rFonts w:ascii="宋体" w:hAnsi="宋体" w:eastAsia="宋体" w:cs="宋体"/>
-          <w:spacing w:val="-2"/>
-          <w:sz w:val="24"/>
-          <w:szCs w:val="24"/>
-        </w:rPr>
-      </w:pPr>
-      <w:r>
-        <w:rPr>
-          <w:rFonts w:ascii="宋体" w:hAnsi="宋体" w:eastAsia="宋体" w:cs="宋体"/>
+          <w:rFonts w:ascii="宋体" w:eastAsia="宋体" w:hAnsi="宋体" w:cs="宋体"/>
+          <w:spacing w:val="-2"/>
+          <w:sz w:val="24"/>
+          <w:szCs w:val="24"/>
+        </w:rPr>
+      </w:pPr>
+      <w:r>
+        <w:rPr>
+          <w:rFonts w:ascii="宋体" w:eastAsia="宋体" w:hAnsi="宋体" w:cs="宋体"/>
           <w:spacing w:val="-2"/>
           <w:sz w:val="24"/>
           <w:szCs w:val="24"/>
@@ -2516,18 +2480,18 @@
         <w:adjustRightInd w:val="0"/>
         <w:snapToGrid w:val="0"/>
         <w:spacing w:line="360" w:lineRule="auto"/>
-        <w:ind w:left="472" w:hanging="472" w:hangingChars="200"/>
+        <w:ind w:left="472" w:hanging="420" w:hangingChars="200"/>
         <w:textAlignment w:val="baseline"/>
         <w:rPr>
-          <w:rFonts w:ascii="宋体" w:hAnsi="宋体" w:eastAsia="宋体" w:cs="宋体"/>
-          <w:spacing w:val="-2"/>
-          <w:sz w:val="24"/>
-          <w:szCs w:val="24"/>
-        </w:rPr>
-      </w:pPr>
-      <w:r>
-        <w:rPr>
-          <w:rFonts w:ascii="宋体" w:hAnsi="宋体" w:eastAsia="宋体" w:cs="宋体"/>
+          <w:rFonts w:ascii="宋体" w:eastAsia="宋体" w:hAnsi="宋体" w:cs="宋体"/>
+          <w:spacing w:val="-2"/>
+          <w:sz w:val="24"/>
+          <w:szCs w:val="24"/>
+        </w:rPr>
+      </w:pPr>
+      <w:r>
+        <w:rPr>
+          <w:rFonts w:ascii="宋体" w:eastAsia="宋体" w:hAnsi="宋体" w:cs="宋体"/>
           <w:spacing w:val="-2"/>
           <w:sz w:val="24"/>
           <w:szCs w:val="24"/>
@@ -2551,18 +2515,18 @@
         <w:adjustRightInd w:val="0"/>
         <w:snapToGrid w:val="0"/>
         <w:spacing w:line="360" w:lineRule="auto"/>
-        <w:ind w:left="472" w:hanging="472" w:hangingChars="200"/>
+        <w:ind w:left="472" w:hanging="420" w:hangingChars="200"/>
         <w:textAlignment w:val="baseline"/>
         <w:rPr>
-          <w:rFonts w:ascii="宋体" w:hAnsi="宋体" w:eastAsia="宋体" w:cs="宋体"/>
-          <w:spacing w:val="-2"/>
-          <w:sz w:val="24"/>
-          <w:szCs w:val="24"/>
-        </w:rPr>
-      </w:pPr>
-      <w:r>
-        <w:rPr>
-          <w:rFonts w:ascii="宋体" w:hAnsi="宋体" w:eastAsia="宋体" w:cs="宋体"/>
+          <w:rFonts w:ascii="宋体" w:eastAsia="宋体" w:hAnsi="宋体" w:cs="宋体"/>
+          <w:spacing w:val="-2"/>
+          <w:sz w:val="24"/>
+          <w:szCs w:val="24"/>
+        </w:rPr>
+      </w:pPr>
+      <w:r>
+        <w:rPr>
+          <w:rFonts w:ascii="宋体" w:eastAsia="宋体" w:hAnsi="宋体" w:cs="宋体"/>
           <w:spacing w:val="-2"/>
           <w:sz w:val="24"/>
           <w:szCs w:val="24"/>
@@ -2586,18 +2550,18 @@
         <w:adjustRightInd w:val="0"/>
         <w:snapToGrid w:val="0"/>
         <w:spacing w:line="360" w:lineRule="auto"/>
-        <w:ind w:left="472" w:hanging="472" w:hangingChars="200"/>
+        <w:ind w:left="472" w:hanging="420" w:hangingChars="200"/>
         <w:textAlignment w:val="baseline"/>
         <w:rPr>
-          <w:rFonts w:ascii="宋体" w:hAnsi="宋体" w:eastAsia="宋体" w:cs="宋体"/>
-          <w:spacing w:val="-2"/>
-          <w:sz w:val="24"/>
-          <w:szCs w:val="24"/>
-        </w:rPr>
-      </w:pPr>
-      <w:r>
-        <w:rPr>
-          <w:rFonts w:ascii="宋体" w:hAnsi="宋体" w:eastAsia="宋体" w:cs="宋体"/>
+          <w:rFonts w:ascii="宋体" w:eastAsia="宋体" w:hAnsi="宋体" w:cs="宋体"/>
+          <w:spacing w:val="-2"/>
+          <w:sz w:val="24"/>
+          <w:szCs w:val="24"/>
+        </w:rPr>
+      </w:pPr>
+      <w:r>
+        <w:rPr>
+          <w:rFonts w:ascii="宋体" w:eastAsia="宋体" w:hAnsi="宋体" w:cs="宋体"/>
           <w:spacing w:val="-2"/>
           <w:sz w:val="24"/>
           <w:szCs w:val="24"/>
@@ -2621,18 +2585,18 @@
         <w:adjustRightInd w:val="0"/>
         <w:snapToGrid w:val="0"/>
         <w:spacing w:line="360" w:lineRule="auto"/>
-        <w:ind w:left="472" w:hanging="472" w:hangingChars="200"/>
+        <w:ind w:left="472" w:hanging="420" w:hangingChars="200"/>
         <w:textAlignment w:val="baseline"/>
         <w:rPr>
-          <w:rFonts w:ascii="宋体" w:hAnsi="宋体" w:eastAsia="宋体" w:cs="宋体"/>
-          <w:spacing w:val="-2"/>
-          <w:sz w:val="24"/>
-          <w:szCs w:val="24"/>
-        </w:rPr>
-      </w:pPr>
-      <w:r>
-        <w:rPr>
-          <w:rFonts w:ascii="宋体" w:hAnsi="宋体" w:eastAsia="宋体" w:cs="宋体"/>
+          <w:rFonts w:ascii="宋体" w:eastAsia="宋体" w:hAnsi="宋体" w:cs="宋体"/>
+          <w:spacing w:val="-2"/>
+          <w:sz w:val="24"/>
+          <w:szCs w:val="24"/>
+        </w:rPr>
+      </w:pPr>
+      <w:r>
+        <w:rPr>
+          <w:rFonts w:ascii="宋体" w:eastAsia="宋体" w:hAnsi="宋体" w:cs="宋体"/>
           <w:spacing w:val="-2"/>
           <w:sz w:val="24"/>
           <w:szCs w:val="24"/>
@@ -2642,7 +2606,7 @@
     </w:p>
     <w:p>
       <w:pPr>
-        <w:pStyle w:val="26"/>
+        <w:pStyle w:val="1"/>
         <w:bidi w:val="0"/>
       </w:pPr>
       <w:bookmarkStart w:id="6" w:name="_Toc4075"/>
@@ -2656,14 +2620,14 @@
         <w:spacing w:before="100" w:line="220" w:lineRule="auto"/>
         <w:ind w:left="544"/>
         <w:rPr>
-          <w:rFonts w:ascii="宋体" w:hAnsi="宋体" w:eastAsia="宋体" w:cs="宋体"/>
-          <w:sz w:val="24"/>
-          <w:szCs w:val="24"/>
-        </w:rPr>
-      </w:pPr>
-      <w:r>
-        <w:rPr>
-          <w:rFonts w:ascii="宋体" w:hAnsi="宋体" w:eastAsia="宋体" w:cs="宋体"/>
+          <w:rFonts w:ascii="宋体" w:eastAsia="宋体" w:hAnsi="宋体" w:cs="宋体"/>
+          <w:sz w:val="24"/>
+          <w:szCs w:val="24"/>
+        </w:rPr>
+      </w:pPr>
+      <w:r>
+        <w:rPr>
+          <w:rFonts w:ascii="宋体" w:eastAsia="宋体" w:hAnsi="宋体" w:cs="宋体"/>
           <w:sz w:val="24"/>
           <w:szCs w:val="24"/>
         </w:rPr>
@@ -2672,7 +2636,7 @@
     </w:p>
     <w:p>
       <w:pPr>
-        <w:pStyle w:val="26"/>
+        <w:pStyle w:val="1"/>
         <w:bidi w:val="0"/>
       </w:pPr>
       <w:bookmarkStart w:id="7" w:name="_Toc20225"/>
@@ -2688,16 +2652,16 @@
     </w:p>
     <w:tbl>
       <w:tblPr>
-        <w:tblStyle w:val="24"/>
+        <w:tblStyle w:val="TableNormal0"/>
         <w:tblW w:w="8522" w:type="dxa"/>
         <w:tblInd w:w="5" w:type="dxa"/>
         <w:tblBorders>
-          <w:top w:val="single" w:color="000000" w:sz="4" w:space="0"/>
-          <w:left w:val="single" w:color="000000" w:sz="4" w:space="0"/>
-          <w:bottom w:val="single" w:color="000000" w:sz="4" w:space="0"/>
-          <w:right w:val="single" w:color="000000" w:sz="4" w:space="0"/>
-          <w:insideH w:val="single" w:color="000000" w:sz="4" w:space="0"/>
-          <w:insideV w:val="single" w:color="000000" w:sz="4" w:space="0"/>
+          <w:top w:val="single" w:sz="4" w:space="0" w:color="000000"/>
+          <w:left w:val="single" w:sz="4" w:space="0" w:color="000000"/>
+          <w:bottom w:val="single" w:sz="4" w:space="0" w:color="000000"/>
+          <w:right w:val="single" w:sz="4" w:space="0" w:color="000000"/>
+          <w:insideH w:val="single" w:sz="4" w:space="0" w:color="000000"/>
+          <w:insideV w:val="single" w:sz="4" w:space="0" w:color="000000"/>
         </w:tblBorders>
         <w:tblLayout w:type="fixed"/>
         <w:tblCellMar>
@@ -2714,14 +2678,17 @@
       </w:tblGrid>
       <w:tr>
         <w:tblPrEx>
+          <w:tblW w:w="8522" w:type="dxa"/>
+          <w:tblInd w:w="5" w:type="dxa"/>
           <w:tblBorders>
-            <w:top w:val="single" w:color="000000" w:sz="4" w:space="0"/>
-            <w:left w:val="single" w:color="000000" w:sz="4" w:space="0"/>
-            <w:bottom w:val="single" w:color="000000" w:sz="4" w:space="0"/>
-            <w:right w:val="single" w:color="000000" w:sz="4" w:space="0"/>
-            <w:insideH w:val="single" w:color="000000" w:sz="4" w:space="0"/>
-            <w:insideV w:val="single" w:color="000000" w:sz="4" w:space="0"/>
+            <w:top w:val="single" w:sz="4" w:space="0" w:color="000000"/>
+            <w:left w:val="single" w:sz="4" w:space="0" w:color="000000"/>
+            <w:bottom w:val="single" w:sz="4" w:space="0" w:color="000000"/>
+            <w:right w:val="single" w:sz="4" w:space="0" w:color="000000"/>
+            <w:insideH w:val="single" w:sz="4" w:space="0" w:color="000000"/>
+            <w:insideV w:val="single" w:sz="4" w:space="0" w:color="000000"/>
           </w:tblBorders>
+          <w:tblLayout w:type="fixed"/>
           <w:tblCellMar>
             <w:top w:w="0" w:type="dxa"/>
             <w:left w:w="0" w:type="dxa"/>
@@ -2730,7 +2697,7 @@
           </w:tblCellMar>
         </w:tblPrEx>
         <w:trPr>
-          <w:trHeight w:val="625" w:hRule="atLeast"/>
+          <w:trHeight w:val="625"/>
         </w:trPr>
         <w:tc>
           <w:tcPr>
@@ -2742,14 +2709,14 @@
               <w:spacing w:before="52" w:line="219" w:lineRule="auto"/>
               <w:ind w:left="114"/>
               <w:rPr>
-                <w:rFonts w:ascii="宋体" w:hAnsi="宋体" w:eastAsia="宋体" w:cs="宋体"/>
+                <w:rFonts w:ascii="宋体" w:eastAsia="宋体" w:hAnsi="宋体" w:cs="宋体"/>
                 <w:sz w:val="21"/>
                 <w:szCs w:val="21"/>
               </w:rPr>
             </w:pPr>
             <w:r>
               <w:rPr>
-                <w:rFonts w:ascii="宋体" w:hAnsi="宋体" w:eastAsia="宋体" w:cs="宋体"/>
+                <w:rFonts w:ascii="宋体" w:eastAsia="宋体" w:hAnsi="宋体" w:cs="宋体"/>
                 <w:spacing w:val="-3"/>
                 <w:sz w:val="21"/>
                 <w:szCs w:val="21"/>
@@ -2768,14 +2735,14 @@
               <w:spacing w:before="52" w:line="221" w:lineRule="auto"/>
               <w:ind w:left="111"/>
               <w:rPr>
-                <w:rFonts w:ascii="宋体" w:hAnsi="宋体" w:eastAsia="宋体" w:cs="宋体"/>
+                <w:rFonts w:ascii="宋体" w:eastAsia="宋体" w:hAnsi="宋体" w:cs="宋体"/>
                 <w:sz w:val="21"/>
                 <w:szCs w:val="21"/>
               </w:rPr>
             </w:pPr>
             <w:r>
               <w:rPr>
-                <w:rFonts w:ascii="宋体" w:hAnsi="宋体" w:eastAsia="宋体" w:cs="宋体"/>
+                <w:rFonts w:ascii="宋体" w:eastAsia="宋体" w:hAnsi="宋体" w:cs="宋体"/>
                 <w:spacing w:val="-3"/>
                 <w:sz w:val="21"/>
                 <w:szCs w:val="21"/>
@@ -2794,14 +2761,14 @@
               <w:spacing w:before="53" w:line="247" w:lineRule="auto"/>
               <w:ind w:left="113" w:right="207" w:firstLine="22"/>
               <w:rPr>
-                <w:rFonts w:ascii="宋体" w:hAnsi="宋体" w:eastAsia="宋体" w:cs="宋体"/>
+                <w:rFonts w:ascii="宋体" w:eastAsia="宋体" w:hAnsi="宋体" w:cs="宋体"/>
                 <w:sz w:val="21"/>
                 <w:szCs w:val="21"/>
               </w:rPr>
             </w:pPr>
             <w:r>
               <w:rPr>
-                <w:rFonts w:ascii="宋体" w:hAnsi="宋体" w:eastAsia="宋体" w:cs="宋体"/>
+                <w:rFonts w:ascii="宋体" w:eastAsia="宋体" w:hAnsi="宋体" w:cs="宋体"/>
                 <w:spacing w:val="-3"/>
                 <w:sz w:val="21"/>
                 <w:szCs w:val="21"/>
@@ -2810,7 +2777,7 @@
             </w:r>
             <w:r>
               <w:rPr>
-                <w:rFonts w:ascii="宋体" w:hAnsi="宋体" w:eastAsia="宋体" w:cs="宋体"/>
+                <w:rFonts w:ascii="宋体" w:eastAsia="宋体" w:hAnsi="宋体" w:cs="宋体"/>
                 <w:spacing w:val="-5"/>
                 <w:sz w:val="21"/>
                 <w:szCs w:val="21"/>
@@ -2822,14 +2789,9 @@
       </w:tr>
       <w:tr>
         <w:tblPrEx>
-          <w:tblBorders>
-            <w:top w:val="single" w:color="000000" w:sz="4" w:space="0"/>
-            <w:left w:val="single" w:color="000000" w:sz="4" w:space="0"/>
-            <w:bottom w:val="single" w:color="000000" w:sz="4" w:space="0"/>
-            <w:right w:val="single" w:color="000000" w:sz="4" w:space="0"/>
-            <w:insideH w:val="single" w:color="000000" w:sz="4" w:space="0"/>
-            <w:insideV w:val="single" w:color="000000" w:sz="4" w:space="0"/>
-          </w:tblBorders>
+          <w:tblW w:w="8522" w:type="dxa"/>
+          <w:tblInd w:w="5" w:type="dxa"/>
+          <w:tblLayout w:type="fixed"/>
           <w:tblCellMar>
             <w:top w:w="0" w:type="dxa"/>
             <w:left w:w="0" w:type="dxa"/>
@@ -2838,7 +2800,7 @@
           </w:tblCellMar>
         </w:tblPrEx>
         <w:trPr>
-          <w:trHeight w:val="310" w:hRule="atLeast"/>
+          <w:trHeight w:val="310"/>
         </w:trPr>
         <w:tc>
           <w:tcPr>
@@ -2849,14 +2811,14 @@
               <w:spacing w:before="52" w:line="218" w:lineRule="auto"/>
               <w:ind w:left="110"/>
               <w:rPr>
-                <w:rFonts w:ascii="宋体" w:hAnsi="宋体" w:eastAsia="宋体" w:cs="宋体"/>
+                <w:rFonts w:ascii="宋体" w:eastAsia="宋体" w:hAnsi="宋体" w:cs="宋体"/>
                 <w:sz w:val="21"/>
                 <w:szCs w:val="21"/>
               </w:rPr>
             </w:pPr>
             <w:r>
               <w:rPr>
-                <w:rFonts w:ascii="宋体" w:hAnsi="宋体" w:eastAsia="宋体" w:cs="宋体"/>
+                <w:rFonts w:ascii="宋体" w:eastAsia="宋体" w:hAnsi="宋体" w:cs="宋体"/>
                 <w:spacing w:val="-2"/>
                 <w:sz w:val="21"/>
                 <w:szCs w:val="21"/>
@@ -2874,14 +2836,14 @@
               <w:spacing w:before="52" w:line="218" w:lineRule="auto"/>
               <w:ind w:left="118"/>
               <w:rPr>
-                <w:rFonts w:ascii="宋体" w:hAnsi="宋体" w:eastAsia="宋体" w:cs="宋体"/>
+                <w:rFonts w:ascii="宋体" w:eastAsia="宋体" w:hAnsi="宋体" w:cs="宋体"/>
                 <w:sz w:val="21"/>
                 <w:szCs w:val="21"/>
               </w:rPr>
             </w:pPr>
             <w:r>
               <w:rPr>
-                <w:rFonts w:ascii="宋体" w:hAnsi="宋体" w:eastAsia="宋体" w:cs="宋体"/>
+                <w:rFonts w:ascii="宋体" w:eastAsia="宋体" w:hAnsi="宋体" w:cs="宋体"/>
                 <w:spacing w:val="-2"/>
                 <w:sz w:val="21"/>
                 <w:szCs w:val="21"/>
@@ -2899,7 +2861,7 @@
               <w:spacing w:before="52" w:line="218" w:lineRule="auto"/>
               <w:ind w:left="114"/>
               <w:rPr>
-                <w:rFonts w:hint="default" w:ascii="宋体" w:hAnsi="宋体" w:eastAsia="宋体" w:cs="宋体"/>
+                <w:rFonts w:ascii="宋体" w:eastAsia="宋体" w:hAnsi="宋体" w:cs="宋体" w:hint="default"/>
                 <w:sz w:val="21"/>
                 <w:szCs w:val="21"/>
                 <w:lang w:val="en-US" w:eastAsia="zh-CN"/>
@@ -2907,7 +2869,7 @@
             </w:pPr>
             <w:r>
               <w:rPr>
-                <w:rFonts w:hint="eastAsia" w:ascii="宋体" w:hAnsi="宋体" w:eastAsia="宋体" w:cs="宋体"/>
+                <w:rFonts w:ascii="宋体" w:eastAsia="宋体" w:hAnsi="宋体" w:cs="宋体" w:hint="eastAsia"/>
                 <w:sz w:val="21"/>
                 <w:szCs w:val="21"/>
                 <w:lang w:val="en-US" w:eastAsia="zh-CN"/>
@@ -2919,14 +2881,9 @@
       </w:tr>
       <w:tr>
         <w:tblPrEx>
-          <w:tblBorders>
-            <w:top w:val="single" w:color="000000" w:sz="4" w:space="0"/>
-            <w:left w:val="single" w:color="000000" w:sz="4" w:space="0"/>
-            <w:bottom w:val="single" w:color="000000" w:sz="4" w:space="0"/>
-            <w:right w:val="single" w:color="000000" w:sz="4" w:space="0"/>
-            <w:insideH w:val="single" w:color="000000" w:sz="4" w:space="0"/>
-            <w:insideV w:val="single" w:color="000000" w:sz="4" w:space="0"/>
-          </w:tblBorders>
+          <w:tblW w:w="8522" w:type="dxa"/>
+          <w:tblInd w:w="5" w:type="dxa"/>
+          <w:tblLayout w:type="fixed"/>
           <w:tblCellMar>
             <w:top w:w="0" w:type="dxa"/>
             <w:left w:w="0" w:type="dxa"/>
@@ -2935,7 +2892,7 @@
           </w:tblCellMar>
         </w:tblPrEx>
         <w:trPr>
-          <w:trHeight w:val="310" w:hRule="atLeast"/>
+          <w:trHeight w:val="310"/>
         </w:trPr>
         <w:tc>
           <w:tcPr>
@@ -2946,14 +2903,14 @@
               <w:spacing w:before="53" w:line="217" w:lineRule="auto"/>
               <w:ind w:left="121"/>
               <w:rPr>
-                <w:rFonts w:ascii="宋体" w:hAnsi="宋体" w:eastAsia="宋体" w:cs="宋体"/>
+                <w:rFonts w:ascii="宋体" w:eastAsia="宋体" w:hAnsi="宋体" w:cs="宋体"/>
                 <w:sz w:val="21"/>
                 <w:szCs w:val="21"/>
               </w:rPr>
             </w:pPr>
             <w:r>
               <w:rPr>
-                <w:rFonts w:ascii="宋体" w:hAnsi="宋体" w:eastAsia="宋体" w:cs="宋体"/>
+                <w:rFonts w:ascii="宋体" w:eastAsia="宋体" w:hAnsi="宋体" w:cs="宋体"/>
                 <w:spacing w:val="-5"/>
                 <w:sz w:val="21"/>
                 <w:szCs w:val="21"/>
@@ -2971,14 +2928,14 @@
               <w:spacing w:before="53" w:line="217" w:lineRule="auto"/>
               <w:ind w:left="111"/>
               <w:rPr>
-                <w:rFonts w:ascii="宋体" w:hAnsi="宋体" w:eastAsia="宋体" w:cs="宋体"/>
+                <w:rFonts w:ascii="宋体" w:eastAsia="宋体" w:hAnsi="宋体" w:cs="宋体"/>
                 <w:sz w:val="21"/>
                 <w:szCs w:val="21"/>
               </w:rPr>
             </w:pPr>
             <w:r>
               <w:rPr>
-                <w:rFonts w:ascii="宋体" w:hAnsi="宋体" w:eastAsia="宋体" w:cs="宋体"/>
+                <w:rFonts w:ascii="宋体" w:eastAsia="宋体" w:hAnsi="宋体" w:cs="宋体"/>
                 <w:spacing w:val="-2"/>
                 <w:sz w:val="21"/>
                 <w:szCs w:val="21"/>
@@ -2996,14 +2953,14 @@
               <w:spacing w:before="53" w:line="217" w:lineRule="auto"/>
               <w:ind w:left="118"/>
               <w:rPr>
-                <w:rFonts w:ascii="宋体" w:hAnsi="宋体" w:eastAsia="宋体" w:cs="宋体"/>
+                <w:rFonts w:ascii="宋体" w:eastAsia="宋体" w:hAnsi="宋体" w:cs="宋体"/>
                 <w:sz w:val="21"/>
                 <w:szCs w:val="21"/>
               </w:rPr>
             </w:pPr>
             <w:r>
               <w:rPr>
-                <w:rFonts w:ascii="宋体" w:hAnsi="宋体" w:eastAsia="宋体" w:cs="宋体"/>
+                <w:rFonts w:ascii="宋体" w:eastAsia="宋体" w:hAnsi="宋体" w:cs="宋体"/>
                 <w:spacing w:val="-4"/>
                 <w:sz w:val="21"/>
                 <w:szCs w:val="21"/>
@@ -3015,14 +2972,9 @@
       </w:tr>
       <w:tr>
         <w:tblPrEx>
-          <w:tblBorders>
-            <w:top w:val="single" w:color="000000" w:sz="4" w:space="0"/>
-            <w:left w:val="single" w:color="000000" w:sz="4" w:space="0"/>
-            <w:bottom w:val="single" w:color="000000" w:sz="4" w:space="0"/>
-            <w:right w:val="single" w:color="000000" w:sz="4" w:space="0"/>
-            <w:insideH w:val="single" w:color="000000" w:sz="4" w:space="0"/>
-            <w:insideV w:val="single" w:color="000000" w:sz="4" w:space="0"/>
-          </w:tblBorders>
+          <w:tblW w:w="8522" w:type="dxa"/>
+          <w:tblInd w:w="5" w:type="dxa"/>
+          <w:tblLayout w:type="fixed"/>
           <w:tblCellMar>
             <w:top w:w="0" w:type="dxa"/>
             <w:left w:w="0" w:type="dxa"/>
@@ -3031,7 +2983,7 @@
           </w:tblCellMar>
         </w:tblPrEx>
         <w:trPr>
-          <w:trHeight w:val="314" w:hRule="atLeast"/>
+          <w:trHeight w:val="314"/>
         </w:trPr>
         <w:tc>
           <w:tcPr>
@@ -3042,14 +2994,14 @@
               <w:spacing w:before="56" w:line="218" w:lineRule="auto"/>
               <w:ind w:left="111"/>
               <w:rPr>
-                <w:rFonts w:ascii="宋体" w:hAnsi="宋体" w:eastAsia="宋体" w:cs="宋体"/>
+                <w:rFonts w:ascii="宋体" w:eastAsia="宋体" w:hAnsi="宋体" w:cs="宋体"/>
                 <w:sz w:val="21"/>
                 <w:szCs w:val="21"/>
               </w:rPr>
             </w:pPr>
             <w:r>
               <w:rPr>
-                <w:rFonts w:ascii="宋体" w:hAnsi="宋体" w:eastAsia="宋体" w:cs="宋体"/>
+                <w:rFonts w:ascii="宋体" w:eastAsia="宋体" w:hAnsi="宋体" w:cs="宋体"/>
                 <w:spacing w:val="-2"/>
                 <w:sz w:val="21"/>
                 <w:szCs w:val="21"/>
@@ -3067,14 +3019,14 @@
               <w:spacing w:before="56" w:line="218" w:lineRule="auto"/>
               <w:ind w:left="108"/>
               <w:rPr>
-                <w:rFonts w:ascii="宋体" w:hAnsi="宋体" w:eastAsia="宋体" w:cs="宋体"/>
+                <w:rFonts w:ascii="宋体" w:eastAsia="宋体" w:hAnsi="宋体" w:cs="宋体"/>
                 <w:sz w:val="21"/>
                 <w:szCs w:val="21"/>
               </w:rPr>
             </w:pPr>
             <w:r>
               <w:rPr>
-                <w:rFonts w:ascii="宋体" w:hAnsi="宋体" w:eastAsia="宋体" w:cs="宋体"/>
+                <w:rFonts w:ascii="宋体" w:eastAsia="宋体" w:hAnsi="宋体" w:cs="宋体"/>
                 <w:spacing w:val="-1"/>
                 <w:sz w:val="21"/>
                 <w:szCs w:val="21"/>
@@ -3092,14 +3044,14 @@
               <w:spacing w:before="56" w:line="218" w:lineRule="auto"/>
               <w:ind w:left="113"/>
               <w:rPr>
-                <w:rFonts w:ascii="宋体" w:hAnsi="宋体" w:eastAsia="宋体" w:cs="宋体"/>
+                <w:rFonts w:ascii="宋体" w:eastAsia="宋体" w:hAnsi="宋体" w:cs="宋体"/>
                 <w:sz w:val="21"/>
                 <w:szCs w:val="21"/>
               </w:rPr>
             </w:pPr>
             <w:r>
               <w:rPr>
-                <w:rFonts w:ascii="宋体" w:hAnsi="宋体" w:eastAsia="宋体" w:cs="宋体"/>
+                <w:rFonts w:ascii="宋体" w:eastAsia="宋体" w:hAnsi="宋体" w:cs="宋体"/>
                 <w:spacing w:val="-2"/>
                 <w:sz w:val="21"/>
                 <w:szCs w:val="21"/>
@@ -3112,7 +3064,7 @@
     </w:tbl>
     <w:p>
       <w:pPr>
-        <w:pStyle w:val="26"/>
+        <w:pStyle w:val="1"/>
         <w:bidi w:val="0"/>
       </w:pPr>
       <w:bookmarkStart w:id="8" w:name="_Toc3676"/>
@@ -3123,7 +3075,7 @@
     </w:p>
     <w:p>
       <w:pPr>
-        <w:pStyle w:val="3"/>
+        <w:pStyle w:val="Heading2"/>
         <w:bidi w:val="0"/>
       </w:pPr>
       <w:bookmarkStart w:id="9" w:name="bookmark18"/>
@@ -3154,18 +3106,18 @@
         <w:adjustRightInd w:val="0"/>
         <w:snapToGrid w:val="0"/>
         <w:spacing w:line="360" w:lineRule="auto"/>
-        <w:ind w:left="425" w:leftChars="0" w:hanging="425" w:firstLineChars="0"/>
+        <w:ind w:left="425" w:hanging="425" w:leftChars="0" w:firstLineChars="0"/>
         <w:textAlignment w:val="baseline"/>
         <w:rPr>
-          <w:rFonts w:ascii="宋体" w:hAnsi="宋体" w:eastAsia="宋体" w:cs="宋体"/>
-          <w:spacing w:val="-2"/>
-          <w:sz w:val="24"/>
-          <w:szCs w:val="24"/>
-        </w:rPr>
-      </w:pPr>
-      <w:r>
-        <w:rPr>
-          <w:rFonts w:ascii="宋体" w:hAnsi="宋体" w:eastAsia="宋体" w:cs="宋体"/>
+          <w:rFonts w:ascii="宋体" w:eastAsia="宋体" w:hAnsi="宋体" w:cs="宋体"/>
+          <w:spacing w:val="-2"/>
+          <w:sz w:val="24"/>
+          <w:szCs w:val="24"/>
+        </w:rPr>
+      </w:pPr>
+      <w:r>
+        <w:rPr>
+          <w:rFonts w:ascii="宋体" w:eastAsia="宋体" w:hAnsi="宋体" w:cs="宋体"/>
           <w:spacing w:val="-2"/>
           <w:sz w:val="24"/>
           <w:szCs w:val="24"/>
@@ -3193,18 +3145,18 @@
         <w:adjustRightInd w:val="0"/>
         <w:snapToGrid w:val="0"/>
         <w:spacing w:line="360" w:lineRule="auto"/>
-        <w:ind w:left="425" w:leftChars="0" w:hanging="425" w:firstLineChars="0"/>
+        <w:ind w:left="425" w:hanging="425" w:leftChars="0" w:firstLineChars="0"/>
         <w:textAlignment w:val="baseline"/>
         <w:rPr>
-          <w:rFonts w:ascii="宋体" w:hAnsi="宋体" w:eastAsia="宋体" w:cs="宋体"/>
-          <w:spacing w:val="-2"/>
-          <w:sz w:val="24"/>
-          <w:szCs w:val="24"/>
-        </w:rPr>
-      </w:pPr>
-      <w:r>
-        <w:rPr>
-          <w:rFonts w:ascii="宋体" w:hAnsi="宋体" w:eastAsia="宋体" w:cs="宋体"/>
+          <w:rFonts w:ascii="宋体" w:eastAsia="宋体" w:hAnsi="宋体" w:cs="宋体"/>
+          <w:spacing w:val="-2"/>
+          <w:sz w:val="24"/>
+          <w:szCs w:val="24"/>
+        </w:rPr>
+      </w:pPr>
+      <w:r>
+        <w:rPr>
+          <w:rFonts w:ascii="宋体" w:eastAsia="宋体" w:hAnsi="宋体" w:cs="宋体"/>
           <w:spacing w:val="-2"/>
           <w:sz w:val="24"/>
           <w:szCs w:val="24"/>
@@ -3232,18 +3184,18 @@
         <w:adjustRightInd w:val="0"/>
         <w:snapToGrid w:val="0"/>
         <w:spacing w:line="360" w:lineRule="auto"/>
-        <w:ind w:left="425" w:leftChars="0" w:hanging="425" w:firstLineChars="0"/>
+        <w:ind w:left="425" w:hanging="425" w:leftChars="0" w:firstLineChars="0"/>
         <w:textAlignment w:val="baseline"/>
         <w:rPr>
-          <w:rFonts w:ascii="宋体" w:hAnsi="宋体" w:eastAsia="宋体" w:cs="宋体"/>
-          <w:spacing w:val="-2"/>
-          <w:sz w:val="24"/>
-          <w:szCs w:val="24"/>
-        </w:rPr>
-      </w:pPr>
-      <w:r>
-        <w:rPr>
-          <w:rFonts w:ascii="宋体" w:hAnsi="宋体" w:eastAsia="宋体" w:cs="宋体"/>
+          <w:rFonts w:ascii="宋体" w:eastAsia="宋体" w:hAnsi="宋体" w:cs="宋体"/>
+          <w:spacing w:val="-2"/>
+          <w:sz w:val="24"/>
+          <w:szCs w:val="24"/>
+        </w:rPr>
+      </w:pPr>
+      <w:r>
+        <w:rPr>
+          <w:rFonts w:ascii="宋体" w:eastAsia="宋体" w:hAnsi="宋体" w:cs="宋体"/>
           <w:spacing w:val="-2"/>
           <w:sz w:val="24"/>
           <w:szCs w:val="24"/>
@@ -3271,18 +3223,18 @@
         <w:adjustRightInd w:val="0"/>
         <w:snapToGrid w:val="0"/>
         <w:spacing w:line="360" w:lineRule="auto"/>
-        <w:ind w:left="425" w:leftChars="0" w:hanging="425" w:firstLineChars="0"/>
+        <w:ind w:left="425" w:hanging="425" w:leftChars="0" w:firstLineChars="0"/>
         <w:textAlignment w:val="baseline"/>
         <w:rPr>
-          <w:rFonts w:ascii="宋体" w:hAnsi="宋体" w:eastAsia="宋体" w:cs="宋体"/>
-          <w:spacing w:val="-2"/>
-          <w:sz w:val="24"/>
-          <w:szCs w:val="24"/>
-        </w:rPr>
-      </w:pPr>
-      <w:r>
-        <w:rPr>
-          <w:rFonts w:ascii="宋体" w:hAnsi="宋体" w:eastAsia="宋体" w:cs="宋体"/>
+          <w:rFonts w:ascii="宋体" w:eastAsia="宋体" w:hAnsi="宋体" w:cs="宋体"/>
+          <w:spacing w:val="-2"/>
+          <w:sz w:val="24"/>
+          <w:szCs w:val="24"/>
+        </w:rPr>
+      </w:pPr>
+      <w:r>
+        <w:rPr>
+          <w:rFonts w:ascii="宋体" w:eastAsia="宋体" w:hAnsi="宋体" w:cs="宋体"/>
           <w:spacing w:val="-2"/>
           <w:sz w:val="24"/>
           <w:szCs w:val="24"/>
@@ -3291,7 +3243,7 @@
       </w:r>
       <w:r>
         <w:rPr>
-          <w:rFonts w:hint="eastAsia" w:ascii="宋体" w:hAnsi="宋体" w:eastAsia="宋体" w:cs="宋体"/>
+          <w:rFonts w:ascii="宋体" w:eastAsia="宋体" w:hAnsi="宋体" w:cs="宋体" w:hint="eastAsia"/>
           <w:spacing w:val="-2"/>
           <w:sz w:val="24"/>
           <w:szCs w:val="24"/>
@@ -3302,7 +3254,7 @@
     </w:p>
     <w:p>
       <w:pPr>
-        <w:pStyle w:val="3"/>
+        <w:pStyle w:val="Heading2"/>
         <w:bidi w:val="0"/>
       </w:pPr>
       <w:bookmarkStart w:id="11" w:name="_Toc23108"/>
@@ -3331,18 +3283,18 @@
         <w:adjustRightInd w:val="0"/>
         <w:snapToGrid w:val="0"/>
         <w:spacing w:line="360" w:lineRule="auto"/>
-        <w:ind w:left="425" w:leftChars="0" w:hanging="425" w:firstLineChars="0"/>
+        <w:ind w:left="425" w:hanging="425" w:leftChars="0" w:firstLineChars="0"/>
         <w:textAlignment w:val="baseline"/>
         <w:rPr>
-          <w:rFonts w:ascii="宋体" w:hAnsi="宋体" w:eastAsia="宋体" w:cs="宋体"/>
-          <w:spacing w:val="-2"/>
-          <w:sz w:val="24"/>
-          <w:szCs w:val="24"/>
-        </w:rPr>
-      </w:pPr>
-      <w:r>
-        <w:rPr>
-          <w:rFonts w:ascii="宋体" w:hAnsi="宋体" w:eastAsia="宋体" w:cs="宋体"/>
+          <w:rFonts w:ascii="宋体" w:eastAsia="宋体" w:hAnsi="宋体" w:cs="宋体"/>
+          <w:spacing w:val="-2"/>
+          <w:sz w:val="24"/>
+          <w:szCs w:val="24"/>
+        </w:rPr>
+      </w:pPr>
+      <w:r>
+        <w:rPr>
+          <w:rFonts w:ascii="宋体" w:eastAsia="宋体" w:hAnsi="宋体" w:cs="宋体"/>
           <w:spacing w:val="-2"/>
           <w:sz w:val="24"/>
           <w:szCs w:val="24"/>
@@ -3370,18 +3322,18 @@
         <w:adjustRightInd w:val="0"/>
         <w:snapToGrid w:val="0"/>
         <w:spacing w:line="360" w:lineRule="auto"/>
-        <w:ind w:left="425" w:leftChars="0" w:hanging="425" w:firstLineChars="0"/>
+        <w:ind w:left="425" w:hanging="425" w:leftChars="0" w:firstLineChars="0"/>
         <w:textAlignment w:val="baseline"/>
         <w:rPr>
-          <w:rFonts w:ascii="宋体" w:hAnsi="宋体" w:eastAsia="宋体" w:cs="宋体"/>
-          <w:spacing w:val="-2"/>
-          <w:sz w:val="24"/>
-          <w:szCs w:val="24"/>
-        </w:rPr>
-      </w:pPr>
-      <w:r>
-        <w:rPr>
-          <w:rFonts w:ascii="宋体" w:hAnsi="宋体" w:eastAsia="宋体" w:cs="宋体"/>
+          <w:rFonts w:ascii="宋体" w:eastAsia="宋体" w:hAnsi="宋体" w:cs="宋体"/>
+          <w:spacing w:val="-2"/>
+          <w:sz w:val="24"/>
+          <w:szCs w:val="24"/>
+        </w:rPr>
+      </w:pPr>
+      <w:r>
+        <w:rPr>
+          <w:rFonts w:ascii="宋体" w:eastAsia="宋体" w:hAnsi="宋体" w:cs="宋体"/>
           <w:spacing w:val="-2"/>
           <w:sz w:val="24"/>
           <w:szCs w:val="24"/>
@@ -3409,18 +3361,18 @@
         <w:adjustRightInd w:val="0"/>
         <w:snapToGrid w:val="0"/>
         <w:spacing w:line="360" w:lineRule="auto"/>
-        <w:ind w:left="425" w:leftChars="0" w:hanging="425" w:firstLineChars="0"/>
+        <w:ind w:left="425" w:hanging="425" w:leftChars="0" w:firstLineChars="0"/>
         <w:textAlignment w:val="baseline"/>
         <w:rPr>
-          <w:rFonts w:ascii="宋体" w:hAnsi="宋体" w:eastAsia="宋体" w:cs="宋体"/>
-          <w:spacing w:val="-2"/>
-          <w:sz w:val="24"/>
-          <w:szCs w:val="24"/>
-        </w:rPr>
-      </w:pPr>
-      <w:r>
-        <w:rPr>
-          <w:rFonts w:ascii="宋体" w:hAnsi="宋体" w:eastAsia="宋体" w:cs="宋体"/>
+          <w:rFonts w:ascii="宋体" w:eastAsia="宋体" w:hAnsi="宋体" w:cs="宋体"/>
+          <w:spacing w:val="-2"/>
+          <w:sz w:val="24"/>
+          <w:szCs w:val="24"/>
+        </w:rPr>
+      </w:pPr>
+      <w:r>
+        <w:rPr>
+          <w:rFonts w:ascii="宋体" w:eastAsia="宋体" w:hAnsi="宋体" w:cs="宋体"/>
           <w:spacing w:val="-2"/>
           <w:sz w:val="24"/>
           <w:szCs w:val="24"/>
@@ -3448,18 +3400,18 @@
         <w:adjustRightInd w:val="0"/>
         <w:snapToGrid w:val="0"/>
         <w:spacing w:line="360" w:lineRule="auto"/>
-        <w:ind w:left="425" w:leftChars="0" w:hanging="425" w:firstLineChars="0"/>
+        <w:ind w:left="425" w:hanging="425" w:leftChars="0" w:firstLineChars="0"/>
         <w:textAlignment w:val="baseline"/>
         <w:rPr>
-          <w:rFonts w:ascii="宋体" w:hAnsi="宋体" w:eastAsia="宋体" w:cs="宋体"/>
-          <w:spacing w:val="-2"/>
-          <w:sz w:val="24"/>
-          <w:szCs w:val="24"/>
-        </w:rPr>
-      </w:pPr>
-      <w:r>
-        <w:rPr>
-          <w:rFonts w:ascii="宋体" w:hAnsi="宋体" w:eastAsia="宋体" w:cs="宋体"/>
+          <w:rFonts w:ascii="宋体" w:eastAsia="宋体" w:hAnsi="宋体" w:cs="宋体"/>
+          <w:spacing w:val="-2"/>
+          <w:sz w:val="24"/>
+          <w:szCs w:val="24"/>
+        </w:rPr>
+      </w:pPr>
+      <w:r>
+        <w:rPr>
+          <w:rFonts w:ascii="宋体" w:eastAsia="宋体" w:hAnsi="宋体" w:cs="宋体"/>
           <w:spacing w:val="-2"/>
           <w:sz w:val="24"/>
           <w:szCs w:val="24"/>
@@ -3487,18 +3439,18 @@
         <w:adjustRightInd w:val="0"/>
         <w:snapToGrid w:val="0"/>
         <w:spacing w:line="360" w:lineRule="auto"/>
-        <w:ind w:left="425" w:leftChars="0" w:hanging="425" w:firstLineChars="0"/>
+        <w:ind w:left="425" w:hanging="425" w:leftChars="0" w:firstLineChars="0"/>
         <w:textAlignment w:val="baseline"/>
         <w:rPr>
-          <w:rFonts w:ascii="宋体" w:hAnsi="宋体" w:eastAsia="宋体" w:cs="宋体"/>
-          <w:spacing w:val="-2"/>
-          <w:sz w:val="24"/>
-          <w:szCs w:val="24"/>
-        </w:rPr>
-      </w:pPr>
-      <w:r>
-        <w:rPr>
-          <w:rFonts w:ascii="宋体" w:hAnsi="宋体" w:eastAsia="宋体" w:cs="宋体"/>
+          <w:rFonts w:ascii="宋体" w:eastAsia="宋体" w:hAnsi="宋体" w:cs="宋体"/>
+          <w:spacing w:val="-2"/>
+          <w:sz w:val="24"/>
+          <w:szCs w:val="24"/>
+        </w:rPr>
+      </w:pPr>
+      <w:r>
+        <w:rPr>
+          <w:rFonts w:ascii="宋体" w:eastAsia="宋体" w:hAnsi="宋体" w:cs="宋体"/>
           <w:spacing w:val="-2"/>
           <w:sz w:val="24"/>
           <w:szCs w:val="24"/>
@@ -3508,7 +3460,7 @@
     </w:p>
     <w:p>
       <w:pPr>
-        <w:pStyle w:val="28"/>
+        <w:pStyle w:val="2"/>
         <w:bidi w:val="0"/>
       </w:pPr>
       <w:bookmarkStart w:id="12" w:name="_Toc23740"/>
@@ -3519,7 +3471,7 @@
     </w:p>
     <w:p>
       <w:pPr>
-        <w:pStyle w:val="29"/>
+        <w:pStyle w:val="3"/>
         <w:bidi w:val="0"/>
       </w:pPr>
       <w:bookmarkStart w:id="13" w:name="bookmark19"/>
@@ -3546,18 +3498,18 @@
         <w:adjustRightInd w:val="0"/>
         <w:snapToGrid w:val="0"/>
         <w:spacing w:line="360" w:lineRule="auto"/>
-        <w:ind w:left="472" w:hanging="472" w:hangingChars="200"/>
+        <w:ind w:left="472" w:hanging="420" w:hangingChars="200"/>
         <w:textAlignment w:val="baseline"/>
         <w:rPr>
-          <w:rFonts w:ascii="宋体" w:hAnsi="宋体" w:eastAsia="宋体" w:cs="宋体"/>
-          <w:spacing w:val="-2"/>
-          <w:sz w:val="24"/>
-          <w:szCs w:val="24"/>
-        </w:rPr>
-      </w:pPr>
-      <w:r>
-        <w:rPr>
-          <w:rFonts w:ascii="宋体" w:hAnsi="宋体" w:eastAsia="宋体" w:cs="宋体"/>
+          <w:rFonts w:ascii="宋体" w:eastAsia="宋体" w:hAnsi="宋体" w:cs="宋体"/>
+          <w:spacing w:val="-2"/>
+          <w:sz w:val="24"/>
+          <w:szCs w:val="24"/>
+        </w:rPr>
+      </w:pPr>
+      <w:r>
+        <w:rPr>
+          <w:rFonts w:ascii="宋体" w:eastAsia="宋体" w:hAnsi="宋体" w:cs="宋体"/>
           <w:spacing w:val="-2"/>
           <w:sz w:val="24"/>
           <w:szCs w:val="24"/>
@@ -3581,18 +3533,18 @@
         <w:adjustRightInd w:val="0"/>
         <w:snapToGrid w:val="0"/>
         <w:spacing w:line="360" w:lineRule="auto"/>
-        <w:ind w:left="472" w:hanging="472" w:hangingChars="200"/>
+        <w:ind w:left="472" w:hanging="420" w:hangingChars="200"/>
         <w:textAlignment w:val="baseline"/>
         <w:rPr>
-          <w:rFonts w:ascii="宋体" w:hAnsi="宋体" w:eastAsia="宋体" w:cs="宋体"/>
-          <w:spacing w:val="-2"/>
-          <w:sz w:val="24"/>
-          <w:szCs w:val="24"/>
-        </w:rPr>
-      </w:pPr>
-      <w:r>
-        <w:rPr>
-          <w:rFonts w:ascii="宋体" w:hAnsi="宋体" w:eastAsia="宋体" w:cs="宋体"/>
+          <w:rFonts w:ascii="宋体" w:eastAsia="宋体" w:hAnsi="宋体" w:cs="宋体"/>
+          <w:spacing w:val="-2"/>
+          <w:sz w:val="24"/>
+          <w:szCs w:val="24"/>
+        </w:rPr>
+      </w:pPr>
+      <w:r>
+        <w:rPr>
+          <w:rFonts w:ascii="宋体" w:eastAsia="宋体" w:hAnsi="宋体" w:cs="宋体"/>
           <w:spacing w:val="-2"/>
           <w:sz w:val="24"/>
           <w:szCs w:val="24"/>
@@ -3602,7 +3554,7 @@
     </w:p>
     <w:p>
       <w:pPr>
-        <w:pStyle w:val="29"/>
+        <w:pStyle w:val="3"/>
         <w:bidi w:val="0"/>
       </w:pPr>
       <w:bookmarkStart w:id="15" w:name="_Toc27455"/>
@@ -3627,17 +3579,17 @@
         <w:adjustRightInd w:val="0"/>
         <w:snapToGrid w:val="0"/>
         <w:spacing w:line="360" w:lineRule="auto"/>
-        <w:ind w:left="0" w:right="0" w:firstLine="480" w:firstLineChars="200"/>
+        <w:ind w:left="0" w:right="0" w:firstLine="420" w:firstLineChars="200"/>
         <w:textAlignment w:val="baseline"/>
         <w:rPr>
-          <w:rFonts w:ascii="宋体" w:hAnsi="宋体" w:eastAsia="宋体" w:cs="宋体"/>
-          <w:sz w:val="24"/>
-          <w:szCs w:val="24"/>
-        </w:rPr>
-      </w:pPr>
-      <w:r>
-        <w:rPr>
-          <w:rFonts w:ascii="宋体" w:hAnsi="宋体" w:eastAsia="宋体" w:cs="宋体"/>
+          <w:rFonts w:ascii="宋体" w:eastAsia="宋体" w:hAnsi="宋体" w:cs="宋体"/>
+          <w:sz w:val="24"/>
+          <w:szCs w:val="24"/>
+        </w:rPr>
+      </w:pPr>
+      <w:r>
+        <w:rPr>
+          <w:rFonts w:ascii="宋体" w:eastAsia="宋体" w:hAnsi="宋体" w:cs="宋体"/>
           <w:sz w:val="24"/>
           <w:szCs w:val="24"/>
         </w:rPr>
@@ -3645,7 +3597,7 @@
       </w:r>
       <w:r>
         <w:rPr>
-          <w:rFonts w:ascii="宋体" w:hAnsi="宋体" w:eastAsia="宋体" w:cs="宋体"/>
+          <w:rFonts w:ascii="宋体" w:eastAsia="宋体" w:hAnsi="宋体" w:cs="宋体"/>
           <w:spacing w:val="-1"/>
           <w:sz w:val="24"/>
           <w:szCs w:val="24"/>
@@ -3654,7 +3606,7 @@
       </w:r>
       <w:r>
         <w:rPr>
-          <w:rFonts w:ascii="宋体" w:hAnsi="宋体" w:eastAsia="宋体" w:cs="宋体"/>
+          <w:rFonts w:ascii="宋体" w:eastAsia="宋体" w:hAnsi="宋体" w:cs="宋体"/>
           <w:spacing w:val="-2"/>
           <w:sz w:val="24"/>
           <w:szCs w:val="24"/>
@@ -3664,7 +3616,7 @@
     </w:p>
     <w:p>
       <w:pPr>
-        <w:pStyle w:val="29"/>
+        <w:pStyle w:val="3"/>
         <w:bidi w:val="0"/>
       </w:pPr>
       <w:bookmarkStart w:id="16" w:name="_Toc3822"/>
@@ -3689,18 +3641,18 @@
         <w:adjustRightInd w:val="0"/>
         <w:snapToGrid w:val="0"/>
         <w:spacing w:line="360" w:lineRule="auto"/>
-        <w:ind w:left="472" w:hanging="472" w:hangingChars="200"/>
+        <w:ind w:left="472" w:hanging="420" w:hangingChars="200"/>
         <w:textAlignment w:val="baseline"/>
         <w:rPr>
-          <w:rFonts w:ascii="宋体" w:hAnsi="宋体" w:eastAsia="宋体" w:cs="宋体"/>
-          <w:spacing w:val="-2"/>
-          <w:sz w:val="24"/>
-          <w:szCs w:val="24"/>
-        </w:rPr>
-      </w:pPr>
-      <w:r>
-        <w:rPr>
-          <w:rFonts w:ascii="宋体" w:hAnsi="宋体" w:eastAsia="宋体" w:cs="宋体"/>
+          <w:rFonts w:ascii="宋体" w:eastAsia="宋体" w:hAnsi="宋体" w:cs="宋体"/>
+          <w:spacing w:val="-2"/>
+          <w:sz w:val="24"/>
+          <w:szCs w:val="24"/>
+        </w:rPr>
+      </w:pPr>
+      <w:r>
+        <w:rPr>
+          <w:rFonts w:ascii="宋体" w:eastAsia="宋体" w:hAnsi="宋体" w:cs="宋体"/>
           <w:spacing w:val="-2"/>
           <w:sz w:val="24"/>
           <w:szCs w:val="24"/>
@@ -3724,18 +3676,18 @@
         <w:adjustRightInd w:val="0"/>
         <w:snapToGrid w:val="0"/>
         <w:spacing w:line="360" w:lineRule="auto"/>
-        <w:ind w:left="472" w:hanging="472" w:hangingChars="200"/>
+        <w:ind w:left="472" w:hanging="420" w:hangingChars="200"/>
         <w:textAlignment w:val="baseline"/>
         <w:rPr>
-          <w:rFonts w:ascii="宋体" w:hAnsi="宋体" w:eastAsia="宋体" w:cs="宋体"/>
-          <w:spacing w:val="-2"/>
-          <w:sz w:val="24"/>
-          <w:szCs w:val="24"/>
-        </w:rPr>
-      </w:pPr>
-      <w:r>
-        <w:rPr>
-          <w:rFonts w:ascii="宋体" w:hAnsi="宋体" w:eastAsia="宋体" w:cs="宋体"/>
+          <w:rFonts w:ascii="宋体" w:eastAsia="宋体" w:hAnsi="宋体" w:cs="宋体"/>
+          <w:spacing w:val="-2"/>
+          <w:sz w:val="24"/>
+          <w:szCs w:val="24"/>
+        </w:rPr>
+      </w:pPr>
+      <w:r>
+        <w:rPr>
+          <w:rFonts w:ascii="宋体" w:eastAsia="宋体" w:hAnsi="宋体" w:cs="宋体"/>
           <w:spacing w:val="-2"/>
           <w:sz w:val="24"/>
           <w:szCs w:val="24"/>
@@ -3754,7 +3706,7 @@
                     <pic:cNvPicPr/>
                   </pic:nvPicPr>
                   <pic:blipFill>
-                    <a:blip r:embed="rId7"/>
+                    <a:blip xmlns:r="http://schemas.openxmlformats.org/officeDocument/2006/relationships" r:embed="rId4"/>
                     <a:stretch>
                       <a:fillRect/>
                     </a:stretch>
@@ -3776,7 +3728,7 @@
       </w:r>
       <w:r>
         <w:rPr>
-          <w:rFonts w:ascii="宋体" w:hAnsi="宋体" w:eastAsia="宋体" w:cs="宋体"/>
+          <w:rFonts w:ascii="宋体" w:eastAsia="宋体" w:hAnsi="宋体" w:cs="宋体"/>
           <w:spacing w:val="-2"/>
           <w:sz w:val="24"/>
           <w:szCs w:val="24"/>
@@ -3800,18 +3752,18 @@
         <w:adjustRightInd w:val="0"/>
         <w:snapToGrid w:val="0"/>
         <w:spacing w:line="360" w:lineRule="auto"/>
-        <w:ind w:left="472" w:hanging="472" w:hangingChars="200"/>
+        <w:ind w:left="472" w:hanging="420" w:hangingChars="200"/>
         <w:textAlignment w:val="baseline"/>
         <w:rPr>
-          <w:rFonts w:ascii="宋体" w:hAnsi="宋体" w:eastAsia="宋体" w:cs="宋体"/>
-          <w:spacing w:val="-2"/>
-          <w:sz w:val="24"/>
-          <w:szCs w:val="24"/>
-        </w:rPr>
-      </w:pPr>
-      <w:r>
-        <w:rPr>
-          <w:rFonts w:ascii="宋体" w:hAnsi="宋体" w:eastAsia="宋体" w:cs="宋体"/>
+          <w:rFonts w:ascii="宋体" w:eastAsia="宋体" w:hAnsi="宋体" w:cs="宋体"/>
+          <w:spacing w:val="-2"/>
+          <w:sz w:val="24"/>
+          <w:szCs w:val="24"/>
+        </w:rPr>
+      </w:pPr>
+      <w:r>
+        <w:rPr>
+          <w:rFonts w:ascii="宋体" w:eastAsia="宋体" w:hAnsi="宋体" w:cs="宋体"/>
           <w:spacing w:val="-2"/>
           <w:sz w:val="24"/>
           <w:szCs w:val="24"/>
@@ -3830,7 +3782,7 @@
                     <pic:cNvPicPr/>
                   </pic:nvPicPr>
                   <pic:blipFill>
-                    <a:blip r:embed="rId7"/>
+                    <a:blip xmlns:r="http://schemas.openxmlformats.org/officeDocument/2006/relationships" r:embed="rId4"/>
                     <a:stretch>
                       <a:fillRect/>
                     </a:stretch>
@@ -3852,7 +3804,7 @@
       </w:r>
       <w:r>
         <w:rPr>
-          <w:rFonts w:ascii="宋体" w:hAnsi="宋体" w:eastAsia="宋体" w:cs="宋体"/>
+          <w:rFonts w:ascii="宋体" w:eastAsia="宋体" w:hAnsi="宋体" w:cs="宋体"/>
           <w:spacing w:val="-2"/>
           <w:sz w:val="24"/>
           <w:szCs w:val="24"/>
@@ -3876,18 +3828,18 @@
         <w:adjustRightInd w:val="0"/>
         <w:snapToGrid w:val="0"/>
         <w:spacing w:line="360" w:lineRule="auto"/>
-        <w:ind w:left="472" w:hanging="472" w:hangingChars="200"/>
+        <w:ind w:left="472" w:hanging="420" w:hangingChars="200"/>
         <w:textAlignment w:val="baseline"/>
         <w:rPr>
-          <w:rFonts w:ascii="宋体" w:hAnsi="宋体" w:eastAsia="宋体" w:cs="宋体"/>
-          <w:spacing w:val="-2"/>
-          <w:sz w:val="24"/>
-          <w:szCs w:val="24"/>
-        </w:rPr>
-      </w:pPr>
-      <w:r>
-        <w:rPr>
-          <w:rFonts w:ascii="宋体" w:hAnsi="宋体" w:eastAsia="宋体" w:cs="宋体"/>
+          <w:rFonts w:ascii="宋体" w:eastAsia="宋体" w:hAnsi="宋体" w:cs="宋体"/>
+          <w:spacing w:val="-2"/>
+          <w:sz w:val="24"/>
+          <w:szCs w:val="24"/>
+        </w:rPr>
+      </w:pPr>
+      <w:r>
+        <w:rPr>
+          <w:rFonts w:ascii="宋体" w:eastAsia="宋体" w:hAnsi="宋体" w:cs="宋体"/>
           <w:spacing w:val="-2"/>
           <w:sz w:val="24"/>
           <w:szCs w:val="24"/>
@@ -3906,7 +3858,7 @@
                     <pic:cNvPicPr/>
                   </pic:nvPicPr>
                   <pic:blipFill>
-                    <a:blip r:embed="rId7"/>
+                    <a:blip xmlns:r="http://schemas.openxmlformats.org/officeDocument/2006/relationships" r:embed="rId4"/>
                     <a:stretch>
                       <a:fillRect/>
                     </a:stretch>
@@ -3928,7 +3880,7 @@
       </w:r>
       <w:r>
         <w:rPr>
-          <w:rFonts w:ascii="宋体" w:hAnsi="宋体" w:eastAsia="宋体" w:cs="宋体"/>
+          <w:rFonts w:ascii="宋体" w:eastAsia="宋体" w:hAnsi="宋体" w:cs="宋体"/>
           <w:spacing w:val="-2"/>
           <w:sz w:val="24"/>
           <w:szCs w:val="24"/>
@@ -3952,18 +3904,18 @@
         <w:adjustRightInd w:val="0"/>
         <w:snapToGrid w:val="0"/>
         <w:spacing w:line="360" w:lineRule="auto"/>
-        <w:ind w:left="472" w:hanging="472" w:hangingChars="200"/>
+        <w:ind w:left="472" w:hanging="420" w:hangingChars="200"/>
         <w:textAlignment w:val="baseline"/>
         <w:rPr>
-          <w:rFonts w:ascii="宋体" w:hAnsi="宋体" w:eastAsia="宋体" w:cs="宋体"/>
-          <w:spacing w:val="-2"/>
-          <w:sz w:val="24"/>
-          <w:szCs w:val="24"/>
-        </w:rPr>
-      </w:pPr>
-      <w:r>
-        <w:rPr>
-          <w:rFonts w:ascii="宋体" w:hAnsi="宋体" w:eastAsia="宋体" w:cs="宋体"/>
+          <w:rFonts w:ascii="宋体" w:eastAsia="宋体" w:hAnsi="宋体" w:cs="宋体"/>
+          <w:spacing w:val="-2"/>
+          <w:sz w:val="24"/>
+          <w:szCs w:val="24"/>
+        </w:rPr>
+      </w:pPr>
+      <w:r>
+        <w:rPr>
+          <w:rFonts w:ascii="宋体" w:eastAsia="宋体" w:hAnsi="宋体" w:cs="宋体"/>
           <w:spacing w:val="-2"/>
           <w:sz w:val="24"/>
           <w:szCs w:val="24"/>
@@ -3982,7 +3934,7 @@
                     <pic:cNvPicPr/>
                   </pic:nvPicPr>
                   <pic:blipFill>
-                    <a:blip r:embed="rId8"/>
+                    <a:blip xmlns:r="http://schemas.openxmlformats.org/officeDocument/2006/relationships" r:embed="rId5"/>
                     <a:stretch>
                       <a:fillRect/>
                     </a:stretch>
@@ -4004,7 +3956,7 @@
       </w:r>
       <w:r>
         <w:rPr>
-          <w:rFonts w:ascii="宋体" w:hAnsi="宋体" w:eastAsia="宋体" w:cs="宋体"/>
+          <w:rFonts w:ascii="宋体" w:eastAsia="宋体" w:hAnsi="宋体" w:cs="宋体"/>
           <w:spacing w:val="-2"/>
           <w:sz w:val="24"/>
           <w:szCs w:val="24"/>
@@ -4028,18 +3980,18 @@
         <w:adjustRightInd w:val="0"/>
         <w:snapToGrid w:val="0"/>
         <w:spacing w:line="360" w:lineRule="auto"/>
-        <w:ind w:left="0" w:right="0" w:firstLine="472" w:firstLineChars="200"/>
+        <w:ind w:left="0" w:right="0" w:firstLine="420" w:firstLineChars="200"/>
         <w:textAlignment w:val="baseline"/>
         <w:rPr>
-          <w:rFonts w:ascii="宋体" w:hAnsi="宋体" w:eastAsia="宋体" w:cs="宋体"/>
-          <w:spacing w:val="-2"/>
-          <w:sz w:val="24"/>
-          <w:szCs w:val="24"/>
-        </w:rPr>
-      </w:pPr>
-      <w:r>
-        <w:rPr>
-          <w:rFonts w:ascii="宋体" w:hAnsi="宋体" w:eastAsia="宋体" w:cs="宋体"/>
+          <w:rFonts w:ascii="宋体" w:eastAsia="宋体" w:hAnsi="宋体" w:cs="宋体"/>
+          <w:spacing w:val="-2"/>
+          <w:sz w:val="24"/>
+          <w:szCs w:val="24"/>
+        </w:rPr>
+      </w:pPr>
+      <w:r>
+        <w:rPr>
+          <w:rFonts w:ascii="宋体" w:eastAsia="宋体" w:hAnsi="宋体" w:cs="宋体"/>
           <w:spacing w:val="-2"/>
           <w:sz w:val="24"/>
           <w:szCs w:val="24"/>
@@ -4063,17 +4015,17 @@
         <w:adjustRightInd w:val="0"/>
         <w:snapToGrid w:val="0"/>
         <w:spacing w:line="360" w:lineRule="auto"/>
-        <w:ind w:left="0" w:right="0" w:firstLine="472" w:firstLineChars="200"/>
+        <w:ind w:left="0" w:right="0" w:firstLine="420" w:firstLineChars="200"/>
         <w:textAlignment w:val="baseline"/>
         <w:rPr>
-          <w:rFonts w:ascii="宋体" w:hAnsi="宋体" w:eastAsia="宋体" w:cs="宋体"/>
-          <w:sz w:val="24"/>
-          <w:szCs w:val="24"/>
-        </w:rPr>
-      </w:pPr>
-      <w:r>
-        <w:rPr>
-          <w:rFonts w:ascii="宋体" w:hAnsi="宋体" w:eastAsia="宋体" w:cs="宋体"/>
+          <w:rFonts w:ascii="宋体" w:eastAsia="宋体" w:hAnsi="宋体" w:cs="宋体"/>
+          <w:sz w:val="24"/>
+          <w:szCs w:val="24"/>
+        </w:rPr>
+      </w:pPr>
+      <w:r>
+        <w:rPr>
+          <w:rFonts w:ascii="宋体" w:eastAsia="宋体" w:hAnsi="宋体" w:cs="宋体"/>
           <w:spacing w:val="-2"/>
           <w:sz w:val="24"/>
           <w:szCs w:val="24"/>
@@ -4083,7 +4035,7 @@
     </w:p>
     <w:p>
       <w:pPr>
-        <w:pStyle w:val="29"/>
+        <w:pStyle w:val="3"/>
         <w:bidi w:val="0"/>
       </w:pPr>
       <w:bookmarkStart w:id="17" w:name="bookmark1"/>
@@ -4110,18 +4062,18 @@
         <w:adjustRightInd w:val="0"/>
         <w:snapToGrid w:val="0"/>
         <w:spacing w:line="360" w:lineRule="auto"/>
-        <w:ind w:left="0" w:right="0" w:firstLine="472" w:firstLineChars="200"/>
+        <w:ind w:left="0" w:right="0" w:firstLine="420" w:firstLineChars="200"/>
         <w:textAlignment w:val="baseline"/>
         <w:rPr>
-          <w:rFonts w:ascii="宋体" w:hAnsi="宋体" w:eastAsia="宋体" w:cs="宋体"/>
-          <w:spacing w:val="-2"/>
-          <w:sz w:val="24"/>
-          <w:szCs w:val="24"/>
-        </w:rPr>
-      </w:pPr>
-      <w:r>
-        <w:rPr>
-          <w:rFonts w:ascii="宋体" w:hAnsi="宋体" w:eastAsia="宋体" w:cs="宋体"/>
+          <w:rFonts w:ascii="宋体" w:eastAsia="宋体" w:hAnsi="宋体" w:cs="宋体"/>
+          <w:spacing w:val="-2"/>
+          <w:sz w:val="24"/>
+          <w:szCs w:val="24"/>
+        </w:rPr>
+      </w:pPr>
+      <w:r>
+        <w:rPr>
+          <w:rFonts w:ascii="宋体" w:eastAsia="宋体" w:hAnsi="宋体" w:cs="宋体"/>
           <w:spacing w:val="-2"/>
           <w:sz w:val="24"/>
           <w:szCs w:val="24"/>
@@ -4131,7 +4083,7 @@
     </w:p>
     <w:p>
       <w:pPr>
-        <w:pStyle w:val="29"/>
+        <w:pStyle w:val="3"/>
         <w:tabs>
           <w:tab w:val="left" w:pos="3758"/>
         </w:tabs>
@@ -4149,8 +4101,8 @@
         </w:rPr>
         <w:tab/>
       </w:r>
-      <w:bookmarkStart w:id="24" w:name="_GoBack"/>
-      <w:bookmarkEnd w:id="24"/>
+      <w:bookmarkStart w:id="20" w:name="_GoBack"/>
+      <w:bookmarkEnd w:id="20"/>
     </w:p>
     <w:p>
       <w:pPr>
@@ -4168,18 +4120,18 @@
         <w:adjustRightInd w:val="0"/>
         <w:snapToGrid w:val="0"/>
         <w:spacing w:line="360" w:lineRule="auto"/>
-        <w:ind w:left="472" w:hanging="472" w:hangingChars="200"/>
+        <w:ind w:left="472" w:hanging="420" w:hangingChars="200"/>
         <w:textAlignment w:val="baseline"/>
         <w:rPr>
-          <w:rFonts w:ascii="宋体" w:hAnsi="宋体" w:eastAsia="宋体" w:cs="宋体"/>
-          <w:spacing w:val="-2"/>
-          <w:sz w:val="24"/>
-          <w:szCs w:val="24"/>
-        </w:rPr>
-      </w:pPr>
-      <w:r>
-        <w:rPr>
-          <w:rFonts w:ascii="宋体" w:hAnsi="宋体" w:eastAsia="宋体" w:cs="宋体"/>
+          <w:rFonts w:ascii="宋体" w:eastAsia="宋体" w:hAnsi="宋体" w:cs="宋体"/>
+          <w:spacing w:val="-2"/>
+          <w:sz w:val="24"/>
+          <w:szCs w:val="24"/>
+        </w:rPr>
+      </w:pPr>
+      <w:r>
+        <w:rPr>
+          <w:rFonts w:ascii="宋体" w:eastAsia="宋体" w:hAnsi="宋体" w:cs="宋体"/>
           <w:spacing w:val="-2"/>
           <w:sz w:val="24"/>
           <w:szCs w:val="24"/>
@@ -4188,7 +4140,7 @@
       </w:r>
       <w:r>
         <w:rPr>
-          <w:rFonts w:hint="eastAsia" w:ascii="宋体" w:hAnsi="宋体" w:eastAsia="宋体" w:cs="宋体"/>
+          <w:rFonts w:ascii="宋体" w:eastAsia="宋体" w:hAnsi="宋体" w:cs="宋体" w:hint="eastAsia"/>
           <w:spacing w:val="-2"/>
           <w:sz w:val="24"/>
           <w:szCs w:val="24"/>
@@ -4198,7 +4150,7 @@
       </w:r>
       <w:r>
         <w:rPr>
-          <w:rFonts w:ascii="宋体" w:hAnsi="宋体" w:eastAsia="宋体" w:cs="宋体"/>
+          <w:rFonts w:ascii="宋体" w:eastAsia="宋体" w:hAnsi="宋体" w:cs="宋体"/>
           <w:spacing w:val="-2"/>
           <w:sz w:val="24"/>
           <w:szCs w:val="24"/>
@@ -4222,18 +4174,18 @@
         <w:adjustRightInd w:val="0"/>
         <w:snapToGrid w:val="0"/>
         <w:spacing w:line="360" w:lineRule="auto"/>
-        <w:ind w:left="472" w:hanging="472" w:hangingChars="200"/>
+        <w:ind w:left="472" w:hanging="420" w:hangingChars="200"/>
         <w:textAlignment w:val="baseline"/>
         <w:rPr>
-          <w:rFonts w:ascii="宋体" w:hAnsi="宋体" w:eastAsia="宋体" w:cs="宋体"/>
-          <w:spacing w:val="-2"/>
-          <w:sz w:val="24"/>
-          <w:szCs w:val="24"/>
-        </w:rPr>
-      </w:pPr>
-      <w:r>
-        <w:rPr>
-          <w:rFonts w:ascii="宋体" w:hAnsi="宋体" w:eastAsia="宋体" w:cs="宋体"/>
+          <w:rFonts w:ascii="宋体" w:eastAsia="宋体" w:hAnsi="宋体" w:cs="宋体"/>
+          <w:spacing w:val="-2"/>
+          <w:sz w:val="24"/>
+          <w:szCs w:val="24"/>
+        </w:rPr>
+      </w:pPr>
+      <w:r>
+        <w:rPr>
+          <w:rFonts w:ascii="宋体" w:eastAsia="宋体" w:hAnsi="宋体" w:cs="宋体"/>
           <w:spacing w:val="-2"/>
           <w:sz w:val="24"/>
           <w:szCs w:val="24"/>
@@ -4257,18 +4209,18 @@
         <w:adjustRightInd w:val="0"/>
         <w:snapToGrid w:val="0"/>
         <w:spacing w:line="360" w:lineRule="auto"/>
-        <w:ind w:left="472" w:hanging="472" w:hangingChars="200"/>
+        <w:ind w:left="472" w:hanging="420" w:hangingChars="200"/>
         <w:textAlignment w:val="baseline"/>
         <w:rPr>
-          <w:rFonts w:ascii="宋体" w:hAnsi="宋体" w:eastAsia="宋体" w:cs="宋体"/>
-          <w:spacing w:val="-2"/>
-          <w:sz w:val="24"/>
-          <w:szCs w:val="24"/>
-        </w:rPr>
-      </w:pPr>
-      <w:r>
-        <w:rPr>
-          <w:rFonts w:ascii="宋体" w:hAnsi="宋体" w:eastAsia="宋体" w:cs="宋体"/>
+          <w:rFonts w:ascii="宋体" w:eastAsia="宋体" w:hAnsi="宋体" w:cs="宋体"/>
+          <w:spacing w:val="-2"/>
+          <w:sz w:val="24"/>
+          <w:szCs w:val="24"/>
+        </w:rPr>
+      </w:pPr>
+      <w:r>
+        <w:rPr>
+          <w:rFonts w:ascii="宋体" w:eastAsia="宋体" w:hAnsi="宋体" w:cs="宋体"/>
           <w:spacing w:val="-2"/>
           <w:sz w:val="24"/>
           <w:szCs w:val="24"/>
@@ -4292,18 +4244,18 @@
         <w:adjustRightInd w:val="0"/>
         <w:snapToGrid w:val="0"/>
         <w:spacing w:line="360" w:lineRule="auto"/>
-        <w:ind w:left="472" w:hanging="472" w:hangingChars="200"/>
+        <w:ind w:left="472" w:hanging="420" w:hangingChars="200"/>
         <w:textAlignment w:val="baseline"/>
         <w:rPr>
-          <w:rFonts w:ascii="宋体" w:hAnsi="宋体" w:eastAsia="宋体" w:cs="宋体"/>
-          <w:spacing w:val="-2"/>
-          <w:sz w:val="24"/>
-          <w:szCs w:val="24"/>
-        </w:rPr>
-      </w:pPr>
-      <w:r>
-        <w:rPr>
-          <w:rFonts w:ascii="宋体" w:hAnsi="宋体" w:eastAsia="宋体" w:cs="宋体"/>
+          <w:rFonts w:ascii="宋体" w:eastAsia="宋体" w:hAnsi="宋体" w:cs="宋体"/>
+          <w:spacing w:val="-2"/>
+          <w:sz w:val="24"/>
+          <w:szCs w:val="24"/>
+        </w:rPr>
+      </w:pPr>
+      <w:r>
+        <w:rPr>
+          <w:rFonts w:ascii="宋体" w:eastAsia="宋体" w:hAnsi="宋体" w:cs="宋体"/>
           <w:spacing w:val="-2"/>
           <w:sz w:val="24"/>
           <w:szCs w:val="24"/>
@@ -4313,15 +4265,15 @@
     </w:p>
     <w:p>
       <w:pPr>
-        <w:pStyle w:val="26"/>
+        <w:pStyle w:val="1"/>
         <w:bidi w:val="0"/>
         <w:rPr>
           <w:rFonts w:hint="default"/>
           <w:lang w:val="en-US" w:eastAsia="zh-CN"/>
         </w:rPr>
       </w:pPr>
-      <w:bookmarkStart w:id="20" w:name="_Toc20969"/>
-      <w:bookmarkStart w:id="21" w:name="_Toc13117"/>
+      <w:bookmarkStart w:id="21" w:name="_Toc20969"/>
+      <w:bookmarkStart w:id="22" w:name="_Toc13117"/>
       <w:r>
         <w:rPr>
           <w:rFonts w:hint="eastAsia"/>
@@ -4329,21 +4281,21 @@
         </w:rPr>
         <w:t>流程衡量指标</w:t>
       </w:r>
-      <w:bookmarkEnd w:id="20"/>
       <w:bookmarkEnd w:id="21"/>
+      <w:bookmarkEnd w:id="22"/>
     </w:p>
     <w:tbl>
       <w:tblPr>
-        <w:tblStyle w:val="24"/>
+        <w:tblStyle w:val="TableNormal0"/>
         <w:tblW w:w="8214" w:type="dxa"/>
         <w:tblInd w:w="130" w:type="dxa"/>
         <w:tblBorders>
-          <w:top w:val="single" w:color="000000" w:sz="2" w:space="0"/>
-          <w:left w:val="single" w:color="000000" w:sz="2" w:space="0"/>
-          <w:bottom w:val="single" w:color="000000" w:sz="2" w:space="0"/>
-          <w:right w:val="single" w:color="000000" w:sz="2" w:space="0"/>
-          <w:insideH w:val="single" w:color="000000" w:sz="2" w:space="0"/>
-          <w:insideV w:val="single" w:color="000000" w:sz="2" w:space="0"/>
+          <w:top w:val="single" w:sz="2" w:space="0" w:color="000000"/>
+          <w:left w:val="single" w:sz="2" w:space="0" w:color="000000"/>
+          <w:bottom w:val="single" w:sz="2" w:space="0" w:color="000000"/>
+          <w:right w:val="single" w:sz="2" w:space="0" w:color="000000"/>
+          <w:insideH w:val="single" w:sz="2" w:space="0" w:color="000000"/>
+          <w:insideV w:val="single" w:sz="2" w:space="0" w:color="000000"/>
         </w:tblBorders>
         <w:tblLayout w:type="fixed"/>
         <w:tblCellMar>
@@ -4362,14 +4314,17 @@
       </w:tblGrid>
       <w:tr>
         <w:tblPrEx>
+          <w:tblW w:w="8214" w:type="dxa"/>
+          <w:tblInd w:w="130" w:type="dxa"/>
           <w:tblBorders>
-            <w:top w:val="single" w:color="000000" w:sz="2" w:space="0"/>
-            <w:left w:val="single" w:color="000000" w:sz="2" w:space="0"/>
-            <w:bottom w:val="single" w:color="000000" w:sz="2" w:space="0"/>
-            <w:right w:val="single" w:color="000000" w:sz="2" w:space="0"/>
-            <w:insideH w:val="single" w:color="000000" w:sz="2" w:space="0"/>
-            <w:insideV w:val="single" w:color="000000" w:sz="2" w:space="0"/>
+            <w:top w:val="single" w:sz="2" w:space="0" w:color="000000"/>
+            <w:left w:val="single" w:sz="2" w:space="0" w:color="000000"/>
+            <w:bottom w:val="single" w:sz="2" w:space="0" w:color="000000"/>
+            <w:right w:val="single" w:sz="2" w:space="0" w:color="000000"/>
+            <w:insideH w:val="single" w:sz="2" w:space="0" w:color="000000"/>
+            <w:insideV w:val="single" w:sz="2" w:space="0" w:color="000000"/>
           </w:tblBorders>
+          <w:tblLayout w:type="fixed"/>
           <w:tblCellMar>
             <w:top w:w="0" w:type="dxa"/>
             <w:left w:w="0" w:type="dxa"/>
@@ -4378,15 +4333,15 @@
           </w:tblCellMar>
         </w:tblPrEx>
         <w:trPr>
-          <w:trHeight w:val="583" w:hRule="atLeast"/>
+          <w:trHeight w:val="583"/>
         </w:trPr>
         <w:tc>
           <w:tcPr>
             <w:tcW w:w="727" w:type="dxa"/>
             <w:tcBorders>
-              <w:top w:val="single" w:color="000000" w:sz="6" w:space="0"/>
-              <w:left w:val="single" w:color="000000" w:sz="6" w:space="0"/>
-              <w:bottom w:val="single" w:color="000000" w:sz="6" w:space="0"/>
+              <w:top w:val="single" w:sz="6" w:space="0" w:color="000000"/>
+              <w:left w:val="single" w:sz="6" w:space="0" w:color="000000"/>
+              <w:bottom w:val="single" w:sz="6" w:space="0" w:color="000000"/>
             </w:tcBorders>
             <w:shd w:val="clear" w:color="auto" w:fill="C0C0C0"/>
           </w:tcPr>
@@ -4395,7 +4350,7 @@
               <w:spacing w:before="205" w:line="221" w:lineRule="auto"/>
               <w:ind w:left="195"/>
               <w:rPr>
-                <w:rFonts w:ascii="宋体" w:hAnsi="宋体" w:eastAsia="宋体" w:cs="宋体"/>
+                <w:rFonts w:ascii="宋体" w:eastAsia="宋体" w:hAnsi="宋体" w:cs="宋体"/>
                 <w:b/>
                 <w:bCs/>
                 <w:spacing w:val="-7"/>
@@ -4405,7 +4360,7 @@
             </w:pPr>
             <w:r>
               <w:rPr>
-                <w:rFonts w:ascii="宋体" w:hAnsi="宋体" w:eastAsia="宋体" w:cs="宋体"/>
+                <w:rFonts w:ascii="宋体" w:eastAsia="宋体" w:hAnsi="宋体" w:cs="宋体"/>
                 <w:b/>
                 <w:bCs/>
                 <w:spacing w:val="-7"/>
@@ -4420,8 +4375,8 @@
           <w:tcPr>
             <w:tcW w:w="2099" w:type="dxa"/>
             <w:tcBorders>
-              <w:top w:val="single" w:color="000000" w:sz="6" w:space="0"/>
-              <w:bottom w:val="single" w:color="000000" w:sz="6" w:space="0"/>
+              <w:top w:val="single" w:sz="6" w:space="0" w:color="000000"/>
+              <w:bottom w:val="single" w:sz="6" w:space="0" w:color="000000"/>
             </w:tcBorders>
             <w:shd w:val="clear" w:color="auto" w:fill="C0C0C0"/>
           </w:tcPr>
@@ -4430,7 +4385,7 @@
               <w:spacing w:before="205" w:line="221" w:lineRule="auto"/>
               <w:ind w:left="195"/>
               <w:rPr>
-                <w:rFonts w:ascii="宋体" w:hAnsi="宋体" w:eastAsia="宋体" w:cs="宋体"/>
+                <w:rFonts w:ascii="宋体" w:eastAsia="宋体" w:hAnsi="宋体" w:cs="宋体"/>
                 <w:b/>
                 <w:bCs/>
                 <w:spacing w:val="-7"/>
@@ -4440,7 +4395,7 @@
             </w:pPr>
             <w:r>
               <w:rPr>
-                <w:rFonts w:ascii="宋体" w:hAnsi="宋体" w:eastAsia="宋体" w:cs="宋体"/>
+                <w:rFonts w:ascii="宋体" w:eastAsia="宋体" w:hAnsi="宋体" w:cs="宋体"/>
                 <w:b/>
                 <w:bCs/>
                 <w:spacing w:val="-7"/>
@@ -4455,9 +4410,9 @@
           <w:tcPr>
             <w:tcW w:w="2520" w:type="dxa"/>
             <w:tcBorders>
-              <w:top w:val="single" w:color="000000" w:sz="6" w:space="0"/>
-              <w:bottom w:val="single" w:color="000000" w:sz="6" w:space="0"/>
-              <w:right w:val="single" w:color="000000" w:sz="6" w:space="0"/>
+              <w:top w:val="single" w:sz="6" w:space="0" w:color="000000"/>
+              <w:bottom w:val="single" w:sz="6" w:space="0" w:color="000000"/>
+              <w:right w:val="single" w:sz="6" w:space="0" w:color="000000"/>
             </w:tcBorders>
             <w:shd w:val="clear" w:color="auto" w:fill="C0C0C0"/>
           </w:tcPr>
@@ -4466,7 +4421,7 @@
               <w:spacing w:before="205" w:line="221" w:lineRule="auto"/>
               <w:ind w:left="195"/>
               <w:rPr>
-                <w:rFonts w:ascii="宋体" w:hAnsi="宋体" w:eastAsia="宋体" w:cs="宋体"/>
+                <w:rFonts w:ascii="宋体" w:eastAsia="宋体" w:hAnsi="宋体" w:cs="宋体"/>
                 <w:b/>
                 <w:bCs/>
                 <w:spacing w:val="-7"/>
@@ -4476,7 +4431,7 @@
             </w:pPr>
             <w:r>
               <w:rPr>
-                <w:rFonts w:ascii="宋体" w:hAnsi="宋体" w:eastAsia="宋体" w:cs="宋体"/>
+                <w:rFonts w:ascii="宋体" w:eastAsia="宋体" w:hAnsi="宋体" w:cs="宋体"/>
                 <w:b/>
                 <w:bCs/>
                 <w:spacing w:val="-7"/>
@@ -4491,9 +4446,9 @@
           <w:tcPr>
             <w:tcW w:w="1434" w:type="dxa"/>
             <w:tcBorders>
-              <w:top w:val="single" w:color="000000" w:sz="6" w:space="0"/>
-              <w:bottom w:val="single" w:color="000000" w:sz="6" w:space="0"/>
-              <w:right w:val="single" w:color="000000" w:sz="6" w:space="0"/>
+              <w:top w:val="single" w:sz="6" w:space="0" w:color="000000"/>
+              <w:bottom w:val="single" w:sz="6" w:space="0" w:color="000000"/>
+              <w:right w:val="single" w:sz="6" w:space="0" w:color="000000"/>
             </w:tcBorders>
             <w:shd w:val="clear" w:color="auto" w:fill="C0C0C0"/>
           </w:tcPr>
@@ -4502,7 +4457,7 @@
               <w:spacing w:before="205" w:line="221" w:lineRule="auto"/>
               <w:ind w:left="195"/>
               <w:rPr>
-                <w:rFonts w:hint="default" w:ascii="宋体" w:hAnsi="宋体" w:eastAsia="宋体" w:cs="宋体"/>
+                <w:rFonts w:ascii="宋体" w:eastAsia="宋体" w:hAnsi="宋体" w:cs="宋体" w:hint="default"/>
                 <w:b/>
                 <w:bCs/>
                 <w:spacing w:val="-7"/>
@@ -4513,7 +4468,7 @@
             </w:pPr>
             <w:r>
               <w:rPr>
-                <w:rFonts w:hint="eastAsia" w:ascii="宋体" w:hAnsi="宋体" w:eastAsia="宋体" w:cs="宋体"/>
+                <w:rFonts w:ascii="宋体" w:eastAsia="宋体" w:hAnsi="宋体" w:cs="宋体" w:hint="eastAsia"/>
                 <w:b/>
                 <w:bCs/>
                 <w:spacing w:val="-7"/>
@@ -4529,9 +4484,9 @@
           <w:tcPr>
             <w:tcW w:w="1434" w:type="dxa"/>
             <w:tcBorders>
-              <w:top w:val="single" w:color="000000" w:sz="6" w:space="0"/>
-              <w:bottom w:val="single" w:color="000000" w:sz="6" w:space="0"/>
-              <w:right w:val="single" w:color="000000" w:sz="6" w:space="0"/>
+              <w:top w:val="single" w:sz="6" w:space="0" w:color="000000"/>
+              <w:bottom w:val="single" w:sz="6" w:space="0" w:color="000000"/>
+              <w:right w:val="single" w:sz="6" w:space="0" w:color="000000"/>
             </w:tcBorders>
             <w:shd w:val="clear" w:color="auto" w:fill="C0C0C0"/>
           </w:tcPr>
@@ -4540,7 +4495,7 @@
               <w:spacing w:before="205" w:line="221" w:lineRule="auto"/>
               <w:ind w:left="195"/>
               <w:rPr>
-                <w:rFonts w:hint="default" w:ascii="宋体" w:hAnsi="宋体" w:eastAsia="宋体" w:cs="宋体"/>
+                <w:rFonts w:ascii="宋体" w:eastAsia="宋体" w:hAnsi="宋体" w:cs="宋体" w:hint="default"/>
                 <w:b/>
                 <w:bCs/>
                 <w:spacing w:val="-7"/>
@@ -4551,7 +4506,7 @@
             </w:pPr>
             <w:r>
               <w:rPr>
-                <w:rFonts w:hint="eastAsia" w:ascii="宋体" w:hAnsi="宋体" w:cs="宋体"/>
+                <w:rFonts w:ascii="宋体" w:hAnsi="宋体" w:cs="宋体" w:hint="eastAsia"/>
                 <w:b/>
                 <w:bCs/>
                 <w:spacing w:val="-7"/>
@@ -4566,14 +4521,9 @@
       </w:tr>
       <w:tr>
         <w:tblPrEx>
-          <w:tblBorders>
-            <w:top w:val="single" w:color="000000" w:sz="2" w:space="0"/>
-            <w:left w:val="single" w:color="000000" w:sz="2" w:space="0"/>
-            <w:bottom w:val="single" w:color="000000" w:sz="2" w:space="0"/>
-            <w:right w:val="single" w:color="000000" w:sz="2" w:space="0"/>
-            <w:insideH w:val="single" w:color="000000" w:sz="2" w:space="0"/>
-            <w:insideV w:val="single" w:color="000000" w:sz="2" w:space="0"/>
-          </w:tblBorders>
+          <w:tblW w:w="8214" w:type="dxa"/>
+          <w:tblInd w:w="130" w:type="dxa"/>
+          <w:tblLayout w:type="fixed"/>
           <w:tblCellMar>
             <w:top w:w="0" w:type="dxa"/>
             <w:left w:w="0" w:type="dxa"/>
@@ -4582,14 +4532,14 @@
           </w:tblCellMar>
         </w:tblPrEx>
         <w:trPr>
-          <w:trHeight w:val="549" w:hRule="atLeast"/>
+          <w:trHeight w:val="549"/>
         </w:trPr>
         <w:tc>
           <w:tcPr>
             <w:tcW w:w="727" w:type="dxa"/>
             <w:tcBorders>
-              <w:top w:val="single" w:color="000000" w:sz="6" w:space="0"/>
-              <w:left w:val="single" w:color="000000" w:sz="6" w:space="0"/>
+              <w:top w:val="single" w:sz="6" w:space="0" w:color="000000"/>
+              <w:left w:val="single" w:sz="6" w:space="0" w:color="000000"/>
             </w:tcBorders>
           </w:tcPr>
           <w:p>
@@ -4597,7 +4547,7 @@
               <w:spacing w:before="194" w:line="219" w:lineRule="auto"/>
               <w:ind w:left="123"/>
               <w:rPr>
-                <w:rFonts w:hint="eastAsia" w:ascii="宋体" w:hAnsi="宋体" w:eastAsia="宋体" w:cs="宋体"/>
+                <w:rFonts w:ascii="宋体" w:eastAsia="宋体" w:hAnsi="宋体" w:cs="宋体" w:hint="eastAsia"/>
                 <w:spacing w:val="-2"/>
                 <w:sz w:val="24"/>
                 <w:szCs w:val="24"/>
@@ -4606,7 +4556,7 @@
             </w:pPr>
             <w:r>
               <w:rPr>
-                <w:rFonts w:hint="eastAsia" w:ascii="宋体" w:hAnsi="宋体" w:eastAsia="宋体" w:cs="宋体"/>
+                <w:rFonts w:ascii="宋体" w:eastAsia="宋体" w:hAnsi="宋体" w:cs="宋体" w:hint="eastAsia"/>
                 <w:spacing w:val="-2"/>
                 <w:sz w:val="24"/>
                 <w:szCs w:val="24"/>
@@ -4620,7 +4570,7 @@
           <w:tcPr>
             <w:tcW w:w="2099" w:type="dxa"/>
             <w:tcBorders>
-              <w:top w:val="single" w:color="000000" w:sz="6" w:space="0"/>
+              <w:top w:val="single" w:sz="6" w:space="0" w:color="000000"/>
             </w:tcBorders>
           </w:tcPr>
           <w:p>
@@ -4628,7 +4578,7 @@
               <w:spacing w:before="194" w:line="219" w:lineRule="auto"/>
               <w:ind w:left="123"/>
               <w:rPr>
-                <w:rFonts w:hint="default" w:ascii="宋体" w:hAnsi="宋体" w:eastAsia="宋体" w:cs="宋体"/>
+                <w:rFonts w:ascii="宋体" w:eastAsia="宋体" w:hAnsi="宋体" w:cs="宋体" w:hint="default"/>
                 <w:spacing w:val="-2"/>
                 <w:sz w:val="24"/>
                 <w:szCs w:val="24"/>
@@ -4637,7 +4587,7 @@
             </w:pPr>
             <w:r>
               <w:rPr>
-                <w:rFonts w:hint="eastAsia" w:ascii="宋体" w:hAnsi="宋体" w:eastAsia="宋体" w:cs="宋体"/>
+                <w:rFonts w:ascii="宋体" w:eastAsia="宋体" w:hAnsi="宋体" w:cs="宋体" w:hint="eastAsia"/>
                 <w:spacing w:val="-2"/>
                 <w:sz w:val="24"/>
                 <w:szCs w:val="24"/>
@@ -4651,8 +4601,8 @@
           <w:tcPr>
             <w:tcW w:w="2520" w:type="dxa"/>
             <w:tcBorders>
-              <w:top w:val="single" w:color="000000" w:sz="6" w:space="0"/>
-              <w:right w:val="single" w:color="000000" w:sz="6" w:space="0"/>
+              <w:top w:val="single" w:sz="6" w:space="0" w:color="000000"/>
+              <w:right w:val="single" w:sz="6" w:space="0" w:color="000000"/>
             </w:tcBorders>
           </w:tcPr>
           <w:p>
@@ -4660,7 +4610,7 @@
               <w:spacing w:before="194" w:line="219" w:lineRule="auto"/>
               <w:ind w:left="123"/>
               <w:rPr>
-                <w:rFonts w:hint="default" w:ascii="宋体" w:hAnsi="宋体" w:eastAsia="宋体" w:cs="宋体"/>
+                <w:rFonts w:ascii="宋体" w:eastAsia="宋体" w:hAnsi="宋体" w:cs="宋体" w:hint="default"/>
                 <w:spacing w:val="-2"/>
                 <w:sz w:val="24"/>
                 <w:szCs w:val="24"/>
@@ -4669,7 +4619,7 @@
             </w:pPr>
             <w:r>
               <w:rPr>
-                <w:rFonts w:ascii="宋体" w:hAnsi="宋体" w:eastAsia="宋体" w:cs="宋体"/>
+                <w:rFonts w:ascii="宋体" w:eastAsia="宋体" w:hAnsi="宋体" w:cs="宋体"/>
                 <w:spacing w:val="-2"/>
                 <w:sz w:val="24"/>
                 <w:szCs w:val="24"/>
@@ -4682,8 +4632,8 @@
           <w:tcPr>
             <w:tcW w:w="1434" w:type="dxa"/>
             <w:tcBorders>
-              <w:top w:val="single" w:color="000000" w:sz="6" w:space="0"/>
-              <w:right w:val="single" w:color="000000" w:sz="6" w:space="0"/>
+              <w:top w:val="single" w:sz="6" w:space="0" w:color="000000"/>
+              <w:right w:val="single" w:sz="6" w:space="0" w:color="000000"/>
             </w:tcBorders>
           </w:tcPr>
           <w:p>
@@ -4691,7 +4641,7 @@
               <w:spacing w:before="194" w:line="219" w:lineRule="auto"/>
               <w:ind w:left="123"/>
               <w:rPr>
-                <w:rFonts w:hint="default" w:ascii="宋体" w:hAnsi="宋体" w:eastAsia="宋体" w:cs="宋体"/>
+                <w:rFonts w:ascii="宋体" w:eastAsia="宋体" w:hAnsi="宋体" w:cs="宋体" w:hint="default"/>
                 <w:spacing w:val="-2"/>
                 <w:sz w:val="24"/>
                 <w:szCs w:val="24"/>
@@ -4700,7 +4650,7 @@
             </w:pPr>
             <w:r>
               <w:rPr>
-                <w:rFonts w:hint="eastAsia" w:ascii="宋体" w:hAnsi="宋体" w:eastAsia="宋体" w:cs="宋体"/>
+                <w:rFonts w:ascii="宋体" w:eastAsia="宋体" w:hAnsi="宋体" w:cs="宋体" w:hint="eastAsia"/>
                 <w:spacing w:val="-2"/>
                 <w:sz w:val="24"/>
                 <w:szCs w:val="24"/>
@@ -4714,8 +4664,8 @@
           <w:tcPr>
             <w:tcW w:w="1434" w:type="dxa"/>
             <w:tcBorders>
-              <w:top w:val="single" w:color="000000" w:sz="6" w:space="0"/>
-              <w:right w:val="single" w:color="000000" w:sz="6" w:space="0"/>
+              <w:top w:val="single" w:sz="6" w:space="0" w:color="000000"/>
+              <w:right w:val="single" w:sz="6" w:space="0" w:color="000000"/>
             </w:tcBorders>
           </w:tcPr>
           <w:p>
@@ -4723,7 +4673,7 @@
               <w:spacing w:before="194" w:line="219" w:lineRule="auto"/>
               <w:ind w:left="123"/>
               <w:rPr>
-                <w:rFonts w:hint="default" w:ascii="宋体" w:hAnsi="宋体" w:eastAsia="宋体" w:cs="宋体"/>
+                <w:rFonts w:ascii="宋体" w:eastAsia="宋体" w:hAnsi="宋体" w:cs="宋体" w:hint="default"/>
                 <w:spacing w:val="-2"/>
                 <w:sz w:val="24"/>
                 <w:szCs w:val="24"/>
@@ -4732,7 +4682,7 @@
             </w:pPr>
             <w:r>
               <w:rPr>
-                <w:rFonts w:hint="eastAsia" w:ascii="宋体" w:hAnsi="宋体" w:cs="宋体"/>
+                <w:rFonts w:ascii="宋体" w:hAnsi="宋体" w:cs="宋体" w:hint="eastAsia"/>
                 <w:spacing w:val="-2"/>
                 <w:sz w:val="24"/>
                 <w:szCs w:val="24"/>
@@ -4760,26 +4710,26 @@
         <w:adjustRightInd w:val="0"/>
         <w:snapToGrid w:val="0"/>
         <w:spacing w:line="360" w:lineRule="auto"/>
-        <w:ind w:left="472" w:hanging="472" w:hangingChars="200"/>
+        <w:ind w:left="472" w:hanging="420" w:hangingChars="200"/>
         <w:textAlignment w:val="baseline"/>
         <w:rPr>
-          <w:rFonts w:ascii="宋体" w:hAnsi="宋体" w:eastAsia="宋体" w:cs="宋体"/>
-          <w:spacing w:val="-2"/>
-          <w:sz w:val="24"/>
-          <w:szCs w:val="24"/>
-        </w:rPr>
-      </w:pPr>
-    </w:p>
-    <w:p>
-      <w:pPr>
-        <w:pStyle w:val="26"/>
+          <w:rFonts w:ascii="宋体" w:eastAsia="宋体" w:hAnsi="宋体" w:cs="宋体"/>
+          <w:spacing w:val="-2"/>
+          <w:sz w:val="24"/>
+          <w:szCs w:val="24"/>
+        </w:rPr>
+      </w:pPr>
+    </w:p>
+    <w:p>
+      <w:pPr>
+        <w:pStyle w:val="1"/>
         <w:bidi w:val="0"/>
       </w:pPr>
-      <w:bookmarkStart w:id="22" w:name="_Toc14712"/>
+      <w:bookmarkStart w:id="23" w:name="_Toc14712"/>
       <w:r>
         <w:t>相关文档</w:t>
       </w:r>
-      <w:bookmarkEnd w:id="22"/>
+      <w:bookmarkEnd w:id="23"/>
     </w:p>
     <w:p>
       <w:pPr>
@@ -4797,18 +4747,18 @@
         <w:adjustRightInd w:val="0"/>
         <w:snapToGrid w:val="0"/>
         <w:spacing w:line="360" w:lineRule="auto"/>
-        <w:ind w:left="472" w:hanging="472" w:hangingChars="200"/>
+        <w:ind w:left="472" w:hanging="420" w:hangingChars="200"/>
         <w:textAlignment w:val="baseline"/>
         <w:rPr>
-          <w:rFonts w:ascii="宋体" w:hAnsi="宋体" w:eastAsia="宋体" w:cs="宋体"/>
-          <w:spacing w:val="-2"/>
-          <w:sz w:val="24"/>
-          <w:szCs w:val="24"/>
-        </w:rPr>
-      </w:pPr>
-      <w:r>
-        <w:rPr>
-          <w:rFonts w:ascii="宋体" w:hAnsi="宋体" w:eastAsia="宋体" w:cs="宋体"/>
+          <w:rFonts w:ascii="宋体" w:eastAsia="宋体" w:hAnsi="宋体" w:cs="宋体"/>
+          <w:spacing w:val="-2"/>
+          <w:sz w:val="24"/>
+          <w:szCs w:val="24"/>
+        </w:rPr>
+      </w:pPr>
+      <w:r>
+        <w:rPr>
+          <w:rFonts w:ascii="宋体" w:eastAsia="宋体" w:hAnsi="宋体" w:cs="宋体"/>
           <w:spacing w:val="-2"/>
           <w:sz w:val="24"/>
           <w:szCs w:val="24"/>
@@ -4832,18 +4782,18 @@
         <w:adjustRightInd w:val="0"/>
         <w:snapToGrid w:val="0"/>
         <w:spacing w:line="360" w:lineRule="auto"/>
-        <w:ind w:left="472" w:hanging="472" w:hangingChars="200"/>
+        <w:ind w:left="472" w:hanging="420" w:hangingChars="200"/>
         <w:textAlignment w:val="baseline"/>
         <w:rPr>
-          <w:rFonts w:ascii="宋体" w:hAnsi="宋体" w:eastAsia="宋体" w:cs="宋体"/>
-          <w:spacing w:val="-2"/>
-          <w:sz w:val="24"/>
-          <w:szCs w:val="24"/>
-        </w:rPr>
-      </w:pPr>
-      <w:r>
-        <w:rPr>
-          <w:rFonts w:ascii="宋体" w:hAnsi="宋体" w:eastAsia="宋体" w:cs="宋体"/>
+          <w:rFonts w:ascii="宋体" w:eastAsia="宋体" w:hAnsi="宋体" w:cs="宋体"/>
+          <w:spacing w:val="-2"/>
+          <w:sz w:val="24"/>
+          <w:szCs w:val="24"/>
+        </w:rPr>
+      </w:pPr>
+      <w:r>
+        <w:rPr>
+          <w:rFonts w:ascii="宋体" w:eastAsia="宋体" w:hAnsi="宋体" w:cs="宋体"/>
           <w:spacing w:val="-2"/>
           <w:sz w:val="24"/>
           <w:szCs w:val="24"/>
@@ -4852,7 +4802,7 @@
       </w:r>
       <w:r>
         <w:rPr>
-          <w:rFonts w:hint="eastAsia" w:ascii="宋体" w:hAnsi="宋体" w:eastAsia="宋体" w:cs="宋体"/>
+          <w:rFonts w:ascii="宋体" w:eastAsia="宋体" w:hAnsi="宋体" w:cs="宋体" w:hint="eastAsia"/>
           <w:spacing w:val="-2"/>
           <w:sz w:val="24"/>
           <w:szCs w:val="24"/>
@@ -4862,7 +4812,7 @@
       </w:r>
       <w:r>
         <w:rPr>
-          <w:rFonts w:ascii="宋体" w:hAnsi="宋体" w:eastAsia="宋体" w:cs="宋体"/>
+          <w:rFonts w:ascii="宋体" w:eastAsia="宋体" w:hAnsi="宋体" w:cs="宋体"/>
           <w:spacing w:val="-2"/>
           <w:sz w:val="24"/>
           <w:szCs w:val="24"/>
@@ -4872,28 +4822,28 @@
     </w:p>
     <w:p>
       <w:pPr>
-        <w:pStyle w:val="26"/>
+        <w:pStyle w:val="1"/>
         <w:bidi w:val="0"/>
       </w:pPr>
-      <w:bookmarkStart w:id="23" w:name="_Toc31232"/>
+      <w:bookmarkStart w:id="24" w:name="_Toc31232"/>
       <w:r>
         <w:t>附则</w:t>
       </w:r>
-      <w:bookmarkEnd w:id="23"/>
+      <w:bookmarkEnd w:id="24"/>
     </w:p>
     <w:p>
       <w:pPr>
         <w:spacing w:before="179" w:line="219" w:lineRule="auto"/>
         <w:ind w:left="444"/>
         <w:rPr>
-          <w:rFonts w:ascii="宋体" w:hAnsi="宋体" w:eastAsia="宋体" w:cs="宋体"/>
-          <w:sz w:val="24"/>
-          <w:szCs w:val="24"/>
-        </w:rPr>
-      </w:pPr>
-      <w:r>
-        <w:rPr>
-          <w:rFonts w:ascii="宋体" w:hAnsi="宋体" w:eastAsia="宋体" w:cs="宋体"/>
+          <w:rFonts w:ascii="宋体" w:eastAsia="宋体" w:hAnsi="宋体" w:cs="宋体"/>
+          <w:sz w:val="24"/>
+          <w:szCs w:val="24"/>
+        </w:rPr>
+      </w:pPr>
+      <w:r>
+        <w:rPr>
+          <w:rFonts w:ascii="宋体" w:eastAsia="宋体" w:hAnsi="宋体" w:cs="宋体"/>
           <w:spacing w:val="-2"/>
           <w:sz w:val="24"/>
           <w:szCs w:val="24"/>
@@ -4902,55 +4852,30 @@
       </w:r>
     </w:p>
     <w:sectPr>
-      <w:footerReference r:id="rId5" w:type="default"/>
+      <w:footerReference w:type="default" r:id="rId6"/>
       <w:pgSz w:w="11906" w:h="16839"/>
       <w:pgMar w:top="1431" w:right="1785" w:bottom="1375" w:left="1785" w:header="0" w:footer="1211" w:gutter="0"/>
-      <w:cols w:space="720" w:num="1"/>
+      <w:cols w:num="1" w:space="720"/>
     </w:sectPr>
   </w:body>
 </w:document>
 </file>
 
-<file path=word/endnotes.xml><?xml version="1.0" encoding="utf-8"?>
-<w:endnotes xmlns:wpc="http://schemas.microsoft.com/office/word/2010/wordprocessingCanvas" xmlns:mc="http://schemas.openxmlformats.org/markup-compatibility/2006" xmlns:o="urn:schemas-microsoft-com:office:office" xmlns:r="http://schemas.openxmlformats.org/officeDocument/2006/relationships" xmlns:m="http://schemas.openxmlformats.org/officeDocument/2006/math" xmlns:v="urn:schemas-microsoft-com:vml" xmlns:wp14="http://schemas.microsoft.com/office/word/2010/wordprocessingDrawing" xmlns:wp="http://schemas.openxmlformats.org/drawingml/2006/wordprocessingDrawing" xmlns:w="http://schemas.openxmlformats.org/wordprocessingml/2006/main" xmlns:w14="http://schemas.microsoft.com/office/word/2010/wordml" xmlns:w15="http://schemas.microsoft.com/office/word/2012/wordml" xmlns:w10="urn:schemas-microsoft-com:office:word" xmlns:wpg="http://schemas.microsoft.com/office/word/2010/wordprocessingGroup" xmlns:wpi="http://schemas.microsoft.com/office/word/2010/wordprocessingInk" xmlns:wne="http://schemas.microsoft.com/office/word/2006/wordml" xmlns:wps="http://schemas.microsoft.com/office/word/2010/wordprocessingShape" xmlns:wpsCustomData="http://www.wps.cn/officeDocument/2013/wpsCustomData" mc:Ignorable="w14 w15 wp14">
-  <w:endnote w:type="separator" w:id="0">
-    <w:p>
-      <w:pPr>
-        <w:spacing w:line="240" w:lineRule="auto"/>
-      </w:pPr>
-      <w:r>
-        <w:separator/>
-      </w:r>
-    </w:p>
-  </w:endnote>
-  <w:endnote w:type="continuationSeparator" w:id="1">
-    <w:p>
-      <w:pPr>
-        <w:spacing w:line="240" w:lineRule="auto"/>
-      </w:pPr>
-      <w:r>
-        <w:continuationSeparator/>
-      </w:r>
-    </w:p>
-  </w:endnote>
-</w:endnotes>
-</file>
-
 <file path=word/footer1.xml><?xml version="1.0" encoding="utf-8"?>
-<w:ftr xmlns:wpc="http://schemas.microsoft.com/office/word/2010/wordprocessingCanvas" xmlns:mc="http://schemas.openxmlformats.org/markup-compatibility/2006" xmlns:o="urn:schemas-microsoft-com:office:office" xmlns:r="http://schemas.openxmlformats.org/officeDocument/2006/relationships" xmlns:m="http://schemas.openxmlformats.org/officeDocument/2006/math" xmlns:v="urn:schemas-microsoft-com:vml" xmlns:wp14="http://schemas.microsoft.com/office/word/2010/wordprocessingDrawing" xmlns:wp="http://schemas.openxmlformats.org/drawingml/2006/wordprocessingDrawing" xmlns:w10="urn:schemas-microsoft-com:office:word" xmlns:w="http://schemas.openxmlformats.org/wordprocessingml/2006/main" xmlns:w14="http://schemas.microsoft.com/office/word/2010/wordml" xmlns:w15="http://schemas.microsoft.com/office/word/2012/wordml" xmlns:wpg="http://schemas.microsoft.com/office/word/2010/wordprocessingGroup" xmlns:wpi="http://schemas.microsoft.com/office/word/2010/wordprocessingInk" xmlns:wne="http://schemas.microsoft.com/office/word/2006/wordml" xmlns:wps="http://schemas.microsoft.com/office/word/2010/wordprocessingShape" xmlns:wpsCustomData="http://www.wps.cn/officeDocument/2013/wpsCustomData" mc:Ignorable="w14 w15 wp14">
+<w:ftr xmlns:wpc="http://schemas.microsoft.com/office/word/2010/wordprocessingCanvas" xmlns:mc="http://schemas.openxmlformats.org/markup-compatibility/2006" xmlns:o="urn:schemas-microsoft-com:office:office" xmlns:r="http://schemas.openxmlformats.org/officeDocument/2006/relationships" xmlns:m="http://schemas.openxmlformats.org/officeDocument/2006/math" xmlns:v="urn:schemas-microsoft-com:vml" xmlns:wp14="http://schemas.microsoft.com/office/word/2010/wordprocessingDrawing" xmlns:wp="http://schemas.openxmlformats.org/drawingml/2006/wordprocessingDrawing" xmlns:w10="urn:schemas-microsoft-com:office:word" xmlns:w="http://schemas.openxmlformats.org/wordprocessingml/2006/main" xmlns:w14="http://schemas.microsoft.com/office/word/2010/wordml" xmlns:w15="http://schemas.microsoft.com/office/word/2012/wordml" xmlns:wne="http://schemas.microsoft.com/office/word/2006/wordml" xmlns:wpg="http://schemas.microsoft.com/office/word/2010/wordprocessingGroup" xmlns:wpi="http://schemas.microsoft.com/office/word/2010/wordprocessingInk" xmlns:wps="http://schemas.microsoft.com/office/word/2010/wordprocessingShape" mc:Ignorable="w14 w15 wp14">
   <w:p>
     <w:pPr>
       <w:spacing w:line="167" w:lineRule="auto"/>
       <w:ind w:left="4130"/>
       <w:rPr>
-        <w:rFonts w:ascii="Calibri" w:hAnsi="Calibri" w:eastAsia="Calibri" w:cs="Calibri"/>
+        <w:rFonts w:ascii="Calibri" w:eastAsia="Calibri" w:hAnsi="Calibri" w:cs="Calibri"/>
         <w:sz w:val="18"/>
         <w:szCs w:val="18"/>
       </w:rPr>
     </w:pPr>
     <w:r>
       <w:rPr>
-        <w:rFonts w:ascii="Calibri" w:hAnsi="Calibri" w:eastAsia="Calibri" w:cs="Calibri"/>
+        <w:rFonts w:ascii="Calibri" w:eastAsia="Calibri" w:hAnsi="Calibri" w:cs="Calibri"/>
         <w:sz w:val="18"/>
         <w:szCs w:val="18"/>
       </w:rPr>
@@ -4960,41 +4885,16 @@
 </w:ftr>
 </file>
 
-<file path=word/footnotes.xml><?xml version="1.0" encoding="utf-8"?>
-<w:footnotes xmlns:wpc="http://schemas.microsoft.com/office/word/2010/wordprocessingCanvas" xmlns:mc="http://schemas.openxmlformats.org/markup-compatibility/2006" xmlns:o="urn:schemas-microsoft-com:office:office" xmlns:r="http://schemas.openxmlformats.org/officeDocument/2006/relationships" xmlns:m="http://schemas.openxmlformats.org/officeDocument/2006/math" xmlns:v="urn:schemas-microsoft-com:vml" xmlns:wp14="http://schemas.microsoft.com/office/word/2010/wordprocessingDrawing" xmlns:wp="http://schemas.openxmlformats.org/drawingml/2006/wordprocessingDrawing" xmlns:w="http://schemas.openxmlformats.org/wordprocessingml/2006/main" xmlns:w14="http://schemas.microsoft.com/office/word/2010/wordml" xmlns:w15="http://schemas.microsoft.com/office/word/2012/wordml" xmlns:w10="urn:schemas-microsoft-com:office:word" xmlns:wpg="http://schemas.microsoft.com/office/word/2010/wordprocessingGroup" xmlns:wpi="http://schemas.microsoft.com/office/word/2010/wordprocessingInk" xmlns:wne="http://schemas.microsoft.com/office/word/2006/wordml" xmlns:wps="http://schemas.microsoft.com/office/word/2010/wordprocessingShape" xmlns:wpsCustomData="http://www.wps.cn/officeDocument/2013/wpsCustomData" mc:Ignorable="w14 w15 wp14">
-  <w:footnote w:type="separator" w:id="0">
-    <w:p>
-      <w:pPr>
-        <w:spacing w:line="360" w:lineRule="auto"/>
-      </w:pPr>
-      <w:r>
-        <w:separator/>
-      </w:r>
-    </w:p>
-  </w:footnote>
-  <w:footnote w:type="continuationSeparator" w:id="1">
-    <w:p>
-      <w:pPr>
-        <w:spacing w:line="360" w:lineRule="auto"/>
-      </w:pPr>
-      <w:r>
-        <w:continuationSeparator/>
-      </w:r>
-    </w:p>
-  </w:footnote>
-</w:footnotes>
-</file>
-
 <file path=word/numbering.xml><?xml version="1.0" encoding="utf-8"?>
-<w:numbering xmlns:wpc="http://schemas.microsoft.com/office/word/2010/wordprocessingCanvas" xmlns:mc="http://schemas.openxmlformats.org/markup-compatibility/2006" xmlns:o="urn:schemas-microsoft-com:office:office" xmlns:r="http://schemas.openxmlformats.org/officeDocument/2006/relationships" xmlns:m="http://schemas.openxmlformats.org/officeDocument/2006/math" xmlns:v="urn:schemas-microsoft-com:vml" xmlns:wp14="http://schemas.microsoft.com/office/word/2010/wordprocessingDrawing" xmlns:wp="http://schemas.openxmlformats.org/drawingml/2006/wordprocessingDrawing" xmlns:w10="urn:schemas-microsoft-com:office:word" xmlns:w="http://schemas.openxmlformats.org/wordprocessingml/2006/main" xmlns:w14="http://schemas.microsoft.com/office/word/2010/wordml" xmlns:wpg="http://schemas.microsoft.com/office/word/2010/wordprocessingGroup" xmlns:wpi="http://schemas.microsoft.com/office/word/2010/wordprocessingInk" xmlns:wne="http://schemas.microsoft.com/office/word/2006/wordml" xmlns:wps="http://schemas.microsoft.com/office/word/2010/wordprocessingShape" xmlns:wpsCustomData="http://www.wps.cn/officeDocument/2013/wpsCustomData" mc:Ignorable="w14 wp14">
+<w:numbering xmlns:wpc="http://schemas.microsoft.com/office/word/2010/wordprocessingCanvas" xmlns:mc="http://schemas.openxmlformats.org/markup-compatibility/2006" xmlns:o="urn:schemas-microsoft-com:office:office" xmlns:r="http://schemas.openxmlformats.org/officeDocument/2006/relationships" xmlns:m="http://schemas.openxmlformats.org/officeDocument/2006/math" xmlns:v="urn:schemas-microsoft-com:vml" xmlns:wp14="http://schemas.microsoft.com/office/word/2010/wordprocessingDrawing" xmlns:wp="http://schemas.openxmlformats.org/drawingml/2006/wordprocessingDrawing" xmlns:w10="urn:schemas-microsoft-com:office:word" xmlns:w="http://schemas.openxmlformats.org/wordprocessingml/2006/main" xmlns:w14="http://schemas.microsoft.com/office/word/2010/wordml" xmlns:w15="http://schemas.microsoft.com/office/word/2012/wordml" xmlns:wne="http://schemas.microsoft.com/office/word/2006/wordml" xmlns:wpg="http://schemas.microsoft.com/office/word/2010/wordprocessingGroup" xmlns:wpi="http://schemas.microsoft.com/office/word/2010/wordprocessingInk" xmlns:wps="http://schemas.microsoft.com/office/word/2010/wordprocessingShape" mc:Ignorable="w14 w15 wp14">
   <w:abstractNum w:abstractNumId="0">
     <w:nsid w:val="8E964DCE"/>
     <w:multiLevelType w:val="multilevel"/>
     <w:tmpl w:val="8E964DCE"/>
-    <w:lvl w:ilvl="0" w:tentative="0">
+    <w:lvl w:ilvl="0">
       <w:start w:val="1"/>
       <w:numFmt w:val="decimal"/>
-      <w:pStyle w:val="2"/>
+      <w:pStyle w:val="Heading1"/>
       <w:lvlText w:val="%1."/>
       <w:lvlJc w:val="left"/>
       <w:pPr>
@@ -5004,10 +4904,10 @@
         <w:rFonts w:hint="default"/>
       </w:rPr>
     </w:lvl>
-    <w:lvl w:ilvl="1" w:tentative="0">
+    <w:lvl w:ilvl="1">
       <w:start w:val="1"/>
       <w:numFmt w:val="decimal"/>
-      <w:pStyle w:val="3"/>
+      <w:pStyle w:val="Heading2"/>
       <w:lvlText w:val="%1.%2."/>
       <w:lvlJc w:val="left"/>
       <w:pPr>
@@ -5017,10 +4917,10 @@
         <w:rFonts w:hint="default"/>
       </w:rPr>
     </w:lvl>
-    <w:lvl w:ilvl="2" w:tentative="0">
+    <w:lvl w:ilvl="2">
       <w:start w:val="1"/>
       <w:numFmt w:val="decimal"/>
-      <w:pStyle w:val="4"/>
+      <w:pStyle w:val="Heading3"/>
       <w:lvlText w:val="%1.%2.%3."/>
       <w:lvlJc w:val="left"/>
       <w:pPr>
@@ -5030,10 +4930,10 @@
         <w:rFonts w:hint="default"/>
       </w:rPr>
     </w:lvl>
-    <w:lvl w:ilvl="3" w:tentative="0">
+    <w:lvl w:ilvl="3">
       <w:start w:val="1"/>
       <w:numFmt w:val="decimal"/>
-      <w:pStyle w:val="5"/>
+      <w:pStyle w:val="Heading4"/>
       <w:lvlText w:val="%1.%2.%3.%4."/>
       <w:lvlJc w:val="left"/>
       <w:pPr>
@@ -5043,10 +4943,10 @@
         <w:rFonts w:hint="default"/>
       </w:rPr>
     </w:lvl>
-    <w:lvl w:ilvl="4" w:tentative="0">
+    <w:lvl w:ilvl="4">
       <w:start w:val="1"/>
       <w:numFmt w:val="decimal"/>
-      <w:pStyle w:val="6"/>
+      <w:pStyle w:val="Heading5"/>
       <w:lvlText w:val="%1.%2.%3.%4.%5."/>
       <w:lvlJc w:val="left"/>
       <w:pPr>
@@ -5056,10 +4956,10 @@
         <w:rFonts w:hint="default"/>
       </w:rPr>
     </w:lvl>
-    <w:lvl w:ilvl="5" w:tentative="0">
+    <w:lvl w:ilvl="5">
       <w:start w:val="1"/>
       <w:numFmt w:val="decimal"/>
-      <w:pStyle w:val="7"/>
+      <w:pStyle w:val="Heading6"/>
       <w:lvlText w:val="%1.%2.%3.%4.%5.%6."/>
       <w:lvlJc w:val="left"/>
       <w:pPr>
@@ -5069,10 +4969,10 @@
         <w:rFonts w:hint="default"/>
       </w:rPr>
     </w:lvl>
-    <w:lvl w:ilvl="6" w:tentative="0">
+    <w:lvl w:ilvl="6">
       <w:start w:val="1"/>
       <w:numFmt w:val="decimal"/>
-      <w:pStyle w:val="8"/>
+      <w:pStyle w:val="Heading7"/>
       <w:lvlText w:val="%1.%2.%3.%4.%5.%6.%7."/>
       <w:lvlJc w:val="left"/>
       <w:pPr>
@@ -5082,10 +4982,10 @@
         <w:rFonts w:hint="default"/>
       </w:rPr>
     </w:lvl>
-    <w:lvl w:ilvl="7" w:tentative="0">
+    <w:lvl w:ilvl="7">
       <w:start w:val="1"/>
       <w:numFmt w:val="decimal"/>
-      <w:pStyle w:val="9"/>
+      <w:pStyle w:val="Heading8"/>
       <w:lvlText w:val="%1.%2.%3.%4.%5.%6.%7.%8."/>
       <w:lvlJc w:val="left"/>
       <w:pPr>
@@ -5095,10 +4995,10 @@
         <w:rFonts w:hint="default"/>
       </w:rPr>
     </w:lvl>
-    <w:lvl w:ilvl="8" w:tentative="0">
+    <w:lvl w:ilvl="8">
       <w:start w:val="1"/>
       <w:numFmt w:val="decimal"/>
-      <w:pStyle w:val="10"/>
+      <w:pStyle w:val="Heading9"/>
       <w:lvlText w:val="%1.%2.%3.%4.%5.%6.%7.%8.%9."/>
       <w:lvlJc w:val="left"/>
       <w:pPr>
@@ -5113,7 +5013,7 @@
     <w:nsid w:val="C5A2D392"/>
     <w:multiLevelType w:val="singleLevel"/>
     <w:tmpl w:val="C5A2D392"/>
-    <w:lvl w:ilvl="0" w:tentative="0">
+    <w:lvl w:ilvl="0">
       <w:start w:val="1"/>
       <w:numFmt w:val="decimal"/>
       <w:lvlText w:val="(%1)"/>
@@ -5130,7 +5030,7 @@
     <w:nsid w:val="2F3D91A5"/>
     <w:multiLevelType w:val="singleLevel"/>
     <w:tmpl w:val="2F3D91A5"/>
-    <w:lvl w:ilvl="0" w:tentative="0">
+    <w:lvl w:ilvl="0">
       <w:start w:val="1"/>
       <w:numFmt w:val="decimal"/>
       <w:lvlText w:val="(%1)"/>
@@ -5156,269 +5056,267 @@
 </file>
 
 <file path=word/styles.xml><?xml version="1.0" encoding="utf-8"?>
-<w:styles xmlns:mc="http://schemas.openxmlformats.org/markup-compatibility/2006" xmlns:o="urn:schemas-microsoft-com:office:office" xmlns:r="http://schemas.openxmlformats.org/officeDocument/2006/relationships" xmlns:m="http://schemas.openxmlformats.org/officeDocument/2006/math" xmlns:v="urn:schemas-microsoft-com:vml" xmlns:w="http://schemas.openxmlformats.org/wordprocessingml/2006/main" xmlns:w14="http://schemas.microsoft.com/office/word/2010/wordml" xmlns:w10="urn:schemas-microsoft-com:office:word" xmlns:sl="http://schemas.openxmlformats.org/schemaLibrary/2006/main" xmlns:wpsCustomData="http://www.wps.cn/officeDocument/2013/wpsCustomData" mc:Ignorable="w14">
+<w:styles xmlns:mc="http://schemas.openxmlformats.org/markup-compatibility/2006" xmlns:r="http://schemas.openxmlformats.org/officeDocument/2006/relationships" xmlns:w="http://schemas.openxmlformats.org/wordprocessingml/2006/main" xmlns:w14="http://schemas.microsoft.com/office/word/2010/wordml" xmlns:w15="http://schemas.microsoft.com/office/word/2012/wordml" mc:Ignorable="w14 w15">
   <w:docDefaults>
     <w:rPrDefault>
       <w:rPr>
-        <w:rFonts w:ascii="Arial" w:hAnsi="Arial" w:eastAsia="Arial" w:cs="Arial"/>
+        <w:rFonts w:ascii="Arial" w:eastAsia="Arial" w:hAnsi="Arial" w:cs="Arial"/>
       </w:rPr>
     </w:rPrDefault>
     <w:pPrDefault/>
   </w:docDefaults>
-  <w:latentStyles w:count="260" w:defQFormat="0" w:defUnhideWhenUsed="1" w:defSemiHidden="1" w:defUIPriority="99" w:defLockedState="0">
-    <w:lsdException w:qFormat="1" w:unhideWhenUsed="0" w:uiPriority="0" w:semiHidden="0" w:name="Normal"/>
-    <w:lsdException w:qFormat="1" w:unhideWhenUsed="0" w:uiPriority="0" w:semiHidden="0" w:name="heading 1"/>
-    <w:lsdException w:qFormat="1" w:uiPriority="0" w:semiHidden="0" w:name="heading 2"/>
-    <w:lsdException w:qFormat="1" w:uiPriority="0" w:name="heading 3"/>
-    <w:lsdException w:qFormat="1" w:uiPriority="0" w:semiHidden="0" w:name="heading 4"/>
-    <w:lsdException w:qFormat="1" w:uiPriority="0" w:name="heading 5"/>
-    <w:lsdException w:qFormat="1" w:uiPriority="0" w:name="heading 6"/>
-    <w:lsdException w:qFormat="1" w:uiPriority="0" w:name="heading 7"/>
-    <w:lsdException w:qFormat="1" w:uiPriority="0" w:name="heading 8"/>
-    <w:lsdException w:qFormat="1" w:uiPriority="0" w:name="heading 9"/>
-    <w:lsdException w:unhideWhenUsed="0" w:uiPriority="0" w:semiHidden="0" w:name="index 1"/>
-    <w:lsdException w:unhideWhenUsed="0" w:uiPriority="0" w:semiHidden="0" w:name="index 2"/>
-    <w:lsdException w:unhideWhenUsed="0" w:uiPriority="0" w:semiHidden="0" w:name="index 3"/>
-    <w:lsdException w:unhideWhenUsed="0" w:uiPriority="0" w:semiHidden="0" w:name="index 4"/>
-    <w:lsdException w:unhideWhenUsed="0" w:uiPriority="0" w:semiHidden="0" w:name="index 5"/>
-    <w:lsdException w:unhideWhenUsed="0" w:uiPriority="0" w:semiHidden="0" w:name="index 6"/>
-    <w:lsdException w:unhideWhenUsed="0" w:uiPriority="0" w:semiHidden="0" w:name="index 7"/>
-    <w:lsdException w:unhideWhenUsed="0" w:uiPriority="0" w:semiHidden="0" w:name="index 8"/>
-    <w:lsdException w:unhideWhenUsed="0" w:uiPriority="0" w:semiHidden="0" w:name="index 9"/>
-    <w:lsdException w:qFormat="1" w:unhideWhenUsed="0" w:uiPriority="0" w:semiHidden="0" w:name="toc 1"/>
-    <w:lsdException w:qFormat="1" w:unhideWhenUsed="0" w:uiPriority="0" w:semiHidden="0" w:name="toc 2"/>
-    <w:lsdException w:qFormat="1" w:unhideWhenUsed="0" w:uiPriority="0" w:semiHidden="0" w:name="toc 3"/>
-    <w:lsdException w:unhideWhenUsed="0" w:uiPriority="0" w:semiHidden="0" w:name="toc 4"/>
-    <w:lsdException w:unhideWhenUsed="0" w:uiPriority="0" w:semiHidden="0" w:name="toc 5"/>
-    <w:lsdException w:unhideWhenUsed="0" w:uiPriority="0" w:semiHidden="0" w:name="toc 6"/>
-    <w:lsdException w:unhideWhenUsed="0" w:uiPriority="0" w:semiHidden="0" w:name="toc 7"/>
-    <w:lsdException w:unhideWhenUsed="0" w:uiPriority="0" w:semiHidden="0" w:name="toc 8"/>
-    <w:lsdException w:unhideWhenUsed="0" w:uiPriority="0" w:semiHidden="0" w:name="toc 9"/>
-    <w:lsdException w:unhideWhenUsed="0" w:uiPriority="0" w:semiHidden="0" w:name="Normal Indent"/>
-    <w:lsdException w:unhideWhenUsed="0" w:uiPriority="0" w:semiHidden="0" w:name="footnote text"/>
-    <w:lsdException w:qFormat="1" w:unhideWhenUsed="0" w:uiPriority="0" w:semiHidden="0" w:name="annotation text"/>
-    <w:lsdException w:qFormat="1" w:unhideWhenUsed="0" w:uiPriority="0" w:semiHidden="0" w:name="header"/>
-    <w:lsdException w:qFormat="1" w:unhideWhenUsed="0" w:uiPriority="0" w:semiHidden="0" w:name="footer"/>
-    <w:lsdException w:unhideWhenUsed="0" w:uiPriority="0" w:semiHidden="0" w:name="index heading"/>
-    <w:lsdException w:qFormat="1" w:uiPriority="0" w:name="caption"/>
-    <w:lsdException w:unhideWhenUsed="0" w:uiPriority="0" w:semiHidden="0" w:name="table of figures"/>
-    <w:lsdException w:unhideWhenUsed="0" w:uiPriority="0" w:semiHidden="0" w:name="envelope address"/>
-    <w:lsdException w:unhideWhenUsed="0" w:uiPriority="0" w:semiHidden="0" w:name="envelope return"/>
-    <w:lsdException w:unhideWhenUsed="0" w:uiPriority="0" w:semiHidden="0" w:name="footnote reference"/>
-    <w:lsdException w:unhideWhenUsed="0" w:uiPriority="0" w:semiHidden="0" w:name="annotation reference"/>
-    <w:lsdException w:unhideWhenUsed="0" w:uiPriority="0" w:semiHidden="0" w:name="line number"/>
-    <w:lsdException w:unhideWhenUsed="0" w:uiPriority="0" w:semiHidden="0" w:name="page number"/>
-    <w:lsdException w:unhideWhenUsed="0" w:uiPriority="0" w:semiHidden="0" w:name="endnote reference"/>
-    <w:lsdException w:unhideWhenUsed="0" w:uiPriority="0" w:semiHidden="0" w:name="endnote text"/>
-    <w:lsdException w:unhideWhenUsed="0" w:uiPriority="0" w:semiHidden="0" w:name="table of authorities"/>
-    <w:lsdException w:unhideWhenUsed="0" w:uiPriority="0" w:semiHidden="0" w:name="macro"/>
-    <w:lsdException w:unhideWhenUsed="0" w:uiPriority="0" w:semiHidden="0" w:name="toa heading"/>
-    <w:lsdException w:unhideWhenUsed="0" w:uiPriority="0" w:semiHidden="0" w:name="List"/>
-    <w:lsdException w:unhideWhenUsed="0" w:uiPriority="0" w:semiHidden="0" w:name="List Bullet"/>
-    <w:lsdException w:unhideWhenUsed="0" w:uiPriority="0" w:semiHidden="0" w:name="List Number"/>
-    <w:lsdException w:unhideWhenUsed="0" w:uiPriority="0" w:semiHidden="0" w:name="List 2"/>
-    <w:lsdException w:unhideWhenUsed="0" w:uiPriority="0" w:semiHidden="0" w:name="List 3"/>
-    <w:lsdException w:unhideWhenUsed="0" w:uiPriority="0" w:semiHidden="0" w:name="List 4"/>
-    <w:lsdException w:unhideWhenUsed="0" w:uiPriority="0" w:semiHidden="0" w:name="List 5"/>
-    <w:lsdException w:unhideWhenUsed="0" w:uiPriority="0" w:semiHidden="0" w:name="List Bullet 2"/>
-    <w:lsdException w:unhideWhenUsed="0" w:uiPriority="0" w:semiHidden="0" w:name="List Bullet 3"/>
-    <w:lsdException w:unhideWhenUsed="0" w:uiPriority="0" w:semiHidden="0" w:name="List Bullet 4"/>
-    <w:lsdException w:unhideWhenUsed="0" w:uiPriority="0" w:semiHidden="0" w:name="List Bullet 5"/>
-    <w:lsdException w:unhideWhenUsed="0" w:uiPriority="0" w:semiHidden="0" w:name="List Number 2"/>
-    <w:lsdException w:unhideWhenUsed="0" w:uiPriority="0" w:semiHidden="0" w:name="List Number 3"/>
-    <w:lsdException w:unhideWhenUsed="0" w:uiPriority="0" w:semiHidden="0" w:name="List Number 4"/>
-    <w:lsdException w:unhideWhenUsed="0" w:uiPriority="0" w:semiHidden="0" w:name="List Number 5"/>
-    <w:lsdException w:qFormat="1" w:unhideWhenUsed="0" w:uiPriority="0" w:semiHidden="0" w:name="Title"/>
-    <w:lsdException w:unhideWhenUsed="0" w:uiPriority="0" w:semiHidden="0" w:name="Closing"/>
-    <w:lsdException w:unhideWhenUsed="0" w:uiPriority="0" w:semiHidden="0" w:name="Signature"/>
-    <w:lsdException w:qFormat="1" w:unhideWhenUsed="0" w:uiPriority="0" w:name="Default Paragraph Font"/>
-    <w:lsdException w:qFormat="1" w:unhideWhenUsed="0" w:uiPriority="0" w:name="Body Text"/>
-    <w:lsdException w:unhideWhenUsed="0" w:uiPriority="0" w:semiHidden="0" w:name="Body Text Indent"/>
-    <w:lsdException w:unhideWhenUsed="0" w:uiPriority="0" w:semiHidden="0" w:name="List Continue"/>
-    <w:lsdException w:unhideWhenUsed="0" w:uiPriority="0" w:semiHidden="0" w:name="List Continue 2"/>
-    <w:lsdException w:unhideWhenUsed="0" w:uiPriority="0" w:semiHidden="0" w:name="List Continue 3"/>
-    <w:lsdException w:unhideWhenUsed="0" w:uiPriority="0" w:semiHidden="0" w:name="List Continue 4"/>
-    <w:lsdException w:unhideWhenUsed="0" w:uiPriority="0" w:semiHidden="0" w:name="List Continue 5"/>
-    <w:lsdException w:unhideWhenUsed="0" w:uiPriority="0" w:semiHidden="0" w:name="Message Header"/>
-    <w:lsdException w:qFormat="1" w:unhideWhenUsed="0" w:uiPriority="0" w:semiHidden="0" w:name="Subtitle"/>
-    <w:lsdException w:unhideWhenUsed="0" w:uiPriority="0" w:semiHidden="0" w:name="Salutation"/>
-    <w:lsdException w:unhideWhenUsed="0" w:uiPriority="0" w:semiHidden="0" w:name="Date"/>
-    <w:lsdException w:unhideWhenUsed="0" w:uiPriority="0" w:semiHidden="0" w:name="Body Text First Indent"/>
-    <w:lsdException w:unhideWhenUsed="0" w:uiPriority="0" w:semiHidden="0" w:name="Body Text First Indent 2"/>
-    <w:lsdException w:uiPriority="99" w:name="Note Heading"/>
-    <w:lsdException w:unhideWhenUsed="0" w:uiPriority="0" w:semiHidden="0" w:name="Body Text 2"/>
-    <w:lsdException w:unhideWhenUsed="0" w:uiPriority="0" w:semiHidden="0" w:name="Body Text 3"/>
-    <w:lsdException w:unhideWhenUsed="0" w:uiPriority="0" w:semiHidden="0" w:name="Body Text Indent 2"/>
-    <w:lsdException w:unhideWhenUsed="0" w:uiPriority="0" w:semiHidden="0" w:name="Body Text Indent 3"/>
-    <w:lsdException w:unhideWhenUsed="0" w:uiPriority="0" w:semiHidden="0" w:name="Block Text"/>
-    <w:lsdException w:unhideWhenUsed="0" w:uiPriority="0" w:semiHidden="0" w:name="Hyperlink"/>
-    <w:lsdException w:unhideWhenUsed="0" w:uiPriority="0" w:semiHidden="0" w:name="FollowedHyperlink"/>
-    <w:lsdException w:qFormat="1" w:unhideWhenUsed="0" w:uiPriority="0" w:semiHidden="0" w:name="Strong"/>
-    <w:lsdException w:qFormat="1" w:unhideWhenUsed="0" w:uiPriority="0" w:semiHidden="0" w:name="Emphasis"/>
-    <w:lsdException w:unhideWhenUsed="0" w:uiPriority="0" w:semiHidden="0" w:name="Document Map"/>
-    <w:lsdException w:unhideWhenUsed="0" w:uiPriority="0" w:semiHidden="0" w:name="Plain Text"/>
-    <w:lsdException w:unhideWhenUsed="0" w:uiPriority="0" w:semiHidden="0" w:name="E-mail Signature"/>
-    <w:lsdException w:qFormat="1" w:unhideWhenUsed="0" w:uiPriority="0" w:semiHidden="0" w:name="Normal (Web)"/>
-    <w:lsdException w:unhideWhenUsed="0" w:uiPriority="0" w:semiHidden="0" w:name="HTML Acronym"/>
-    <w:lsdException w:unhideWhenUsed="0" w:uiPriority="0" w:semiHidden="0" w:name="HTML Address"/>
-    <w:lsdException w:unhideWhenUsed="0" w:uiPriority="0" w:semiHidden="0" w:name="HTML Cite"/>
-    <w:lsdException w:unhideWhenUsed="0" w:uiPriority="0" w:semiHidden="0" w:name="HTML Code"/>
-    <w:lsdException w:unhideWhenUsed="0" w:uiPriority="0" w:semiHidden="0" w:name="HTML Definition"/>
-    <w:lsdException w:unhideWhenUsed="0" w:uiPriority="0" w:semiHidden="0" w:name="HTML Keyboard"/>
-    <w:lsdException w:unhideWhenUsed="0" w:uiPriority="0" w:semiHidden="0" w:name="HTML Preformatted"/>
-    <w:lsdException w:unhideWhenUsed="0" w:uiPriority="0" w:semiHidden="0" w:name="HTML Sample"/>
-    <w:lsdException w:unhideWhenUsed="0" w:uiPriority="0" w:semiHidden="0" w:name="HTML Typewriter"/>
-    <w:lsdException w:unhideWhenUsed="0" w:uiPriority="0" w:semiHidden="0" w:name="HTML Variable"/>
-    <w:lsdException w:qFormat="1" w:unhideWhenUsed="0" w:uiPriority="0" w:name="Normal Table"/>
-    <w:lsdException w:unhideWhenUsed="0" w:uiPriority="0" w:semiHidden="0" w:name="annotation subject"/>
-    <w:lsdException w:unhideWhenUsed="0" w:uiPriority="0" w:semiHidden="0" w:name="Table Simple 1"/>
-    <w:lsdException w:unhideWhenUsed="0" w:uiPriority="0" w:semiHidden="0" w:name="Table Simple 2"/>
-    <w:lsdException w:unhideWhenUsed="0" w:uiPriority="0" w:semiHidden="0" w:name="Table Simple 3"/>
-    <w:lsdException w:unhideWhenUsed="0" w:uiPriority="0" w:semiHidden="0" w:name="Table Classic 1"/>
-    <w:lsdException w:unhideWhenUsed="0" w:uiPriority="0" w:semiHidden="0" w:name="Table Classic 2"/>
-    <w:lsdException w:unhideWhenUsed="0" w:uiPriority="0" w:semiHidden="0" w:name="Table Classic 3"/>
-    <w:lsdException w:unhideWhenUsed="0" w:uiPriority="0" w:semiHidden="0" w:name="Table Classic 4"/>
-    <w:lsdException w:unhideWhenUsed="0" w:uiPriority="0" w:semiHidden="0" w:name="Table Colorful 1"/>
-    <w:lsdException w:unhideWhenUsed="0" w:uiPriority="0" w:semiHidden="0" w:name="Table Colorful 2"/>
-    <w:lsdException w:unhideWhenUsed="0" w:uiPriority="0" w:semiHidden="0" w:name="Table Colorful 3"/>
-    <w:lsdException w:unhideWhenUsed="0" w:uiPriority="0" w:semiHidden="0" w:name="Table Columns 1"/>
-    <w:lsdException w:unhideWhenUsed="0" w:uiPriority="0" w:semiHidden="0" w:name="Table Columns 2"/>
-    <w:lsdException w:unhideWhenUsed="0" w:uiPriority="0" w:semiHidden="0" w:name="Table Columns 3"/>
-    <w:lsdException w:unhideWhenUsed="0" w:uiPriority="0" w:semiHidden="0" w:name="Table Columns 4"/>
-    <w:lsdException w:unhideWhenUsed="0" w:uiPriority="0" w:semiHidden="0" w:name="Table Columns 5"/>
-    <w:lsdException w:unhideWhenUsed="0" w:uiPriority="0" w:semiHidden="0" w:name="Table Grid 1"/>
-    <w:lsdException w:unhideWhenUsed="0" w:uiPriority="0" w:semiHidden="0" w:name="Table Grid 2"/>
-    <w:lsdException w:unhideWhenUsed="0" w:uiPriority="0" w:semiHidden="0" w:name="Table Grid 3"/>
-    <w:lsdException w:unhideWhenUsed="0" w:uiPriority="0" w:semiHidden="0" w:name="Table Grid 4"/>
-    <w:lsdException w:unhideWhenUsed="0" w:uiPriority="0" w:semiHidden="0" w:name="Table Grid 5"/>
-    <w:lsdException w:unhideWhenUsed="0" w:uiPriority="0" w:semiHidden="0" w:name="Table Grid 6"/>
-    <w:lsdException w:unhideWhenUsed="0" w:uiPriority="0" w:semiHidden="0" w:name="Table Grid 7"/>
-    <w:lsdException w:unhideWhenUsed="0" w:uiPriority="0" w:semiHidden="0" w:name="Table Grid 8"/>
-    <w:lsdException w:unhideWhenUsed="0" w:uiPriority="0" w:semiHidden="0" w:name="Table List 1"/>
-    <w:lsdException w:unhideWhenUsed="0" w:uiPriority="0" w:semiHidden="0" w:name="Table List 2"/>
-    <w:lsdException w:unhideWhenUsed="0" w:uiPriority="0" w:semiHidden="0" w:name="Table List 3"/>
-    <w:lsdException w:unhideWhenUsed="0" w:uiPriority="0" w:semiHidden="0" w:name="Table List 4"/>
-    <w:lsdException w:unhideWhenUsed="0" w:uiPriority="0" w:semiHidden="0" w:name="Table List 5"/>
-    <w:lsdException w:unhideWhenUsed="0" w:uiPriority="0" w:semiHidden="0" w:name="Table List 6"/>
-    <w:lsdException w:unhideWhenUsed="0" w:uiPriority="0" w:semiHidden="0" w:name="Table List 7"/>
-    <w:lsdException w:unhideWhenUsed="0" w:uiPriority="0" w:semiHidden="0" w:name="Table List 8"/>
-    <w:lsdException w:unhideWhenUsed="0" w:uiPriority="0" w:semiHidden="0" w:name="Table 3D effects 1"/>
-    <w:lsdException w:unhideWhenUsed="0" w:uiPriority="0" w:semiHidden="0" w:name="Table 3D effects 2"/>
-    <w:lsdException w:unhideWhenUsed="0" w:uiPriority="0" w:semiHidden="0" w:name="Table 3D effects 3"/>
-    <w:lsdException w:unhideWhenUsed="0" w:uiPriority="0" w:semiHidden="0" w:name="Table Contemporary"/>
-    <w:lsdException w:unhideWhenUsed="0" w:uiPriority="0" w:semiHidden="0" w:name="Table Elegant"/>
-    <w:lsdException w:unhideWhenUsed="0" w:uiPriority="0" w:semiHidden="0" w:name="Table Professional"/>
-    <w:lsdException w:unhideWhenUsed="0" w:uiPriority="0" w:semiHidden="0" w:name="Table Subtle 1"/>
-    <w:lsdException w:unhideWhenUsed="0" w:uiPriority="0" w:semiHidden="0" w:name="Table Subtle 2"/>
-    <w:lsdException w:unhideWhenUsed="0" w:uiPriority="0" w:semiHidden="0" w:name="Table Web 1"/>
-    <w:lsdException w:unhideWhenUsed="0" w:uiPriority="0" w:semiHidden="0" w:name="Table Web 2"/>
-    <w:lsdException w:unhideWhenUsed="0" w:uiPriority="0" w:semiHidden="0" w:name="Table Web 3"/>
-    <w:lsdException w:unhideWhenUsed="0" w:uiPriority="0" w:semiHidden="0" w:name="Balloon Text"/>
-    <w:lsdException w:qFormat="1" w:unhideWhenUsed="0" w:uiPriority="0" w:semiHidden="0" w:name="Table Grid"/>
-    <w:lsdException w:unhideWhenUsed="0" w:uiPriority="0" w:semiHidden="0" w:name="Table Theme"/>
-    <w:lsdException w:unhideWhenUsed="0" w:uiPriority="60" w:semiHidden="0" w:name="Light Shading"/>
-    <w:lsdException w:unhideWhenUsed="0" w:uiPriority="61" w:semiHidden="0" w:name="Light List"/>
-    <w:lsdException w:unhideWhenUsed="0" w:uiPriority="62" w:semiHidden="0" w:name="Light Grid"/>
-    <w:lsdException w:unhideWhenUsed="0" w:uiPriority="63" w:semiHidden="0" w:name="Medium Shading 1"/>
-    <w:lsdException w:unhideWhenUsed="0" w:uiPriority="64" w:semiHidden="0" w:name="Medium Shading 2"/>
-    <w:lsdException w:unhideWhenUsed="0" w:uiPriority="65" w:semiHidden="0" w:name="Medium List 1"/>
-    <w:lsdException w:unhideWhenUsed="0" w:uiPriority="66" w:semiHidden="0" w:name="Medium List 2"/>
-    <w:lsdException w:unhideWhenUsed="0" w:uiPriority="67" w:semiHidden="0" w:name="Medium Grid 1"/>
-    <w:lsdException w:unhideWhenUsed="0" w:uiPriority="68" w:semiHidden="0" w:name="Medium Grid 2"/>
-    <w:lsdException w:unhideWhenUsed="0" w:uiPriority="69" w:semiHidden="0" w:name="Medium Grid 3"/>
-    <w:lsdException w:unhideWhenUsed="0" w:uiPriority="70" w:semiHidden="0" w:name="Dark List"/>
-    <w:lsdException w:unhideWhenUsed="0" w:uiPriority="71" w:semiHidden="0" w:name="Colorful Shading"/>
-    <w:lsdException w:unhideWhenUsed="0" w:uiPriority="72" w:semiHidden="0" w:name="Colorful List"/>
-    <w:lsdException w:unhideWhenUsed="0" w:uiPriority="73" w:semiHidden="0" w:name="Colorful Grid"/>
-    <w:lsdException w:unhideWhenUsed="0" w:uiPriority="60" w:semiHidden="0" w:name="Light Shading Accent 1"/>
-    <w:lsdException w:unhideWhenUsed="0" w:uiPriority="61" w:semiHidden="0" w:name="Light List Accent 1"/>
-    <w:lsdException w:unhideWhenUsed="0" w:uiPriority="62" w:semiHidden="0" w:name="Light Grid Accent 1"/>
-    <w:lsdException w:unhideWhenUsed="0" w:uiPriority="63" w:semiHidden="0" w:name="Medium Shading 1 Accent 1"/>
-    <w:lsdException w:unhideWhenUsed="0" w:uiPriority="64" w:semiHidden="0" w:name="Medium Shading 2 Accent 1"/>
-    <w:lsdException w:unhideWhenUsed="0" w:uiPriority="65" w:semiHidden="0" w:name="Medium List 1 Accent 1"/>
-    <w:lsdException w:unhideWhenUsed="0" w:uiPriority="66" w:semiHidden="0" w:name="Medium List 2 Accent 1"/>
-    <w:lsdException w:unhideWhenUsed="0" w:uiPriority="67" w:semiHidden="0" w:name="Medium Grid 1 Accent 1"/>
-    <w:lsdException w:unhideWhenUsed="0" w:uiPriority="68" w:semiHidden="0" w:name="Medium Grid 2 Accent 1"/>
-    <w:lsdException w:unhideWhenUsed="0" w:uiPriority="69" w:semiHidden="0" w:name="Medium Grid 3 Accent 1"/>
-    <w:lsdException w:unhideWhenUsed="0" w:uiPriority="70" w:semiHidden="0" w:name="Dark List Accent 1"/>
-    <w:lsdException w:unhideWhenUsed="0" w:uiPriority="71" w:semiHidden="0" w:name="Colorful Shading Accent 1"/>
-    <w:lsdException w:unhideWhenUsed="0" w:uiPriority="72" w:semiHidden="0" w:name="Colorful List Accent 1"/>
-    <w:lsdException w:unhideWhenUsed="0" w:uiPriority="73" w:semiHidden="0" w:name="Colorful Grid Accent 1"/>
-    <w:lsdException w:unhideWhenUsed="0" w:uiPriority="60" w:semiHidden="0" w:name="Light Shading Accent 2"/>
-    <w:lsdException w:unhideWhenUsed="0" w:uiPriority="61" w:semiHidden="0" w:name="Light List Accent 2"/>
-    <w:lsdException w:unhideWhenUsed="0" w:uiPriority="62" w:semiHidden="0" w:name="Light Grid Accent 2"/>
-    <w:lsdException w:unhideWhenUsed="0" w:uiPriority="63" w:semiHidden="0" w:name="Medium Shading 1 Accent 2"/>
-    <w:lsdException w:unhideWhenUsed="0" w:uiPriority="64" w:semiHidden="0" w:name="Medium Shading 2 Accent 2"/>
-    <w:lsdException w:unhideWhenUsed="0" w:uiPriority="65" w:semiHidden="0" w:name="Medium List 1 Accent 2"/>
-    <w:lsdException w:unhideWhenUsed="0" w:uiPriority="66" w:semiHidden="0" w:name="Medium List 2 Accent 2"/>
-    <w:lsdException w:unhideWhenUsed="0" w:uiPriority="67" w:semiHidden="0" w:name="Medium Grid 1 Accent 2"/>
-    <w:lsdException w:unhideWhenUsed="0" w:uiPriority="68" w:semiHidden="0" w:name="Medium Grid 2 Accent 2"/>
-    <w:lsdException w:unhideWhenUsed="0" w:uiPriority="69" w:semiHidden="0" w:name="Medium Grid 3 Accent 2"/>
-    <w:lsdException w:unhideWhenUsed="0" w:uiPriority="70" w:semiHidden="0" w:name="Dark List Accent 2"/>
-    <w:lsdException w:unhideWhenUsed="0" w:uiPriority="71" w:semiHidden="0" w:name="Colorful Shading Accent 2"/>
-    <w:lsdException w:unhideWhenUsed="0" w:uiPriority="72" w:semiHidden="0" w:name="Colorful List Accent 2"/>
-    <w:lsdException w:unhideWhenUsed="0" w:uiPriority="73" w:semiHidden="0" w:name="Colorful Grid Accent 2"/>
-    <w:lsdException w:unhideWhenUsed="0" w:uiPriority="60" w:semiHidden="0" w:name="Light Shading Accent 3"/>
-    <w:lsdException w:unhideWhenUsed="0" w:uiPriority="61" w:semiHidden="0" w:name="Light List Accent 3"/>
-    <w:lsdException w:unhideWhenUsed="0" w:uiPriority="62" w:semiHidden="0" w:name="Light Grid Accent 3"/>
-    <w:lsdException w:unhideWhenUsed="0" w:uiPriority="63" w:semiHidden="0" w:name="Medium Shading 1 Accent 3"/>
-    <w:lsdException w:unhideWhenUsed="0" w:uiPriority="64" w:semiHidden="0" w:name="Medium Shading 2 Accent 3"/>
-    <w:lsdException w:unhideWhenUsed="0" w:uiPriority="65" w:semiHidden="0" w:name="Medium List 1 Accent 3"/>
-    <w:lsdException w:unhideWhenUsed="0" w:uiPriority="66" w:semiHidden="0" w:name="Medium List 2 Accent 3"/>
-    <w:lsdException w:unhideWhenUsed="0" w:uiPriority="67" w:semiHidden="0" w:name="Medium Grid 1 Accent 3"/>
-    <w:lsdException w:unhideWhenUsed="0" w:uiPriority="68" w:semiHidden="0" w:name="Medium Grid 2 Accent 3"/>
-    <w:lsdException w:unhideWhenUsed="0" w:uiPriority="69" w:semiHidden="0" w:name="Medium Grid 3 Accent 3"/>
-    <w:lsdException w:unhideWhenUsed="0" w:uiPriority="70" w:semiHidden="0" w:name="Dark List Accent 3"/>
-    <w:lsdException w:unhideWhenUsed="0" w:uiPriority="71" w:semiHidden="0" w:name="Colorful Shading Accent 3"/>
-    <w:lsdException w:unhideWhenUsed="0" w:uiPriority="72" w:semiHidden="0" w:name="Colorful List Accent 3"/>
-    <w:lsdException w:unhideWhenUsed="0" w:uiPriority="73" w:semiHidden="0" w:name="Colorful Grid Accent 3"/>
-    <w:lsdException w:unhideWhenUsed="0" w:uiPriority="60" w:semiHidden="0" w:name="Light Shading Accent 4"/>
-    <w:lsdException w:unhideWhenUsed="0" w:uiPriority="61" w:semiHidden="0" w:name="Light List Accent 4"/>
-    <w:lsdException w:unhideWhenUsed="0" w:uiPriority="62" w:semiHidden="0" w:name="Light Grid Accent 4"/>
-    <w:lsdException w:unhideWhenUsed="0" w:uiPriority="63" w:semiHidden="0" w:name="Medium Shading 1 Accent 4"/>
-    <w:lsdException w:unhideWhenUsed="0" w:uiPriority="64" w:semiHidden="0" w:name="Medium Shading 2 Accent 4"/>
-    <w:lsdException w:unhideWhenUsed="0" w:uiPriority="65" w:semiHidden="0" w:name="Medium List 1 Accent 4"/>
-    <w:lsdException w:unhideWhenUsed="0" w:uiPriority="66" w:semiHidden="0" w:name="Medium List 2 Accent 4"/>
-    <w:lsdException w:unhideWhenUsed="0" w:uiPriority="67" w:semiHidden="0" w:name="Medium Grid 1 Accent 4"/>
-    <w:lsdException w:unhideWhenUsed="0" w:uiPriority="68" w:semiHidden="0" w:name="Medium Grid 2 Accent 4"/>
-    <w:lsdException w:unhideWhenUsed="0" w:uiPriority="69" w:semiHidden="0" w:name="Medium Grid 3 Accent 4"/>
-    <w:lsdException w:unhideWhenUsed="0" w:uiPriority="70" w:semiHidden="0" w:name="Dark List Accent 4"/>
-    <w:lsdException w:unhideWhenUsed="0" w:uiPriority="71" w:semiHidden="0" w:name="Colorful Shading Accent 4"/>
-    <w:lsdException w:unhideWhenUsed="0" w:uiPriority="72" w:semiHidden="0" w:name="Colorful List Accent 4"/>
-    <w:lsdException w:unhideWhenUsed="0" w:uiPriority="73" w:semiHidden="0" w:name="Colorful Grid Accent 4"/>
-    <w:lsdException w:unhideWhenUsed="0" w:uiPriority="60" w:semiHidden="0" w:name="Light Shading Accent 5"/>
-    <w:lsdException w:unhideWhenUsed="0" w:uiPriority="61" w:semiHidden="0" w:name="Light List Accent 5"/>
-    <w:lsdException w:unhideWhenUsed="0" w:uiPriority="62" w:semiHidden="0" w:name="Light Grid Accent 5"/>
-    <w:lsdException w:unhideWhenUsed="0" w:uiPriority="63" w:semiHidden="0" w:name="Medium Shading 1 Accent 5"/>
-    <w:lsdException w:unhideWhenUsed="0" w:uiPriority="64" w:semiHidden="0" w:name="Medium Shading 2 Accent 5"/>
-    <w:lsdException w:unhideWhenUsed="0" w:uiPriority="65" w:semiHidden="0" w:name="Medium List 1 Accent 5"/>
-    <w:lsdException w:unhideWhenUsed="0" w:uiPriority="66" w:semiHidden="0" w:name="Medium List 2 Accent 5"/>
-    <w:lsdException w:unhideWhenUsed="0" w:uiPriority="67" w:semiHidden="0" w:name="Medium Grid 1 Accent 5"/>
-    <w:lsdException w:unhideWhenUsed="0" w:uiPriority="68" w:semiHidden="0" w:name="Medium Grid 2 Accent 5"/>
-    <w:lsdException w:unhideWhenUsed="0" w:uiPriority="69" w:semiHidden="0" w:name="Medium Grid 3 Accent 5"/>
-    <w:lsdException w:unhideWhenUsed="0" w:uiPriority="70" w:semiHidden="0" w:name="Dark List Accent 5"/>
-    <w:lsdException w:unhideWhenUsed="0" w:uiPriority="71" w:semiHidden="0" w:name="Colorful Shading Accent 5"/>
-    <w:lsdException w:unhideWhenUsed="0" w:uiPriority="72" w:semiHidden="0" w:name="Colorful List Accent 5"/>
-    <w:lsdException w:unhideWhenUsed="0" w:uiPriority="73" w:semiHidden="0" w:name="Colorful Grid Accent 5"/>
-    <w:lsdException w:unhideWhenUsed="0" w:uiPriority="60" w:semiHidden="0" w:name="Light Shading Accent 6"/>
-    <w:lsdException w:unhideWhenUsed="0" w:uiPriority="61" w:semiHidden="0" w:name="Light List Accent 6"/>
-    <w:lsdException w:unhideWhenUsed="0" w:uiPriority="62" w:semiHidden="0" w:name="Light Grid Accent 6"/>
-    <w:lsdException w:unhideWhenUsed="0" w:uiPriority="63" w:semiHidden="0" w:name="Medium Shading 1 Accent 6"/>
-    <w:lsdException w:unhideWhenUsed="0" w:uiPriority="64" w:semiHidden="0" w:name="Medium Shading 2 Accent 6"/>
-    <w:lsdException w:unhideWhenUsed="0" w:uiPriority="65" w:semiHidden="0" w:name="Medium List 1 Accent 6"/>
-    <w:lsdException w:unhideWhenUsed="0" w:uiPriority="66" w:semiHidden="0" w:name="Medium List 2 Accent 6"/>
-    <w:lsdException w:unhideWhenUsed="0" w:uiPriority="67" w:semiHidden="0" w:name="Medium Grid 1 Accent 6"/>
-    <w:lsdException w:unhideWhenUsed="0" w:uiPriority="68" w:semiHidden="0" w:name="Medium Grid 2 Accent 6"/>
-    <w:lsdException w:unhideWhenUsed="0" w:uiPriority="69" w:semiHidden="0" w:name="Medium Grid 3 Accent 6"/>
-    <w:lsdException w:unhideWhenUsed="0" w:uiPriority="70" w:semiHidden="0" w:name="Dark List Accent 6"/>
-    <w:lsdException w:unhideWhenUsed="0" w:uiPriority="71" w:semiHidden="0" w:name="Colorful Shading Accent 6"/>
-    <w:lsdException w:unhideWhenUsed="0" w:uiPriority="72" w:semiHidden="0" w:name="Colorful List Accent 6"/>
-    <w:lsdException w:unhideWhenUsed="0" w:uiPriority="73" w:semiHidden="0" w:name="Colorful Grid Accent 6"/>
+  <w:latentStyles w:defLockedState="0" w:defUIPriority="99" w:defSemiHidden="1" w:defUnhideWhenUsed="1" w:defQFormat="0" w:count="260">
+    <w:lsdException w:name="Normal" w:semiHidden="0" w:uiPriority="0" w:unhideWhenUsed="0" w:qFormat="1"/>
+    <w:lsdException w:name="heading 1" w:semiHidden="0" w:uiPriority="0" w:unhideWhenUsed="0" w:qFormat="1"/>
+    <w:lsdException w:name="heading 2" w:semiHidden="0" w:uiPriority="0" w:qFormat="1"/>
+    <w:lsdException w:name="heading 3" w:uiPriority="0" w:qFormat="1"/>
+    <w:lsdException w:name="heading 4" w:semiHidden="0" w:uiPriority="0" w:qFormat="1"/>
+    <w:lsdException w:name="heading 5" w:uiPriority="0" w:qFormat="1"/>
+    <w:lsdException w:name="heading 6" w:uiPriority="0" w:qFormat="1"/>
+    <w:lsdException w:name="heading 7" w:uiPriority="0" w:qFormat="1"/>
+    <w:lsdException w:name="heading 8" w:uiPriority="0" w:qFormat="1"/>
+    <w:lsdException w:name="heading 9" w:uiPriority="0" w:qFormat="1"/>
+    <w:lsdException w:name="index 1" w:semiHidden="0" w:uiPriority="0" w:unhideWhenUsed="0"/>
+    <w:lsdException w:name="index 2" w:semiHidden="0" w:uiPriority="0" w:unhideWhenUsed="0"/>
+    <w:lsdException w:name="index 3" w:semiHidden="0" w:uiPriority="0" w:unhideWhenUsed="0"/>
+    <w:lsdException w:name="index 4" w:semiHidden="0" w:uiPriority="0" w:unhideWhenUsed="0"/>
+    <w:lsdException w:name="index 5" w:semiHidden="0" w:uiPriority="0" w:unhideWhenUsed="0"/>
+    <w:lsdException w:name="index 6" w:semiHidden="0" w:uiPriority="0" w:unhideWhenUsed="0"/>
+    <w:lsdException w:name="index 7" w:semiHidden="0" w:uiPriority="0" w:unhideWhenUsed="0"/>
+    <w:lsdException w:name="index 8" w:semiHidden="0" w:uiPriority="0" w:unhideWhenUsed="0"/>
+    <w:lsdException w:name="index 9" w:semiHidden="0" w:uiPriority="0" w:unhideWhenUsed="0"/>
+    <w:lsdException w:name="toc 1" w:semiHidden="0" w:uiPriority="0" w:unhideWhenUsed="0" w:qFormat="1"/>
+    <w:lsdException w:name="toc 2" w:semiHidden="0" w:uiPriority="0" w:unhideWhenUsed="0" w:qFormat="1"/>
+    <w:lsdException w:name="toc 3" w:semiHidden="0" w:uiPriority="0" w:unhideWhenUsed="0" w:qFormat="1"/>
+    <w:lsdException w:name="toc 4" w:semiHidden="0" w:uiPriority="0" w:unhideWhenUsed="0"/>
+    <w:lsdException w:name="toc 5" w:semiHidden="0" w:uiPriority="0" w:unhideWhenUsed="0"/>
+    <w:lsdException w:name="toc 6" w:semiHidden="0" w:uiPriority="0" w:unhideWhenUsed="0"/>
+    <w:lsdException w:name="toc 7" w:semiHidden="0" w:uiPriority="0" w:unhideWhenUsed="0"/>
+    <w:lsdException w:name="toc 8" w:semiHidden="0" w:uiPriority="0" w:unhideWhenUsed="0"/>
+    <w:lsdException w:name="toc 9" w:semiHidden="0" w:uiPriority="0" w:unhideWhenUsed="0"/>
+    <w:lsdException w:name="Normal Indent" w:semiHidden="0" w:uiPriority="0" w:unhideWhenUsed="0"/>
+    <w:lsdException w:name="footnote text" w:semiHidden="0" w:uiPriority="0" w:unhideWhenUsed="0"/>
+    <w:lsdException w:name="annotation text" w:semiHidden="0" w:uiPriority="0" w:unhideWhenUsed="0" w:qFormat="1"/>
+    <w:lsdException w:name="header" w:semiHidden="0" w:uiPriority="0" w:unhideWhenUsed="0" w:qFormat="1"/>
+    <w:lsdException w:name="footer" w:semiHidden="0" w:uiPriority="0" w:unhideWhenUsed="0" w:qFormat="1"/>
+    <w:lsdException w:name="index heading" w:semiHidden="0" w:uiPriority="0" w:unhideWhenUsed="0"/>
+    <w:lsdException w:name="caption" w:uiPriority="0" w:qFormat="1"/>
+    <w:lsdException w:name="table of figures" w:semiHidden="0" w:uiPriority="0" w:unhideWhenUsed="0"/>
+    <w:lsdException w:name="envelope address" w:semiHidden="0" w:uiPriority="0" w:unhideWhenUsed="0"/>
+    <w:lsdException w:name="envelope return" w:semiHidden="0" w:uiPriority="0" w:unhideWhenUsed="0"/>
+    <w:lsdException w:name="footnote reference" w:semiHidden="0" w:uiPriority="0" w:unhideWhenUsed="0"/>
+    <w:lsdException w:name="annotation reference" w:semiHidden="0" w:uiPriority="0" w:unhideWhenUsed="0"/>
+    <w:lsdException w:name="line number" w:semiHidden="0" w:uiPriority="0" w:unhideWhenUsed="0"/>
+    <w:lsdException w:name="page number" w:semiHidden="0" w:uiPriority="0" w:unhideWhenUsed="0"/>
+    <w:lsdException w:name="endnote reference" w:semiHidden="0" w:uiPriority="0" w:unhideWhenUsed="0"/>
+    <w:lsdException w:name="endnote text" w:semiHidden="0" w:uiPriority="0" w:unhideWhenUsed="0"/>
+    <w:lsdException w:name="table of authorities" w:semiHidden="0" w:uiPriority="0" w:unhideWhenUsed="0"/>
+    <w:lsdException w:name="macro" w:semiHidden="0" w:uiPriority="0" w:unhideWhenUsed="0"/>
+    <w:lsdException w:name="toa heading" w:semiHidden="0" w:uiPriority="0" w:unhideWhenUsed="0"/>
+    <w:lsdException w:name="List" w:semiHidden="0" w:uiPriority="0" w:unhideWhenUsed="0"/>
+    <w:lsdException w:name="List Bullet" w:semiHidden="0" w:uiPriority="0" w:unhideWhenUsed="0"/>
+    <w:lsdException w:name="List Number" w:semiHidden="0" w:uiPriority="0" w:unhideWhenUsed="0"/>
+    <w:lsdException w:name="List 2" w:semiHidden="0" w:uiPriority="0" w:unhideWhenUsed="0"/>
+    <w:lsdException w:name="List 3" w:semiHidden="0" w:uiPriority="0" w:unhideWhenUsed="0"/>
+    <w:lsdException w:name="List 4" w:semiHidden="0" w:uiPriority="0" w:unhideWhenUsed="0"/>
+    <w:lsdException w:name="List 5" w:semiHidden="0" w:uiPriority="0" w:unhideWhenUsed="0"/>
+    <w:lsdException w:name="List Bullet 2" w:semiHidden="0" w:uiPriority="0" w:unhideWhenUsed="0"/>
+    <w:lsdException w:name="List Bullet 3" w:semiHidden="0" w:uiPriority="0" w:unhideWhenUsed="0"/>
+    <w:lsdException w:name="List Bullet 4" w:semiHidden="0" w:uiPriority="0" w:unhideWhenUsed="0"/>
+    <w:lsdException w:name="List Bullet 5" w:semiHidden="0" w:uiPriority="0" w:unhideWhenUsed="0"/>
+    <w:lsdException w:name="List Number 2" w:semiHidden="0" w:uiPriority="0" w:unhideWhenUsed="0"/>
+    <w:lsdException w:name="List Number 3" w:semiHidden="0" w:uiPriority="0" w:unhideWhenUsed="0"/>
+    <w:lsdException w:name="List Number 4" w:semiHidden="0" w:uiPriority="0" w:unhideWhenUsed="0"/>
+    <w:lsdException w:name="List Number 5" w:semiHidden="0" w:uiPriority="0" w:unhideWhenUsed="0"/>
+    <w:lsdException w:name="Title" w:semiHidden="0" w:uiPriority="0" w:unhideWhenUsed="0" w:qFormat="1"/>
+    <w:lsdException w:name="Closing" w:semiHidden="0" w:uiPriority="0" w:unhideWhenUsed="0"/>
+    <w:lsdException w:name="Signature" w:semiHidden="0" w:uiPriority="0" w:unhideWhenUsed="0"/>
+    <w:lsdException w:name="Default Paragraph Font" w:uiPriority="0" w:unhideWhenUsed="0" w:qFormat="1"/>
+    <w:lsdException w:name="Body Text" w:uiPriority="0" w:unhideWhenUsed="0" w:qFormat="1"/>
+    <w:lsdException w:name="Body Text Indent" w:semiHidden="0" w:uiPriority="0" w:unhideWhenUsed="0"/>
+    <w:lsdException w:name="List Continue" w:semiHidden="0" w:uiPriority="0" w:unhideWhenUsed="0"/>
+    <w:lsdException w:name="List Continue 2" w:semiHidden="0" w:uiPriority="0" w:unhideWhenUsed="0"/>
+    <w:lsdException w:name="List Continue 3" w:semiHidden="0" w:uiPriority="0" w:unhideWhenUsed="0"/>
+    <w:lsdException w:name="List Continue 4" w:semiHidden="0" w:uiPriority="0" w:unhideWhenUsed="0"/>
+    <w:lsdException w:name="List Continue 5" w:semiHidden="0" w:uiPriority="0" w:unhideWhenUsed="0"/>
+    <w:lsdException w:name="Message Header" w:semiHidden="0" w:uiPriority="0" w:unhideWhenUsed="0"/>
+    <w:lsdException w:name="Subtitle" w:semiHidden="0" w:uiPriority="0" w:unhideWhenUsed="0" w:qFormat="1"/>
+    <w:lsdException w:name="Salutation" w:semiHidden="0" w:uiPriority="0" w:unhideWhenUsed="0"/>
+    <w:lsdException w:name="Date" w:semiHidden="0" w:uiPriority="0" w:unhideWhenUsed="0"/>
+    <w:lsdException w:name="Body Text First Indent" w:semiHidden="0" w:uiPriority="0" w:unhideWhenUsed="0"/>
+    <w:lsdException w:name="Body Text First Indent 2" w:semiHidden="0" w:uiPriority="0" w:unhideWhenUsed="0"/>
+    <w:lsdException w:name="Body Text 2" w:semiHidden="0" w:uiPriority="0" w:unhideWhenUsed="0"/>
+    <w:lsdException w:name="Body Text 3" w:semiHidden="0" w:uiPriority="0" w:unhideWhenUsed="0"/>
+    <w:lsdException w:name="Body Text Indent 2" w:semiHidden="0" w:uiPriority="0" w:unhideWhenUsed="0"/>
+    <w:lsdException w:name="Body Text Indent 3" w:semiHidden="0" w:uiPriority="0" w:unhideWhenUsed="0"/>
+    <w:lsdException w:name="Block Text" w:semiHidden="0" w:uiPriority="0" w:unhideWhenUsed="0"/>
+    <w:lsdException w:name="Hyperlink" w:semiHidden="0" w:uiPriority="0" w:unhideWhenUsed="0"/>
+    <w:lsdException w:name="FollowedHyperlink" w:semiHidden="0" w:uiPriority="0" w:unhideWhenUsed="0"/>
+    <w:lsdException w:name="Strong" w:semiHidden="0" w:uiPriority="0" w:unhideWhenUsed="0" w:qFormat="1"/>
+    <w:lsdException w:name="Emphasis" w:semiHidden="0" w:uiPriority="0" w:unhideWhenUsed="0" w:qFormat="1"/>
+    <w:lsdException w:name="Document Map" w:semiHidden="0" w:uiPriority="0" w:unhideWhenUsed="0"/>
+    <w:lsdException w:name="Plain Text" w:semiHidden="0" w:uiPriority="0" w:unhideWhenUsed="0"/>
+    <w:lsdException w:name="E-mail Signature" w:semiHidden="0" w:uiPriority="0" w:unhideWhenUsed="0"/>
+    <w:lsdException w:name="Normal (Web)" w:semiHidden="0" w:uiPriority="0" w:unhideWhenUsed="0" w:qFormat="1"/>
+    <w:lsdException w:name="HTML Acronym" w:semiHidden="0" w:uiPriority="0" w:unhideWhenUsed="0"/>
+    <w:lsdException w:name="HTML Address" w:semiHidden="0" w:uiPriority="0" w:unhideWhenUsed="0"/>
+    <w:lsdException w:name="HTML Cite" w:semiHidden="0" w:uiPriority="0" w:unhideWhenUsed="0"/>
+    <w:lsdException w:name="HTML Code" w:semiHidden="0" w:uiPriority="0" w:unhideWhenUsed="0"/>
+    <w:lsdException w:name="HTML Definition" w:semiHidden="0" w:uiPriority="0" w:unhideWhenUsed="0"/>
+    <w:lsdException w:name="HTML Keyboard" w:semiHidden="0" w:uiPriority="0" w:unhideWhenUsed="0"/>
+    <w:lsdException w:name="HTML Preformatted" w:semiHidden="0" w:uiPriority="0" w:unhideWhenUsed="0"/>
+    <w:lsdException w:name="HTML Sample" w:semiHidden="0" w:uiPriority="0" w:unhideWhenUsed="0"/>
+    <w:lsdException w:name="HTML Typewriter" w:semiHidden="0" w:uiPriority="0" w:unhideWhenUsed="0"/>
+    <w:lsdException w:name="HTML Variable" w:semiHidden="0" w:uiPriority="0" w:unhideWhenUsed="0"/>
+    <w:lsdException w:name="Normal Table" w:uiPriority="0" w:unhideWhenUsed="0" w:qFormat="1"/>
+    <w:lsdException w:name="annotation subject" w:semiHidden="0" w:uiPriority="0" w:unhideWhenUsed="0"/>
+    <w:lsdException w:name="Table Simple 1" w:semiHidden="0" w:uiPriority="0" w:unhideWhenUsed="0"/>
+    <w:lsdException w:name="Table Simple 2" w:semiHidden="0" w:uiPriority="0" w:unhideWhenUsed="0"/>
+    <w:lsdException w:name="Table Simple 3" w:semiHidden="0" w:uiPriority="0" w:unhideWhenUsed="0"/>
+    <w:lsdException w:name="Table Classic 1" w:semiHidden="0" w:uiPriority="0" w:unhideWhenUsed="0"/>
+    <w:lsdException w:name="Table Classic 2" w:semiHidden="0" w:uiPriority="0" w:unhideWhenUsed="0"/>
+    <w:lsdException w:name="Table Classic 3" w:semiHidden="0" w:uiPriority="0" w:unhideWhenUsed="0"/>
+    <w:lsdException w:name="Table Classic 4" w:semiHidden="0" w:uiPriority="0" w:unhideWhenUsed="0"/>
+    <w:lsdException w:name="Table Colorful 1" w:semiHidden="0" w:uiPriority="0" w:unhideWhenUsed="0"/>
+    <w:lsdException w:name="Table Colorful 2" w:semiHidden="0" w:uiPriority="0" w:unhideWhenUsed="0"/>
+    <w:lsdException w:name="Table Colorful 3" w:semiHidden="0" w:uiPriority="0" w:unhideWhenUsed="0"/>
+    <w:lsdException w:name="Table Columns 1" w:semiHidden="0" w:uiPriority="0" w:unhideWhenUsed="0"/>
+    <w:lsdException w:name="Table Columns 2" w:semiHidden="0" w:uiPriority="0" w:unhideWhenUsed="0"/>
+    <w:lsdException w:name="Table Columns 3" w:semiHidden="0" w:uiPriority="0" w:unhideWhenUsed="0"/>
+    <w:lsdException w:name="Table Columns 4" w:semiHidden="0" w:uiPriority="0" w:unhideWhenUsed="0"/>
+    <w:lsdException w:name="Table Columns 5" w:semiHidden="0" w:uiPriority="0" w:unhideWhenUsed="0"/>
+    <w:lsdException w:name="Table Grid 1" w:semiHidden="0" w:uiPriority="0" w:unhideWhenUsed="0"/>
+    <w:lsdException w:name="Table Grid 2" w:semiHidden="0" w:uiPriority="0" w:unhideWhenUsed="0"/>
+    <w:lsdException w:name="Table Grid 3" w:semiHidden="0" w:uiPriority="0" w:unhideWhenUsed="0"/>
+    <w:lsdException w:name="Table Grid 4" w:semiHidden="0" w:uiPriority="0" w:unhideWhenUsed="0"/>
+    <w:lsdException w:name="Table Grid 5" w:semiHidden="0" w:uiPriority="0" w:unhideWhenUsed="0"/>
+    <w:lsdException w:name="Table Grid 6" w:semiHidden="0" w:uiPriority="0" w:unhideWhenUsed="0"/>
+    <w:lsdException w:name="Table Grid 7" w:semiHidden="0" w:uiPriority="0" w:unhideWhenUsed="0"/>
+    <w:lsdException w:name="Table Grid 8" w:semiHidden="0" w:uiPriority="0" w:unhideWhenUsed="0"/>
+    <w:lsdException w:name="Table List 1" w:semiHidden="0" w:uiPriority="0" w:unhideWhenUsed="0"/>
+    <w:lsdException w:name="Table List 2" w:semiHidden="0" w:uiPriority="0" w:unhideWhenUsed="0"/>
+    <w:lsdException w:name="Table List 3" w:semiHidden="0" w:uiPriority="0" w:unhideWhenUsed="0"/>
+    <w:lsdException w:name="Table List 4" w:semiHidden="0" w:uiPriority="0" w:unhideWhenUsed="0"/>
+    <w:lsdException w:name="Table List 5" w:semiHidden="0" w:uiPriority="0" w:unhideWhenUsed="0"/>
+    <w:lsdException w:name="Table List 6" w:semiHidden="0" w:uiPriority="0" w:unhideWhenUsed="0"/>
+    <w:lsdException w:name="Table List 7" w:semiHidden="0" w:uiPriority="0" w:unhideWhenUsed="0"/>
+    <w:lsdException w:name="Table List 8" w:semiHidden="0" w:uiPriority="0" w:unhideWhenUsed="0"/>
+    <w:lsdException w:name="Table 3D effects 1" w:semiHidden="0" w:uiPriority="0" w:unhideWhenUsed="0"/>
+    <w:lsdException w:name="Table 3D effects 2" w:semiHidden="0" w:uiPriority="0" w:unhideWhenUsed="0"/>
+    <w:lsdException w:name="Table 3D effects 3" w:semiHidden="0" w:uiPriority="0" w:unhideWhenUsed="0"/>
+    <w:lsdException w:name="Table Contemporary" w:semiHidden="0" w:uiPriority="0" w:unhideWhenUsed="0"/>
+    <w:lsdException w:name="Table Elegant" w:semiHidden="0" w:uiPriority="0" w:unhideWhenUsed="0"/>
+    <w:lsdException w:name="Table Professional" w:semiHidden="0" w:uiPriority="0" w:unhideWhenUsed="0"/>
+    <w:lsdException w:name="Table Subtle 1" w:semiHidden="0" w:uiPriority="0" w:unhideWhenUsed="0"/>
+    <w:lsdException w:name="Table Subtle 2" w:semiHidden="0" w:uiPriority="0" w:unhideWhenUsed="0"/>
+    <w:lsdException w:name="Table Web 1" w:semiHidden="0" w:uiPriority="0" w:unhideWhenUsed="0"/>
+    <w:lsdException w:name="Table Web 2" w:semiHidden="0" w:uiPriority="0" w:unhideWhenUsed="0"/>
+    <w:lsdException w:name="Table Web 3" w:semiHidden="0" w:uiPriority="0" w:unhideWhenUsed="0"/>
+    <w:lsdException w:name="Balloon Text" w:semiHidden="0" w:uiPriority="0" w:unhideWhenUsed="0"/>
+    <w:lsdException w:name="Table Grid" w:semiHidden="0" w:uiPriority="0" w:unhideWhenUsed="0" w:qFormat="1"/>
+    <w:lsdException w:name="Table Theme" w:semiHidden="0" w:uiPriority="0" w:unhideWhenUsed="0"/>
+    <w:lsdException w:name="Light Shading" w:semiHidden="0" w:uiPriority="60" w:unhideWhenUsed="0"/>
+    <w:lsdException w:name="Light List" w:semiHidden="0" w:uiPriority="61" w:unhideWhenUsed="0"/>
+    <w:lsdException w:name="Light Grid" w:semiHidden="0" w:uiPriority="62" w:unhideWhenUsed="0"/>
+    <w:lsdException w:name="Medium Shading 1" w:semiHidden="0" w:uiPriority="63" w:unhideWhenUsed="0"/>
+    <w:lsdException w:name="Medium Shading 2" w:semiHidden="0" w:uiPriority="64" w:unhideWhenUsed="0"/>
+    <w:lsdException w:name="Medium List 1" w:semiHidden="0" w:uiPriority="65" w:unhideWhenUsed="0"/>
+    <w:lsdException w:name="Medium List 2" w:semiHidden="0" w:uiPriority="66" w:unhideWhenUsed="0"/>
+    <w:lsdException w:name="Medium Grid 1" w:semiHidden="0" w:uiPriority="67" w:unhideWhenUsed="0"/>
+    <w:lsdException w:name="Medium Grid 2" w:semiHidden="0" w:uiPriority="68" w:unhideWhenUsed="0"/>
+    <w:lsdException w:name="Medium Grid 3" w:semiHidden="0" w:uiPriority="69" w:unhideWhenUsed="0"/>
+    <w:lsdException w:name="Dark List" w:semiHidden="0" w:uiPriority="70" w:unhideWhenUsed="0"/>
+    <w:lsdException w:name="Colorful Shading" w:semiHidden="0" w:uiPriority="71" w:unhideWhenUsed="0"/>
+    <w:lsdException w:name="Colorful List" w:semiHidden="0" w:uiPriority="72" w:unhideWhenUsed="0"/>
+    <w:lsdException w:name="Colorful Grid" w:semiHidden="0" w:uiPriority="73" w:unhideWhenUsed="0"/>
+    <w:lsdException w:name="Light Shading Accent 1" w:semiHidden="0" w:uiPriority="60" w:unhideWhenUsed="0"/>
+    <w:lsdException w:name="Light List Accent 1" w:semiHidden="0" w:uiPriority="61" w:unhideWhenUsed="0"/>
+    <w:lsdException w:name="Light Grid Accent 1" w:semiHidden="0" w:uiPriority="62" w:unhideWhenUsed="0"/>
+    <w:lsdException w:name="Medium Shading 1 Accent 1" w:semiHidden="0" w:uiPriority="63" w:unhideWhenUsed="0"/>
+    <w:lsdException w:name="Medium Shading 2 Accent 1" w:semiHidden="0" w:uiPriority="64" w:unhideWhenUsed="0"/>
+    <w:lsdException w:name="Medium List 1 Accent 1" w:semiHidden="0" w:uiPriority="65" w:unhideWhenUsed="0"/>
+    <w:lsdException w:name="Medium List 2 Accent 1" w:semiHidden="0" w:uiPriority="66" w:unhideWhenUsed="0"/>
+    <w:lsdException w:name="Medium Grid 1 Accent 1" w:semiHidden="0" w:uiPriority="67" w:unhideWhenUsed="0"/>
+    <w:lsdException w:name="Medium Grid 2 Accent 1" w:semiHidden="0" w:uiPriority="68" w:unhideWhenUsed="0"/>
+    <w:lsdException w:name="Medium Grid 3 Accent 1" w:semiHidden="0" w:uiPriority="69" w:unhideWhenUsed="0"/>
+    <w:lsdException w:name="Dark List Accent 1" w:semiHidden="0" w:uiPriority="70" w:unhideWhenUsed="0"/>
+    <w:lsdException w:name="Colorful Shading Accent 1" w:semiHidden="0" w:uiPriority="71" w:unhideWhenUsed="0"/>
+    <w:lsdException w:name="Colorful List Accent 1" w:semiHidden="0" w:uiPriority="72" w:unhideWhenUsed="0"/>
+    <w:lsdException w:name="Colorful Grid Accent 1" w:semiHidden="0" w:uiPriority="73" w:unhideWhenUsed="0"/>
+    <w:lsdException w:name="Light Shading Accent 2" w:semiHidden="0" w:uiPriority="60" w:unhideWhenUsed="0"/>
+    <w:lsdException w:name="Light List Accent 2" w:semiHidden="0" w:uiPriority="61" w:unhideWhenUsed="0"/>
+    <w:lsdException w:name="Light Grid Accent 2" w:semiHidden="0" w:uiPriority="62" w:unhideWhenUsed="0"/>
+    <w:lsdException w:name="Medium Shading 1 Accent 2" w:semiHidden="0" w:uiPriority="63" w:unhideWhenUsed="0"/>
+    <w:lsdException w:name="Medium Shading 2 Accent 2" w:semiHidden="0" w:uiPriority="64" w:unhideWhenUsed="0"/>
+    <w:lsdException w:name="Medium List 1 Accent 2" w:semiHidden="0" w:uiPriority="65" w:unhideWhenUsed="0"/>
+    <w:lsdException w:name="Medium List 2 Accent 2" w:semiHidden="0" w:uiPriority="66" w:unhideWhenUsed="0"/>
+    <w:lsdException w:name="Medium Grid 1 Accent 2" w:semiHidden="0" w:uiPriority="67" w:unhideWhenUsed="0"/>
+    <w:lsdException w:name="Medium Grid 2 Accent 2" w:semiHidden="0" w:uiPriority="68" w:unhideWhenUsed="0"/>
+    <w:lsdException w:name="Medium Grid 3 Accent 2" w:semiHidden="0" w:uiPriority="69" w:unhideWhenUsed="0"/>
+    <w:lsdException w:name="Dark List Accent 2" w:semiHidden="0" w:uiPriority="70" w:unhideWhenUsed="0"/>
+    <w:lsdException w:name="Colorful Shading Accent 2" w:semiHidden="0" w:uiPriority="71" w:unhideWhenUsed="0"/>
+    <w:lsdException w:name="Colorful List Accent 2" w:semiHidden="0" w:uiPriority="72" w:unhideWhenUsed="0"/>
+    <w:lsdException w:name="Colorful Grid Accent 2" w:semiHidden="0" w:uiPriority="73" w:unhideWhenUsed="0"/>
+    <w:lsdException w:name="Light Shading Accent 3" w:semiHidden="0" w:uiPriority="60" w:unhideWhenUsed="0"/>
+    <w:lsdException w:name="Light List Accent 3" w:semiHidden="0" w:uiPriority="61" w:unhideWhenUsed="0"/>
+    <w:lsdException w:name="Light Grid Accent 3" w:semiHidden="0" w:uiPriority="62" w:unhideWhenUsed="0"/>
+    <w:lsdException w:name="Medium Shading 1 Accent 3" w:semiHidden="0" w:uiPriority="63" w:unhideWhenUsed="0"/>
+    <w:lsdException w:name="Medium Shading 2 Accent 3" w:semiHidden="0" w:uiPriority="64" w:unhideWhenUsed="0"/>
+    <w:lsdException w:name="Medium List 1 Accent 3" w:semiHidden="0" w:uiPriority="65" w:unhideWhenUsed="0"/>
+    <w:lsdException w:name="Medium List 2 Accent 3" w:semiHidden="0" w:uiPriority="66" w:unhideWhenUsed="0"/>
+    <w:lsdException w:name="Medium Grid 1 Accent 3" w:semiHidden="0" w:uiPriority="67" w:unhideWhenUsed="0"/>
+    <w:lsdException w:name="Medium Grid 2 Accent 3" w:semiHidden="0" w:uiPriority="68" w:unhideWhenUsed="0"/>
+    <w:lsdException w:name="Medium Grid 3 Accent 3" w:semiHidden="0" w:uiPriority="69" w:unhideWhenUsed="0"/>
+    <w:lsdException w:name="Dark List Accent 3" w:semiHidden="0" w:uiPriority="70" w:unhideWhenUsed="0"/>
+    <w:lsdException w:name="Colorful Shading Accent 3" w:semiHidden="0" w:uiPriority="71" w:unhideWhenUsed="0"/>
+    <w:lsdException w:name="Colorful List Accent 3" w:semiHidden="0" w:uiPriority="72" w:unhideWhenUsed="0"/>
+    <w:lsdException w:name="Colorful Grid Accent 3" w:semiHidden="0" w:uiPriority="73" w:unhideWhenUsed="0"/>
+    <w:lsdException w:name="Light Shading Accent 4" w:semiHidden="0" w:uiPriority="60" w:unhideWhenUsed="0"/>
+    <w:lsdException w:name="Light List Accent 4" w:semiHidden="0" w:uiPriority="61" w:unhideWhenUsed="0"/>
+    <w:lsdException w:name="Light Grid Accent 4" w:semiHidden="0" w:uiPriority="62" w:unhideWhenUsed="0"/>
+    <w:lsdException w:name="Medium Shading 1 Accent 4" w:semiHidden="0" w:uiPriority="63" w:unhideWhenUsed="0"/>
+    <w:lsdException w:name="Medium Shading 2 Accent 4" w:semiHidden="0" w:uiPriority="64" w:unhideWhenUsed="0"/>
+    <w:lsdException w:name="Medium List 1 Accent 4" w:semiHidden="0" w:uiPriority="65" w:unhideWhenUsed="0"/>
+    <w:lsdException w:name="Medium List 2 Accent 4" w:semiHidden="0" w:uiPriority="66" w:unhideWhenUsed="0"/>
+    <w:lsdException w:name="Medium Grid 1 Accent 4" w:semiHidden="0" w:uiPriority="67" w:unhideWhenUsed="0"/>
+    <w:lsdException w:name="Medium Grid 2 Accent 4" w:semiHidden="0" w:uiPriority="68" w:unhideWhenUsed="0"/>
+    <w:lsdException w:name="Medium Grid 3 Accent 4" w:semiHidden="0" w:uiPriority="69" w:unhideWhenUsed="0"/>
+    <w:lsdException w:name="Dark List Accent 4" w:semiHidden="0" w:uiPriority="70" w:unhideWhenUsed="0"/>
+    <w:lsdException w:name="Colorful Shading Accent 4" w:semiHidden="0" w:uiPriority="71" w:unhideWhenUsed="0"/>
+    <w:lsdException w:name="Colorful List Accent 4" w:semiHidden="0" w:uiPriority="72" w:unhideWhenUsed="0"/>
+    <w:lsdException w:name="Colorful Grid Accent 4" w:semiHidden="0" w:uiPriority="73" w:unhideWhenUsed="0"/>
+    <w:lsdException w:name="Light Shading Accent 5" w:semiHidden="0" w:uiPriority="60" w:unhideWhenUsed="0"/>
+    <w:lsdException w:name="Light List Accent 5" w:semiHidden="0" w:uiPriority="61" w:unhideWhenUsed="0"/>
+    <w:lsdException w:name="Light Grid Accent 5" w:semiHidden="0" w:uiPriority="62" w:unhideWhenUsed="0"/>
+    <w:lsdException w:name="Medium Shading 1 Accent 5" w:semiHidden="0" w:uiPriority="63" w:unhideWhenUsed="0"/>
+    <w:lsdException w:name="Medium Shading 2 Accent 5" w:semiHidden="0" w:uiPriority="64" w:unhideWhenUsed="0"/>
+    <w:lsdException w:name="Medium List 1 Accent 5" w:semiHidden="0" w:uiPriority="65" w:unhideWhenUsed="0"/>
+    <w:lsdException w:name="Medium List 2 Accent 5" w:semiHidden="0" w:uiPriority="66" w:unhideWhenUsed="0"/>
+    <w:lsdException w:name="Medium Grid 1 Accent 5" w:semiHidden="0" w:uiPriority="67" w:unhideWhenUsed="0"/>
+    <w:lsdException w:name="Medium Grid 2 Accent 5" w:semiHidden="0" w:uiPriority="68" w:unhideWhenUsed="0"/>
+    <w:lsdException w:name="Medium Grid 3 Accent 5" w:semiHidden="0" w:uiPriority="69" w:unhideWhenUsed="0"/>
+    <w:lsdException w:name="Dark List Accent 5" w:semiHidden="0" w:uiPriority="70" w:unhideWhenUsed="0"/>
+    <w:lsdException w:name="Colorful Shading Accent 5" w:semiHidden="0" w:uiPriority="71" w:unhideWhenUsed="0"/>
+    <w:lsdException w:name="Colorful List Accent 5" w:semiHidden="0" w:uiPriority="72" w:unhideWhenUsed="0"/>
+    <w:lsdException w:name="Colorful Grid Accent 5" w:semiHidden="0" w:uiPriority="73" w:unhideWhenUsed="0"/>
+    <w:lsdException w:name="Light Shading Accent 6" w:semiHidden="0" w:uiPriority="60" w:unhideWhenUsed="0"/>
+    <w:lsdException w:name="Light List Accent 6" w:semiHidden="0" w:uiPriority="61" w:unhideWhenUsed="0"/>
+    <w:lsdException w:name="Light Grid Accent 6" w:semiHidden="0" w:uiPriority="62" w:unhideWhenUsed="0"/>
+    <w:lsdException w:name="Medium Shading 1 Accent 6" w:semiHidden="0" w:uiPriority="63" w:unhideWhenUsed="0"/>
+    <w:lsdException w:name="Medium Shading 2 Accent 6" w:semiHidden="0" w:uiPriority="64" w:unhideWhenUsed="0"/>
+    <w:lsdException w:name="Medium List 1 Accent 6" w:semiHidden="0" w:uiPriority="65" w:unhideWhenUsed="0"/>
+    <w:lsdException w:name="Medium List 2 Accent 6" w:semiHidden="0" w:uiPriority="66" w:unhideWhenUsed="0"/>
+    <w:lsdException w:name="Medium Grid 1 Accent 6" w:semiHidden="0" w:uiPriority="67" w:unhideWhenUsed="0"/>
+    <w:lsdException w:name="Medium Grid 2 Accent 6" w:semiHidden="0" w:uiPriority="68" w:unhideWhenUsed="0"/>
+    <w:lsdException w:name="Medium Grid 3 Accent 6" w:semiHidden="0" w:uiPriority="69" w:unhideWhenUsed="0"/>
+    <w:lsdException w:name="Dark List Accent 6" w:semiHidden="0" w:uiPriority="70" w:unhideWhenUsed="0"/>
+    <w:lsdException w:name="Colorful Shading Accent 6" w:semiHidden="0" w:uiPriority="71" w:unhideWhenUsed="0"/>
+    <w:lsdException w:name="Colorful List Accent 6" w:semiHidden="0" w:uiPriority="72" w:unhideWhenUsed="0"/>
+    <w:lsdException w:name="Colorful Grid Accent 6" w:semiHidden="0" w:uiPriority="73" w:unhideWhenUsed="0"/>
   </w:latentStyles>
-  <w:style w:type="paragraph" w:default="1" w:styleId="1">
+  <w:style w:type="paragraph" w:default="1" w:styleId="Normal">
     <w:name w:val="Normal"/>
     <w:qFormat/>
-    <w:uiPriority w:val="0"/>
     <w:pPr>
       <w:kinsoku w:val="0"/>
       <w:autoSpaceDE w:val="0"/>
@@ -5430,7 +5328,7 @@
       <w:textAlignment w:val="baseline"/>
     </w:pPr>
     <w:rPr>
-      <w:rFonts w:ascii="Arial" w:hAnsi="Arial" w:eastAsia="宋体" w:cs="Arial"/>
+      <w:rFonts w:ascii="Arial" w:eastAsia="宋体" w:hAnsi="Arial" w:cs="Arial"/>
       <w:snapToGrid w:val="0"/>
       <w:color w:val="000000"/>
       <w:kern w:val="0"/>
@@ -5439,12 +5337,11 @@
       <w:lang w:val="en-US" w:eastAsia="en-US" w:bidi="ar-SA"/>
     </w:rPr>
   </w:style>
-  <w:style w:type="paragraph" w:styleId="2">
+  <w:style w:type="paragraph" w:styleId="Heading1">
     <w:name w:val="heading 1"/>
-    <w:basedOn w:val="1"/>
-    <w:next w:val="1"/>
+    <w:basedOn w:val="Normal"/>
+    <w:next w:val="Normal"/>
     <w:qFormat/>
-    <w:uiPriority w:val="0"/>
     <w:pPr>
       <w:keepNext/>
       <w:keepLines/>
@@ -5462,13 +5359,12 @@
       <w:sz w:val="44"/>
     </w:rPr>
   </w:style>
-  <w:style w:type="paragraph" w:styleId="3">
+  <w:style w:type="paragraph" w:styleId="Heading2">
     <w:name w:val="heading 2"/>
-    <w:basedOn w:val="1"/>
-    <w:next w:val="1"/>
+    <w:basedOn w:val="Normal"/>
+    <w:next w:val="Normal"/>
     <w:unhideWhenUsed/>
     <w:qFormat/>
-    <w:uiPriority w:val="0"/>
     <w:pPr>
       <w:keepNext/>
       <w:keepLines/>
@@ -5481,19 +5377,18 @@
       <w:outlineLvl w:val="1"/>
     </w:pPr>
     <w:rPr>
-      <w:rFonts w:ascii="Arial" w:hAnsi="Arial" w:eastAsia="黑体"/>
+      <w:rFonts w:ascii="Arial" w:eastAsia="黑体" w:hAnsi="Arial"/>
       <w:b/>
       <w:sz w:val="32"/>
     </w:rPr>
   </w:style>
-  <w:style w:type="paragraph" w:styleId="4">
+  <w:style w:type="paragraph" w:styleId="Heading3">
     <w:name w:val="heading 3"/>
-    <w:basedOn w:val="1"/>
-    <w:next w:val="1"/>
+    <w:basedOn w:val="Normal"/>
+    <w:next w:val="Normal"/>
     <w:semiHidden/>
     <w:unhideWhenUsed/>
     <w:qFormat/>
-    <w:uiPriority w:val="0"/>
     <w:pPr>
       <w:keepNext/>
       <w:keepLines/>
@@ -5510,13 +5405,12 @@
       <w:sz w:val="32"/>
     </w:rPr>
   </w:style>
-  <w:style w:type="paragraph" w:styleId="5">
+  <w:style w:type="paragraph" w:styleId="Heading4">
     <w:name w:val="heading 4"/>
-    <w:basedOn w:val="1"/>
-    <w:next w:val="1"/>
+    <w:basedOn w:val="Normal"/>
+    <w:next w:val="Normal"/>
     <w:unhideWhenUsed/>
     <w:qFormat/>
-    <w:uiPriority w:val="0"/>
     <w:pPr>
       <w:keepNext/>
       <w:keepLines/>
@@ -5529,19 +5423,18 @@
       <w:outlineLvl w:val="3"/>
     </w:pPr>
     <w:rPr>
-      <w:rFonts w:ascii="Arial" w:hAnsi="Arial" w:eastAsia="黑体"/>
+      <w:rFonts w:ascii="Arial" w:eastAsia="黑体" w:hAnsi="Arial"/>
       <w:b/>
       <w:sz w:val="28"/>
     </w:rPr>
   </w:style>
-  <w:style w:type="paragraph" w:styleId="6">
+  <w:style w:type="paragraph" w:styleId="Heading5">
     <w:name w:val="heading 5"/>
-    <w:basedOn w:val="1"/>
-    <w:next w:val="1"/>
+    <w:basedOn w:val="Normal"/>
+    <w:next w:val="Normal"/>
     <w:semiHidden/>
     <w:unhideWhenUsed/>
     <w:qFormat/>
-    <w:uiPriority w:val="0"/>
     <w:pPr>
       <w:keepNext/>
       <w:keepLines/>
@@ -5558,14 +5451,13 @@
       <w:sz w:val="28"/>
     </w:rPr>
   </w:style>
-  <w:style w:type="paragraph" w:styleId="7">
+  <w:style w:type="paragraph" w:styleId="Heading6">
     <w:name w:val="heading 6"/>
-    <w:basedOn w:val="1"/>
-    <w:next w:val="1"/>
+    <w:basedOn w:val="Normal"/>
+    <w:next w:val="Normal"/>
     <w:semiHidden/>
     <w:unhideWhenUsed/>
     <w:qFormat/>
-    <w:uiPriority w:val="0"/>
     <w:pPr>
       <w:keepNext/>
       <w:keepLines/>
@@ -5578,19 +5470,18 @@
       <w:outlineLvl w:val="5"/>
     </w:pPr>
     <w:rPr>
-      <w:rFonts w:ascii="Arial" w:hAnsi="Arial" w:eastAsia="黑体"/>
+      <w:rFonts w:ascii="Arial" w:eastAsia="黑体" w:hAnsi="Arial"/>
       <w:b/>
       <w:sz w:val="24"/>
     </w:rPr>
   </w:style>
-  <w:style w:type="paragraph" w:styleId="8">
+  <w:style w:type="paragraph" w:styleId="Heading7">
     <w:name w:val="heading 7"/>
-    <w:basedOn w:val="1"/>
-    <w:next w:val="1"/>
+    <w:basedOn w:val="Normal"/>
+    <w:next w:val="Normal"/>
     <w:semiHidden/>
     <w:unhideWhenUsed/>
     <w:qFormat/>
-    <w:uiPriority w:val="0"/>
     <w:pPr>
       <w:keepNext/>
       <w:keepLines/>
@@ -5607,14 +5498,13 @@
       <w:sz w:val="24"/>
     </w:rPr>
   </w:style>
-  <w:style w:type="paragraph" w:styleId="9">
+  <w:style w:type="paragraph" w:styleId="Heading8">
     <w:name w:val="heading 8"/>
-    <w:basedOn w:val="1"/>
-    <w:next w:val="1"/>
+    <w:basedOn w:val="Normal"/>
+    <w:next w:val="Normal"/>
     <w:semiHidden/>
     <w:unhideWhenUsed/>
     <w:qFormat/>
-    <w:uiPriority w:val="0"/>
     <w:pPr>
       <w:keepNext/>
       <w:keepLines/>
@@ -5627,18 +5517,17 @@
       <w:outlineLvl w:val="7"/>
     </w:pPr>
     <w:rPr>
-      <w:rFonts w:ascii="Arial" w:hAnsi="Arial" w:eastAsia="黑体"/>
+      <w:rFonts w:ascii="Arial" w:eastAsia="黑体" w:hAnsi="Arial"/>
       <w:sz w:val="24"/>
     </w:rPr>
   </w:style>
-  <w:style w:type="paragraph" w:styleId="10">
+  <w:style w:type="paragraph" w:styleId="Heading9">
     <w:name w:val="heading 9"/>
-    <w:basedOn w:val="1"/>
-    <w:next w:val="1"/>
+    <w:basedOn w:val="Normal"/>
+    <w:next w:val="Normal"/>
     <w:semiHidden/>
     <w:unhideWhenUsed/>
     <w:qFormat/>
-    <w:uiPriority w:val="0"/>
     <w:pPr>
       <w:keepNext/>
       <w:keepLines/>
@@ -5651,21 +5540,19 @@
       <w:outlineLvl w:val="8"/>
     </w:pPr>
     <w:rPr>
-      <w:rFonts w:ascii="Arial" w:hAnsi="Arial" w:eastAsia="黑体"/>
+      <w:rFonts w:ascii="Arial" w:eastAsia="黑体" w:hAnsi="Arial"/>
       <w:sz w:val="21"/>
     </w:rPr>
   </w:style>
-  <w:style w:type="character" w:default="1" w:styleId="22">
+  <w:style w:type="character" w:default="1" w:styleId="DefaultParagraphFont">
     <w:name w:val="Default Paragraph Font"/>
     <w:semiHidden/>
     <w:qFormat/>
-    <w:uiPriority w:val="0"/>
   </w:style>
-  <w:style w:type="table" w:default="1" w:styleId="20">
+  <w:style w:type="table" w:default="1" w:styleId="TableNormal">
     <w:name w:val="Normal Table"/>
     <w:semiHidden/>
     <w:qFormat/>
-    <w:uiPriority w:val="0"/>
     <w:tblPr>
       <w:tblCellMar>
         <w:top w:w="0" w:type="dxa"/>
@@ -5675,43 +5562,39 @@
       </w:tblCellMar>
     </w:tblPr>
   </w:style>
-  <w:style w:type="paragraph" w:styleId="11">
+  <w:style w:type="paragraph" w:styleId="CommentText">
     <w:name w:val="annotation text"/>
-    <w:basedOn w:val="1"/>
+    <w:basedOn w:val="Normal"/>
     <w:qFormat/>
-    <w:uiPriority w:val="0"/>
     <w:pPr>
       <w:jc w:val="left"/>
     </w:pPr>
   </w:style>
-  <w:style w:type="paragraph" w:styleId="12">
+  <w:style w:type="paragraph" w:styleId="BodyText">
     <w:name w:val="Body Text"/>
-    <w:basedOn w:val="1"/>
+    <w:basedOn w:val="Normal"/>
     <w:semiHidden/>
     <w:qFormat/>
-    <w:uiPriority w:val="0"/>
     <w:rPr>
-      <w:rFonts w:ascii="Arial" w:hAnsi="Arial" w:eastAsia="Arial" w:cs="Arial"/>
+      <w:rFonts w:ascii="Arial" w:eastAsia="Arial" w:hAnsi="Arial" w:cs="Arial"/>
       <w:sz w:val="21"/>
       <w:szCs w:val="21"/>
       <w:lang w:val="en-US" w:eastAsia="en-US" w:bidi="ar-SA"/>
     </w:rPr>
   </w:style>
-  <w:style w:type="paragraph" w:styleId="13">
+  <w:style w:type="paragraph" w:styleId="TOC3">
     <w:name w:val="toc 3"/>
-    <w:basedOn w:val="1"/>
-    <w:next w:val="1"/>
+    <w:basedOn w:val="Normal"/>
+    <w:next w:val="Normal"/>
     <w:qFormat/>
-    <w:uiPriority w:val="0"/>
     <w:pPr>
       <w:ind w:left="840" w:leftChars="400"/>
     </w:pPr>
   </w:style>
-  <w:style w:type="paragraph" w:styleId="14">
+  <w:style w:type="paragraph" w:styleId="Footer">
     <w:name w:val="footer"/>
-    <w:basedOn w:val="1"/>
+    <w:basedOn w:val="Normal"/>
     <w:qFormat/>
-    <w:uiPriority w:val="0"/>
     <w:pPr>
       <w:tabs>
         <w:tab w:val="center" w:pos="4153"/>
@@ -5724,17 +5607,16 @@
       <w:sz w:val="18"/>
     </w:rPr>
   </w:style>
-  <w:style w:type="paragraph" w:styleId="15">
+  <w:style w:type="paragraph" w:styleId="Header">
     <w:name w:val="header"/>
-    <w:basedOn w:val="1"/>
+    <w:basedOn w:val="Normal"/>
     <w:qFormat/>
-    <w:uiPriority w:val="0"/>
     <w:pPr>
       <w:pBdr>
-        <w:top w:val="none" w:color="auto" w:sz="0" w:space="0"/>
-        <w:left w:val="none" w:color="auto" w:sz="0" w:space="0"/>
-        <w:bottom w:val="none" w:color="auto" w:sz="0" w:space="0"/>
-        <w:right w:val="none" w:color="auto" w:sz="0" w:space="0"/>
+        <w:top w:val="nil"/>
+        <w:left w:val="nil"/>
+        <w:bottom w:val="nil"/>
+        <w:right w:val="nil"/>
       </w:pBdr>
       <w:tabs>
         <w:tab w:val="center" w:pos="4153"/>
@@ -5749,41 +5631,37 @@
       <w:sz w:val="18"/>
     </w:rPr>
   </w:style>
-  <w:style w:type="paragraph" w:styleId="16">
+  <w:style w:type="paragraph" w:styleId="TOC1">
     <w:name w:val="toc 1"/>
-    <w:basedOn w:val="1"/>
-    <w:next w:val="1"/>
+    <w:basedOn w:val="Normal"/>
+    <w:next w:val="Normal"/>
     <w:qFormat/>
-    <w:uiPriority w:val="0"/>
     <w:rPr>
-      <w:rFonts w:ascii="Arial" w:hAnsi="Arial" w:eastAsia="Microsoft JhengHei"/>
+      <w:rFonts w:ascii="Arial" w:eastAsia="Microsoft JhengHei" w:hAnsi="Arial"/>
       <w:sz w:val="24"/>
     </w:rPr>
   </w:style>
-  <w:style w:type="paragraph" w:styleId="17">
+  <w:style w:type="paragraph" w:styleId="TOC2">
     <w:name w:val="toc 2"/>
-    <w:basedOn w:val="1"/>
-    <w:next w:val="1"/>
+    <w:basedOn w:val="Normal"/>
+    <w:next w:val="Normal"/>
     <w:qFormat/>
-    <w:uiPriority w:val="0"/>
     <w:pPr>
       <w:ind w:left="420" w:leftChars="200"/>
     </w:pPr>
   </w:style>
-  <w:style w:type="paragraph" w:styleId="18">
+  <w:style w:type="paragraph" w:styleId="NormalWeb">
     <w:name w:val="Normal (Web)"/>
-    <w:basedOn w:val="1"/>
+    <w:basedOn w:val="Normal"/>
     <w:qFormat/>
-    <w:uiPriority w:val="0"/>
     <w:rPr>
       <w:sz w:val="24"/>
     </w:rPr>
   </w:style>
-  <w:style w:type="paragraph" w:styleId="19">
+  <w:style w:type="paragraph" w:styleId="Title">
     <w:name w:val="Title"/>
-    <w:basedOn w:val="1"/>
+    <w:basedOn w:val="Normal"/>
     <w:qFormat/>
-    <w:uiPriority w:val="0"/>
     <w:pPr>
       <w:spacing w:before="240" w:beforeLines="0" w:beforeAutospacing="0" w:after="60" w:afterLines="0" w:afterAutospacing="0"/>
       <w:jc w:val="center"/>
@@ -5795,41 +5673,38 @@
       <w:sz w:val="32"/>
     </w:rPr>
   </w:style>
-  <w:style w:type="table" w:styleId="21">
+  <w:style w:type="table" w:styleId="TableGrid">
     <w:name w:val="Table Grid"/>
-    <w:basedOn w:val="20"/>
+    <w:basedOn w:val="TableNormal"/>
     <w:qFormat/>
-    <w:uiPriority w:val="0"/>
     <w:pPr>
       <w:widowControl w:val="0"/>
       <w:jc w:val="both"/>
     </w:pPr>
     <w:tblPr>
       <w:tblBorders>
-        <w:top w:val="single" w:color="auto" w:sz="4" w:space="0"/>
-        <w:left w:val="single" w:color="auto" w:sz="4" w:space="0"/>
-        <w:bottom w:val="single" w:color="auto" w:sz="4" w:space="0"/>
-        <w:right w:val="single" w:color="auto" w:sz="4" w:space="0"/>
-        <w:insideH w:val="single" w:color="auto" w:sz="4" w:space="0"/>
-        <w:insideV w:val="single" w:color="auto" w:sz="4" w:space="0"/>
+        <w:top w:val="single" w:sz="4" w:space="0" w:color="auto"/>
+        <w:left w:val="single" w:sz="4" w:space="0" w:color="auto"/>
+        <w:bottom w:val="single" w:sz="4" w:space="0" w:color="auto"/>
+        <w:right w:val="single" w:sz="4" w:space="0" w:color="auto"/>
+        <w:insideH w:val="single" w:sz="4" w:space="0" w:color="auto"/>
+        <w:insideV w:val="single" w:sz="4" w:space="0" w:color="auto"/>
       </w:tblBorders>
     </w:tblPr>
   </w:style>
-  <w:style w:type="character" w:styleId="23">
+  <w:style w:type="character" w:styleId="Strong">
     <w:name w:val="Strong"/>
-    <w:basedOn w:val="22"/>
+    <w:basedOn w:val="DefaultParagraphFont"/>
     <w:qFormat/>
-    <w:uiPriority w:val="0"/>
     <w:rPr>
       <w:b/>
     </w:rPr>
   </w:style>
-  <w:style w:type="table" w:customStyle="1" w:styleId="24">
+  <w:style w:type="table" w:customStyle="1" w:styleId="TableNormal0">
     <w:name w:val="Table Normal_0"/>
     <w:semiHidden/>
     <w:unhideWhenUsed/>
     <w:qFormat/>
-    <w:uiPriority w:val="0"/>
     <w:tblPr>
       <w:tblCellMar>
         <w:top w:w="0" w:type="dxa"/>
@@ -5839,87 +5714,81 @@
       </w:tblCellMar>
     </w:tblPr>
   </w:style>
-  <w:style w:type="paragraph" w:customStyle="1" w:styleId="25">
+  <w:style w:type="paragraph" w:customStyle="1" w:styleId="TableText">
     <w:name w:val="Table Text"/>
-    <w:basedOn w:val="1"/>
+    <w:basedOn w:val="Normal"/>
     <w:semiHidden/>
     <w:qFormat/>
-    <w:uiPriority w:val="0"/>
     <w:rPr>
-      <w:rFonts w:ascii="宋体" w:hAnsi="宋体" w:eastAsia="宋体" w:cs="宋体"/>
+      <w:rFonts w:ascii="宋体" w:eastAsia="宋体" w:hAnsi="宋体" w:cs="宋体"/>
       <w:sz w:val="21"/>
       <w:szCs w:val="21"/>
       <w:lang w:val="en-US" w:eastAsia="en-US" w:bidi="ar-SA"/>
     </w:rPr>
   </w:style>
-  <w:style w:type="paragraph" w:customStyle="1" w:styleId="26">
+  <w:style w:type="paragraph" w:customStyle="1" w:styleId="1">
     <w:name w:val="柴_标题1"/>
-    <w:basedOn w:val="2"/>
-    <w:next w:val="27"/>
-    <w:link w:val="38"/>
+    <w:basedOn w:val="Heading1"/>
+    <w:next w:val="a"/>
+    <w:link w:val="1Char"/>
     <w:qFormat/>
-    <w:uiPriority w:val="0"/>
     <w:pPr>
       <w:spacing w:before="100" w:after="90" w:line="360" w:lineRule="auto"/>
     </w:pPr>
     <w:rPr>
-      <w:rFonts w:ascii="Arial" w:hAnsi="Arial" w:eastAsia="宋体"/>
+      <w:rFonts w:ascii="Arial" w:eastAsia="宋体" w:hAnsi="Arial"/>
       <w:sz w:val="32"/>
     </w:rPr>
   </w:style>
-  <w:style w:type="paragraph" w:customStyle="1" w:styleId="27">
+  <w:style w:type="paragraph" w:customStyle="1" w:styleId="a">
     <w:name w:val="柴_正文"/>
-    <w:basedOn w:val="12"/>
-    <w:link w:val="41"/>
+    <w:basedOn w:val="BodyText"/>
+    <w:link w:val="Char"/>
     <w:qFormat/>
-    <w:uiPriority w:val="0"/>
     <w:pPr>
       <w:spacing w:line="360" w:lineRule="auto"/>
       <w:ind w:firstLine="470" w:firstLineChars="200"/>
     </w:pPr>
     <w:rPr>
-      <w:rFonts w:ascii="Arial" w:hAnsi="Arial" w:eastAsia="宋体"/>
+      <w:rFonts w:ascii="Arial" w:eastAsia="宋体" w:hAnsi="Arial"/>
       <w:sz w:val="24"/>
       <w:lang w:eastAsia="zh-CN"/>
     </w:rPr>
   </w:style>
-  <w:style w:type="paragraph" w:customStyle="1" w:styleId="28">
+  <w:style w:type="paragraph" w:customStyle="1" w:styleId="2">
     <w:name w:val="柴_标题2"/>
-    <w:basedOn w:val="3"/>
-    <w:next w:val="27"/>
+    <w:basedOn w:val="Heading2"/>
+    <w:next w:val="a"/>
     <w:qFormat/>
-    <w:uiPriority w:val="0"/>
     <w:pPr>
       <w:spacing w:line="360" w:lineRule="auto"/>
     </w:pPr>
     <w:rPr>
-      <w:rFonts w:ascii="Arial" w:hAnsi="Arial" w:eastAsia="宋体"/>
+      <w:rFonts w:ascii="Arial" w:eastAsia="宋体" w:hAnsi="Arial"/>
       <w:sz w:val="28"/>
     </w:rPr>
   </w:style>
-  <w:style w:type="paragraph" w:customStyle="1" w:styleId="29">
+  <w:style w:type="paragraph" w:customStyle="1" w:styleId="3">
     <w:name w:val="柴_标题3"/>
-    <w:basedOn w:val="4"/>
-    <w:next w:val="27"/>
+    <w:basedOn w:val="Heading3"/>
+    <w:next w:val="a"/>
     <w:qFormat/>
-    <w:uiPriority w:val="0"/>
     <w:pPr>
       <w:spacing w:line="360" w:lineRule="auto"/>
       <w:ind w:left="0" w:firstLine="472" w:firstLineChars="200"/>
     </w:pPr>
     <w:rPr>
-      <w:rFonts w:ascii="宋体" w:hAnsi="宋体" w:eastAsia="宋体" w:cs="宋体"/>
+      <w:rFonts w:ascii="宋体" w:eastAsia="宋体" w:hAnsi="宋体" w:cs="宋体"/>
       <w:spacing w:val="-2"/>
       <w:sz w:val="24"/>
       <w:szCs w:val="24"/>
     </w:rPr>
   </w:style>
-  <w:style w:type="paragraph" w:customStyle="1" w:styleId="30">
+  <w:style w:type="paragraph" w:customStyle="1" w:styleId="a0">
     <w:name w:val="柴_目录"/>
-    <w:basedOn w:val="1"/>
-    <w:next w:val="12"/>
+    <w:basedOn w:val="Normal"/>
+    <w:next w:val="BodyText"/>
     <w:qFormat/>
-    <w:uiPriority w:val="0"/>
     <w:pPr>
       <w:tabs>
         <w:tab w:val="right" w:leader="dot" w:pos="8442"/>
@@ -5927,96 +5796,89 @@
       <w:ind w:left="0" w:leftChars="0"/>
     </w:pPr>
     <w:rPr>
-      <w:rFonts w:ascii="Arial" w:hAnsi="Arial" w:eastAsia="Microsoft JhengHei"/>
+      <w:rFonts w:ascii="Arial" w:eastAsia="Microsoft JhengHei" w:hAnsi="Arial"/>
       <w:sz w:val="24"/>
     </w:rPr>
   </w:style>
-  <w:style w:type="paragraph" w:customStyle="1" w:styleId="31">
+  <w:style w:type="paragraph" w:customStyle="1" w:styleId="a1">
     <w:name w:val="柴_公司名"/>
-    <w:basedOn w:val="19"/>
+    <w:basedOn w:val="Title"/>
     <w:qFormat/>
-    <w:uiPriority w:val="0"/>
     <w:pPr>
       <w:spacing w:after="600" w:afterLines="600"/>
     </w:pPr>
     <w:rPr>
-      <w:rFonts w:hint="eastAsia" w:ascii="宋体" w:hAnsi="宋体" w:eastAsia="宋体" w:cs="宋体"/>
+      <w:rFonts w:ascii="宋体" w:eastAsia="宋体" w:hAnsi="宋体" w:cs="宋体" w:hint="eastAsia"/>
       <w:bCs/>
       <w:spacing w:val="-6"/>
       <w:sz w:val="52"/>
       <w:szCs w:val="52"/>
     </w:rPr>
   </w:style>
-  <w:style w:type="paragraph" w:customStyle="1" w:styleId="32">
+  <w:style w:type="paragraph" w:customStyle="1" w:styleId="a2">
     <w:name w:val="柴_文档名"/>
-    <w:basedOn w:val="19"/>
+    <w:basedOn w:val="Title"/>
     <w:qFormat/>
-    <w:uiPriority w:val="0"/>
     <w:pPr>
       <w:spacing w:after="900" w:afterLines="900"/>
     </w:pPr>
     <w:rPr>
-      <w:rFonts w:ascii="黑体" w:hAnsi="黑体" w:eastAsia="黑体" w:cs="黑体"/>
+      <w:rFonts w:ascii="黑体" w:eastAsia="黑体" w:hAnsi="黑体" w:cs="黑体"/>
       <w:bCs/>
       <w:spacing w:val="-7"/>
       <w:sz w:val="52"/>
       <w:szCs w:val="52"/>
     </w:rPr>
   </w:style>
-  <w:style w:type="paragraph" w:customStyle="1" w:styleId="33">
+  <w:style w:type="paragraph" w:customStyle="1" w:styleId="WPSOffice1">
     <w:name w:val="WPSOffice手动目录 1"/>
     <w:qFormat/>
-    <w:uiPriority w:val="0"/>
     <w:pPr>
       <w:ind w:leftChars="0"/>
     </w:pPr>
     <w:rPr>
-      <w:rFonts w:ascii="Times New Roman" w:hAnsi="Times New Roman" w:eastAsia="宋体" w:cs="Times New Roman"/>
+      <w:rFonts w:ascii="Times New Roman" w:eastAsia="宋体" w:hAnsi="Times New Roman" w:cs="Times New Roman"/>
       <w:sz w:val="20"/>
       <w:szCs w:val="20"/>
     </w:rPr>
   </w:style>
-  <w:style w:type="paragraph" w:customStyle="1" w:styleId="34">
+  <w:style w:type="paragraph" w:customStyle="1" w:styleId="WPSOffice2">
     <w:name w:val="WPSOffice手动目录 2"/>
     <w:qFormat/>
-    <w:uiPriority w:val="0"/>
     <w:pPr>
       <w:ind w:leftChars="200"/>
     </w:pPr>
     <w:rPr>
-      <w:rFonts w:ascii="Times New Roman" w:hAnsi="Times New Roman" w:eastAsia="宋体" w:cs="Times New Roman"/>
+      <w:rFonts w:ascii="Times New Roman" w:eastAsia="宋体" w:hAnsi="Times New Roman" w:cs="Times New Roman"/>
       <w:sz w:val="20"/>
       <w:szCs w:val="20"/>
     </w:rPr>
   </w:style>
-  <w:style w:type="paragraph" w:customStyle="1" w:styleId="35">
+  <w:style w:type="paragraph" w:customStyle="1" w:styleId="WPSOffice3">
     <w:name w:val="WPSOffice手动目录 3"/>
     <w:qFormat/>
-    <w:uiPriority w:val="0"/>
     <w:pPr>
       <w:ind w:leftChars="400"/>
     </w:pPr>
     <w:rPr>
-      <w:rFonts w:ascii="Times New Roman" w:hAnsi="Times New Roman" w:eastAsia="宋体" w:cs="Times New Roman"/>
+      <w:rFonts w:ascii="Times New Roman" w:eastAsia="宋体" w:hAnsi="Times New Roman" w:cs="Times New Roman"/>
       <w:sz w:val="20"/>
       <w:szCs w:val="20"/>
     </w:rPr>
   </w:style>
-  <w:style w:type="paragraph" w:customStyle="1" w:styleId="36">
+  <w:style w:type="paragraph" w:customStyle="1" w:styleId="Compact">
     <w:name w:val="Compact"/>
-    <w:basedOn w:val="12"/>
+    <w:basedOn w:val="BodyText"/>
     <w:qFormat/>
-    <w:uiPriority w:val="0"/>
     <w:pPr>
       <w:spacing w:before="36" w:after="36"/>
     </w:pPr>
   </w:style>
-  <w:style w:type="table" w:customStyle="1" w:styleId="37">
+  <w:style w:type="table" w:customStyle="1" w:styleId="Table">
     <w:name w:val="Table"/>
     <w:semiHidden/>
     <w:unhideWhenUsed/>
     <w:qFormat/>
-    <w:uiPriority w:val="0"/>
     <w:tblPr>
       <w:tblCellMar>
         <w:top w:w="0" w:type="dxa"/>
@@ -6028,27 +5890,25 @@
     <w:tblStylePr w:type="firstRow">
       <w:tcPr>
         <w:tcBorders>
-          <w:bottom w:val="single" w:color="auto" w:sz="0" w:space="0"/>
+          <w:bottom w:val="single" w:sz="0" w:space="0" w:color="auto"/>
         </w:tcBorders>
         <w:vAlign w:val="bottom"/>
       </w:tcPr>
     </w:tblStylePr>
   </w:style>
-  <w:style w:type="character" w:customStyle="1" w:styleId="38">
+  <w:style w:type="character" w:customStyle="1" w:styleId="1Char">
     <w:name w:val="柴_标题1 Char"/>
-    <w:link w:val="26"/>
+    <w:link w:val="1"/>
     <w:qFormat/>
-    <w:uiPriority w:val="0"/>
     <w:rPr>
-      <w:rFonts w:ascii="Arial" w:hAnsi="Arial" w:eastAsia="宋体"/>
+      <w:rFonts w:ascii="Arial" w:eastAsia="宋体" w:hAnsi="Arial"/>
       <w:sz w:val="32"/>
     </w:rPr>
   </w:style>
-  <w:style w:type="paragraph" w:customStyle="1" w:styleId="39">
+  <w:style w:type="paragraph" w:customStyle="1" w:styleId="a3">
     <w:name w:val="柴_正文_无缩进"/>
-    <w:basedOn w:val="1"/>
+    <w:basedOn w:val="Normal"/>
     <w:qFormat/>
-    <w:uiPriority w:val="0"/>
     <w:pPr>
       <w:ind w:firstLine="0" w:firstLineChars="0"/>
     </w:pPr>
@@ -6058,31 +5918,29 @@
       <w:lang w:eastAsia="zh-CN"/>
     </w:rPr>
   </w:style>
-  <w:style w:type="paragraph" w:customStyle="1" w:styleId="40">
+  <w:style w:type="paragraph" w:customStyle="1" w:styleId="4">
     <w:name w:val="柴_标题4"/>
-    <w:basedOn w:val="5"/>
-    <w:next w:val="1"/>
+    <w:basedOn w:val="Heading4"/>
+    <w:next w:val="Normal"/>
     <w:qFormat/>
-    <w:uiPriority w:val="0"/>
     <w:pPr>
       <w:widowControl w:val="0"/>
       <w:spacing w:before="160" w:line="360" w:lineRule="auto"/>
-      <w:ind w:left="981" w:leftChars="300" w:hanging="862"/>
+      <w:ind w:left="981" w:hanging="862" w:leftChars="300"/>
     </w:pPr>
     <w:rPr>
-      <w:rFonts w:hint="eastAsia" w:ascii="Calibri" w:hAnsi="Calibri" w:eastAsia="宋体" w:cs="宋体"/>
+      <w:rFonts w:ascii="Calibri" w:eastAsia="宋体" w:hAnsi="Calibri" w:cs="宋体" w:hint="eastAsia"/>
       <w:sz w:val="24"/>
       <w:szCs w:val="24"/>
       <w:lang w:eastAsia="zh-CN" w:bidi="zh-CN"/>
     </w:rPr>
   </w:style>
-  <w:style w:type="character" w:customStyle="1" w:styleId="41">
+  <w:style w:type="character" w:customStyle="1" w:styleId="Char">
     <w:name w:val="柴_正文 Char"/>
-    <w:link w:val="27"/>
+    <w:link w:val="a"/>
     <w:qFormat/>
-    <w:uiPriority w:val="0"/>
     <w:rPr>
-      <w:rFonts w:ascii="Arial" w:hAnsi="Arial" w:eastAsia="宋体"/>
+      <w:rFonts w:ascii="Arial" w:eastAsia="宋体" w:hAnsi="Arial"/>
       <w:sz w:val="24"/>
       <w:lang w:eastAsia="zh-CN"/>
     </w:rPr>

--- a/4.质量管理/1.流程制度规范类文件/040106-客户满意度调查程序.docx
+++ b/4.质量管理/1.流程制度规范类文件/040106-客户满意度调查程序.docx
@@ -1,20 +1,19 @@
 
 <file path=word/document.xml><?xml version="1.0" encoding="utf-8"?>
-<w:document xmlns:wpc="http://schemas.microsoft.com/office/word/2010/wordprocessingCanvas" xmlns:mc="http://schemas.openxmlformats.org/markup-compatibility/2006" xmlns:o="urn:schemas-microsoft-com:office:office" xmlns:r="http://schemas.openxmlformats.org/officeDocument/2006/relationships" xmlns:m="http://schemas.openxmlformats.org/officeDocument/2006/math" xmlns:v="urn:schemas-microsoft-com:vml" xmlns:wp14="http://schemas.microsoft.com/office/word/2010/wordprocessingDrawing" xmlns:wp="http://schemas.openxmlformats.org/drawingml/2006/wordprocessingDrawing" xmlns:w10="urn:schemas-microsoft-com:office:word" xmlns:w="http://schemas.openxmlformats.org/wordprocessingml/2006/main" xmlns:w14="http://schemas.microsoft.com/office/word/2010/wordml" xmlns:w15="http://schemas.microsoft.com/office/word/2012/wordml" xmlns:wne="http://schemas.microsoft.com/office/word/2006/wordml" xmlns:wpg="http://schemas.microsoft.com/office/word/2010/wordprocessingGroup" xmlns:wpi="http://schemas.microsoft.com/office/word/2010/wordprocessingInk" xmlns:wps="http://schemas.microsoft.com/office/word/2010/wordprocessingShape" mc:Ignorable="w14 w15 wp14">
-  <!-- Generated by Aspose.Words for .NET 13.3.0.1 -->
+<w:document xmlns:wpc="http://schemas.microsoft.com/office/word/2010/wordprocessingCanvas" xmlns:mc="http://schemas.openxmlformats.org/markup-compatibility/2006" xmlns:o="urn:schemas-microsoft-com:office:office" xmlns:r="http://schemas.openxmlformats.org/officeDocument/2006/relationships" xmlns:m="http://schemas.openxmlformats.org/officeDocument/2006/math" xmlns:v="urn:schemas-microsoft-com:vml" xmlns:wp14="http://schemas.microsoft.com/office/word/2010/wordprocessingDrawing" xmlns:wp="http://schemas.openxmlformats.org/drawingml/2006/wordprocessingDrawing" xmlns:w="http://schemas.openxmlformats.org/wordprocessingml/2006/main" xmlns:w14="http://schemas.microsoft.com/office/word/2010/wordml" xmlns:w10="urn:schemas-microsoft-com:office:word" xmlns:w15="http://schemas.microsoft.com/office/word/2012/wordml" xmlns:wpg="http://schemas.microsoft.com/office/word/2010/wordprocessingGroup" xmlns:wpi="http://schemas.microsoft.com/office/word/2010/wordprocessingInk" xmlns:wne="http://schemas.microsoft.com/office/word/2006/wordml" xmlns:wps="http://schemas.microsoft.com/office/word/2010/wordprocessingShape" xmlns:wpsCustomData="http://www.wps.cn/officeDocument/2013/wpsCustomData" mc:Ignorable="w14 w15 wp14">
   <w:body>
     <w:p>
       <w:pPr>
-        <w:pStyle w:val="a1"/>
+        <w:pStyle w:val="31"/>
         <w:bidi w:val="0"/>
       </w:pPr>
-      <w:bookmarkStart w:id="0" w:name="_Toc18016"/>
-    </w:p>
-    <w:p>
-      <w:pPr>
-        <w:pStyle w:val="a1"/>
+    </w:p>
+    <w:p>
+      <w:pPr>
+        <w:pStyle w:val="31"/>
         <w:bidi w:val="0"/>
       </w:pPr>
+      <w:bookmarkStart w:id="0" w:name="_Toc26779"/>
       <w:r>
         <w:t>客户满意度调查程序</w:t>
       </w:r>
@@ -22,10 +21,10 @@
     </w:p>
     <w:p>
       <w:pPr>
-        <w:pStyle w:val="a2"/>
+        <w:pStyle w:val="32"/>
         <w:bidi w:val="0"/>
       </w:pPr>
-      <w:bookmarkStart w:id="1" w:name="_Toc22402"/>
+      <w:bookmarkStart w:id="1" w:name="_Toc23813"/>
       <w:r>
         <w:t>中达丰集团有限公司</w:t>
       </w:r>
@@ -33,12 +32,12 @@
     </w:p>
     <w:p>
       <w:pPr>
-        <w:pStyle w:val="BodyText"/>
+        <w:pStyle w:val="12"/>
         <w:spacing w:line="363" w:lineRule="auto"/>
-        <w:ind w:left="0" w:right="0" w:firstLine="0" w:leftChars="0" w:rightChars="0" w:firstLineChars="0"/>
+        <w:ind w:left="0" w:leftChars="0" w:right="0" w:rightChars="0" w:firstLine="0" w:firstLineChars="0"/>
         <w:jc w:val="center"/>
         <w:rPr>
-          <w:rFonts w:ascii="宋体" w:eastAsia="宋体" w:hAnsi="宋体" w:cs="宋体" w:hint="eastAsia"/>
+          <w:rFonts w:hint="eastAsia" w:ascii="宋体" w:hAnsi="宋体" w:eastAsia="宋体" w:cs="宋体"/>
           <w:sz w:val="36"/>
           <w:szCs w:val="36"/>
           <w:lang w:val="en-US" w:eastAsia="zh-CN"/>
@@ -46,18 +45,18 @@
       </w:pPr>
       <w:r>
         <w:rPr>
-          <w:rFonts w:ascii="宋体" w:eastAsia="宋体" w:hAnsi="宋体" w:cs="宋体" w:hint="eastAsia"/>
+          <w:rFonts w:hint="eastAsia" w:ascii="宋体" w:hAnsi="宋体" w:eastAsia="宋体" w:cs="宋体"/>
           <w:sz w:val="36"/>
           <w:szCs w:val="36"/>
           <w:lang w:val="en-US" w:eastAsia="zh-CN"/>
         </w:rPr>
-        <w:t>2025年7月4日</w:t>
-      </w:r>
-    </w:p>
-    <w:p>
-      <w:pPr>
-        <w:rPr>
-          <w:rFonts w:ascii="宋体" w:eastAsia="宋体" w:hAnsi="宋体" w:cs="宋体" w:hint="eastAsia"/>
+        <w:t>2025年4月4日</w:t>
+      </w:r>
+    </w:p>
+    <w:p>
+      <w:pPr>
+        <w:rPr>
+          <w:rFonts w:hint="eastAsia" w:ascii="宋体" w:hAnsi="宋体" w:eastAsia="宋体" w:cs="宋体"/>
           <w:sz w:val="36"/>
           <w:szCs w:val="36"/>
           <w:lang w:val="en-US" w:eastAsia="zh-CN"/>
@@ -65,7 +64,7 @@
       </w:pPr>
       <w:r>
         <w:rPr>
-          <w:rFonts w:ascii="宋体" w:eastAsia="宋体" w:hAnsi="宋体" w:cs="宋体" w:hint="eastAsia"/>
+          <w:rFonts w:hint="eastAsia" w:ascii="宋体" w:hAnsi="宋体" w:eastAsia="宋体" w:cs="宋体"/>
           <w:sz w:val="36"/>
           <w:szCs w:val="36"/>
           <w:lang w:val="en-US" w:eastAsia="zh-CN"/>
@@ -79,15 +78,15 @@
         <w:ind w:left="3710"/>
         <w:outlineLvl w:val="0"/>
         <w:rPr>
-          <w:rFonts w:ascii="宋体" w:eastAsia="宋体" w:hAnsi="宋体" w:cs="宋体"/>
+          <w:rFonts w:ascii="宋体" w:hAnsi="宋体" w:eastAsia="宋体" w:cs="宋体"/>
           <w:sz w:val="28"/>
           <w:szCs w:val="28"/>
         </w:rPr>
       </w:pPr>
-      <w:bookmarkStart w:id="2" w:name="_Toc11608"/>
-      <w:r>
-        <w:rPr>
-          <w:rFonts w:ascii="宋体" w:eastAsia="宋体" w:hAnsi="宋体" w:cs="宋体"/>
+      <w:bookmarkStart w:id="2" w:name="_Toc19652"/>
+      <w:r>
+        <w:rPr>
+          <w:rFonts w:ascii="宋体" w:hAnsi="宋体" w:eastAsia="宋体" w:cs="宋体"/>
           <w:spacing w:val="-3"/>
           <w:sz w:val="28"/>
           <w:szCs w:val="28"/>
@@ -103,16 +102,16 @@
     </w:p>
     <w:tbl>
       <w:tblPr>
-        <w:tblStyle w:val="TableNormal0"/>
+        <w:tblStyle w:val="24"/>
         <w:tblW w:w="9072" w:type="dxa"/>
         <w:tblInd w:w="5" w:type="dxa"/>
         <w:tblBorders>
-          <w:top w:val="single" w:sz="4" w:space="0" w:color="000000"/>
-          <w:left w:val="single" w:sz="4" w:space="0" w:color="000000"/>
-          <w:bottom w:val="single" w:sz="4" w:space="0" w:color="000000"/>
-          <w:right w:val="single" w:sz="4" w:space="0" w:color="000000"/>
-          <w:insideH w:val="single" w:sz="4" w:space="0" w:color="000000"/>
-          <w:insideV w:val="single" w:sz="4" w:space="0" w:color="000000"/>
+          <w:top w:val="single" w:color="000000" w:sz="4" w:space="0"/>
+          <w:left w:val="single" w:color="000000" w:sz="4" w:space="0"/>
+          <w:bottom w:val="single" w:color="000000" w:sz="4" w:space="0"/>
+          <w:right w:val="single" w:color="000000" w:sz="4" w:space="0"/>
+          <w:insideH w:val="single" w:color="000000" w:sz="4" w:space="0"/>
+          <w:insideV w:val="single" w:color="000000" w:sz="4" w:space="0"/>
         </w:tblBorders>
         <w:tblLayout w:type="fixed"/>
         <w:tblCellMar>
@@ -131,17 +130,14 @@
       </w:tblGrid>
       <w:tr>
         <w:tblPrEx>
-          <w:tblW w:w="9072" w:type="dxa"/>
-          <w:tblInd w:w="5" w:type="dxa"/>
           <w:tblBorders>
-            <w:top w:val="single" w:sz="4" w:space="0" w:color="000000"/>
-            <w:left w:val="single" w:sz="4" w:space="0" w:color="000000"/>
-            <w:bottom w:val="single" w:sz="4" w:space="0" w:color="000000"/>
-            <w:right w:val="single" w:sz="4" w:space="0" w:color="000000"/>
-            <w:insideH w:val="single" w:sz="4" w:space="0" w:color="000000"/>
-            <w:insideV w:val="single" w:sz="4" w:space="0" w:color="000000"/>
+            <w:top w:val="single" w:color="000000" w:sz="4" w:space="0"/>
+            <w:left w:val="single" w:color="000000" w:sz="4" w:space="0"/>
+            <w:bottom w:val="single" w:color="000000" w:sz="4" w:space="0"/>
+            <w:right w:val="single" w:color="000000" w:sz="4" w:space="0"/>
+            <w:insideH w:val="single" w:color="000000" w:sz="4" w:space="0"/>
+            <w:insideV w:val="single" w:color="000000" w:sz="4" w:space="0"/>
           </w:tblBorders>
-          <w:tblLayout w:type="fixed"/>
           <w:tblCellMar>
             <w:top w:w="0" w:type="dxa"/>
             <w:left w:w="0" w:type="dxa"/>
@@ -150,7 +146,7 @@
           </w:tblCellMar>
         </w:tblPrEx>
         <w:trPr>
-          <w:trHeight w:val="611"/>
+          <w:trHeight w:val="611" w:hRule="atLeast"/>
         </w:trPr>
         <w:tc>
           <w:tcPr>
@@ -161,14 +157,14 @@
               <w:spacing w:before="185" w:line="220" w:lineRule="auto"/>
               <w:ind w:left="207"/>
               <w:rPr>
-                <w:rFonts w:ascii="宋体" w:eastAsia="宋体" w:hAnsi="宋体" w:cs="宋体"/>
+                <w:rFonts w:ascii="宋体" w:hAnsi="宋体" w:eastAsia="宋体" w:cs="宋体"/>
                 <w:sz w:val="24"/>
                 <w:szCs w:val="24"/>
               </w:rPr>
             </w:pPr>
             <w:r>
               <w:rPr>
-                <w:rFonts w:ascii="宋体" w:eastAsia="宋体" w:hAnsi="宋体" w:cs="宋体"/>
+                <w:rFonts w:ascii="宋体" w:hAnsi="宋体" w:eastAsia="宋体" w:cs="宋体"/>
                 <w:spacing w:val="-2"/>
                 <w:sz w:val="24"/>
                 <w:szCs w:val="24"/>
@@ -187,14 +183,14 @@
               <w:spacing w:before="185" w:line="220" w:lineRule="auto"/>
               <w:ind w:left="111"/>
               <w:rPr>
-                <w:rFonts w:ascii="宋体" w:eastAsia="宋体" w:hAnsi="宋体" w:cs="宋体"/>
+                <w:rFonts w:ascii="宋体" w:hAnsi="宋体" w:eastAsia="宋体" w:cs="宋体"/>
                 <w:sz w:val="24"/>
                 <w:szCs w:val="24"/>
               </w:rPr>
             </w:pPr>
             <w:r>
               <w:rPr>
-                <w:rFonts w:ascii="宋体" w:eastAsia="宋体" w:hAnsi="宋体" w:cs="宋体"/>
+                <w:rFonts w:ascii="宋体" w:hAnsi="宋体" w:eastAsia="宋体" w:cs="宋体"/>
                 <w:spacing w:val="-1"/>
                 <w:sz w:val="24"/>
                 <w:szCs w:val="24"/>
@@ -206,9 +202,14 @@
       </w:tr>
       <w:tr>
         <w:tblPrEx>
-          <w:tblW w:w="9072" w:type="dxa"/>
-          <w:tblInd w:w="5" w:type="dxa"/>
-          <w:tblLayout w:type="fixed"/>
+          <w:tblBorders>
+            <w:top w:val="single" w:color="000000" w:sz="4" w:space="0"/>
+            <w:left w:val="single" w:color="000000" w:sz="4" w:space="0"/>
+            <w:bottom w:val="single" w:color="000000" w:sz="4" w:space="0"/>
+            <w:right w:val="single" w:color="000000" w:sz="4" w:space="0"/>
+            <w:insideH w:val="single" w:color="000000" w:sz="4" w:space="0"/>
+            <w:insideV w:val="single" w:color="000000" w:sz="4" w:space="0"/>
+          </w:tblBorders>
           <w:tblCellMar>
             <w:top w:w="0" w:type="dxa"/>
             <w:left w:w="0" w:type="dxa"/>
@@ -217,7 +218,7 @@
           </w:tblCellMar>
         </w:tblPrEx>
         <w:trPr>
-          <w:trHeight w:val="607"/>
+          <w:trHeight w:val="607" w:hRule="atLeast"/>
         </w:trPr>
         <w:tc>
           <w:tcPr>
@@ -228,14 +229,14 @@
               <w:spacing w:before="182" w:line="220" w:lineRule="auto"/>
               <w:ind w:left="447"/>
               <w:rPr>
-                <w:rFonts w:ascii="宋体" w:eastAsia="宋体" w:hAnsi="宋体" w:cs="宋体"/>
+                <w:rFonts w:ascii="宋体" w:hAnsi="宋体" w:eastAsia="宋体" w:cs="宋体"/>
                 <w:sz w:val="24"/>
                 <w:szCs w:val="24"/>
               </w:rPr>
             </w:pPr>
             <w:r>
               <w:rPr>
-                <w:rFonts w:ascii="宋体" w:eastAsia="宋体" w:hAnsi="宋体" w:cs="宋体"/>
+                <w:rFonts w:ascii="宋体" w:hAnsi="宋体" w:eastAsia="宋体" w:cs="宋体"/>
                 <w:spacing w:val="-3"/>
                 <w:sz w:val="24"/>
                 <w:szCs w:val="24"/>
@@ -254,14 +255,14 @@
               <w:spacing w:before="182" w:line="219" w:lineRule="auto"/>
               <w:ind w:left="109"/>
               <w:rPr>
-                <w:rFonts w:ascii="宋体" w:eastAsia="宋体" w:hAnsi="宋体" w:cs="宋体"/>
+                <w:rFonts w:ascii="宋体" w:hAnsi="宋体" w:eastAsia="宋体" w:cs="宋体"/>
                 <w:sz w:val="24"/>
                 <w:szCs w:val="24"/>
               </w:rPr>
             </w:pPr>
             <w:r>
               <w:rPr>
-                <w:rFonts w:ascii="宋体" w:eastAsia="宋体" w:hAnsi="宋体" w:cs="宋体"/>
+                <w:rFonts w:ascii="宋体" w:hAnsi="宋体" w:eastAsia="宋体" w:cs="宋体"/>
                 <w:spacing w:val="-1"/>
                 <w:sz w:val="24"/>
                 <w:szCs w:val="24"/>
@@ -273,9 +274,14 @@
       </w:tr>
       <w:tr>
         <w:tblPrEx>
-          <w:tblW w:w="9072" w:type="dxa"/>
-          <w:tblInd w:w="5" w:type="dxa"/>
-          <w:tblLayout w:type="fixed"/>
+          <w:tblBorders>
+            <w:top w:val="single" w:color="000000" w:sz="4" w:space="0"/>
+            <w:left w:val="single" w:color="000000" w:sz="4" w:space="0"/>
+            <w:bottom w:val="single" w:color="000000" w:sz="4" w:space="0"/>
+            <w:right w:val="single" w:color="000000" w:sz="4" w:space="0"/>
+            <w:insideH w:val="single" w:color="000000" w:sz="4" w:space="0"/>
+            <w:insideV w:val="single" w:color="000000" w:sz="4" w:space="0"/>
+          </w:tblBorders>
           <w:tblCellMar>
             <w:top w:w="0" w:type="dxa"/>
             <w:left w:w="0" w:type="dxa"/>
@@ -284,7 +290,7 @@
           </w:tblCellMar>
         </w:tblPrEx>
         <w:trPr>
-          <w:trHeight w:val="607"/>
+          <w:trHeight w:val="607" w:hRule="atLeast"/>
         </w:trPr>
         <w:tc>
           <w:tcPr>
@@ -295,14 +301,14 @@
               <w:spacing w:before="183" w:line="219" w:lineRule="auto"/>
               <w:ind w:left="447"/>
               <w:rPr>
-                <w:rFonts w:ascii="宋体" w:eastAsia="宋体" w:hAnsi="宋体" w:cs="宋体"/>
+                <w:rFonts w:ascii="宋体" w:hAnsi="宋体" w:eastAsia="宋体" w:cs="宋体"/>
                 <w:sz w:val="24"/>
                 <w:szCs w:val="24"/>
               </w:rPr>
             </w:pPr>
             <w:r>
               <w:rPr>
-                <w:rFonts w:ascii="宋体" w:eastAsia="宋体" w:hAnsi="宋体" w:cs="宋体"/>
+                <w:rFonts w:ascii="宋体" w:hAnsi="宋体" w:eastAsia="宋体" w:cs="宋体"/>
                 <w:spacing w:val="-3"/>
                 <w:sz w:val="24"/>
                 <w:szCs w:val="24"/>
@@ -320,14 +326,14 @@
               <w:spacing w:before="183" w:line="219" w:lineRule="auto"/>
               <w:ind w:left="229"/>
               <w:rPr>
-                <w:rFonts w:ascii="宋体" w:eastAsia="宋体" w:hAnsi="宋体" w:cs="宋体"/>
+                <w:rFonts w:ascii="宋体" w:hAnsi="宋体" w:eastAsia="宋体" w:cs="宋体"/>
                 <w:sz w:val="24"/>
                 <w:szCs w:val="24"/>
               </w:rPr>
             </w:pPr>
             <w:r>
               <w:rPr>
-                <w:rFonts w:ascii="宋体" w:eastAsia="宋体" w:hAnsi="宋体" w:cs="宋体"/>
+                <w:rFonts w:ascii="宋体" w:hAnsi="宋体" w:eastAsia="宋体" w:cs="宋体"/>
                 <w:spacing w:val="-2"/>
                 <w:sz w:val="24"/>
                 <w:szCs w:val="24"/>
@@ -345,14 +351,14 @@
               <w:spacing w:before="183" w:line="219" w:lineRule="auto"/>
               <w:ind w:left="676"/>
               <w:rPr>
-                <w:rFonts w:ascii="宋体" w:eastAsia="宋体" w:hAnsi="宋体" w:cs="宋体"/>
+                <w:rFonts w:ascii="宋体" w:hAnsi="宋体" w:eastAsia="宋体" w:cs="宋体"/>
                 <w:sz w:val="24"/>
                 <w:szCs w:val="24"/>
               </w:rPr>
             </w:pPr>
             <w:r>
               <w:rPr>
-                <w:rFonts w:ascii="宋体" w:eastAsia="宋体" w:hAnsi="宋体" w:cs="宋体"/>
+                <w:rFonts w:ascii="宋体" w:hAnsi="宋体" w:eastAsia="宋体" w:cs="宋体"/>
                 <w:spacing w:val="-2"/>
                 <w:sz w:val="24"/>
                 <w:szCs w:val="24"/>
@@ -370,14 +376,14 @@
               <w:spacing w:before="184" w:line="220" w:lineRule="auto"/>
               <w:ind w:left="545"/>
               <w:rPr>
-                <w:rFonts w:ascii="宋体" w:eastAsia="宋体" w:hAnsi="宋体" w:cs="宋体"/>
+                <w:rFonts w:ascii="宋体" w:hAnsi="宋体" w:eastAsia="宋体" w:cs="宋体"/>
                 <w:sz w:val="24"/>
                 <w:szCs w:val="24"/>
               </w:rPr>
             </w:pPr>
             <w:r>
               <w:rPr>
-                <w:rFonts w:ascii="宋体" w:eastAsia="宋体" w:hAnsi="宋体" w:cs="宋体"/>
+                <w:rFonts w:ascii="宋体" w:hAnsi="宋体" w:eastAsia="宋体" w:cs="宋体"/>
                 <w:spacing w:val="-3"/>
                 <w:sz w:val="24"/>
                 <w:szCs w:val="24"/>
@@ -395,14 +401,14 @@
               <w:spacing w:before="184" w:line="220" w:lineRule="auto"/>
               <w:ind w:left="754"/>
               <w:rPr>
-                <w:rFonts w:ascii="宋体" w:eastAsia="宋体" w:hAnsi="宋体" w:cs="宋体"/>
+                <w:rFonts w:ascii="宋体" w:hAnsi="宋体" w:eastAsia="宋体" w:cs="宋体"/>
                 <w:sz w:val="24"/>
                 <w:szCs w:val="24"/>
               </w:rPr>
             </w:pPr>
             <w:r>
               <w:rPr>
-                <w:rFonts w:ascii="宋体" w:eastAsia="宋体" w:hAnsi="宋体" w:cs="宋体"/>
+                <w:rFonts w:ascii="宋体" w:hAnsi="宋体" w:eastAsia="宋体" w:cs="宋体"/>
                 <w:spacing w:val="-6"/>
                 <w:sz w:val="24"/>
                 <w:szCs w:val="24"/>
@@ -414,9 +420,14 @@
       </w:tr>
       <w:tr>
         <w:tblPrEx>
-          <w:tblW w:w="9072" w:type="dxa"/>
-          <w:tblInd w:w="5" w:type="dxa"/>
-          <w:tblLayout w:type="fixed"/>
+          <w:tblBorders>
+            <w:top w:val="single" w:color="000000" w:sz="4" w:space="0"/>
+            <w:left w:val="single" w:color="000000" w:sz="4" w:space="0"/>
+            <w:bottom w:val="single" w:color="000000" w:sz="4" w:space="0"/>
+            <w:right w:val="single" w:color="000000" w:sz="4" w:space="0"/>
+            <w:insideH w:val="single" w:color="000000" w:sz="4" w:space="0"/>
+            <w:insideV w:val="single" w:color="000000" w:sz="4" w:space="0"/>
+          </w:tblBorders>
           <w:tblCellMar>
             <w:top w:w="0" w:type="dxa"/>
             <w:left w:w="0" w:type="dxa"/>
@@ -425,7 +436,7 @@
           </w:tblCellMar>
         </w:tblPrEx>
         <w:trPr>
-          <w:trHeight w:val="474"/>
+          <w:trHeight w:val="474" w:hRule="atLeast"/>
         </w:trPr>
         <w:tc>
           <w:tcPr>
@@ -436,14 +447,14 @@
               <w:spacing w:before="162" w:line="239" w:lineRule="auto"/>
               <w:ind w:left="709"/>
               <w:rPr>
-                <w:rFonts w:ascii="宋体" w:eastAsia="宋体" w:hAnsi="宋体" w:cs="宋体"/>
+                <w:rFonts w:ascii="宋体" w:hAnsi="宋体" w:eastAsia="宋体" w:cs="宋体"/>
                 <w:sz w:val="21"/>
                 <w:szCs w:val="21"/>
               </w:rPr>
             </w:pPr>
             <w:r>
               <w:rPr>
-                <w:rFonts w:ascii="宋体" w:eastAsia="宋体" w:hAnsi="宋体" w:cs="宋体"/>
+                <w:rFonts w:ascii="宋体" w:hAnsi="宋体" w:eastAsia="宋体" w:cs="宋体"/>
                 <w:spacing w:val="-1"/>
                 <w:sz w:val="21"/>
                 <w:szCs w:val="21"/>
@@ -461,19 +472,19 @@
               <w:spacing w:before="162"/>
               <w:ind w:left="290"/>
               <w:rPr>
-                <w:rFonts w:ascii="宋体" w:eastAsia="宋体" w:hAnsi="宋体" w:cs="宋体"/>
+                <w:rFonts w:ascii="宋体" w:hAnsi="宋体" w:eastAsia="宋体" w:cs="宋体"/>
                 <w:sz w:val="21"/>
                 <w:szCs w:val="21"/>
               </w:rPr>
             </w:pPr>
             <w:r>
               <w:rPr>
-                <w:rFonts w:ascii="宋体" w:eastAsia="宋体" w:hAnsi="宋体" w:cs="宋体"/>
+                <w:rFonts w:ascii="宋体" w:hAnsi="宋体" w:eastAsia="宋体" w:cs="宋体"/>
                 <w:spacing w:val="-2"/>
                 <w:sz w:val="21"/>
                 <w:szCs w:val="21"/>
               </w:rPr>
-              <w:t>2025-7-4</w:t>
+              <w:t>2025-4-4</w:t>
             </w:r>
           </w:p>
         </w:tc>
@@ -486,14 +497,14 @@
               <w:spacing w:before="132" w:line="219" w:lineRule="auto"/>
               <w:ind w:left="738"/>
               <w:rPr>
-                <w:rFonts w:ascii="宋体" w:eastAsia="宋体" w:hAnsi="宋体" w:cs="宋体"/>
+                <w:rFonts w:ascii="宋体" w:hAnsi="宋体" w:eastAsia="宋体" w:cs="宋体"/>
                 <w:sz w:val="21"/>
                 <w:szCs w:val="21"/>
               </w:rPr>
             </w:pPr>
             <w:r>
               <w:rPr>
-                <w:rFonts w:ascii="宋体" w:eastAsia="宋体" w:hAnsi="宋体" w:cs="宋体"/>
+                <w:rFonts w:ascii="宋体" w:hAnsi="宋体" w:eastAsia="宋体" w:cs="宋体"/>
                 <w:spacing w:val="-3"/>
                 <w:sz w:val="21"/>
                 <w:szCs w:val="21"/>
@@ -511,7 +522,7 @@
               <w:spacing w:before="132" w:line="220" w:lineRule="auto"/>
               <w:ind w:left="470"/>
               <w:rPr>
-                <w:rFonts w:ascii="宋体" w:eastAsia="宋体" w:hAnsi="宋体" w:cs="宋体" w:hint="eastAsia"/>
+                <w:rFonts w:hint="eastAsia" w:ascii="宋体" w:hAnsi="宋体" w:eastAsia="宋体" w:cs="宋体"/>
                 <w:sz w:val="21"/>
                 <w:szCs w:val="21"/>
                 <w:lang w:val="en-US" w:eastAsia="zh-CN"/>
@@ -519,7 +530,7 @@
             </w:pPr>
             <w:r>
               <w:rPr>
-                <w:rFonts w:ascii="宋体" w:eastAsia="宋体" w:hAnsi="宋体" w:cs="宋体" w:hint="eastAsia"/>
+                <w:rFonts w:hint="eastAsia" w:ascii="宋体" w:hAnsi="宋体" w:eastAsia="宋体" w:cs="宋体"/>
                 <w:sz w:val="21"/>
                 <w:szCs w:val="21"/>
                 <w:lang w:val="en-US" w:eastAsia="zh-CN"/>
@@ -537,7 +548,7 @@
               <w:spacing w:before="133" w:line="220" w:lineRule="auto"/>
               <w:ind w:left="676"/>
               <w:rPr>
-                <w:rFonts w:ascii="宋体" w:eastAsia="宋体" w:hAnsi="宋体" w:cs="宋体" w:hint="eastAsia"/>
+                <w:rFonts w:hint="eastAsia" w:ascii="宋体" w:hAnsi="宋体" w:eastAsia="宋体" w:cs="宋体"/>
                 <w:sz w:val="21"/>
                 <w:szCs w:val="21"/>
                 <w:lang w:val="en-US" w:eastAsia="zh-CN"/>
@@ -545,7 +556,7 @@
             </w:pPr>
             <w:r>
               <w:rPr>
-                <w:rFonts w:ascii="宋体" w:eastAsia="宋体" w:hAnsi="宋体" w:cs="宋体" w:hint="eastAsia"/>
+                <w:rFonts w:hint="eastAsia" w:ascii="宋体" w:hAnsi="宋体" w:eastAsia="宋体" w:cs="宋体"/>
                 <w:sz w:val="21"/>
                 <w:szCs w:val="21"/>
                 <w:lang w:val="en-US" w:eastAsia="zh-CN"/>
@@ -557,9 +568,14 @@
       </w:tr>
       <w:tr>
         <w:tblPrEx>
-          <w:tblW w:w="9072" w:type="dxa"/>
-          <w:tblInd w:w="5" w:type="dxa"/>
-          <w:tblLayout w:type="fixed"/>
+          <w:tblBorders>
+            <w:top w:val="single" w:color="000000" w:sz="4" w:space="0"/>
+            <w:left w:val="single" w:color="000000" w:sz="4" w:space="0"/>
+            <w:bottom w:val="single" w:color="000000" w:sz="4" w:space="0"/>
+            <w:right w:val="single" w:color="000000" w:sz="4" w:space="0"/>
+            <w:insideH w:val="single" w:color="000000" w:sz="4" w:space="0"/>
+            <w:insideV w:val="single" w:color="000000" w:sz="4" w:space="0"/>
+          </w:tblBorders>
           <w:tblCellMar>
             <w:top w:w="0" w:type="dxa"/>
             <w:left w:w="0" w:type="dxa"/>
@@ -568,7 +584,7 @@
           </w:tblCellMar>
         </w:tblPrEx>
         <w:trPr>
-          <w:trHeight w:val="474"/>
+          <w:trHeight w:val="474" w:hRule="atLeast"/>
         </w:trPr>
         <w:tc>
           <w:tcPr>
@@ -576,7 +592,7 @@
           </w:tcPr>
           <w:p>
             <w:pPr>
-              <w:pStyle w:val="TableText"/>
+              <w:pStyle w:val="25"/>
             </w:pPr>
           </w:p>
         </w:tc>
@@ -586,7 +602,7 @@
           </w:tcPr>
           <w:p>
             <w:pPr>
-              <w:pStyle w:val="TableText"/>
+              <w:pStyle w:val="25"/>
             </w:pPr>
           </w:p>
         </w:tc>
@@ -596,7 +612,7 @@
           </w:tcPr>
           <w:p>
             <w:pPr>
-              <w:pStyle w:val="TableText"/>
+              <w:pStyle w:val="25"/>
             </w:pPr>
           </w:p>
         </w:tc>
@@ -606,7 +622,7 @@
           </w:tcPr>
           <w:p>
             <w:pPr>
-              <w:pStyle w:val="TableText"/>
+              <w:pStyle w:val="25"/>
             </w:pPr>
           </w:p>
         </w:tc>
@@ -616,16 +632,21 @@
           </w:tcPr>
           <w:p>
             <w:pPr>
-              <w:pStyle w:val="TableText"/>
+              <w:pStyle w:val="25"/>
             </w:pPr>
           </w:p>
         </w:tc>
       </w:tr>
       <w:tr>
         <w:tblPrEx>
-          <w:tblW w:w="9072" w:type="dxa"/>
-          <w:tblInd w:w="5" w:type="dxa"/>
-          <w:tblLayout w:type="fixed"/>
+          <w:tblBorders>
+            <w:top w:val="single" w:color="000000" w:sz="4" w:space="0"/>
+            <w:left w:val="single" w:color="000000" w:sz="4" w:space="0"/>
+            <w:bottom w:val="single" w:color="000000" w:sz="4" w:space="0"/>
+            <w:right w:val="single" w:color="000000" w:sz="4" w:space="0"/>
+            <w:insideH w:val="single" w:color="000000" w:sz="4" w:space="0"/>
+            <w:insideV w:val="single" w:color="000000" w:sz="4" w:space="0"/>
+          </w:tblBorders>
           <w:tblCellMar>
             <w:top w:w="0" w:type="dxa"/>
             <w:left w:w="0" w:type="dxa"/>
@@ -634,7 +655,7 @@
           </w:tblCellMar>
         </w:tblPrEx>
         <w:trPr>
-          <w:trHeight w:val="474"/>
+          <w:trHeight w:val="474" w:hRule="atLeast"/>
         </w:trPr>
         <w:tc>
           <w:tcPr>
@@ -642,7 +663,7 @@
           </w:tcPr>
           <w:p>
             <w:pPr>
-              <w:pStyle w:val="TableText"/>
+              <w:pStyle w:val="25"/>
             </w:pPr>
           </w:p>
         </w:tc>
@@ -652,7 +673,7 @@
           </w:tcPr>
           <w:p>
             <w:pPr>
-              <w:pStyle w:val="TableText"/>
+              <w:pStyle w:val="25"/>
             </w:pPr>
           </w:p>
         </w:tc>
@@ -662,7 +683,7 @@
           </w:tcPr>
           <w:p>
             <w:pPr>
-              <w:pStyle w:val="TableText"/>
+              <w:pStyle w:val="25"/>
             </w:pPr>
           </w:p>
         </w:tc>
@@ -672,7 +693,7 @@
           </w:tcPr>
           <w:p>
             <w:pPr>
-              <w:pStyle w:val="TableText"/>
+              <w:pStyle w:val="25"/>
             </w:pPr>
           </w:p>
         </w:tc>
@@ -682,16 +703,21 @@
           </w:tcPr>
           <w:p>
             <w:pPr>
-              <w:pStyle w:val="TableText"/>
+              <w:pStyle w:val="25"/>
             </w:pPr>
           </w:p>
         </w:tc>
       </w:tr>
       <w:tr>
         <w:tblPrEx>
-          <w:tblW w:w="9072" w:type="dxa"/>
-          <w:tblInd w:w="5" w:type="dxa"/>
-          <w:tblLayout w:type="fixed"/>
+          <w:tblBorders>
+            <w:top w:val="single" w:color="000000" w:sz="4" w:space="0"/>
+            <w:left w:val="single" w:color="000000" w:sz="4" w:space="0"/>
+            <w:bottom w:val="single" w:color="000000" w:sz="4" w:space="0"/>
+            <w:right w:val="single" w:color="000000" w:sz="4" w:space="0"/>
+            <w:insideH w:val="single" w:color="000000" w:sz="4" w:space="0"/>
+            <w:insideV w:val="single" w:color="000000" w:sz="4" w:space="0"/>
+          </w:tblBorders>
           <w:tblCellMar>
             <w:top w:w="0" w:type="dxa"/>
             <w:left w:w="0" w:type="dxa"/>
@@ -700,7 +726,7 @@
           </w:tblCellMar>
         </w:tblPrEx>
         <w:trPr>
-          <w:trHeight w:val="474"/>
+          <w:trHeight w:val="474" w:hRule="atLeast"/>
         </w:trPr>
         <w:tc>
           <w:tcPr>
@@ -708,7 +734,7 @@
           </w:tcPr>
           <w:p>
             <w:pPr>
-              <w:pStyle w:val="TableText"/>
+              <w:pStyle w:val="25"/>
             </w:pPr>
           </w:p>
         </w:tc>
@@ -718,7 +744,7 @@
           </w:tcPr>
           <w:p>
             <w:pPr>
-              <w:pStyle w:val="TableText"/>
+              <w:pStyle w:val="25"/>
             </w:pPr>
           </w:p>
         </w:tc>
@@ -728,7 +754,7 @@
           </w:tcPr>
           <w:p>
             <w:pPr>
-              <w:pStyle w:val="TableText"/>
+              <w:pStyle w:val="25"/>
             </w:pPr>
           </w:p>
         </w:tc>
@@ -738,7 +764,7 @@
           </w:tcPr>
           <w:p>
             <w:pPr>
-              <w:pStyle w:val="TableText"/>
+              <w:pStyle w:val="25"/>
             </w:pPr>
           </w:p>
         </w:tc>
@@ -748,16 +774,21 @@
           </w:tcPr>
           <w:p>
             <w:pPr>
-              <w:pStyle w:val="TableText"/>
+              <w:pStyle w:val="25"/>
             </w:pPr>
           </w:p>
         </w:tc>
       </w:tr>
       <w:tr>
         <w:tblPrEx>
-          <w:tblW w:w="9072" w:type="dxa"/>
-          <w:tblInd w:w="5" w:type="dxa"/>
-          <w:tblLayout w:type="fixed"/>
+          <w:tblBorders>
+            <w:top w:val="single" w:color="000000" w:sz="4" w:space="0"/>
+            <w:left w:val="single" w:color="000000" w:sz="4" w:space="0"/>
+            <w:bottom w:val="single" w:color="000000" w:sz="4" w:space="0"/>
+            <w:right w:val="single" w:color="000000" w:sz="4" w:space="0"/>
+            <w:insideH w:val="single" w:color="000000" w:sz="4" w:space="0"/>
+            <w:insideV w:val="single" w:color="000000" w:sz="4" w:space="0"/>
+          </w:tblBorders>
           <w:tblCellMar>
             <w:top w:w="0" w:type="dxa"/>
             <w:left w:w="0" w:type="dxa"/>
@@ -766,7 +797,7 @@
           </w:tblCellMar>
         </w:tblPrEx>
         <w:trPr>
-          <w:trHeight w:val="474"/>
+          <w:trHeight w:val="474" w:hRule="atLeast"/>
         </w:trPr>
         <w:tc>
           <w:tcPr>
@@ -774,7 +805,7 @@
           </w:tcPr>
           <w:p>
             <w:pPr>
-              <w:pStyle w:val="TableText"/>
+              <w:pStyle w:val="25"/>
             </w:pPr>
           </w:p>
         </w:tc>
@@ -784,7 +815,7 @@
           </w:tcPr>
           <w:p>
             <w:pPr>
-              <w:pStyle w:val="TableText"/>
+              <w:pStyle w:val="25"/>
             </w:pPr>
           </w:p>
         </w:tc>
@@ -794,7 +825,7 @@
           </w:tcPr>
           <w:p>
             <w:pPr>
-              <w:pStyle w:val="TableText"/>
+              <w:pStyle w:val="25"/>
             </w:pPr>
           </w:p>
         </w:tc>
@@ -804,7 +835,7 @@
           </w:tcPr>
           <w:p>
             <w:pPr>
-              <w:pStyle w:val="TableText"/>
+              <w:pStyle w:val="25"/>
             </w:pPr>
           </w:p>
         </w:tc>
@@ -814,16 +845,21 @@
           </w:tcPr>
           <w:p>
             <w:pPr>
-              <w:pStyle w:val="TableText"/>
+              <w:pStyle w:val="25"/>
             </w:pPr>
           </w:p>
         </w:tc>
       </w:tr>
       <w:tr>
         <w:tblPrEx>
-          <w:tblW w:w="9072" w:type="dxa"/>
-          <w:tblInd w:w="5" w:type="dxa"/>
-          <w:tblLayout w:type="fixed"/>
+          <w:tblBorders>
+            <w:top w:val="single" w:color="000000" w:sz="4" w:space="0"/>
+            <w:left w:val="single" w:color="000000" w:sz="4" w:space="0"/>
+            <w:bottom w:val="single" w:color="000000" w:sz="4" w:space="0"/>
+            <w:right w:val="single" w:color="000000" w:sz="4" w:space="0"/>
+            <w:insideH w:val="single" w:color="000000" w:sz="4" w:space="0"/>
+            <w:insideV w:val="single" w:color="000000" w:sz="4" w:space="0"/>
+          </w:tblBorders>
           <w:tblCellMar>
             <w:top w:w="0" w:type="dxa"/>
             <w:left w:w="0" w:type="dxa"/>
@@ -832,7 +868,7 @@
           </w:tblCellMar>
         </w:tblPrEx>
         <w:trPr>
-          <w:trHeight w:val="589"/>
+          <w:trHeight w:val="589" w:hRule="atLeast"/>
         </w:trPr>
         <w:tc>
           <w:tcPr>
@@ -840,7 +876,7 @@
           </w:tcPr>
           <w:p>
             <w:pPr>
-              <w:pStyle w:val="TableText"/>
+              <w:pStyle w:val="25"/>
             </w:pPr>
           </w:p>
         </w:tc>
@@ -850,7 +886,7 @@
           </w:tcPr>
           <w:p>
             <w:pPr>
-              <w:pStyle w:val="TableText"/>
+              <w:pStyle w:val="25"/>
             </w:pPr>
           </w:p>
         </w:tc>
@@ -860,7 +896,7 @@
           </w:tcPr>
           <w:p>
             <w:pPr>
-              <w:pStyle w:val="TableText"/>
+              <w:pStyle w:val="25"/>
             </w:pPr>
           </w:p>
         </w:tc>
@@ -870,7 +906,7 @@
           </w:tcPr>
           <w:p>
             <w:pPr>
-              <w:pStyle w:val="TableText"/>
+              <w:pStyle w:val="25"/>
             </w:pPr>
           </w:p>
         </w:tc>
@@ -880,7 +916,7 @@
           </w:tcPr>
           <w:p>
             <w:pPr>
-              <w:pStyle w:val="TableText"/>
+              <w:pStyle w:val="25"/>
             </w:pPr>
           </w:p>
         </w:tc>
@@ -888,7 +924,7 @@
     </w:tbl>
     <w:p>
       <w:pPr>
-        <w:pStyle w:val="BodyText"/>
+        <w:pStyle w:val="12"/>
       </w:pPr>
     </w:p>
     <w:p>
@@ -896,14 +932,14 @@
         <w:sectPr>
           <w:pgSz w:w="11906" w:h="16839"/>
           <w:pgMar w:top="1431" w:right="1127" w:bottom="0" w:left="1696" w:header="0" w:footer="0" w:gutter="0"/>
-          <w:cols w:num="1" w:space="720"/>
+          <w:cols w:space="720" w:num="1"/>
         </w:sectPr>
       </w:pPr>
     </w:p>
     <w:sdt>
       <w:sdtPr>
         <w:rPr>
-          <w:rFonts w:ascii="宋体" w:eastAsia="宋体" w:hAnsi="宋体" w:cs="Arial"/>
+          <w:rFonts w:ascii="宋体" w:hAnsi="宋体" w:eastAsia="宋体" w:cs="Arial"/>
           <w:snapToGrid w:val="0"/>
           <w:color w:val="000000"/>
           <w:kern w:val="0"/>
@@ -919,7 +955,7 @@
       </w:sdtPr>
       <w:sdtEndPr>
         <w:rPr>
-          <w:rFonts w:ascii="Times New Roman" w:eastAsia="Times New Roman" w:hAnsi="Times New Roman" w:cs="Times New Roman"/>
+          <w:rFonts w:ascii="Times New Roman" w:hAnsi="Times New Roman" w:eastAsia="Times New Roman" w:cs="Times New Roman"/>
           <w:snapToGrid w:val="0"/>
           <w:color w:val="000000"/>
           <w:kern w:val="0"/>
@@ -932,17 +968,17 @@
         <w:p>
           <w:pPr>
             <w:spacing w:before="0" w:beforeLines="0" w:after="0" w:afterLines="0" w:line="240" w:lineRule="auto"/>
-            <w:ind w:left="0" w:right="0" w:firstLine="0" w:leftChars="0" w:rightChars="0" w:firstLineChars="0"/>
+            <w:ind w:left="0" w:leftChars="0" w:right="0" w:rightChars="0" w:firstLine="0" w:firstLineChars="0"/>
             <w:jc w:val="center"/>
             <w:rPr>
-              <w:rFonts w:ascii="Microsoft JhengHei" w:eastAsia="Microsoft JhengHei" w:hAnsi="Microsoft JhengHei" w:cs="Microsoft JhengHei" w:hint="eastAsia"/>
+              <w:rFonts w:hint="eastAsia" w:ascii="Microsoft JhengHei" w:hAnsi="Microsoft JhengHei" w:eastAsia="Microsoft JhengHei" w:cs="Microsoft JhengHei"/>
               <w:sz w:val="24"/>
               <w:szCs w:val="24"/>
             </w:rPr>
           </w:pPr>
           <w:r>
             <w:rPr>
-              <w:rFonts w:ascii="Microsoft JhengHei" w:eastAsia="Microsoft JhengHei" w:hAnsi="Microsoft JhengHei" w:cs="Microsoft JhengHei" w:hint="eastAsia"/>
+              <w:rFonts w:hint="eastAsia" w:ascii="Microsoft JhengHei" w:hAnsi="Microsoft JhengHei" w:eastAsia="Microsoft JhengHei" w:cs="Microsoft JhengHei"/>
               <w:sz w:val="24"/>
               <w:szCs w:val="24"/>
             </w:rPr>
@@ -951,14 +987,14 @@
         </w:p>
         <w:p>
           <w:pPr>
-            <w:pStyle w:val="TOC1"/>
+            <w:pStyle w:val="16"/>
             <w:tabs>
               <w:tab w:val="right" w:leader="dot" w:pos="8497"/>
             </w:tabs>
           </w:pPr>
           <w:r>
             <w:rPr>
-              <w:rFonts w:ascii="Microsoft JhengHei" w:eastAsia="Microsoft JhengHei" w:hAnsi="Microsoft JhengHei" w:cs="Microsoft JhengHei" w:hint="eastAsia"/>
+              <w:rFonts w:hint="eastAsia" w:ascii="Microsoft JhengHei" w:hAnsi="Microsoft JhengHei" w:eastAsia="Microsoft JhengHei" w:cs="Microsoft JhengHei"/>
               <w:sz w:val="24"/>
               <w:szCs w:val="24"/>
             </w:rPr>
@@ -966,7 +1002,7 @@
           </w:r>
           <w:r>
             <w:rPr>
-              <w:rFonts w:ascii="Microsoft JhengHei" w:eastAsia="Microsoft JhengHei" w:hAnsi="Microsoft JhengHei" w:cs="Microsoft JhengHei" w:hint="eastAsia"/>
+              <w:rFonts w:hint="eastAsia" w:ascii="Microsoft JhengHei" w:hAnsi="Microsoft JhengHei" w:eastAsia="Microsoft JhengHei" w:cs="Microsoft JhengHei"/>
               <w:sz w:val="24"/>
               <w:szCs w:val="24"/>
             </w:rPr>
@@ -974,7 +1010,7 @@
           </w:r>
           <w:r>
             <w:rPr>
-              <w:rFonts w:ascii="Microsoft JhengHei" w:eastAsia="Microsoft JhengHei" w:hAnsi="Microsoft JhengHei" w:cs="Microsoft JhengHei" w:hint="eastAsia"/>
+              <w:rFonts w:hint="eastAsia" w:ascii="Microsoft JhengHei" w:hAnsi="Microsoft JhengHei" w:eastAsia="Microsoft JhengHei" w:cs="Microsoft JhengHei"/>
               <w:sz w:val="24"/>
               <w:szCs w:val="24"/>
             </w:rPr>
@@ -982,21 +1018,21 @@
           </w:r>
           <w:r>
             <w:rPr>
-              <w:rFonts w:ascii="Microsoft JhengHei" w:eastAsia="Microsoft JhengHei" w:hAnsi="Microsoft JhengHei" w:cs="Microsoft JhengHei" w:hint="eastAsia"/>
+              <w:rFonts w:hint="eastAsia" w:ascii="Microsoft JhengHei" w:hAnsi="Microsoft JhengHei" w:eastAsia="Microsoft JhengHei" w:cs="Microsoft JhengHei"/>
               <w:szCs w:val="24"/>
             </w:rPr>
             <w:fldChar w:fldCharType="begin"/>
           </w:r>
           <w:r>
             <w:rPr>
-              <w:rFonts w:ascii="Microsoft JhengHei" w:eastAsia="Microsoft JhengHei" w:hAnsi="Microsoft JhengHei" w:cs="Microsoft JhengHei" w:hint="eastAsia"/>
-              <w:szCs w:val="24"/>
-            </w:rPr>
-            <w:instrText xml:space="preserve"> HYPERLINK \l _Toc18016 </w:instrText>
-          </w:r>
-          <w:r>
-            <w:rPr>
-              <w:rFonts w:ascii="Microsoft JhengHei" w:eastAsia="Microsoft JhengHei" w:hAnsi="Microsoft JhengHei" w:cs="Microsoft JhengHei" w:hint="eastAsia"/>
+              <w:rFonts w:hint="eastAsia" w:ascii="Microsoft JhengHei" w:hAnsi="Microsoft JhengHei" w:eastAsia="Microsoft JhengHei" w:cs="Microsoft JhengHei"/>
+              <w:szCs w:val="24"/>
+            </w:rPr>
+            <w:instrText xml:space="preserve"> HYPERLINK \l _Toc26779 </w:instrText>
+          </w:r>
+          <w:r>
+            <w:rPr>
+              <w:rFonts w:hint="eastAsia" w:ascii="Microsoft JhengHei" w:hAnsi="Microsoft JhengHei" w:eastAsia="Microsoft JhengHei" w:cs="Microsoft JhengHei"/>
               <w:szCs w:val="24"/>
             </w:rPr>
             <w:fldChar w:fldCharType="separate"/>
@@ -1011,7 +1047,7 @@
             <w:fldChar w:fldCharType="begin"/>
           </w:r>
           <w:r>
-            <w:instrText xml:space="preserve"> PAGEREF _Toc18016 \h </w:instrText>
+            <w:instrText xml:space="preserve"> PAGEREF _Toc26779 \h </w:instrText>
           </w:r>
           <w:r>
             <w:fldChar w:fldCharType="separate"/>
@@ -1024,7 +1060,7 @@
           </w:r>
           <w:r>
             <w:rPr>
-              <w:rFonts w:ascii="Microsoft JhengHei" w:eastAsia="Microsoft JhengHei" w:hAnsi="Microsoft JhengHei" w:cs="Microsoft JhengHei" w:hint="eastAsia"/>
+              <w:rFonts w:hint="eastAsia" w:ascii="Microsoft JhengHei" w:hAnsi="Microsoft JhengHei" w:eastAsia="Microsoft JhengHei" w:cs="Microsoft JhengHei"/>
               <w:szCs w:val="24"/>
             </w:rPr>
             <w:fldChar w:fldCharType="end"/>
@@ -1032,28 +1068,28 @@
         </w:p>
         <w:p>
           <w:pPr>
-            <w:pStyle w:val="TOC1"/>
+            <w:pStyle w:val="16"/>
             <w:tabs>
               <w:tab w:val="right" w:leader="dot" w:pos="8497"/>
             </w:tabs>
           </w:pPr>
           <w:r>
             <w:rPr>
-              <w:rFonts w:ascii="Microsoft JhengHei" w:eastAsia="Microsoft JhengHei" w:hAnsi="Microsoft JhengHei" w:cs="Microsoft JhengHei" w:hint="eastAsia"/>
+              <w:rFonts w:hint="eastAsia" w:ascii="Microsoft JhengHei" w:hAnsi="Microsoft JhengHei" w:eastAsia="Microsoft JhengHei" w:cs="Microsoft JhengHei"/>
               <w:szCs w:val="24"/>
             </w:rPr>
             <w:fldChar w:fldCharType="begin"/>
           </w:r>
           <w:r>
             <w:rPr>
-              <w:rFonts w:ascii="Microsoft JhengHei" w:eastAsia="Microsoft JhengHei" w:hAnsi="Microsoft JhengHei" w:cs="Microsoft JhengHei" w:hint="eastAsia"/>
-              <w:szCs w:val="24"/>
-            </w:rPr>
-            <w:instrText xml:space="preserve"> HYPERLINK \l _Toc22402 </w:instrText>
-          </w:r>
-          <w:r>
-            <w:rPr>
-              <w:rFonts w:ascii="Microsoft JhengHei" w:eastAsia="Microsoft JhengHei" w:hAnsi="Microsoft JhengHei" w:cs="Microsoft JhengHei" w:hint="eastAsia"/>
+              <w:rFonts w:hint="eastAsia" w:ascii="Microsoft JhengHei" w:hAnsi="Microsoft JhengHei" w:eastAsia="Microsoft JhengHei" w:cs="Microsoft JhengHei"/>
+              <w:szCs w:val="24"/>
+            </w:rPr>
+            <w:instrText xml:space="preserve"> HYPERLINK \l _Toc23813 </w:instrText>
+          </w:r>
+          <w:r>
+            <w:rPr>
+              <w:rFonts w:hint="eastAsia" w:ascii="Microsoft JhengHei" w:hAnsi="Microsoft JhengHei" w:eastAsia="Microsoft JhengHei" w:cs="Microsoft JhengHei"/>
               <w:szCs w:val="24"/>
             </w:rPr>
             <w:fldChar w:fldCharType="separate"/>
@@ -1068,7 +1104,7 @@
             <w:fldChar w:fldCharType="begin"/>
           </w:r>
           <w:r>
-            <w:instrText xml:space="preserve"> PAGEREF _Toc22402 \h </w:instrText>
+            <w:instrText xml:space="preserve"> PAGEREF _Toc23813 \h </w:instrText>
           </w:r>
           <w:r>
             <w:fldChar w:fldCharType="separate"/>
@@ -1081,7 +1117,7 @@
           </w:r>
           <w:r>
             <w:rPr>
-              <w:rFonts w:ascii="Microsoft JhengHei" w:eastAsia="Microsoft JhengHei" w:hAnsi="Microsoft JhengHei" w:cs="Microsoft JhengHei" w:hint="eastAsia"/>
+              <w:rFonts w:hint="eastAsia" w:ascii="Microsoft JhengHei" w:hAnsi="Microsoft JhengHei" w:eastAsia="Microsoft JhengHei" w:cs="Microsoft JhengHei"/>
               <w:szCs w:val="24"/>
             </w:rPr>
             <w:fldChar w:fldCharType="end"/>
@@ -1089,35 +1125,35 @@
         </w:p>
         <w:p>
           <w:pPr>
-            <w:pStyle w:val="TOC1"/>
+            <w:pStyle w:val="16"/>
             <w:tabs>
               <w:tab w:val="right" w:leader="dot" w:pos="8497"/>
             </w:tabs>
           </w:pPr>
           <w:r>
             <w:rPr>
-              <w:rFonts w:ascii="Microsoft JhengHei" w:eastAsia="Microsoft JhengHei" w:hAnsi="Microsoft JhengHei" w:cs="Microsoft JhengHei" w:hint="eastAsia"/>
+              <w:rFonts w:hint="eastAsia" w:ascii="Microsoft JhengHei" w:hAnsi="Microsoft JhengHei" w:eastAsia="Microsoft JhengHei" w:cs="Microsoft JhengHei"/>
               <w:szCs w:val="24"/>
             </w:rPr>
             <w:fldChar w:fldCharType="begin"/>
           </w:r>
           <w:r>
             <w:rPr>
-              <w:rFonts w:ascii="Microsoft JhengHei" w:eastAsia="Microsoft JhengHei" w:hAnsi="Microsoft JhengHei" w:cs="Microsoft JhengHei" w:hint="eastAsia"/>
-              <w:szCs w:val="24"/>
-            </w:rPr>
-            <w:instrText xml:space="preserve"> HYPERLINK \l _Toc11608 </w:instrText>
-          </w:r>
-          <w:r>
-            <w:rPr>
-              <w:rFonts w:ascii="Microsoft JhengHei" w:eastAsia="Microsoft JhengHei" w:hAnsi="Microsoft JhengHei" w:cs="Microsoft JhengHei" w:hint="eastAsia"/>
+              <w:rFonts w:hint="eastAsia" w:ascii="Microsoft JhengHei" w:hAnsi="Microsoft JhengHei" w:eastAsia="Microsoft JhengHei" w:cs="Microsoft JhengHei"/>
+              <w:szCs w:val="24"/>
+            </w:rPr>
+            <w:instrText xml:space="preserve"> HYPERLINK \l _Toc19652 </w:instrText>
+          </w:r>
+          <w:r>
+            <w:rPr>
+              <w:rFonts w:hint="eastAsia" w:ascii="Microsoft JhengHei" w:hAnsi="Microsoft JhengHei" w:eastAsia="Microsoft JhengHei" w:cs="Microsoft JhengHei"/>
               <w:szCs w:val="24"/>
             </w:rPr>
             <w:fldChar w:fldCharType="separate"/>
           </w:r>
           <w:r>
             <w:rPr>
-              <w:rFonts w:ascii="宋体" w:eastAsia="宋体" w:hAnsi="宋体" w:cs="宋体"/>
+              <w:rFonts w:ascii="宋体" w:hAnsi="宋体" w:eastAsia="宋体" w:cs="宋体"/>
               <w:spacing w:val="-3"/>
               <w:szCs w:val="28"/>
             </w:rPr>
@@ -1130,7 +1166,7 @@
             <w:fldChar w:fldCharType="begin"/>
           </w:r>
           <w:r>
-            <w:instrText xml:space="preserve"> PAGEREF _Toc11608 \h </w:instrText>
+            <w:instrText xml:space="preserve"> PAGEREF _Toc19652 \h </w:instrText>
           </w:r>
           <w:r>
             <w:fldChar w:fldCharType="separate"/>
@@ -1143,7 +1179,7 @@
           </w:r>
           <w:r>
             <w:rPr>
-              <w:rFonts w:ascii="Microsoft JhengHei" w:eastAsia="Microsoft JhengHei" w:hAnsi="Microsoft JhengHei" w:cs="Microsoft JhengHei" w:hint="eastAsia"/>
+              <w:rFonts w:hint="eastAsia" w:ascii="Microsoft JhengHei" w:hAnsi="Microsoft JhengHei" w:eastAsia="Microsoft JhengHei" w:cs="Microsoft JhengHei"/>
               <w:szCs w:val="24"/>
             </w:rPr>
             <w:fldChar w:fldCharType="end"/>
@@ -1151,28 +1187,28 @@
         </w:p>
         <w:p>
           <w:pPr>
-            <w:pStyle w:val="TOC1"/>
+            <w:pStyle w:val="16"/>
             <w:tabs>
               <w:tab w:val="right" w:leader="dot" w:pos="8497"/>
             </w:tabs>
           </w:pPr>
           <w:r>
             <w:rPr>
-              <w:rFonts w:ascii="Microsoft JhengHei" w:eastAsia="Microsoft JhengHei" w:hAnsi="Microsoft JhengHei" w:cs="Microsoft JhengHei" w:hint="eastAsia"/>
+              <w:rFonts w:hint="eastAsia" w:ascii="Microsoft JhengHei" w:hAnsi="Microsoft JhengHei" w:eastAsia="Microsoft JhengHei" w:cs="Microsoft JhengHei"/>
               <w:szCs w:val="24"/>
             </w:rPr>
             <w:fldChar w:fldCharType="begin"/>
           </w:r>
           <w:r>
             <w:rPr>
-              <w:rFonts w:ascii="Microsoft JhengHei" w:eastAsia="Microsoft JhengHei" w:hAnsi="Microsoft JhengHei" w:cs="Microsoft JhengHei" w:hint="eastAsia"/>
-              <w:szCs w:val="24"/>
-            </w:rPr>
-            <w:instrText xml:space="preserve"> HYPERLINK \l _Toc10067 </w:instrText>
-          </w:r>
-          <w:r>
-            <w:rPr>
-              <w:rFonts w:ascii="Microsoft JhengHei" w:eastAsia="Microsoft JhengHei" w:hAnsi="Microsoft JhengHei" w:cs="Microsoft JhengHei" w:hint="eastAsia"/>
+              <w:rFonts w:hint="eastAsia" w:ascii="Microsoft JhengHei" w:hAnsi="Microsoft JhengHei" w:eastAsia="Microsoft JhengHei" w:cs="Microsoft JhengHei"/>
+              <w:szCs w:val="24"/>
+            </w:rPr>
+            <w:instrText xml:space="preserve"> HYPERLINK \l _Toc7041 </w:instrText>
+          </w:r>
+          <w:r>
+            <w:rPr>
+              <w:rFonts w:hint="eastAsia" w:ascii="Microsoft JhengHei" w:hAnsi="Microsoft JhengHei" w:eastAsia="Microsoft JhengHei" w:cs="Microsoft JhengHei"/>
               <w:szCs w:val="24"/>
             </w:rPr>
             <w:fldChar w:fldCharType="separate"/>
@@ -1197,7 +1233,7 @@
             <w:fldChar w:fldCharType="begin"/>
           </w:r>
           <w:r>
-            <w:instrText xml:space="preserve"> PAGEREF _Toc10067 \h </w:instrText>
+            <w:instrText xml:space="preserve"> PAGEREF _Toc7041 \h </w:instrText>
           </w:r>
           <w:r>
             <w:fldChar w:fldCharType="separate"/>
@@ -1210,7 +1246,7 @@
           </w:r>
           <w:r>
             <w:rPr>
-              <w:rFonts w:ascii="Microsoft JhengHei" w:eastAsia="Microsoft JhengHei" w:hAnsi="Microsoft JhengHei" w:cs="Microsoft JhengHei" w:hint="eastAsia"/>
+              <w:rFonts w:hint="eastAsia" w:ascii="Microsoft JhengHei" w:hAnsi="Microsoft JhengHei" w:eastAsia="Microsoft JhengHei" w:cs="Microsoft JhengHei"/>
               <w:szCs w:val="24"/>
             </w:rPr>
             <w:fldChar w:fldCharType="end"/>
@@ -1218,28 +1254,28 @@
         </w:p>
         <w:p>
           <w:pPr>
-            <w:pStyle w:val="TOC1"/>
+            <w:pStyle w:val="16"/>
             <w:tabs>
               <w:tab w:val="right" w:leader="dot" w:pos="8497"/>
             </w:tabs>
           </w:pPr>
           <w:r>
             <w:rPr>
-              <w:rFonts w:ascii="Microsoft JhengHei" w:eastAsia="Microsoft JhengHei" w:hAnsi="Microsoft JhengHei" w:cs="Microsoft JhengHei" w:hint="eastAsia"/>
+              <w:rFonts w:hint="eastAsia" w:ascii="Microsoft JhengHei" w:hAnsi="Microsoft JhengHei" w:eastAsia="Microsoft JhengHei" w:cs="Microsoft JhengHei"/>
               <w:szCs w:val="24"/>
             </w:rPr>
             <w:fldChar w:fldCharType="begin"/>
           </w:r>
           <w:r>
             <w:rPr>
-              <w:rFonts w:ascii="Microsoft JhengHei" w:eastAsia="Microsoft JhengHei" w:hAnsi="Microsoft JhengHei" w:cs="Microsoft JhengHei" w:hint="eastAsia"/>
-              <w:szCs w:val="24"/>
-            </w:rPr>
-            <w:instrText xml:space="preserve"> HYPERLINK \l _Toc16734 </w:instrText>
-          </w:r>
-          <w:r>
-            <w:rPr>
-              <w:rFonts w:ascii="Microsoft JhengHei" w:eastAsia="Microsoft JhengHei" w:hAnsi="Microsoft JhengHei" w:cs="Microsoft JhengHei" w:hint="eastAsia"/>
+              <w:rFonts w:hint="eastAsia" w:ascii="Microsoft JhengHei" w:hAnsi="Microsoft JhengHei" w:eastAsia="Microsoft JhengHei" w:cs="Microsoft JhengHei"/>
+              <w:szCs w:val="24"/>
+            </w:rPr>
+            <w:instrText xml:space="preserve"> HYPERLINK \l _Toc1675 </w:instrText>
+          </w:r>
+          <w:r>
+            <w:rPr>
+              <w:rFonts w:hint="eastAsia" w:ascii="Microsoft JhengHei" w:hAnsi="Microsoft JhengHei" w:eastAsia="Microsoft JhengHei" w:cs="Microsoft JhengHei"/>
               <w:szCs w:val="24"/>
             </w:rPr>
             <w:fldChar w:fldCharType="separate"/>
@@ -1260,7 +1296,7 @@
             <w:fldChar w:fldCharType="begin"/>
           </w:r>
           <w:r>
-            <w:instrText xml:space="preserve"> PAGEREF _Toc16734 \h </w:instrText>
+            <w:instrText xml:space="preserve"> PAGEREF _Toc1675 \h </w:instrText>
           </w:r>
           <w:r>
             <w:fldChar w:fldCharType="separate"/>
@@ -1273,7 +1309,7 @@
           </w:r>
           <w:r>
             <w:rPr>
-              <w:rFonts w:ascii="Microsoft JhengHei" w:eastAsia="Microsoft JhengHei" w:hAnsi="Microsoft JhengHei" w:cs="Microsoft JhengHei" w:hint="eastAsia"/>
+              <w:rFonts w:hint="eastAsia" w:ascii="Microsoft JhengHei" w:hAnsi="Microsoft JhengHei" w:eastAsia="Microsoft JhengHei" w:cs="Microsoft JhengHei"/>
               <w:szCs w:val="24"/>
             </w:rPr>
             <w:fldChar w:fldCharType="end"/>
@@ -1281,28 +1317,28 @@
         </w:p>
         <w:p>
           <w:pPr>
-            <w:pStyle w:val="TOC1"/>
+            <w:pStyle w:val="16"/>
             <w:tabs>
               <w:tab w:val="right" w:leader="dot" w:pos="8497"/>
             </w:tabs>
           </w:pPr>
           <w:r>
             <w:rPr>
-              <w:rFonts w:ascii="Microsoft JhengHei" w:eastAsia="Microsoft JhengHei" w:hAnsi="Microsoft JhengHei" w:cs="Microsoft JhengHei" w:hint="eastAsia"/>
+              <w:rFonts w:hint="eastAsia" w:ascii="Microsoft JhengHei" w:hAnsi="Microsoft JhengHei" w:eastAsia="Microsoft JhengHei" w:cs="Microsoft JhengHei"/>
               <w:szCs w:val="24"/>
             </w:rPr>
             <w:fldChar w:fldCharType="begin"/>
           </w:r>
           <w:r>
             <w:rPr>
-              <w:rFonts w:ascii="Microsoft JhengHei" w:eastAsia="Microsoft JhengHei" w:hAnsi="Microsoft JhengHei" w:cs="Microsoft JhengHei" w:hint="eastAsia"/>
-              <w:szCs w:val="24"/>
-            </w:rPr>
-            <w:instrText xml:space="preserve"> HYPERLINK \l _Toc11256 </w:instrText>
-          </w:r>
-          <w:r>
-            <w:rPr>
-              <w:rFonts w:ascii="Microsoft JhengHei" w:eastAsia="Microsoft JhengHei" w:hAnsi="Microsoft JhengHei" w:cs="Microsoft JhengHei" w:hint="eastAsia"/>
+              <w:rFonts w:hint="eastAsia" w:ascii="Microsoft JhengHei" w:hAnsi="Microsoft JhengHei" w:eastAsia="Microsoft JhengHei" w:cs="Microsoft JhengHei"/>
+              <w:szCs w:val="24"/>
+            </w:rPr>
+            <w:instrText xml:space="preserve"> HYPERLINK \l _Toc27676 </w:instrText>
+          </w:r>
+          <w:r>
+            <w:rPr>
+              <w:rFonts w:hint="eastAsia" w:ascii="Microsoft JhengHei" w:hAnsi="Microsoft JhengHei" w:eastAsia="Microsoft JhengHei" w:cs="Microsoft JhengHei"/>
               <w:szCs w:val="24"/>
             </w:rPr>
             <w:fldChar w:fldCharType="separate"/>
@@ -1323,7 +1359,7 @@
             <w:fldChar w:fldCharType="begin"/>
           </w:r>
           <w:r>
-            <w:instrText xml:space="preserve"> PAGEREF _Toc11256 \h </w:instrText>
+            <w:instrText xml:space="preserve"> PAGEREF _Toc27676 \h </w:instrText>
           </w:r>
           <w:r>
             <w:fldChar w:fldCharType="separate"/>
@@ -1336,7 +1372,7 @@
           </w:r>
           <w:r>
             <w:rPr>
-              <w:rFonts w:ascii="Microsoft JhengHei" w:eastAsia="Microsoft JhengHei" w:hAnsi="Microsoft JhengHei" w:cs="Microsoft JhengHei" w:hint="eastAsia"/>
+              <w:rFonts w:hint="eastAsia" w:ascii="Microsoft JhengHei" w:hAnsi="Microsoft JhengHei" w:eastAsia="Microsoft JhengHei" w:cs="Microsoft JhengHei"/>
               <w:szCs w:val="24"/>
             </w:rPr>
             <w:fldChar w:fldCharType="end"/>
@@ -1344,28 +1380,28 @@
         </w:p>
         <w:p>
           <w:pPr>
-            <w:pStyle w:val="TOC1"/>
+            <w:pStyle w:val="16"/>
             <w:tabs>
               <w:tab w:val="right" w:leader="dot" w:pos="8497"/>
             </w:tabs>
           </w:pPr>
           <w:r>
             <w:rPr>
-              <w:rFonts w:ascii="Microsoft JhengHei" w:eastAsia="Microsoft JhengHei" w:hAnsi="Microsoft JhengHei" w:cs="Microsoft JhengHei" w:hint="eastAsia"/>
+              <w:rFonts w:hint="eastAsia" w:ascii="Microsoft JhengHei" w:hAnsi="Microsoft JhengHei" w:eastAsia="Microsoft JhengHei" w:cs="Microsoft JhengHei"/>
               <w:szCs w:val="24"/>
             </w:rPr>
             <w:fldChar w:fldCharType="begin"/>
           </w:r>
           <w:r>
             <w:rPr>
-              <w:rFonts w:ascii="Microsoft JhengHei" w:eastAsia="Microsoft JhengHei" w:hAnsi="Microsoft JhengHei" w:cs="Microsoft JhengHei" w:hint="eastAsia"/>
-              <w:szCs w:val="24"/>
-            </w:rPr>
-            <w:instrText xml:space="preserve"> HYPERLINK \l _Toc4075 </w:instrText>
-          </w:r>
-          <w:r>
-            <w:rPr>
-              <w:rFonts w:ascii="Microsoft JhengHei" w:eastAsia="Microsoft JhengHei" w:hAnsi="Microsoft JhengHei" w:cs="Microsoft JhengHei" w:hint="eastAsia"/>
+              <w:rFonts w:hint="eastAsia" w:ascii="Microsoft JhengHei" w:hAnsi="Microsoft JhengHei" w:eastAsia="Microsoft JhengHei" w:cs="Microsoft JhengHei"/>
+              <w:szCs w:val="24"/>
+            </w:rPr>
+            <w:instrText xml:space="preserve"> HYPERLINK \l _Toc525 </w:instrText>
+          </w:r>
+          <w:r>
+            <w:rPr>
+              <w:rFonts w:hint="eastAsia" w:ascii="Microsoft JhengHei" w:hAnsi="Microsoft JhengHei" w:eastAsia="Microsoft JhengHei" w:cs="Microsoft JhengHei"/>
               <w:szCs w:val="24"/>
             </w:rPr>
             <w:fldChar w:fldCharType="separate"/>
@@ -1386,7 +1422,7 @@
             <w:fldChar w:fldCharType="begin"/>
           </w:r>
           <w:r>
-            <w:instrText xml:space="preserve"> PAGEREF _Toc4075 \h </w:instrText>
+            <w:instrText xml:space="preserve"> PAGEREF _Toc525 \h </w:instrText>
           </w:r>
           <w:r>
             <w:fldChar w:fldCharType="separate"/>
@@ -1399,7 +1435,7 @@
           </w:r>
           <w:r>
             <w:rPr>
-              <w:rFonts w:ascii="Microsoft JhengHei" w:eastAsia="Microsoft JhengHei" w:hAnsi="Microsoft JhengHei" w:cs="Microsoft JhengHei" w:hint="eastAsia"/>
+              <w:rFonts w:hint="eastAsia" w:ascii="Microsoft JhengHei" w:hAnsi="Microsoft JhengHei" w:eastAsia="Microsoft JhengHei" w:cs="Microsoft JhengHei"/>
               <w:szCs w:val="24"/>
             </w:rPr>
             <w:fldChar w:fldCharType="end"/>
@@ -1407,28 +1443,28 @@
         </w:p>
         <w:p>
           <w:pPr>
-            <w:pStyle w:val="TOC1"/>
+            <w:pStyle w:val="16"/>
             <w:tabs>
               <w:tab w:val="right" w:leader="dot" w:pos="8497"/>
             </w:tabs>
           </w:pPr>
           <w:r>
             <w:rPr>
-              <w:rFonts w:ascii="Microsoft JhengHei" w:eastAsia="Microsoft JhengHei" w:hAnsi="Microsoft JhengHei" w:cs="Microsoft JhengHei" w:hint="eastAsia"/>
+              <w:rFonts w:hint="eastAsia" w:ascii="Microsoft JhengHei" w:hAnsi="Microsoft JhengHei" w:eastAsia="Microsoft JhengHei" w:cs="Microsoft JhengHei"/>
               <w:szCs w:val="24"/>
             </w:rPr>
             <w:fldChar w:fldCharType="begin"/>
           </w:r>
           <w:r>
             <w:rPr>
-              <w:rFonts w:ascii="Microsoft JhengHei" w:eastAsia="Microsoft JhengHei" w:hAnsi="Microsoft JhengHei" w:cs="Microsoft JhengHei" w:hint="eastAsia"/>
-              <w:szCs w:val="24"/>
-            </w:rPr>
-            <w:instrText xml:space="preserve"> HYPERLINK \l _Toc20225 </w:instrText>
-          </w:r>
-          <w:r>
-            <w:rPr>
-              <w:rFonts w:ascii="Microsoft JhengHei" w:eastAsia="Microsoft JhengHei" w:hAnsi="Microsoft JhengHei" w:cs="Microsoft JhengHei" w:hint="eastAsia"/>
+              <w:rFonts w:hint="eastAsia" w:ascii="Microsoft JhengHei" w:hAnsi="Microsoft JhengHei" w:eastAsia="Microsoft JhengHei" w:cs="Microsoft JhengHei"/>
+              <w:szCs w:val="24"/>
+            </w:rPr>
+            <w:instrText xml:space="preserve"> HYPERLINK \l _Toc31806 </w:instrText>
+          </w:r>
+          <w:r>
+            <w:rPr>
+              <w:rFonts w:hint="eastAsia" w:ascii="Microsoft JhengHei" w:hAnsi="Microsoft JhengHei" w:eastAsia="Microsoft JhengHei" w:cs="Microsoft JhengHei"/>
               <w:szCs w:val="24"/>
             </w:rPr>
             <w:fldChar w:fldCharType="separate"/>
@@ -1449,7 +1485,7 @@
             <w:fldChar w:fldCharType="begin"/>
           </w:r>
           <w:r>
-            <w:instrText xml:space="preserve"> PAGEREF _Toc20225 \h </w:instrText>
+            <w:instrText xml:space="preserve"> PAGEREF _Toc31806 \h </w:instrText>
           </w:r>
           <w:r>
             <w:fldChar w:fldCharType="separate"/>
@@ -1462,7 +1498,7 @@
           </w:r>
           <w:r>
             <w:rPr>
-              <w:rFonts w:ascii="Microsoft JhengHei" w:eastAsia="Microsoft JhengHei" w:hAnsi="Microsoft JhengHei" w:cs="Microsoft JhengHei" w:hint="eastAsia"/>
+              <w:rFonts w:hint="eastAsia" w:ascii="Microsoft JhengHei" w:hAnsi="Microsoft JhengHei" w:eastAsia="Microsoft JhengHei" w:cs="Microsoft JhengHei"/>
               <w:szCs w:val="24"/>
             </w:rPr>
             <w:fldChar w:fldCharType="end"/>
@@ -1470,28 +1506,28 @@
         </w:p>
         <w:p>
           <w:pPr>
-            <w:pStyle w:val="TOC1"/>
+            <w:pStyle w:val="16"/>
             <w:tabs>
               <w:tab w:val="right" w:leader="dot" w:pos="8497"/>
             </w:tabs>
           </w:pPr>
           <w:r>
             <w:rPr>
-              <w:rFonts w:ascii="Microsoft JhengHei" w:eastAsia="Microsoft JhengHei" w:hAnsi="Microsoft JhengHei" w:cs="Microsoft JhengHei" w:hint="eastAsia"/>
+              <w:rFonts w:hint="eastAsia" w:ascii="Microsoft JhengHei" w:hAnsi="Microsoft JhengHei" w:eastAsia="Microsoft JhengHei" w:cs="Microsoft JhengHei"/>
               <w:szCs w:val="24"/>
             </w:rPr>
             <w:fldChar w:fldCharType="begin"/>
           </w:r>
           <w:r>
             <w:rPr>
-              <w:rFonts w:ascii="Microsoft JhengHei" w:eastAsia="Microsoft JhengHei" w:hAnsi="Microsoft JhengHei" w:cs="Microsoft JhengHei" w:hint="eastAsia"/>
-              <w:szCs w:val="24"/>
-            </w:rPr>
-            <w:instrText xml:space="preserve"> HYPERLINK \l _Toc3676 </w:instrText>
-          </w:r>
-          <w:r>
-            <w:rPr>
-              <w:rFonts w:ascii="Microsoft JhengHei" w:eastAsia="Microsoft JhengHei" w:hAnsi="Microsoft JhengHei" w:cs="Microsoft JhengHei" w:hint="eastAsia"/>
+              <w:rFonts w:hint="eastAsia" w:ascii="Microsoft JhengHei" w:hAnsi="Microsoft JhengHei" w:eastAsia="Microsoft JhengHei" w:cs="Microsoft JhengHei"/>
+              <w:szCs w:val="24"/>
+            </w:rPr>
+            <w:instrText xml:space="preserve"> HYPERLINK \l _Toc27081 </w:instrText>
+          </w:r>
+          <w:r>
+            <w:rPr>
+              <w:rFonts w:hint="eastAsia" w:ascii="Microsoft JhengHei" w:hAnsi="Microsoft JhengHei" w:eastAsia="Microsoft JhengHei" w:cs="Microsoft JhengHei"/>
               <w:szCs w:val="24"/>
             </w:rPr>
             <w:fldChar w:fldCharType="separate"/>
@@ -1512,7 +1548,7 @@
             <w:fldChar w:fldCharType="begin"/>
           </w:r>
           <w:r>
-            <w:instrText xml:space="preserve"> PAGEREF _Toc3676 \h </w:instrText>
+            <w:instrText xml:space="preserve"> PAGEREF _Toc27081 \h </w:instrText>
           </w:r>
           <w:r>
             <w:fldChar w:fldCharType="separate"/>
@@ -1525,7 +1561,7 @@
           </w:r>
           <w:r>
             <w:rPr>
-              <w:rFonts w:ascii="Microsoft JhengHei" w:eastAsia="Microsoft JhengHei" w:hAnsi="Microsoft JhengHei" w:cs="Microsoft JhengHei" w:hint="eastAsia"/>
+              <w:rFonts w:hint="eastAsia" w:ascii="Microsoft JhengHei" w:hAnsi="Microsoft JhengHei" w:eastAsia="Microsoft JhengHei" w:cs="Microsoft JhengHei"/>
               <w:szCs w:val="24"/>
             </w:rPr>
             <w:fldChar w:fldCharType="end"/>
@@ -1533,28 +1569,28 @@
         </w:p>
         <w:p>
           <w:pPr>
-            <w:pStyle w:val="TOC2"/>
+            <w:pStyle w:val="17"/>
             <w:tabs>
               <w:tab w:val="right" w:leader="dot" w:pos="8497"/>
             </w:tabs>
           </w:pPr>
           <w:r>
             <w:rPr>
-              <w:rFonts w:ascii="Microsoft JhengHei" w:eastAsia="Microsoft JhengHei" w:hAnsi="Microsoft JhengHei" w:cs="Microsoft JhengHei" w:hint="eastAsia"/>
+              <w:rFonts w:hint="eastAsia" w:ascii="Microsoft JhengHei" w:hAnsi="Microsoft JhengHei" w:eastAsia="Microsoft JhengHei" w:cs="Microsoft JhengHei"/>
               <w:szCs w:val="24"/>
             </w:rPr>
             <w:fldChar w:fldCharType="begin"/>
           </w:r>
           <w:r>
             <w:rPr>
-              <w:rFonts w:ascii="Microsoft JhengHei" w:eastAsia="Microsoft JhengHei" w:hAnsi="Microsoft JhengHei" w:cs="Microsoft JhengHei" w:hint="eastAsia"/>
-              <w:szCs w:val="24"/>
-            </w:rPr>
-            <w:instrText xml:space="preserve"> HYPERLINK \l _Toc25121 </w:instrText>
-          </w:r>
-          <w:r>
-            <w:rPr>
-              <w:rFonts w:ascii="Microsoft JhengHei" w:eastAsia="Microsoft JhengHei" w:hAnsi="Microsoft JhengHei" w:cs="Microsoft JhengHei" w:hint="eastAsia"/>
+              <w:rFonts w:hint="eastAsia" w:ascii="Microsoft JhengHei" w:hAnsi="Microsoft JhengHei" w:eastAsia="Microsoft JhengHei" w:cs="Microsoft JhengHei"/>
+              <w:szCs w:val="24"/>
+            </w:rPr>
+            <w:instrText xml:space="preserve"> HYPERLINK \l _Toc7233 </w:instrText>
+          </w:r>
+          <w:r>
+            <w:rPr>
+              <w:rFonts w:hint="eastAsia" w:ascii="Microsoft JhengHei" w:hAnsi="Microsoft JhengHei" w:eastAsia="Microsoft JhengHei" w:cs="Microsoft JhengHei"/>
               <w:szCs w:val="24"/>
             </w:rPr>
             <w:fldChar w:fldCharType="separate"/>
@@ -1575,7 +1611,7 @@
             <w:fldChar w:fldCharType="begin"/>
           </w:r>
           <w:r>
-            <w:instrText xml:space="preserve"> PAGEREF _Toc25121 \h </w:instrText>
+            <w:instrText xml:space="preserve"> PAGEREF _Toc7233 \h </w:instrText>
           </w:r>
           <w:r>
             <w:fldChar w:fldCharType="separate"/>
@@ -1588,7 +1624,7 @@
           </w:r>
           <w:r>
             <w:rPr>
-              <w:rFonts w:ascii="Microsoft JhengHei" w:eastAsia="Microsoft JhengHei" w:hAnsi="Microsoft JhengHei" w:cs="Microsoft JhengHei" w:hint="eastAsia"/>
+              <w:rFonts w:hint="eastAsia" w:ascii="Microsoft JhengHei" w:hAnsi="Microsoft JhengHei" w:eastAsia="Microsoft JhengHei" w:cs="Microsoft JhengHei"/>
               <w:szCs w:val="24"/>
             </w:rPr>
             <w:fldChar w:fldCharType="end"/>
@@ -1596,28 +1632,28 @@
         </w:p>
         <w:p>
           <w:pPr>
-            <w:pStyle w:val="TOC2"/>
+            <w:pStyle w:val="17"/>
             <w:tabs>
               <w:tab w:val="right" w:leader="dot" w:pos="8497"/>
             </w:tabs>
           </w:pPr>
           <w:r>
             <w:rPr>
-              <w:rFonts w:ascii="Microsoft JhengHei" w:eastAsia="Microsoft JhengHei" w:hAnsi="Microsoft JhengHei" w:cs="Microsoft JhengHei" w:hint="eastAsia"/>
+              <w:rFonts w:hint="eastAsia" w:ascii="Microsoft JhengHei" w:hAnsi="Microsoft JhengHei" w:eastAsia="Microsoft JhengHei" w:cs="Microsoft JhengHei"/>
               <w:szCs w:val="24"/>
             </w:rPr>
             <w:fldChar w:fldCharType="begin"/>
           </w:r>
           <w:r>
             <w:rPr>
-              <w:rFonts w:ascii="Microsoft JhengHei" w:eastAsia="Microsoft JhengHei" w:hAnsi="Microsoft JhengHei" w:cs="Microsoft JhengHei" w:hint="eastAsia"/>
-              <w:szCs w:val="24"/>
-            </w:rPr>
-            <w:instrText xml:space="preserve"> HYPERLINK \l _Toc23108 </w:instrText>
-          </w:r>
-          <w:r>
-            <w:rPr>
-              <w:rFonts w:ascii="Microsoft JhengHei" w:eastAsia="Microsoft JhengHei" w:hAnsi="Microsoft JhengHei" w:cs="Microsoft JhengHei" w:hint="eastAsia"/>
+              <w:rFonts w:hint="eastAsia" w:ascii="Microsoft JhengHei" w:hAnsi="Microsoft JhengHei" w:eastAsia="Microsoft JhengHei" w:cs="Microsoft JhengHei"/>
+              <w:szCs w:val="24"/>
+            </w:rPr>
+            <w:instrText xml:space="preserve"> HYPERLINK \l _Toc9534 </w:instrText>
+          </w:r>
+          <w:r>
+            <w:rPr>
+              <w:rFonts w:hint="eastAsia" w:ascii="Microsoft JhengHei" w:hAnsi="Microsoft JhengHei" w:eastAsia="Microsoft JhengHei" w:cs="Microsoft JhengHei"/>
               <w:szCs w:val="24"/>
             </w:rPr>
             <w:fldChar w:fldCharType="separate"/>
@@ -1638,7 +1674,7 @@
             <w:fldChar w:fldCharType="begin"/>
           </w:r>
           <w:r>
-            <w:instrText xml:space="preserve"> PAGEREF _Toc23108 \h </w:instrText>
+            <w:instrText xml:space="preserve"> PAGEREF _Toc9534 \h </w:instrText>
           </w:r>
           <w:r>
             <w:fldChar w:fldCharType="separate"/>
@@ -1651,7 +1687,7 @@
           </w:r>
           <w:r>
             <w:rPr>
-              <w:rFonts w:ascii="Microsoft JhengHei" w:eastAsia="Microsoft JhengHei" w:hAnsi="Microsoft JhengHei" w:cs="Microsoft JhengHei" w:hint="eastAsia"/>
+              <w:rFonts w:hint="eastAsia" w:ascii="Microsoft JhengHei" w:hAnsi="Microsoft JhengHei" w:eastAsia="Microsoft JhengHei" w:cs="Microsoft JhengHei"/>
               <w:szCs w:val="24"/>
             </w:rPr>
             <w:fldChar w:fldCharType="end"/>
@@ -1659,28 +1695,28 @@
         </w:p>
         <w:p>
           <w:pPr>
-            <w:pStyle w:val="TOC2"/>
+            <w:pStyle w:val="17"/>
             <w:tabs>
               <w:tab w:val="right" w:leader="dot" w:pos="8497"/>
             </w:tabs>
           </w:pPr>
           <w:r>
             <w:rPr>
-              <w:rFonts w:ascii="Microsoft JhengHei" w:eastAsia="Microsoft JhengHei" w:hAnsi="Microsoft JhengHei" w:cs="Microsoft JhengHei" w:hint="eastAsia"/>
+              <w:rFonts w:hint="eastAsia" w:ascii="Microsoft JhengHei" w:hAnsi="Microsoft JhengHei" w:eastAsia="Microsoft JhengHei" w:cs="Microsoft JhengHei"/>
               <w:szCs w:val="24"/>
             </w:rPr>
             <w:fldChar w:fldCharType="begin"/>
           </w:r>
           <w:r>
             <w:rPr>
-              <w:rFonts w:ascii="Microsoft JhengHei" w:eastAsia="Microsoft JhengHei" w:hAnsi="Microsoft JhengHei" w:cs="Microsoft JhengHei" w:hint="eastAsia"/>
-              <w:szCs w:val="24"/>
-            </w:rPr>
-            <w:instrText xml:space="preserve"> HYPERLINK \l _Toc23740 </w:instrText>
-          </w:r>
-          <w:r>
-            <w:rPr>
-              <w:rFonts w:ascii="Microsoft JhengHei" w:eastAsia="Microsoft JhengHei" w:hAnsi="Microsoft JhengHei" w:cs="Microsoft JhengHei" w:hint="eastAsia"/>
+              <w:rFonts w:hint="eastAsia" w:ascii="Microsoft JhengHei" w:hAnsi="Microsoft JhengHei" w:eastAsia="Microsoft JhengHei" w:cs="Microsoft JhengHei"/>
+              <w:szCs w:val="24"/>
+            </w:rPr>
+            <w:instrText xml:space="preserve"> HYPERLINK \l _Toc13319 </w:instrText>
+          </w:r>
+          <w:r>
+            <w:rPr>
+              <w:rFonts w:hint="eastAsia" w:ascii="Microsoft JhengHei" w:hAnsi="Microsoft JhengHei" w:eastAsia="Microsoft JhengHei" w:cs="Microsoft JhengHei"/>
               <w:szCs w:val="24"/>
             </w:rPr>
             <w:fldChar w:fldCharType="separate"/>
@@ -1701,7 +1737,7 @@
             <w:fldChar w:fldCharType="begin"/>
           </w:r>
           <w:r>
-            <w:instrText xml:space="preserve"> PAGEREF _Toc23740 \h </w:instrText>
+            <w:instrText xml:space="preserve"> PAGEREF _Toc13319 \h </w:instrText>
           </w:r>
           <w:r>
             <w:fldChar w:fldCharType="separate"/>
@@ -1714,7 +1750,7 @@
           </w:r>
           <w:r>
             <w:rPr>
-              <w:rFonts w:ascii="Microsoft JhengHei" w:eastAsia="Microsoft JhengHei" w:hAnsi="Microsoft JhengHei" w:cs="Microsoft JhengHei" w:hint="eastAsia"/>
+              <w:rFonts w:hint="eastAsia" w:ascii="Microsoft JhengHei" w:hAnsi="Microsoft JhengHei" w:eastAsia="Microsoft JhengHei" w:cs="Microsoft JhengHei"/>
               <w:szCs w:val="24"/>
             </w:rPr>
             <w:fldChar w:fldCharType="end"/>
@@ -1722,28 +1758,28 @@
         </w:p>
         <w:p>
           <w:pPr>
-            <w:pStyle w:val="TOC3"/>
+            <w:pStyle w:val="13"/>
             <w:tabs>
               <w:tab w:val="right" w:leader="dot" w:pos="8497"/>
             </w:tabs>
           </w:pPr>
           <w:r>
             <w:rPr>
-              <w:rFonts w:ascii="Microsoft JhengHei" w:eastAsia="Microsoft JhengHei" w:hAnsi="Microsoft JhengHei" w:cs="Microsoft JhengHei" w:hint="eastAsia"/>
+              <w:rFonts w:hint="eastAsia" w:ascii="Microsoft JhengHei" w:hAnsi="Microsoft JhengHei" w:eastAsia="Microsoft JhengHei" w:cs="Microsoft JhengHei"/>
               <w:szCs w:val="24"/>
             </w:rPr>
             <w:fldChar w:fldCharType="begin"/>
           </w:r>
           <w:r>
             <w:rPr>
-              <w:rFonts w:ascii="Microsoft JhengHei" w:eastAsia="Microsoft JhengHei" w:hAnsi="Microsoft JhengHei" w:cs="Microsoft JhengHei" w:hint="eastAsia"/>
-              <w:szCs w:val="24"/>
-            </w:rPr>
-            <w:instrText xml:space="preserve"> HYPERLINK \l _Toc1312 </w:instrText>
-          </w:r>
-          <w:r>
-            <w:rPr>
-              <w:rFonts w:ascii="Microsoft JhengHei" w:eastAsia="Microsoft JhengHei" w:hAnsi="Microsoft JhengHei" w:cs="Microsoft JhengHei" w:hint="eastAsia"/>
+              <w:rFonts w:hint="eastAsia" w:ascii="Microsoft JhengHei" w:hAnsi="Microsoft JhengHei" w:eastAsia="Microsoft JhengHei" w:cs="Microsoft JhengHei"/>
+              <w:szCs w:val="24"/>
+            </w:rPr>
+            <w:instrText xml:space="preserve"> HYPERLINK \l _Toc10658 </w:instrText>
+          </w:r>
+          <w:r>
+            <w:rPr>
+              <w:rFonts w:hint="eastAsia" w:ascii="Microsoft JhengHei" w:hAnsi="Microsoft JhengHei" w:eastAsia="Microsoft JhengHei" w:cs="Microsoft JhengHei"/>
               <w:szCs w:val="24"/>
             </w:rPr>
             <w:fldChar w:fldCharType="separate"/>
@@ -1764,7 +1800,7 @@
             <w:fldChar w:fldCharType="begin"/>
           </w:r>
           <w:r>
-            <w:instrText xml:space="preserve"> PAGEREF _Toc1312 \h </w:instrText>
+            <w:instrText xml:space="preserve"> PAGEREF _Toc10658 \h </w:instrText>
           </w:r>
           <w:r>
             <w:fldChar w:fldCharType="separate"/>
@@ -1777,7 +1813,7 @@
           </w:r>
           <w:r>
             <w:rPr>
-              <w:rFonts w:ascii="Microsoft JhengHei" w:eastAsia="Microsoft JhengHei" w:hAnsi="Microsoft JhengHei" w:cs="Microsoft JhengHei" w:hint="eastAsia"/>
+              <w:rFonts w:hint="eastAsia" w:ascii="Microsoft JhengHei" w:hAnsi="Microsoft JhengHei" w:eastAsia="Microsoft JhengHei" w:cs="Microsoft JhengHei"/>
               <w:szCs w:val="24"/>
             </w:rPr>
             <w:fldChar w:fldCharType="end"/>
@@ -1785,28 +1821,28 @@
         </w:p>
         <w:p>
           <w:pPr>
-            <w:pStyle w:val="TOC3"/>
+            <w:pStyle w:val="13"/>
             <w:tabs>
               <w:tab w:val="right" w:leader="dot" w:pos="8497"/>
             </w:tabs>
           </w:pPr>
           <w:r>
             <w:rPr>
-              <w:rFonts w:ascii="Microsoft JhengHei" w:eastAsia="Microsoft JhengHei" w:hAnsi="Microsoft JhengHei" w:cs="Microsoft JhengHei" w:hint="eastAsia"/>
+              <w:rFonts w:hint="eastAsia" w:ascii="Microsoft JhengHei" w:hAnsi="Microsoft JhengHei" w:eastAsia="Microsoft JhengHei" w:cs="Microsoft JhengHei"/>
               <w:szCs w:val="24"/>
             </w:rPr>
             <w:fldChar w:fldCharType="begin"/>
           </w:r>
           <w:r>
             <w:rPr>
-              <w:rFonts w:ascii="Microsoft JhengHei" w:eastAsia="Microsoft JhengHei" w:hAnsi="Microsoft JhengHei" w:cs="Microsoft JhengHei" w:hint="eastAsia"/>
-              <w:szCs w:val="24"/>
-            </w:rPr>
-            <w:instrText xml:space="preserve"> HYPERLINK \l _Toc27455 </w:instrText>
-          </w:r>
-          <w:r>
-            <w:rPr>
-              <w:rFonts w:ascii="Microsoft JhengHei" w:eastAsia="Microsoft JhengHei" w:hAnsi="Microsoft JhengHei" w:cs="Microsoft JhengHei" w:hint="eastAsia"/>
+              <w:rFonts w:hint="eastAsia" w:ascii="Microsoft JhengHei" w:hAnsi="Microsoft JhengHei" w:eastAsia="Microsoft JhengHei" w:cs="Microsoft JhengHei"/>
+              <w:szCs w:val="24"/>
+            </w:rPr>
+            <w:instrText xml:space="preserve"> HYPERLINK \l _Toc17759 </w:instrText>
+          </w:r>
+          <w:r>
+            <w:rPr>
+              <w:rFonts w:hint="eastAsia" w:ascii="Microsoft JhengHei" w:hAnsi="Microsoft JhengHei" w:eastAsia="Microsoft JhengHei" w:cs="Microsoft JhengHei"/>
               <w:szCs w:val="24"/>
             </w:rPr>
             <w:fldChar w:fldCharType="separate"/>
@@ -1827,7 +1863,7 @@
             <w:fldChar w:fldCharType="begin"/>
           </w:r>
           <w:r>
-            <w:instrText xml:space="preserve"> PAGEREF _Toc27455 \h </w:instrText>
+            <w:instrText xml:space="preserve"> PAGEREF _Toc17759 \h </w:instrText>
           </w:r>
           <w:r>
             <w:fldChar w:fldCharType="separate"/>
@@ -1840,7 +1876,7 @@
           </w:r>
           <w:r>
             <w:rPr>
-              <w:rFonts w:ascii="Microsoft JhengHei" w:eastAsia="Microsoft JhengHei" w:hAnsi="Microsoft JhengHei" w:cs="Microsoft JhengHei" w:hint="eastAsia"/>
+              <w:rFonts w:hint="eastAsia" w:ascii="Microsoft JhengHei" w:hAnsi="Microsoft JhengHei" w:eastAsia="Microsoft JhengHei" w:cs="Microsoft JhengHei"/>
               <w:szCs w:val="24"/>
             </w:rPr>
             <w:fldChar w:fldCharType="end"/>
@@ -1848,28 +1884,28 @@
         </w:p>
         <w:p>
           <w:pPr>
-            <w:pStyle w:val="TOC3"/>
+            <w:pStyle w:val="13"/>
             <w:tabs>
               <w:tab w:val="right" w:leader="dot" w:pos="8497"/>
             </w:tabs>
           </w:pPr>
           <w:r>
             <w:rPr>
-              <w:rFonts w:ascii="Microsoft JhengHei" w:eastAsia="Microsoft JhengHei" w:hAnsi="Microsoft JhengHei" w:cs="Microsoft JhengHei" w:hint="eastAsia"/>
+              <w:rFonts w:hint="eastAsia" w:ascii="Microsoft JhengHei" w:hAnsi="Microsoft JhengHei" w:eastAsia="Microsoft JhengHei" w:cs="Microsoft JhengHei"/>
               <w:szCs w:val="24"/>
             </w:rPr>
             <w:fldChar w:fldCharType="begin"/>
           </w:r>
           <w:r>
             <w:rPr>
-              <w:rFonts w:ascii="Microsoft JhengHei" w:eastAsia="Microsoft JhengHei" w:hAnsi="Microsoft JhengHei" w:cs="Microsoft JhengHei" w:hint="eastAsia"/>
-              <w:szCs w:val="24"/>
-            </w:rPr>
-            <w:instrText xml:space="preserve"> HYPERLINK \l _Toc3822 </w:instrText>
-          </w:r>
-          <w:r>
-            <w:rPr>
-              <w:rFonts w:ascii="Microsoft JhengHei" w:eastAsia="Microsoft JhengHei" w:hAnsi="Microsoft JhengHei" w:cs="Microsoft JhengHei" w:hint="eastAsia"/>
+              <w:rFonts w:hint="eastAsia" w:ascii="Microsoft JhengHei" w:hAnsi="Microsoft JhengHei" w:eastAsia="Microsoft JhengHei" w:cs="Microsoft JhengHei"/>
+              <w:szCs w:val="24"/>
+            </w:rPr>
+            <w:instrText xml:space="preserve"> HYPERLINK \l _Toc5420 </w:instrText>
+          </w:r>
+          <w:r>
+            <w:rPr>
+              <w:rFonts w:hint="eastAsia" w:ascii="Microsoft JhengHei" w:hAnsi="Microsoft JhengHei" w:eastAsia="Microsoft JhengHei" w:cs="Microsoft JhengHei"/>
               <w:szCs w:val="24"/>
             </w:rPr>
             <w:fldChar w:fldCharType="separate"/>
@@ -1890,7 +1926,7 @@
             <w:fldChar w:fldCharType="begin"/>
           </w:r>
           <w:r>
-            <w:instrText xml:space="preserve"> PAGEREF _Toc3822 \h </w:instrText>
+            <w:instrText xml:space="preserve"> PAGEREF _Toc5420 \h </w:instrText>
           </w:r>
           <w:r>
             <w:fldChar w:fldCharType="separate"/>
@@ -1903,7 +1939,7 @@
           </w:r>
           <w:r>
             <w:rPr>
-              <w:rFonts w:ascii="Microsoft JhengHei" w:eastAsia="Microsoft JhengHei" w:hAnsi="Microsoft JhengHei" w:cs="Microsoft JhengHei" w:hint="eastAsia"/>
+              <w:rFonts w:hint="eastAsia" w:ascii="Microsoft JhengHei" w:hAnsi="Microsoft JhengHei" w:eastAsia="Microsoft JhengHei" w:cs="Microsoft JhengHei"/>
               <w:szCs w:val="24"/>
             </w:rPr>
             <w:fldChar w:fldCharType="end"/>
@@ -1911,28 +1947,28 @@
         </w:p>
         <w:p>
           <w:pPr>
-            <w:pStyle w:val="TOC3"/>
+            <w:pStyle w:val="13"/>
             <w:tabs>
               <w:tab w:val="right" w:leader="dot" w:pos="8497"/>
             </w:tabs>
           </w:pPr>
           <w:r>
             <w:rPr>
-              <w:rFonts w:ascii="Microsoft JhengHei" w:eastAsia="Microsoft JhengHei" w:hAnsi="Microsoft JhengHei" w:cs="Microsoft JhengHei" w:hint="eastAsia"/>
+              <w:rFonts w:hint="eastAsia" w:ascii="Microsoft JhengHei" w:hAnsi="Microsoft JhengHei" w:eastAsia="Microsoft JhengHei" w:cs="Microsoft JhengHei"/>
               <w:szCs w:val="24"/>
             </w:rPr>
             <w:fldChar w:fldCharType="begin"/>
           </w:r>
           <w:r>
             <w:rPr>
-              <w:rFonts w:ascii="Microsoft JhengHei" w:eastAsia="Microsoft JhengHei" w:hAnsi="Microsoft JhengHei" w:cs="Microsoft JhengHei" w:hint="eastAsia"/>
-              <w:szCs w:val="24"/>
-            </w:rPr>
-            <w:instrText xml:space="preserve"> HYPERLINK \l _Toc1518 </w:instrText>
-          </w:r>
-          <w:r>
-            <w:rPr>
-              <w:rFonts w:ascii="Microsoft JhengHei" w:eastAsia="Microsoft JhengHei" w:hAnsi="Microsoft JhengHei" w:cs="Microsoft JhengHei" w:hint="eastAsia"/>
+              <w:rFonts w:hint="eastAsia" w:ascii="Microsoft JhengHei" w:hAnsi="Microsoft JhengHei" w:eastAsia="Microsoft JhengHei" w:cs="Microsoft JhengHei"/>
+              <w:szCs w:val="24"/>
+            </w:rPr>
+            <w:instrText xml:space="preserve"> HYPERLINK \l _Toc12966 </w:instrText>
+          </w:r>
+          <w:r>
+            <w:rPr>
+              <w:rFonts w:hint="eastAsia" w:ascii="Microsoft JhengHei" w:hAnsi="Microsoft JhengHei" w:eastAsia="Microsoft JhengHei" w:cs="Microsoft JhengHei"/>
               <w:szCs w:val="24"/>
             </w:rPr>
             <w:fldChar w:fldCharType="separate"/>
@@ -1953,7 +1989,7 @@
             <w:fldChar w:fldCharType="begin"/>
           </w:r>
           <w:r>
-            <w:instrText xml:space="preserve"> PAGEREF _Toc1518 \h </w:instrText>
+            <w:instrText xml:space="preserve"> PAGEREF _Toc12966 \h </w:instrText>
           </w:r>
           <w:r>
             <w:fldChar w:fldCharType="separate"/>
@@ -1966,7 +2002,7 @@
           </w:r>
           <w:r>
             <w:rPr>
-              <w:rFonts w:ascii="Microsoft JhengHei" w:eastAsia="Microsoft JhengHei" w:hAnsi="Microsoft JhengHei" w:cs="Microsoft JhengHei" w:hint="eastAsia"/>
+              <w:rFonts w:hint="eastAsia" w:ascii="Microsoft JhengHei" w:hAnsi="Microsoft JhengHei" w:eastAsia="Microsoft JhengHei" w:cs="Microsoft JhengHei"/>
               <w:szCs w:val="24"/>
             </w:rPr>
             <w:fldChar w:fldCharType="end"/>
@@ -1974,28 +2010,28 @@
         </w:p>
         <w:p>
           <w:pPr>
-            <w:pStyle w:val="TOC3"/>
+            <w:pStyle w:val="13"/>
             <w:tabs>
               <w:tab w:val="right" w:leader="dot" w:pos="8497"/>
             </w:tabs>
           </w:pPr>
           <w:r>
             <w:rPr>
-              <w:rFonts w:ascii="Microsoft JhengHei" w:eastAsia="Microsoft JhengHei" w:hAnsi="Microsoft JhengHei" w:cs="Microsoft JhengHei" w:hint="eastAsia"/>
+              <w:rFonts w:hint="eastAsia" w:ascii="Microsoft JhengHei" w:hAnsi="Microsoft JhengHei" w:eastAsia="Microsoft JhengHei" w:cs="Microsoft JhengHei"/>
               <w:szCs w:val="24"/>
             </w:rPr>
             <w:fldChar w:fldCharType="begin"/>
           </w:r>
           <w:r>
             <w:rPr>
-              <w:rFonts w:ascii="Microsoft JhengHei" w:eastAsia="Microsoft JhengHei" w:hAnsi="Microsoft JhengHei" w:cs="Microsoft JhengHei" w:hint="eastAsia"/>
-              <w:szCs w:val="24"/>
-            </w:rPr>
-            <w:instrText xml:space="preserve"> HYPERLINK \l _Toc3637 </w:instrText>
-          </w:r>
-          <w:r>
-            <w:rPr>
-              <w:rFonts w:ascii="Microsoft JhengHei" w:eastAsia="Microsoft JhengHei" w:hAnsi="Microsoft JhengHei" w:cs="Microsoft JhengHei" w:hint="eastAsia"/>
+              <w:rFonts w:hint="eastAsia" w:ascii="Microsoft JhengHei" w:hAnsi="Microsoft JhengHei" w:eastAsia="Microsoft JhengHei" w:cs="Microsoft JhengHei"/>
+              <w:szCs w:val="24"/>
+            </w:rPr>
+            <w:instrText xml:space="preserve"> HYPERLINK \l _Toc4547 </w:instrText>
+          </w:r>
+          <w:r>
+            <w:rPr>
+              <w:rFonts w:hint="eastAsia" w:ascii="Microsoft JhengHei" w:hAnsi="Microsoft JhengHei" w:eastAsia="Microsoft JhengHei" w:cs="Microsoft JhengHei"/>
               <w:szCs w:val="24"/>
             </w:rPr>
             <w:fldChar w:fldCharType="separate"/>
@@ -2003,6 +2039,7 @@
           <w:r>
             <w:rPr>
               <w:rFonts w:hint="default"/>
+              <w:lang w:eastAsia="zh-CN"/>
             </w:rPr>
             <w:t xml:space="preserve">6.3.5. </w:t>
           </w:r>
@@ -2016,7 +2053,7 @@
             <w:fldChar w:fldCharType="begin"/>
           </w:r>
           <w:r>
-            <w:instrText xml:space="preserve"> PAGEREF _Toc3637 \h </w:instrText>
+            <w:instrText xml:space="preserve"> PAGEREF _Toc4547 \h </w:instrText>
           </w:r>
           <w:r>
             <w:fldChar w:fldCharType="separate"/>
@@ -2029,7 +2066,7 @@
           </w:r>
           <w:r>
             <w:rPr>
-              <w:rFonts w:ascii="Microsoft JhengHei" w:eastAsia="Microsoft JhengHei" w:hAnsi="Microsoft JhengHei" w:cs="Microsoft JhengHei" w:hint="eastAsia"/>
+              <w:rFonts w:hint="eastAsia" w:ascii="Microsoft JhengHei" w:hAnsi="Microsoft JhengHei" w:eastAsia="Microsoft JhengHei" w:cs="Microsoft JhengHei"/>
               <w:szCs w:val="24"/>
             </w:rPr>
             <w:fldChar w:fldCharType="end"/>
@@ -2037,28 +2074,28 @@
         </w:p>
         <w:p>
           <w:pPr>
-            <w:pStyle w:val="TOC1"/>
+            <w:pStyle w:val="16"/>
             <w:tabs>
               <w:tab w:val="right" w:leader="dot" w:pos="8497"/>
             </w:tabs>
           </w:pPr>
           <w:r>
             <w:rPr>
-              <w:rFonts w:ascii="Microsoft JhengHei" w:eastAsia="Microsoft JhengHei" w:hAnsi="Microsoft JhengHei" w:cs="Microsoft JhengHei" w:hint="eastAsia"/>
+              <w:rFonts w:hint="eastAsia" w:ascii="Microsoft JhengHei" w:hAnsi="Microsoft JhengHei" w:eastAsia="Microsoft JhengHei" w:cs="Microsoft JhengHei"/>
               <w:szCs w:val="24"/>
             </w:rPr>
             <w:fldChar w:fldCharType="begin"/>
           </w:r>
           <w:r>
             <w:rPr>
-              <w:rFonts w:ascii="Microsoft JhengHei" w:eastAsia="Microsoft JhengHei" w:hAnsi="Microsoft JhengHei" w:cs="Microsoft JhengHei" w:hint="eastAsia"/>
-              <w:szCs w:val="24"/>
-            </w:rPr>
-            <w:instrText xml:space="preserve"> HYPERLINK \l _Toc13117 </w:instrText>
-          </w:r>
-          <w:r>
-            <w:rPr>
-              <w:rFonts w:ascii="Microsoft JhengHei" w:eastAsia="Microsoft JhengHei" w:hAnsi="Microsoft JhengHei" w:cs="Microsoft JhengHei" w:hint="eastAsia"/>
+              <w:rFonts w:hint="eastAsia" w:ascii="Microsoft JhengHei" w:hAnsi="Microsoft JhengHei" w:eastAsia="Microsoft JhengHei" w:cs="Microsoft JhengHei"/>
+              <w:szCs w:val="24"/>
+            </w:rPr>
+            <w:instrText xml:space="preserve"> HYPERLINK \l _Toc29500 </w:instrText>
+          </w:r>
+          <w:r>
+            <w:rPr>
+              <w:rFonts w:hint="eastAsia" w:ascii="Microsoft JhengHei" w:hAnsi="Microsoft JhengHei" w:eastAsia="Microsoft JhengHei" w:cs="Microsoft JhengHei"/>
               <w:szCs w:val="24"/>
             </w:rPr>
             <w:fldChar w:fldCharType="separate"/>
@@ -2084,7 +2121,7 @@
             <w:fldChar w:fldCharType="begin"/>
           </w:r>
           <w:r>
-            <w:instrText xml:space="preserve"> PAGEREF _Toc13117 \h </w:instrText>
+            <w:instrText xml:space="preserve"> PAGEREF _Toc29500 \h </w:instrText>
           </w:r>
           <w:r>
             <w:fldChar w:fldCharType="separate"/>
@@ -2097,7 +2134,7 @@
           </w:r>
           <w:r>
             <w:rPr>
-              <w:rFonts w:ascii="Microsoft JhengHei" w:eastAsia="Microsoft JhengHei" w:hAnsi="Microsoft JhengHei" w:cs="Microsoft JhengHei" w:hint="eastAsia"/>
+              <w:rFonts w:hint="eastAsia" w:ascii="Microsoft JhengHei" w:hAnsi="Microsoft JhengHei" w:eastAsia="Microsoft JhengHei" w:cs="Microsoft JhengHei"/>
               <w:szCs w:val="24"/>
             </w:rPr>
             <w:fldChar w:fldCharType="end"/>
@@ -2105,28 +2142,28 @@
         </w:p>
         <w:p>
           <w:pPr>
-            <w:pStyle w:val="TOC1"/>
+            <w:pStyle w:val="16"/>
             <w:tabs>
               <w:tab w:val="right" w:leader="dot" w:pos="8497"/>
             </w:tabs>
           </w:pPr>
           <w:r>
             <w:rPr>
-              <w:rFonts w:ascii="Microsoft JhengHei" w:eastAsia="Microsoft JhengHei" w:hAnsi="Microsoft JhengHei" w:cs="Microsoft JhengHei" w:hint="eastAsia"/>
+              <w:rFonts w:hint="eastAsia" w:ascii="Microsoft JhengHei" w:hAnsi="Microsoft JhengHei" w:eastAsia="Microsoft JhengHei" w:cs="Microsoft JhengHei"/>
               <w:szCs w:val="24"/>
             </w:rPr>
             <w:fldChar w:fldCharType="begin"/>
           </w:r>
           <w:r>
             <w:rPr>
-              <w:rFonts w:ascii="Microsoft JhengHei" w:eastAsia="Microsoft JhengHei" w:hAnsi="Microsoft JhengHei" w:cs="Microsoft JhengHei" w:hint="eastAsia"/>
-              <w:szCs w:val="24"/>
-            </w:rPr>
-            <w:instrText xml:space="preserve"> HYPERLINK \l _Toc14712 </w:instrText>
-          </w:r>
-          <w:r>
-            <w:rPr>
-              <w:rFonts w:ascii="Microsoft JhengHei" w:eastAsia="Microsoft JhengHei" w:hAnsi="Microsoft JhengHei" w:cs="Microsoft JhengHei" w:hint="eastAsia"/>
+              <w:rFonts w:hint="eastAsia" w:ascii="Microsoft JhengHei" w:hAnsi="Microsoft JhengHei" w:eastAsia="Microsoft JhengHei" w:cs="Microsoft JhengHei"/>
+              <w:szCs w:val="24"/>
+            </w:rPr>
+            <w:instrText xml:space="preserve"> HYPERLINK \l _Toc8722 </w:instrText>
+          </w:r>
+          <w:r>
+            <w:rPr>
+              <w:rFonts w:hint="eastAsia" w:ascii="Microsoft JhengHei" w:hAnsi="Microsoft JhengHei" w:eastAsia="Microsoft JhengHei" w:cs="Microsoft JhengHei"/>
               <w:szCs w:val="24"/>
             </w:rPr>
             <w:fldChar w:fldCharType="separate"/>
@@ -2147,7 +2184,7 @@
             <w:fldChar w:fldCharType="begin"/>
           </w:r>
           <w:r>
-            <w:instrText xml:space="preserve"> PAGEREF _Toc14712 \h </w:instrText>
+            <w:instrText xml:space="preserve"> PAGEREF _Toc8722 \h </w:instrText>
           </w:r>
           <w:r>
             <w:fldChar w:fldCharType="separate"/>
@@ -2160,7 +2197,7 @@
           </w:r>
           <w:r>
             <w:rPr>
-              <w:rFonts w:ascii="Microsoft JhengHei" w:eastAsia="Microsoft JhengHei" w:hAnsi="Microsoft JhengHei" w:cs="Microsoft JhengHei" w:hint="eastAsia"/>
+              <w:rFonts w:hint="eastAsia" w:ascii="Microsoft JhengHei" w:hAnsi="Microsoft JhengHei" w:eastAsia="Microsoft JhengHei" w:cs="Microsoft JhengHei"/>
               <w:szCs w:val="24"/>
             </w:rPr>
             <w:fldChar w:fldCharType="end"/>
@@ -2168,28 +2205,28 @@
         </w:p>
         <w:p>
           <w:pPr>
-            <w:pStyle w:val="TOC1"/>
+            <w:pStyle w:val="16"/>
             <w:tabs>
               <w:tab w:val="right" w:leader="dot" w:pos="8497"/>
             </w:tabs>
           </w:pPr>
           <w:r>
             <w:rPr>
-              <w:rFonts w:ascii="Microsoft JhengHei" w:eastAsia="Microsoft JhengHei" w:hAnsi="Microsoft JhengHei" w:cs="Microsoft JhengHei" w:hint="eastAsia"/>
+              <w:rFonts w:hint="eastAsia" w:ascii="Microsoft JhengHei" w:hAnsi="Microsoft JhengHei" w:eastAsia="Microsoft JhengHei" w:cs="Microsoft JhengHei"/>
               <w:szCs w:val="24"/>
             </w:rPr>
             <w:fldChar w:fldCharType="begin"/>
           </w:r>
           <w:r>
             <w:rPr>
-              <w:rFonts w:ascii="Microsoft JhengHei" w:eastAsia="Microsoft JhengHei" w:hAnsi="Microsoft JhengHei" w:cs="Microsoft JhengHei" w:hint="eastAsia"/>
-              <w:szCs w:val="24"/>
-            </w:rPr>
-            <w:instrText xml:space="preserve"> HYPERLINK \l _Toc31232 </w:instrText>
-          </w:r>
-          <w:r>
-            <w:rPr>
-              <w:rFonts w:ascii="Microsoft JhengHei" w:eastAsia="Microsoft JhengHei" w:hAnsi="Microsoft JhengHei" w:cs="Microsoft JhengHei" w:hint="eastAsia"/>
+              <w:rFonts w:hint="eastAsia" w:ascii="Microsoft JhengHei" w:hAnsi="Microsoft JhengHei" w:eastAsia="Microsoft JhengHei" w:cs="Microsoft JhengHei"/>
+              <w:szCs w:val="24"/>
+            </w:rPr>
+            <w:instrText xml:space="preserve"> HYPERLINK \l _Toc27841 </w:instrText>
+          </w:r>
+          <w:r>
+            <w:rPr>
+              <w:rFonts w:hint="eastAsia" w:ascii="Microsoft JhengHei" w:hAnsi="Microsoft JhengHei" w:eastAsia="Microsoft JhengHei" w:cs="Microsoft JhengHei"/>
               <w:szCs w:val="24"/>
             </w:rPr>
             <w:fldChar w:fldCharType="separate"/>
@@ -2210,7 +2247,7 @@
             <w:fldChar w:fldCharType="begin"/>
           </w:r>
           <w:r>
-            <w:instrText xml:space="preserve"> PAGEREF _Toc31232 \h </w:instrText>
+            <w:instrText xml:space="preserve"> PAGEREF _Toc27841 \h </w:instrText>
           </w:r>
           <w:r>
             <w:fldChar w:fldCharType="separate"/>
@@ -2223,7 +2260,7 @@
           </w:r>
           <w:r>
             <w:rPr>
-              <w:rFonts w:ascii="Microsoft JhengHei" w:eastAsia="Microsoft JhengHei" w:hAnsi="Microsoft JhengHei" w:cs="Microsoft JhengHei" w:hint="eastAsia"/>
+              <w:rFonts w:hint="eastAsia" w:ascii="Microsoft JhengHei" w:hAnsi="Microsoft JhengHei" w:eastAsia="Microsoft JhengHei" w:cs="Microsoft JhengHei"/>
               <w:szCs w:val="24"/>
             </w:rPr>
             <w:fldChar w:fldCharType="end"/>
@@ -2233,7 +2270,7 @@
           <w:pPr>
             <w:spacing w:line="219" w:lineRule="auto"/>
             <w:rPr>
-              <w:rFonts w:ascii="Times New Roman" w:eastAsia="Times New Roman" w:hAnsi="Times New Roman" w:cs="Times New Roman"/>
+              <w:rFonts w:ascii="Times New Roman" w:hAnsi="Times New Roman" w:eastAsia="Times New Roman" w:cs="Times New Roman"/>
               <w:snapToGrid w:val="0"/>
               <w:color w:val="000000"/>
               <w:kern w:val="0"/>
@@ -2244,7 +2281,7 @@
           </w:pPr>
           <w:r>
             <w:rPr>
-              <w:rFonts w:ascii="Microsoft JhengHei" w:eastAsia="Microsoft JhengHei" w:hAnsi="Microsoft JhengHei" w:cs="Microsoft JhengHei" w:hint="eastAsia"/>
+              <w:rFonts w:hint="eastAsia" w:ascii="Microsoft JhengHei" w:hAnsi="Microsoft JhengHei" w:eastAsia="Microsoft JhengHei" w:cs="Microsoft JhengHei"/>
               <w:szCs w:val="24"/>
             </w:rPr>
             <w:fldChar w:fldCharType="end"/>
@@ -2256,7 +2293,7 @@
       <w:pPr>
         <w:spacing w:line="219" w:lineRule="auto"/>
         <w:rPr>
-          <w:rFonts w:ascii="Times New Roman" w:eastAsia="Times New Roman" w:hAnsi="Times New Roman" w:cs="Times New Roman"/>
+          <w:rFonts w:ascii="Times New Roman" w:hAnsi="Times New Roman" w:eastAsia="Times New Roman" w:cs="Times New Roman"/>
           <w:snapToGrid w:val="0"/>
           <w:color w:val="000000"/>
           <w:kern w:val="0"/>
@@ -2267,16 +2304,16 @@
         <w:sectPr>
           <w:pgSz w:w="11906" w:h="16839"/>
           <w:pgMar w:top="1431" w:right="1700" w:bottom="0" w:left="1709" w:header="0" w:footer="0" w:gutter="0"/>
-          <w:cols w:num="1" w:space="720"/>
+          <w:cols w:space="720" w:num="1"/>
         </w:sectPr>
       </w:pPr>
     </w:p>
     <w:p>
       <w:pPr>
-        <w:pStyle w:val="1"/>
+        <w:pStyle w:val="26"/>
         <w:bidi w:val="0"/>
       </w:pPr>
-      <w:bookmarkStart w:id="3" w:name="_Toc10067"/>
+      <w:bookmarkStart w:id="3" w:name="_Toc7041"/>
       <w:r>
         <w:rPr>
           <w:rFonts w:hint="eastAsia"/>
@@ -2302,17 +2339,17 @@
         <w:adjustRightInd w:val="0"/>
         <w:snapToGrid w:val="0"/>
         <w:spacing w:line="360" w:lineRule="auto"/>
-        <w:ind w:left="0" w:right="0" w:firstLine="420" w:firstLineChars="200"/>
+        <w:ind w:left="0" w:right="0" w:firstLine="472" w:firstLineChars="200"/>
         <w:textAlignment w:val="baseline"/>
         <w:rPr>
-          <w:rFonts w:ascii="宋体" w:eastAsia="宋体" w:hAnsi="宋体" w:cs="宋体"/>
-          <w:sz w:val="24"/>
-          <w:szCs w:val="24"/>
-        </w:rPr>
-      </w:pPr>
-      <w:r>
-        <w:rPr>
-          <w:rFonts w:ascii="宋体" w:eastAsia="宋体" w:hAnsi="宋体" w:cs="宋体"/>
+          <w:rFonts w:ascii="宋体" w:hAnsi="宋体" w:eastAsia="宋体" w:cs="宋体"/>
+          <w:sz w:val="24"/>
+          <w:szCs w:val="24"/>
+        </w:rPr>
+      </w:pPr>
+      <w:r>
+        <w:rPr>
+          <w:rFonts w:ascii="宋体" w:hAnsi="宋体" w:eastAsia="宋体" w:cs="宋体"/>
           <w:spacing w:val="-2"/>
           <w:sz w:val="24"/>
           <w:szCs w:val="24"/>
@@ -2322,10 +2359,10 @@
     </w:p>
     <w:p>
       <w:pPr>
-        <w:pStyle w:val="1"/>
+        <w:pStyle w:val="26"/>
         <w:bidi w:val="0"/>
       </w:pPr>
-      <w:bookmarkStart w:id="4" w:name="_Toc16734"/>
+      <w:bookmarkStart w:id="4" w:name="_Toc1675"/>
       <w:r>
         <w:t>适用范围</w:t>
       </w:r>
@@ -2347,18 +2384,18 @@
         <w:adjustRightInd w:val="0"/>
         <w:snapToGrid w:val="0"/>
         <w:spacing w:line="360" w:lineRule="auto"/>
-        <w:ind w:left="0" w:right="0" w:firstLine="420" w:firstLineChars="200"/>
+        <w:ind w:left="0" w:right="0" w:firstLine="472" w:firstLineChars="200"/>
         <w:textAlignment w:val="baseline"/>
         <w:rPr>
-          <w:rFonts w:ascii="宋体" w:eastAsia="宋体" w:hAnsi="宋体" w:cs="宋体"/>
-          <w:spacing w:val="-2"/>
-          <w:sz w:val="24"/>
-          <w:szCs w:val="24"/>
-        </w:rPr>
-      </w:pPr>
-      <w:r>
-        <w:rPr>
-          <w:rFonts w:ascii="宋体" w:eastAsia="宋体" w:hAnsi="宋体" w:cs="宋体"/>
+          <w:rFonts w:ascii="宋体" w:hAnsi="宋体" w:eastAsia="宋体" w:cs="宋体"/>
+          <w:spacing w:val="-2"/>
+          <w:sz w:val="24"/>
+          <w:szCs w:val="24"/>
+        </w:rPr>
+      </w:pPr>
+      <w:r>
+        <w:rPr>
+          <w:rFonts w:ascii="宋体" w:hAnsi="宋体" w:eastAsia="宋体" w:cs="宋体"/>
           <w:spacing w:val="-2"/>
           <w:sz w:val="24"/>
           <w:szCs w:val="24"/>
@@ -2368,10 +2405,10 @@
     </w:p>
     <w:p>
       <w:pPr>
-        <w:pStyle w:val="1"/>
+        <w:pStyle w:val="26"/>
         <w:bidi w:val="0"/>
       </w:pPr>
-      <w:bookmarkStart w:id="5" w:name="_Toc11256"/>
+      <w:bookmarkStart w:id="5" w:name="_Toc27676"/>
       <w:r>
         <w:t>引用文件</w:t>
       </w:r>
@@ -2393,17 +2430,17 @@
         <w:adjustRightInd w:val="0"/>
         <w:snapToGrid w:val="0"/>
         <w:spacing w:line="360" w:lineRule="auto"/>
-        <w:ind w:left="472" w:hanging="420" w:hangingChars="200"/>
+        <w:ind w:left="472" w:hanging="472" w:hangingChars="200"/>
         <w:textAlignment w:val="baseline"/>
         <w:rPr>
-          <w:rFonts w:ascii="宋体" w:eastAsia="宋体" w:hAnsi="宋体" w:cs="宋体"/>
-          <w:sz w:val="24"/>
-          <w:szCs w:val="24"/>
-        </w:rPr>
-      </w:pPr>
-      <w:r>
-        <w:rPr>
-          <w:rFonts w:ascii="宋体" w:eastAsia="宋体" w:hAnsi="宋体" w:cs="宋体"/>
+          <w:rFonts w:ascii="宋体" w:hAnsi="宋体" w:eastAsia="宋体" w:cs="宋体"/>
+          <w:sz w:val="24"/>
+          <w:szCs w:val="24"/>
+        </w:rPr>
+      </w:pPr>
+      <w:r>
+        <w:rPr>
+          <w:rFonts w:ascii="宋体" w:hAnsi="宋体" w:eastAsia="宋体" w:cs="宋体"/>
           <w:spacing w:val="-2"/>
           <w:sz w:val="24"/>
           <w:szCs w:val="24"/>
@@ -2412,7 +2449,7 @@
       </w:r>
       <w:r>
         <w:rPr>
-          <w:rFonts w:ascii="宋体" w:eastAsia="宋体" w:hAnsi="宋体" w:cs="宋体" w:hint="eastAsia"/>
+          <w:rFonts w:hint="eastAsia" w:ascii="宋体" w:hAnsi="宋体" w:eastAsia="宋体" w:cs="宋体"/>
           <w:spacing w:val="-2"/>
           <w:sz w:val="24"/>
           <w:szCs w:val="24"/>
@@ -2421,7 +2458,7 @@
       </w:r>
       <w:r>
         <w:rPr>
-          <w:rFonts w:ascii="宋体" w:eastAsia="宋体" w:hAnsi="宋体" w:cs="宋体"/>
+          <w:rFonts w:ascii="宋体" w:hAnsi="宋体" w:eastAsia="宋体" w:cs="宋体"/>
           <w:spacing w:val="-2"/>
           <w:sz w:val="24"/>
           <w:szCs w:val="24"/>
@@ -2445,23 +2482,23 @@
         <w:adjustRightInd w:val="0"/>
         <w:snapToGrid w:val="0"/>
         <w:spacing w:line="360" w:lineRule="auto"/>
-        <w:ind w:left="472" w:hanging="420" w:hangingChars="200"/>
+        <w:ind w:left="472" w:hanging="472" w:hangingChars="200"/>
         <w:textAlignment w:val="baseline"/>
         <w:rPr>
-          <w:rFonts w:ascii="宋体" w:eastAsia="宋体" w:hAnsi="宋体" w:cs="宋体"/>
-          <w:spacing w:val="-2"/>
-          <w:sz w:val="24"/>
-          <w:szCs w:val="24"/>
-        </w:rPr>
-      </w:pPr>
-      <w:r>
-        <w:rPr>
-          <w:rFonts w:ascii="宋体" w:eastAsia="宋体" w:hAnsi="宋体" w:cs="宋体"/>
-          <w:spacing w:val="-2"/>
-          <w:sz w:val="24"/>
-          <w:szCs w:val="24"/>
-        </w:rPr>
-        <w:t>2. GB/T 28827.1-2022 《信息技术服务 运行维护 第 1 部分：通用要求》</w:t>
+          <w:rFonts w:ascii="宋体" w:hAnsi="宋体" w:eastAsia="宋体" w:cs="宋体"/>
+          <w:spacing w:val="-2"/>
+          <w:sz w:val="24"/>
+          <w:szCs w:val="24"/>
+        </w:rPr>
+      </w:pPr>
+      <w:r>
+        <w:rPr>
+          <w:rFonts w:ascii="宋体" w:hAnsi="宋体" w:eastAsia="宋体" w:cs="宋体"/>
+          <w:spacing w:val="-2"/>
+          <w:sz w:val="24"/>
+          <w:szCs w:val="24"/>
+        </w:rPr>
+        <w:t>2.GB/T 28827.1-2022 《信息技术服务 运行维护 第 1 部分：通用要求》</w:t>
       </w:r>
     </w:p>
     <w:p>
@@ -2480,23 +2517,23 @@
         <w:adjustRightInd w:val="0"/>
         <w:snapToGrid w:val="0"/>
         <w:spacing w:line="360" w:lineRule="auto"/>
-        <w:ind w:left="472" w:hanging="420" w:hangingChars="200"/>
+        <w:ind w:left="472" w:hanging="472" w:hangingChars="200"/>
         <w:textAlignment w:val="baseline"/>
         <w:rPr>
-          <w:rFonts w:ascii="宋体" w:eastAsia="宋体" w:hAnsi="宋体" w:cs="宋体"/>
-          <w:spacing w:val="-2"/>
-          <w:sz w:val="24"/>
-          <w:szCs w:val="24"/>
-        </w:rPr>
-      </w:pPr>
-      <w:r>
-        <w:rPr>
-          <w:rFonts w:ascii="宋体" w:eastAsia="宋体" w:hAnsi="宋体" w:cs="宋体"/>
-          <w:spacing w:val="-2"/>
-          <w:sz w:val="24"/>
-          <w:szCs w:val="24"/>
-        </w:rPr>
-        <w:t>3. GB/T 28827.2-2012 《信息技术服务 运行维护 第 2 部分:交付规范》</w:t>
+          <w:rFonts w:ascii="宋体" w:hAnsi="宋体" w:eastAsia="宋体" w:cs="宋体"/>
+          <w:spacing w:val="-2"/>
+          <w:sz w:val="24"/>
+          <w:szCs w:val="24"/>
+        </w:rPr>
+      </w:pPr>
+      <w:r>
+        <w:rPr>
+          <w:rFonts w:ascii="宋体" w:hAnsi="宋体" w:eastAsia="宋体" w:cs="宋体"/>
+          <w:spacing w:val="-2"/>
+          <w:sz w:val="24"/>
+          <w:szCs w:val="24"/>
+        </w:rPr>
+        <w:t>3.GB/T 28827.2-2012 《信息技术服务 运行维护 第 2 部分:交付规范》</w:t>
       </w:r>
     </w:p>
     <w:p>
@@ -2515,23 +2552,23 @@
         <w:adjustRightInd w:val="0"/>
         <w:snapToGrid w:val="0"/>
         <w:spacing w:line="360" w:lineRule="auto"/>
-        <w:ind w:left="472" w:hanging="420" w:hangingChars="200"/>
+        <w:ind w:left="472" w:hanging="472" w:hangingChars="200"/>
         <w:textAlignment w:val="baseline"/>
         <w:rPr>
-          <w:rFonts w:ascii="宋体" w:eastAsia="宋体" w:hAnsi="宋体" w:cs="宋体"/>
-          <w:spacing w:val="-2"/>
-          <w:sz w:val="24"/>
-          <w:szCs w:val="24"/>
-        </w:rPr>
-      </w:pPr>
-      <w:r>
-        <w:rPr>
-          <w:rFonts w:ascii="宋体" w:eastAsia="宋体" w:hAnsi="宋体" w:cs="宋体"/>
-          <w:spacing w:val="-2"/>
-          <w:sz w:val="24"/>
-          <w:szCs w:val="24"/>
-        </w:rPr>
-        <w:t>4. GB/T 28827.3-2012 《信息技术服务 运行维护 第 3 部分:应急响应规范》</w:t>
+          <w:rFonts w:ascii="宋体" w:hAnsi="宋体" w:eastAsia="宋体" w:cs="宋体"/>
+          <w:spacing w:val="-2"/>
+          <w:sz w:val="24"/>
+          <w:szCs w:val="24"/>
+        </w:rPr>
+      </w:pPr>
+      <w:r>
+        <w:rPr>
+          <w:rFonts w:ascii="宋体" w:hAnsi="宋体" w:eastAsia="宋体" w:cs="宋体"/>
+          <w:spacing w:val="-2"/>
+          <w:sz w:val="24"/>
+          <w:szCs w:val="24"/>
+        </w:rPr>
+        <w:t>4.GB/T 28827.3-2012 《信息技术服务 运行维护 第 3 部分:应急响应规范》</w:t>
       </w:r>
     </w:p>
     <w:p>
@@ -2550,23 +2587,23 @@
         <w:adjustRightInd w:val="0"/>
         <w:snapToGrid w:val="0"/>
         <w:spacing w:line="360" w:lineRule="auto"/>
-        <w:ind w:left="472" w:hanging="420" w:hangingChars="200"/>
+        <w:ind w:left="472" w:hanging="472" w:hangingChars="200"/>
         <w:textAlignment w:val="baseline"/>
         <w:rPr>
-          <w:rFonts w:ascii="宋体" w:eastAsia="宋体" w:hAnsi="宋体" w:cs="宋体"/>
-          <w:spacing w:val="-2"/>
-          <w:sz w:val="24"/>
-          <w:szCs w:val="24"/>
-        </w:rPr>
-      </w:pPr>
-      <w:r>
-        <w:rPr>
-          <w:rFonts w:ascii="宋体" w:eastAsia="宋体" w:hAnsi="宋体" w:cs="宋体"/>
-          <w:spacing w:val="-2"/>
-          <w:sz w:val="24"/>
-          <w:szCs w:val="24"/>
-        </w:rPr>
-        <w:t>5. GB/T 29264-2012 《信息技术服务 分类与代码》</w:t>
+          <w:rFonts w:ascii="宋体" w:hAnsi="宋体" w:eastAsia="宋体" w:cs="宋体"/>
+          <w:spacing w:val="-2"/>
+          <w:sz w:val="24"/>
+          <w:szCs w:val="24"/>
+        </w:rPr>
+      </w:pPr>
+      <w:r>
+        <w:rPr>
+          <w:rFonts w:ascii="宋体" w:hAnsi="宋体" w:eastAsia="宋体" w:cs="宋体"/>
+          <w:spacing w:val="-2"/>
+          <w:sz w:val="24"/>
+          <w:szCs w:val="24"/>
+        </w:rPr>
+        <w:t>5.GB/T 29264-2012 《信息技术服务 分类与代码》</w:t>
       </w:r>
     </w:p>
     <w:p>
@@ -2585,31 +2622,31 @@
         <w:adjustRightInd w:val="0"/>
         <w:snapToGrid w:val="0"/>
         <w:spacing w:line="360" w:lineRule="auto"/>
-        <w:ind w:left="472" w:hanging="420" w:hangingChars="200"/>
+        <w:ind w:left="472" w:hanging="472" w:hangingChars="200"/>
         <w:textAlignment w:val="baseline"/>
         <w:rPr>
-          <w:rFonts w:ascii="宋体" w:eastAsia="宋体" w:hAnsi="宋体" w:cs="宋体"/>
-          <w:spacing w:val="-2"/>
-          <w:sz w:val="24"/>
-          <w:szCs w:val="24"/>
-        </w:rPr>
-      </w:pPr>
-      <w:r>
-        <w:rPr>
-          <w:rFonts w:ascii="宋体" w:eastAsia="宋体" w:hAnsi="宋体" w:cs="宋体"/>
-          <w:spacing w:val="-2"/>
-          <w:sz w:val="24"/>
-          <w:szCs w:val="24"/>
-        </w:rPr>
-        <w:t>6. 国家有关法律、法规及行业标准</w:t>
-      </w:r>
-    </w:p>
-    <w:p>
-      <w:pPr>
-        <w:pStyle w:val="1"/>
+          <w:rFonts w:ascii="宋体" w:hAnsi="宋体" w:eastAsia="宋体" w:cs="宋体"/>
+          <w:spacing w:val="-2"/>
+          <w:sz w:val="24"/>
+          <w:szCs w:val="24"/>
+        </w:rPr>
+      </w:pPr>
+      <w:r>
+        <w:rPr>
+          <w:rFonts w:ascii="宋体" w:hAnsi="宋体" w:eastAsia="宋体" w:cs="宋体"/>
+          <w:spacing w:val="-2"/>
+          <w:sz w:val="24"/>
+          <w:szCs w:val="24"/>
+        </w:rPr>
+        <w:t>6.国家有关法律、法规及行业标准</w:t>
+      </w:r>
+    </w:p>
+    <w:p>
+      <w:pPr>
+        <w:pStyle w:val="26"/>
         <w:bidi w:val="0"/>
       </w:pPr>
-      <w:bookmarkStart w:id="6" w:name="_Toc4075"/>
+      <w:bookmarkStart w:id="6" w:name="_Toc525"/>
       <w:r>
         <w:t>术语与定义</w:t>
       </w:r>
@@ -2620,14 +2657,14 @@
         <w:spacing w:before="100" w:line="220" w:lineRule="auto"/>
         <w:ind w:left="544"/>
         <w:rPr>
-          <w:rFonts w:ascii="宋体" w:eastAsia="宋体" w:hAnsi="宋体" w:cs="宋体"/>
-          <w:sz w:val="24"/>
-          <w:szCs w:val="24"/>
-        </w:rPr>
-      </w:pPr>
-      <w:r>
-        <w:rPr>
-          <w:rFonts w:ascii="宋体" w:eastAsia="宋体" w:hAnsi="宋体" w:cs="宋体"/>
+          <w:rFonts w:ascii="宋体" w:hAnsi="宋体" w:eastAsia="宋体" w:cs="宋体"/>
+          <w:sz w:val="24"/>
+          <w:szCs w:val="24"/>
+        </w:rPr>
+      </w:pPr>
+      <w:r>
+        <w:rPr>
+          <w:rFonts w:ascii="宋体" w:hAnsi="宋体" w:eastAsia="宋体" w:cs="宋体"/>
           <w:sz w:val="24"/>
           <w:szCs w:val="24"/>
         </w:rPr>
@@ -2636,10 +2673,10 @@
     </w:p>
     <w:p>
       <w:pPr>
-        <w:pStyle w:val="1"/>
+        <w:pStyle w:val="26"/>
         <w:bidi w:val="0"/>
       </w:pPr>
-      <w:bookmarkStart w:id="7" w:name="_Toc20225"/>
+      <w:bookmarkStart w:id="7" w:name="_Toc31806"/>
       <w:r>
         <w:t>角色与职责</w:t>
       </w:r>
@@ -2652,16 +2689,16 @@
     </w:p>
     <w:tbl>
       <w:tblPr>
-        <w:tblStyle w:val="TableNormal0"/>
+        <w:tblStyle w:val="24"/>
         <w:tblW w:w="8522" w:type="dxa"/>
         <w:tblInd w:w="5" w:type="dxa"/>
         <w:tblBorders>
-          <w:top w:val="single" w:sz="4" w:space="0" w:color="000000"/>
-          <w:left w:val="single" w:sz="4" w:space="0" w:color="000000"/>
-          <w:bottom w:val="single" w:sz="4" w:space="0" w:color="000000"/>
-          <w:right w:val="single" w:sz="4" w:space="0" w:color="000000"/>
-          <w:insideH w:val="single" w:sz="4" w:space="0" w:color="000000"/>
-          <w:insideV w:val="single" w:sz="4" w:space="0" w:color="000000"/>
+          <w:top w:val="single" w:color="000000" w:sz="4" w:space="0"/>
+          <w:left w:val="single" w:color="000000" w:sz="4" w:space="0"/>
+          <w:bottom w:val="single" w:color="000000" w:sz="4" w:space="0"/>
+          <w:right w:val="single" w:color="000000" w:sz="4" w:space="0"/>
+          <w:insideH w:val="single" w:color="000000" w:sz="4" w:space="0"/>
+          <w:insideV w:val="single" w:color="000000" w:sz="4" w:space="0"/>
         </w:tblBorders>
         <w:tblLayout w:type="fixed"/>
         <w:tblCellMar>
@@ -2678,17 +2715,14 @@
       </w:tblGrid>
       <w:tr>
         <w:tblPrEx>
-          <w:tblW w:w="8522" w:type="dxa"/>
-          <w:tblInd w:w="5" w:type="dxa"/>
           <w:tblBorders>
-            <w:top w:val="single" w:sz="4" w:space="0" w:color="000000"/>
-            <w:left w:val="single" w:sz="4" w:space="0" w:color="000000"/>
-            <w:bottom w:val="single" w:sz="4" w:space="0" w:color="000000"/>
-            <w:right w:val="single" w:sz="4" w:space="0" w:color="000000"/>
-            <w:insideH w:val="single" w:sz="4" w:space="0" w:color="000000"/>
-            <w:insideV w:val="single" w:sz="4" w:space="0" w:color="000000"/>
+            <w:top w:val="single" w:color="000000" w:sz="4" w:space="0"/>
+            <w:left w:val="single" w:color="000000" w:sz="4" w:space="0"/>
+            <w:bottom w:val="single" w:color="000000" w:sz="4" w:space="0"/>
+            <w:right w:val="single" w:color="000000" w:sz="4" w:space="0"/>
+            <w:insideH w:val="single" w:color="000000" w:sz="4" w:space="0"/>
+            <w:insideV w:val="single" w:color="000000" w:sz="4" w:space="0"/>
           </w:tblBorders>
-          <w:tblLayout w:type="fixed"/>
           <w:tblCellMar>
             <w:top w:w="0" w:type="dxa"/>
             <w:left w:w="0" w:type="dxa"/>
@@ -2697,7 +2731,7 @@
           </w:tblCellMar>
         </w:tblPrEx>
         <w:trPr>
-          <w:trHeight w:val="625"/>
+          <w:trHeight w:val="625" w:hRule="atLeast"/>
         </w:trPr>
         <w:tc>
           <w:tcPr>
@@ -2709,14 +2743,14 @@
               <w:spacing w:before="52" w:line="219" w:lineRule="auto"/>
               <w:ind w:left="114"/>
               <w:rPr>
-                <w:rFonts w:ascii="宋体" w:eastAsia="宋体" w:hAnsi="宋体" w:cs="宋体"/>
+                <w:rFonts w:ascii="宋体" w:hAnsi="宋体" w:eastAsia="宋体" w:cs="宋体"/>
                 <w:sz w:val="21"/>
                 <w:szCs w:val="21"/>
               </w:rPr>
             </w:pPr>
             <w:r>
               <w:rPr>
-                <w:rFonts w:ascii="宋体" w:eastAsia="宋体" w:hAnsi="宋体" w:cs="宋体"/>
+                <w:rFonts w:ascii="宋体" w:hAnsi="宋体" w:eastAsia="宋体" w:cs="宋体"/>
                 <w:spacing w:val="-3"/>
                 <w:sz w:val="21"/>
                 <w:szCs w:val="21"/>
@@ -2735,14 +2769,14 @@
               <w:spacing w:before="52" w:line="221" w:lineRule="auto"/>
               <w:ind w:left="111"/>
               <w:rPr>
-                <w:rFonts w:ascii="宋体" w:eastAsia="宋体" w:hAnsi="宋体" w:cs="宋体"/>
+                <w:rFonts w:ascii="宋体" w:hAnsi="宋体" w:eastAsia="宋体" w:cs="宋体"/>
                 <w:sz w:val="21"/>
                 <w:szCs w:val="21"/>
               </w:rPr>
             </w:pPr>
             <w:r>
               <w:rPr>
-                <w:rFonts w:ascii="宋体" w:eastAsia="宋体" w:hAnsi="宋体" w:cs="宋体"/>
+                <w:rFonts w:ascii="宋体" w:hAnsi="宋体" w:eastAsia="宋体" w:cs="宋体"/>
                 <w:spacing w:val="-3"/>
                 <w:sz w:val="21"/>
                 <w:szCs w:val="21"/>
@@ -2761,14 +2795,14 @@
               <w:spacing w:before="53" w:line="247" w:lineRule="auto"/>
               <w:ind w:left="113" w:right="207" w:firstLine="22"/>
               <w:rPr>
-                <w:rFonts w:ascii="宋体" w:eastAsia="宋体" w:hAnsi="宋体" w:cs="宋体"/>
+                <w:rFonts w:ascii="宋体" w:hAnsi="宋体" w:eastAsia="宋体" w:cs="宋体"/>
                 <w:sz w:val="21"/>
                 <w:szCs w:val="21"/>
               </w:rPr>
             </w:pPr>
             <w:r>
               <w:rPr>
-                <w:rFonts w:ascii="宋体" w:eastAsia="宋体" w:hAnsi="宋体" w:cs="宋体"/>
+                <w:rFonts w:ascii="宋体" w:hAnsi="宋体" w:eastAsia="宋体" w:cs="宋体"/>
                 <w:spacing w:val="-3"/>
                 <w:sz w:val="21"/>
                 <w:szCs w:val="21"/>
@@ -2777,7 +2811,7 @@
             </w:r>
             <w:r>
               <w:rPr>
-                <w:rFonts w:ascii="宋体" w:eastAsia="宋体" w:hAnsi="宋体" w:cs="宋体"/>
+                <w:rFonts w:ascii="宋体" w:hAnsi="宋体" w:eastAsia="宋体" w:cs="宋体"/>
                 <w:spacing w:val="-5"/>
                 <w:sz w:val="21"/>
                 <w:szCs w:val="21"/>
@@ -2789,9 +2823,14 @@
       </w:tr>
       <w:tr>
         <w:tblPrEx>
-          <w:tblW w:w="8522" w:type="dxa"/>
-          <w:tblInd w:w="5" w:type="dxa"/>
-          <w:tblLayout w:type="fixed"/>
+          <w:tblBorders>
+            <w:top w:val="single" w:color="000000" w:sz="4" w:space="0"/>
+            <w:left w:val="single" w:color="000000" w:sz="4" w:space="0"/>
+            <w:bottom w:val="single" w:color="000000" w:sz="4" w:space="0"/>
+            <w:right w:val="single" w:color="000000" w:sz="4" w:space="0"/>
+            <w:insideH w:val="single" w:color="000000" w:sz="4" w:space="0"/>
+            <w:insideV w:val="single" w:color="000000" w:sz="4" w:space="0"/>
+          </w:tblBorders>
           <w:tblCellMar>
             <w:top w:w="0" w:type="dxa"/>
             <w:left w:w="0" w:type="dxa"/>
@@ -2800,7 +2839,7 @@
           </w:tblCellMar>
         </w:tblPrEx>
         <w:trPr>
-          <w:trHeight w:val="310"/>
+          <w:trHeight w:val="310" w:hRule="atLeast"/>
         </w:trPr>
         <w:tc>
           <w:tcPr>
@@ -2811,14 +2850,14 @@
               <w:spacing w:before="52" w:line="218" w:lineRule="auto"/>
               <w:ind w:left="110"/>
               <w:rPr>
-                <w:rFonts w:ascii="宋体" w:eastAsia="宋体" w:hAnsi="宋体" w:cs="宋体"/>
+                <w:rFonts w:ascii="宋体" w:hAnsi="宋体" w:eastAsia="宋体" w:cs="宋体"/>
                 <w:sz w:val="21"/>
                 <w:szCs w:val="21"/>
               </w:rPr>
             </w:pPr>
             <w:r>
               <w:rPr>
-                <w:rFonts w:ascii="宋体" w:eastAsia="宋体" w:hAnsi="宋体" w:cs="宋体"/>
+                <w:rFonts w:ascii="宋体" w:hAnsi="宋体" w:eastAsia="宋体" w:cs="宋体"/>
                 <w:spacing w:val="-2"/>
                 <w:sz w:val="21"/>
                 <w:szCs w:val="21"/>
@@ -2836,14 +2875,14 @@
               <w:spacing w:before="52" w:line="218" w:lineRule="auto"/>
               <w:ind w:left="118"/>
               <w:rPr>
-                <w:rFonts w:ascii="宋体" w:eastAsia="宋体" w:hAnsi="宋体" w:cs="宋体"/>
+                <w:rFonts w:ascii="宋体" w:hAnsi="宋体" w:eastAsia="宋体" w:cs="宋体"/>
                 <w:sz w:val="21"/>
                 <w:szCs w:val="21"/>
               </w:rPr>
             </w:pPr>
             <w:r>
               <w:rPr>
-                <w:rFonts w:ascii="宋体" w:eastAsia="宋体" w:hAnsi="宋体" w:cs="宋体"/>
+                <w:rFonts w:ascii="宋体" w:hAnsi="宋体" w:eastAsia="宋体" w:cs="宋体"/>
                 <w:spacing w:val="-2"/>
                 <w:sz w:val="21"/>
                 <w:szCs w:val="21"/>
@@ -2861,7 +2900,7 @@
               <w:spacing w:before="52" w:line="218" w:lineRule="auto"/>
               <w:ind w:left="114"/>
               <w:rPr>
-                <w:rFonts w:ascii="宋体" w:eastAsia="宋体" w:hAnsi="宋体" w:cs="宋体" w:hint="default"/>
+                <w:rFonts w:hint="default" w:ascii="宋体" w:hAnsi="宋体" w:eastAsia="宋体" w:cs="宋体"/>
                 <w:sz w:val="21"/>
                 <w:szCs w:val="21"/>
                 <w:lang w:val="en-US" w:eastAsia="zh-CN"/>
@@ -2869,7 +2908,7 @@
             </w:pPr>
             <w:r>
               <w:rPr>
-                <w:rFonts w:ascii="宋体" w:eastAsia="宋体" w:hAnsi="宋体" w:cs="宋体" w:hint="eastAsia"/>
+                <w:rFonts w:hint="eastAsia" w:ascii="宋体" w:hAnsi="宋体" w:eastAsia="宋体" w:cs="宋体"/>
                 <w:sz w:val="21"/>
                 <w:szCs w:val="21"/>
                 <w:lang w:val="en-US" w:eastAsia="zh-CN"/>
@@ -2881,9 +2920,14 @@
       </w:tr>
       <w:tr>
         <w:tblPrEx>
-          <w:tblW w:w="8522" w:type="dxa"/>
-          <w:tblInd w:w="5" w:type="dxa"/>
-          <w:tblLayout w:type="fixed"/>
+          <w:tblBorders>
+            <w:top w:val="single" w:color="000000" w:sz="4" w:space="0"/>
+            <w:left w:val="single" w:color="000000" w:sz="4" w:space="0"/>
+            <w:bottom w:val="single" w:color="000000" w:sz="4" w:space="0"/>
+            <w:right w:val="single" w:color="000000" w:sz="4" w:space="0"/>
+            <w:insideH w:val="single" w:color="000000" w:sz="4" w:space="0"/>
+            <w:insideV w:val="single" w:color="000000" w:sz="4" w:space="0"/>
+          </w:tblBorders>
           <w:tblCellMar>
             <w:top w:w="0" w:type="dxa"/>
             <w:left w:w="0" w:type="dxa"/>
@@ -2892,7 +2936,7 @@
           </w:tblCellMar>
         </w:tblPrEx>
         <w:trPr>
-          <w:trHeight w:val="310"/>
+          <w:trHeight w:val="310" w:hRule="atLeast"/>
         </w:trPr>
         <w:tc>
           <w:tcPr>
@@ -2903,14 +2947,14 @@
               <w:spacing w:before="53" w:line="217" w:lineRule="auto"/>
               <w:ind w:left="121"/>
               <w:rPr>
-                <w:rFonts w:ascii="宋体" w:eastAsia="宋体" w:hAnsi="宋体" w:cs="宋体"/>
+                <w:rFonts w:ascii="宋体" w:hAnsi="宋体" w:eastAsia="宋体" w:cs="宋体"/>
                 <w:sz w:val="21"/>
                 <w:szCs w:val="21"/>
               </w:rPr>
             </w:pPr>
             <w:r>
               <w:rPr>
-                <w:rFonts w:ascii="宋体" w:eastAsia="宋体" w:hAnsi="宋体" w:cs="宋体"/>
+                <w:rFonts w:ascii="宋体" w:hAnsi="宋体" w:eastAsia="宋体" w:cs="宋体"/>
                 <w:spacing w:val="-5"/>
                 <w:sz w:val="21"/>
                 <w:szCs w:val="21"/>
@@ -2928,14 +2972,14 @@
               <w:spacing w:before="53" w:line="217" w:lineRule="auto"/>
               <w:ind w:left="111"/>
               <w:rPr>
-                <w:rFonts w:ascii="宋体" w:eastAsia="宋体" w:hAnsi="宋体" w:cs="宋体"/>
+                <w:rFonts w:ascii="宋体" w:hAnsi="宋体" w:eastAsia="宋体" w:cs="宋体"/>
                 <w:sz w:val="21"/>
                 <w:szCs w:val="21"/>
               </w:rPr>
             </w:pPr>
             <w:r>
               <w:rPr>
-                <w:rFonts w:ascii="宋体" w:eastAsia="宋体" w:hAnsi="宋体" w:cs="宋体"/>
+                <w:rFonts w:ascii="宋体" w:hAnsi="宋体" w:eastAsia="宋体" w:cs="宋体"/>
                 <w:spacing w:val="-2"/>
                 <w:sz w:val="21"/>
                 <w:szCs w:val="21"/>
@@ -2953,14 +2997,14 @@
               <w:spacing w:before="53" w:line="217" w:lineRule="auto"/>
               <w:ind w:left="118"/>
               <w:rPr>
-                <w:rFonts w:ascii="宋体" w:eastAsia="宋体" w:hAnsi="宋体" w:cs="宋体"/>
+                <w:rFonts w:ascii="宋体" w:hAnsi="宋体" w:eastAsia="宋体" w:cs="宋体"/>
                 <w:sz w:val="21"/>
                 <w:szCs w:val="21"/>
               </w:rPr>
             </w:pPr>
             <w:r>
               <w:rPr>
-                <w:rFonts w:ascii="宋体" w:eastAsia="宋体" w:hAnsi="宋体" w:cs="宋体"/>
+                <w:rFonts w:ascii="宋体" w:hAnsi="宋体" w:eastAsia="宋体" w:cs="宋体"/>
                 <w:spacing w:val="-4"/>
                 <w:sz w:val="21"/>
                 <w:szCs w:val="21"/>
@@ -2972,9 +3016,14 @@
       </w:tr>
       <w:tr>
         <w:tblPrEx>
-          <w:tblW w:w="8522" w:type="dxa"/>
-          <w:tblInd w:w="5" w:type="dxa"/>
-          <w:tblLayout w:type="fixed"/>
+          <w:tblBorders>
+            <w:top w:val="single" w:color="000000" w:sz="4" w:space="0"/>
+            <w:left w:val="single" w:color="000000" w:sz="4" w:space="0"/>
+            <w:bottom w:val="single" w:color="000000" w:sz="4" w:space="0"/>
+            <w:right w:val="single" w:color="000000" w:sz="4" w:space="0"/>
+            <w:insideH w:val="single" w:color="000000" w:sz="4" w:space="0"/>
+            <w:insideV w:val="single" w:color="000000" w:sz="4" w:space="0"/>
+          </w:tblBorders>
           <w:tblCellMar>
             <w:top w:w="0" w:type="dxa"/>
             <w:left w:w="0" w:type="dxa"/>
@@ -2983,7 +3032,7 @@
           </w:tblCellMar>
         </w:tblPrEx>
         <w:trPr>
-          <w:trHeight w:val="314"/>
+          <w:trHeight w:val="314" w:hRule="atLeast"/>
         </w:trPr>
         <w:tc>
           <w:tcPr>
@@ -2994,14 +3043,14 @@
               <w:spacing w:before="56" w:line="218" w:lineRule="auto"/>
               <w:ind w:left="111"/>
               <w:rPr>
-                <w:rFonts w:ascii="宋体" w:eastAsia="宋体" w:hAnsi="宋体" w:cs="宋体"/>
+                <w:rFonts w:ascii="宋体" w:hAnsi="宋体" w:eastAsia="宋体" w:cs="宋体"/>
                 <w:sz w:val="21"/>
                 <w:szCs w:val="21"/>
               </w:rPr>
             </w:pPr>
             <w:r>
               <w:rPr>
-                <w:rFonts w:ascii="宋体" w:eastAsia="宋体" w:hAnsi="宋体" w:cs="宋体"/>
+                <w:rFonts w:ascii="宋体" w:hAnsi="宋体" w:eastAsia="宋体" w:cs="宋体"/>
                 <w:spacing w:val="-2"/>
                 <w:sz w:val="21"/>
                 <w:szCs w:val="21"/>
@@ -3019,14 +3068,14 @@
               <w:spacing w:before="56" w:line="218" w:lineRule="auto"/>
               <w:ind w:left="108"/>
               <w:rPr>
-                <w:rFonts w:ascii="宋体" w:eastAsia="宋体" w:hAnsi="宋体" w:cs="宋体"/>
+                <w:rFonts w:ascii="宋体" w:hAnsi="宋体" w:eastAsia="宋体" w:cs="宋体"/>
                 <w:sz w:val="21"/>
                 <w:szCs w:val="21"/>
               </w:rPr>
             </w:pPr>
             <w:r>
               <w:rPr>
-                <w:rFonts w:ascii="宋体" w:eastAsia="宋体" w:hAnsi="宋体" w:cs="宋体"/>
+                <w:rFonts w:ascii="宋体" w:hAnsi="宋体" w:eastAsia="宋体" w:cs="宋体"/>
                 <w:spacing w:val="-1"/>
                 <w:sz w:val="21"/>
                 <w:szCs w:val="21"/>
@@ -3044,14 +3093,14 @@
               <w:spacing w:before="56" w:line="218" w:lineRule="auto"/>
               <w:ind w:left="113"/>
               <w:rPr>
-                <w:rFonts w:ascii="宋体" w:eastAsia="宋体" w:hAnsi="宋体" w:cs="宋体"/>
+                <w:rFonts w:ascii="宋体" w:hAnsi="宋体" w:eastAsia="宋体" w:cs="宋体"/>
                 <w:sz w:val="21"/>
                 <w:szCs w:val="21"/>
               </w:rPr>
             </w:pPr>
             <w:r>
               <w:rPr>
-                <w:rFonts w:ascii="宋体" w:eastAsia="宋体" w:hAnsi="宋体" w:cs="宋体"/>
+                <w:rFonts w:ascii="宋体" w:hAnsi="宋体" w:eastAsia="宋体" w:cs="宋体"/>
                 <w:spacing w:val="-2"/>
                 <w:sz w:val="21"/>
                 <w:szCs w:val="21"/>
@@ -3064,10 +3113,10 @@
     </w:tbl>
     <w:p>
       <w:pPr>
-        <w:pStyle w:val="1"/>
+        <w:pStyle w:val="26"/>
         <w:bidi w:val="0"/>
       </w:pPr>
-      <w:bookmarkStart w:id="8" w:name="_Toc3676"/>
+      <w:bookmarkStart w:id="8" w:name="_Toc27081"/>
       <w:r>
         <w:t>程序</w:t>
       </w:r>
@@ -3075,12 +3124,12 @@
     </w:p>
     <w:p>
       <w:pPr>
-        <w:pStyle w:val="Heading2"/>
+        <w:pStyle w:val="3"/>
         <w:bidi w:val="0"/>
       </w:pPr>
       <w:bookmarkStart w:id="9" w:name="bookmark18"/>
       <w:bookmarkEnd w:id="9"/>
-      <w:bookmarkStart w:id="10" w:name="_Toc25121"/>
+      <w:bookmarkStart w:id="10" w:name="_Toc7233"/>
       <w:r>
         <w:t>客户满意度调查的项目</w:t>
       </w:r>
@@ -3106,18 +3155,18 @@
         <w:adjustRightInd w:val="0"/>
         <w:snapToGrid w:val="0"/>
         <w:spacing w:line="360" w:lineRule="auto"/>
-        <w:ind w:left="425" w:hanging="425" w:leftChars="0" w:firstLineChars="0"/>
+        <w:ind w:left="425" w:leftChars="0" w:hanging="425" w:firstLineChars="0"/>
         <w:textAlignment w:val="baseline"/>
         <w:rPr>
-          <w:rFonts w:ascii="宋体" w:eastAsia="宋体" w:hAnsi="宋体" w:cs="宋体"/>
-          <w:spacing w:val="-2"/>
-          <w:sz w:val="24"/>
-          <w:szCs w:val="24"/>
-        </w:rPr>
-      </w:pPr>
-      <w:r>
-        <w:rPr>
-          <w:rFonts w:ascii="宋体" w:eastAsia="宋体" w:hAnsi="宋体" w:cs="宋体"/>
+          <w:rFonts w:ascii="宋体" w:hAnsi="宋体" w:eastAsia="宋体" w:cs="宋体"/>
+          <w:spacing w:val="-2"/>
+          <w:sz w:val="24"/>
+          <w:szCs w:val="24"/>
+        </w:rPr>
+      </w:pPr>
+      <w:r>
+        <w:rPr>
+          <w:rFonts w:ascii="宋体" w:hAnsi="宋体" w:eastAsia="宋体" w:cs="宋体"/>
           <w:spacing w:val="-2"/>
           <w:sz w:val="24"/>
           <w:szCs w:val="24"/>
@@ -3145,18 +3194,18 @@
         <w:adjustRightInd w:val="0"/>
         <w:snapToGrid w:val="0"/>
         <w:spacing w:line="360" w:lineRule="auto"/>
-        <w:ind w:left="425" w:hanging="425" w:leftChars="0" w:firstLineChars="0"/>
+        <w:ind w:left="425" w:leftChars="0" w:hanging="425" w:firstLineChars="0"/>
         <w:textAlignment w:val="baseline"/>
         <w:rPr>
-          <w:rFonts w:ascii="宋体" w:eastAsia="宋体" w:hAnsi="宋体" w:cs="宋体"/>
-          <w:spacing w:val="-2"/>
-          <w:sz w:val="24"/>
-          <w:szCs w:val="24"/>
-        </w:rPr>
-      </w:pPr>
-      <w:r>
-        <w:rPr>
-          <w:rFonts w:ascii="宋体" w:eastAsia="宋体" w:hAnsi="宋体" w:cs="宋体"/>
+          <w:rFonts w:ascii="宋体" w:hAnsi="宋体" w:eastAsia="宋体" w:cs="宋体"/>
+          <w:spacing w:val="-2"/>
+          <w:sz w:val="24"/>
+          <w:szCs w:val="24"/>
+        </w:rPr>
+      </w:pPr>
+      <w:r>
+        <w:rPr>
+          <w:rFonts w:ascii="宋体" w:hAnsi="宋体" w:eastAsia="宋体" w:cs="宋体"/>
           <w:spacing w:val="-2"/>
           <w:sz w:val="24"/>
           <w:szCs w:val="24"/>
@@ -3184,18 +3233,18 @@
         <w:adjustRightInd w:val="0"/>
         <w:snapToGrid w:val="0"/>
         <w:spacing w:line="360" w:lineRule="auto"/>
-        <w:ind w:left="425" w:hanging="425" w:leftChars="0" w:firstLineChars="0"/>
+        <w:ind w:left="425" w:leftChars="0" w:hanging="425" w:firstLineChars="0"/>
         <w:textAlignment w:val="baseline"/>
         <w:rPr>
-          <w:rFonts w:ascii="宋体" w:eastAsia="宋体" w:hAnsi="宋体" w:cs="宋体"/>
-          <w:spacing w:val="-2"/>
-          <w:sz w:val="24"/>
-          <w:szCs w:val="24"/>
-        </w:rPr>
-      </w:pPr>
-      <w:r>
-        <w:rPr>
-          <w:rFonts w:ascii="宋体" w:eastAsia="宋体" w:hAnsi="宋体" w:cs="宋体"/>
+          <w:rFonts w:ascii="宋体" w:hAnsi="宋体" w:eastAsia="宋体" w:cs="宋体"/>
+          <w:spacing w:val="-2"/>
+          <w:sz w:val="24"/>
+          <w:szCs w:val="24"/>
+        </w:rPr>
+      </w:pPr>
+      <w:r>
+        <w:rPr>
+          <w:rFonts w:ascii="宋体" w:hAnsi="宋体" w:eastAsia="宋体" w:cs="宋体"/>
           <w:spacing w:val="-2"/>
           <w:sz w:val="24"/>
           <w:szCs w:val="24"/>
@@ -3223,18 +3272,18 @@
         <w:adjustRightInd w:val="0"/>
         <w:snapToGrid w:val="0"/>
         <w:spacing w:line="360" w:lineRule="auto"/>
-        <w:ind w:left="425" w:hanging="425" w:leftChars="0" w:firstLineChars="0"/>
+        <w:ind w:left="425" w:leftChars="0" w:hanging="425" w:firstLineChars="0"/>
         <w:textAlignment w:val="baseline"/>
         <w:rPr>
-          <w:rFonts w:ascii="宋体" w:eastAsia="宋体" w:hAnsi="宋体" w:cs="宋体"/>
-          <w:spacing w:val="-2"/>
-          <w:sz w:val="24"/>
-          <w:szCs w:val="24"/>
-        </w:rPr>
-      </w:pPr>
-      <w:r>
-        <w:rPr>
-          <w:rFonts w:ascii="宋体" w:eastAsia="宋体" w:hAnsi="宋体" w:cs="宋体"/>
+          <w:rFonts w:ascii="宋体" w:hAnsi="宋体" w:eastAsia="宋体" w:cs="宋体"/>
+          <w:spacing w:val="-2"/>
+          <w:sz w:val="24"/>
+          <w:szCs w:val="24"/>
+        </w:rPr>
+      </w:pPr>
+      <w:r>
+        <w:rPr>
+          <w:rFonts w:ascii="宋体" w:hAnsi="宋体" w:eastAsia="宋体" w:cs="宋体"/>
           <w:spacing w:val="-2"/>
           <w:sz w:val="24"/>
           <w:szCs w:val="24"/>
@@ -3243,7 +3292,7 @@
       </w:r>
       <w:r>
         <w:rPr>
-          <w:rFonts w:ascii="宋体" w:eastAsia="宋体" w:hAnsi="宋体" w:cs="宋体" w:hint="eastAsia"/>
+          <w:rFonts w:hint="eastAsia" w:ascii="宋体" w:hAnsi="宋体" w:eastAsia="宋体" w:cs="宋体"/>
           <w:spacing w:val="-2"/>
           <w:sz w:val="24"/>
           <w:szCs w:val="24"/>
@@ -3254,10 +3303,10 @@
     </w:p>
     <w:p>
       <w:pPr>
-        <w:pStyle w:val="Heading2"/>
+        <w:pStyle w:val="3"/>
         <w:bidi w:val="0"/>
       </w:pPr>
-      <w:bookmarkStart w:id="11" w:name="_Toc23108"/>
+      <w:bookmarkStart w:id="11" w:name="_Toc9534"/>
       <w:r>
         <w:t>客户满意度调查的信息来源</w:t>
       </w:r>
@@ -3283,18 +3332,18 @@
         <w:adjustRightInd w:val="0"/>
         <w:snapToGrid w:val="0"/>
         <w:spacing w:line="360" w:lineRule="auto"/>
-        <w:ind w:left="425" w:hanging="425" w:leftChars="0" w:firstLineChars="0"/>
+        <w:ind w:left="425" w:leftChars="0" w:hanging="425" w:firstLineChars="0"/>
         <w:textAlignment w:val="baseline"/>
         <w:rPr>
-          <w:rFonts w:ascii="宋体" w:eastAsia="宋体" w:hAnsi="宋体" w:cs="宋体"/>
-          <w:spacing w:val="-2"/>
-          <w:sz w:val="24"/>
-          <w:szCs w:val="24"/>
-        </w:rPr>
-      </w:pPr>
-      <w:r>
-        <w:rPr>
-          <w:rFonts w:ascii="宋体" w:eastAsia="宋体" w:hAnsi="宋体" w:cs="宋体"/>
+          <w:rFonts w:ascii="宋体" w:hAnsi="宋体" w:eastAsia="宋体" w:cs="宋体"/>
+          <w:spacing w:val="-2"/>
+          <w:sz w:val="24"/>
+          <w:szCs w:val="24"/>
+        </w:rPr>
+      </w:pPr>
+      <w:r>
+        <w:rPr>
+          <w:rFonts w:ascii="宋体" w:hAnsi="宋体" w:eastAsia="宋体" w:cs="宋体"/>
           <w:spacing w:val="-2"/>
           <w:sz w:val="24"/>
           <w:szCs w:val="24"/>
@@ -3322,18 +3371,18 @@
         <w:adjustRightInd w:val="0"/>
         <w:snapToGrid w:val="0"/>
         <w:spacing w:line="360" w:lineRule="auto"/>
-        <w:ind w:left="425" w:hanging="425" w:leftChars="0" w:firstLineChars="0"/>
+        <w:ind w:left="425" w:leftChars="0" w:hanging="425" w:firstLineChars="0"/>
         <w:textAlignment w:val="baseline"/>
         <w:rPr>
-          <w:rFonts w:ascii="宋体" w:eastAsia="宋体" w:hAnsi="宋体" w:cs="宋体"/>
-          <w:spacing w:val="-2"/>
-          <w:sz w:val="24"/>
-          <w:szCs w:val="24"/>
-        </w:rPr>
-      </w:pPr>
-      <w:r>
-        <w:rPr>
-          <w:rFonts w:ascii="宋体" w:eastAsia="宋体" w:hAnsi="宋体" w:cs="宋体"/>
+          <w:rFonts w:ascii="宋体" w:hAnsi="宋体" w:eastAsia="宋体" w:cs="宋体"/>
+          <w:spacing w:val="-2"/>
+          <w:sz w:val="24"/>
+          <w:szCs w:val="24"/>
+        </w:rPr>
+      </w:pPr>
+      <w:r>
+        <w:rPr>
+          <w:rFonts w:ascii="宋体" w:hAnsi="宋体" w:eastAsia="宋体" w:cs="宋体"/>
           <w:spacing w:val="-2"/>
           <w:sz w:val="24"/>
           <w:szCs w:val="24"/>
@@ -3361,18 +3410,18 @@
         <w:adjustRightInd w:val="0"/>
         <w:snapToGrid w:val="0"/>
         <w:spacing w:line="360" w:lineRule="auto"/>
-        <w:ind w:left="425" w:hanging="425" w:leftChars="0" w:firstLineChars="0"/>
+        <w:ind w:left="425" w:leftChars="0" w:hanging="425" w:firstLineChars="0"/>
         <w:textAlignment w:val="baseline"/>
         <w:rPr>
-          <w:rFonts w:ascii="宋体" w:eastAsia="宋体" w:hAnsi="宋体" w:cs="宋体"/>
-          <w:spacing w:val="-2"/>
-          <w:sz w:val="24"/>
-          <w:szCs w:val="24"/>
-        </w:rPr>
-      </w:pPr>
-      <w:r>
-        <w:rPr>
-          <w:rFonts w:ascii="宋体" w:eastAsia="宋体" w:hAnsi="宋体" w:cs="宋体"/>
+          <w:rFonts w:ascii="宋体" w:hAnsi="宋体" w:eastAsia="宋体" w:cs="宋体"/>
+          <w:spacing w:val="-2"/>
+          <w:sz w:val="24"/>
+          <w:szCs w:val="24"/>
+        </w:rPr>
+      </w:pPr>
+      <w:r>
+        <w:rPr>
+          <w:rFonts w:ascii="宋体" w:hAnsi="宋体" w:eastAsia="宋体" w:cs="宋体"/>
           <w:spacing w:val="-2"/>
           <w:sz w:val="24"/>
           <w:szCs w:val="24"/>
@@ -3400,18 +3449,18 @@
         <w:adjustRightInd w:val="0"/>
         <w:snapToGrid w:val="0"/>
         <w:spacing w:line="360" w:lineRule="auto"/>
-        <w:ind w:left="425" w:hanging="425" w:leftChars="0" w:firstLineChars="0"/>
+        <w:ind w:left="425" w:leftChars="0" w:hanging="425" w:firstLineChars="0"/>
         <w:textAlignment w:val="baseline"/>
         <w:rPr>
-          <w:rFonts w:ascii="宋体" w:eastAsia="宋体" w:hAnsi="宋体" w:cs="宋体"/>
-          <w:spacing w:val="-2"/>
-          <w:sz w:val="24"/>
-          <w:szCs w:val="24"/>
-        </w:rPr>
-      </w:pPr>
-      <w:r>
-        <w:rPr>
-          <w:rFonts w:ascii="宋体" w:eastAsia="宋体" w:hAnsi="宋体" w:cs="宋体"/>
+          <w:rFonts w:ascii="宋体" w:hAnsi="宋体" w:eastAsia="宋体" w:cs="宋体"/>
+          <w:spacing w:val="-2"/>
+          <w:sz w:val="24"/>
+          <w:szCs w:val="24"/>
+        </w:rPr>
+      </w:pPr>
+      <w:r>
+        <w:rPr>
+          <w:rFonts w:ascii="宋体" w:hAnsi="宋体" w:eastAsia="宋体" w:cs="宋体"/>
           <w:spacing w:val="-2"/>
           <w:sz w:val="24"/>
           <w:szCs w:val="24"/>
@@ -3439,18 +3488,18 @@
         <w:adjustRightInd w:val="0"/>
         <w:snapToGrid w:val="0"/>
         <w:spacing w:line="360" w:lineRule="auto"/>
-        <w:ind w:left="425" w:hanging="425" w:leftChars="0" w:firstLineChars="0"/>
+        <w:ind w:left="425" w:leftChars="0" w:hanging="425" w:firstLineChars="0"/>
         <w:textAlignment w:val="baseline"/>
         <w:rPr>
-          <w:rFonts w:ascii="宋体" w:eastAsia="宋体" w:hAnsi="宋体" w:cs="宋体"/>
-          <w:spacing w:val="-2"/>
-          <w:sz w:val="24"/>
-          <w:szCs w:val="24"/>
-        </w:rPr>
-      </w:pPr>
-      <w:r>
-        <w:rPr>
-          <w:rFonts w:ascii="宋体" w:eastAsia="宋体" w:hAnsi="宋体" w:cs="宋体"/>
+          <w:rFonts w:ascii="宋体" w:hAnsi="宋体" w:eastAsia="宋体" w:cs="宋体"/>
+          <w:spacing w:val="-2"/>
+          <w:sz w:val="24"/>
+          <w:szCs w:val="24"/>
+        </w:rPr>
+      </w:pPr>
+      <w:r>
+        <w:rPr>
+          <w:rFonts w:ascii="宋体" w:hAnsi="宋体" w:eastAsia="宋体" w:cs="宋体"/>
           <w:spacing w:val="-2"/>
           <w:sz w:val="24"/>
           <w:szCs w:val="24"/>
@@ -3460,10 +3509,10 @@
     </w:p>
     <w:p>
       <w:pPr>
-        <w:pStyle w:val="2"/>
+        <w:pStyle w:val="28"/>
         <w:bidi w:val="0"/>
       </w:pPr>
-      <w:bookmarkStart w:id="12" w:name="_Toc23740"/>
+      <w:bookmarkStart w:id="12" w:name="_Toc13319"/>
       <w:r>
         <w:t>调查过程</w:t>
       </w:r>
@@ -3471,12 +3520,12 @@
     </w:p>
     <w:p>
       <w:pPr>
-        <w:pStyle w:val="3"/>
+        <w:pStyle w:val="29"/>
         <w:bidi w:val="0"/>
       </w:pPr>
       <w:bookmarkStart w:id="13" w:name="bookmark19"/>
       <w:bookmarkEnd w:id="13"/>
-      <w:bookmarkStart w:id="14" w:name="_Toc1312"/>
+      <w:bookmarkStart w:id="14" w:name="_Toc10658"/>
       <w:r>
         <w:t>客户满意度调查</w:t>
       </w:r>
@@ -3498,23 +3547,23 @@
         <w:adjustRightInd w:val="0"/>
         <w:snapToGrid w:val="0"/>
         <w:spacing w:line="360" w:lineRule="auto"/>
-        <w:ind w:left="472" w:hanging="420" w:hangingChars="200"/>
+        <w:ind w:left="472" w:hanging="472" w:hangingChars="200"/>
         <w:textAlignment w:val="baseline"/>
         <w:rPr>
-          <w:rFonts w:ascii="宋体" w:eastAsia="宋体" w:hAnsi="宋体" w:cs="宋体"/>
-          <w:spacing w:val="-2"/>
-          <w:sz w:val="24"/>
-          <w:szCs w:val="24"/>
-        </w:rPr>
-      </w:pPr>
-      <w:r>
-        <w:rPr>
-          <w:rFonts w:ascii="宋体" w:eastAsia="宋体" w:hAnsi="宋体" w:cs="宋体"/>
-          <w:spacing w:val="-2"/>
-          <w:sz w:val="24"/>
-          <w:szCs w:val="24"/>
-        </w:rPr>
-        <w:t>1. 质量部每年进行一次客户满意度调查，调查对象为一年内有订单往来的客户，但如果客户对调查时间间隔有特别要求，质量部将按客户要求进行定期调查，如客户无作要求则按一年为调查间隔。</w:t>
+          <w:rFonts w:ascii="宋体" w:hAnsi="宋体" w:eastAsia="宋体" w:cs="宋体"/>
+          <w:spacing w:val="-2"/>
+          <w:sz w:val="24"/>
+          <w:szCs w:val="24"/>
+        </w:rPr>
+      </w:pPr>
+      <w:r>
+        <w:rPr>
+          <w:rFonts w:ascii="宋体" w:hAnsi="宋体" w:eastAsia="宋体" w:cs="宋体"/>
+          <w:spacing w:val="-2"/>
+          <w:sz w:val="24"/>
+          <w:szCs w:val="24"/>
+        </w:rPr>
+        <w:t>1.质量部每年进行一次客户满意度调查，调查对象为一年内有订单往来的客户，但如果客户对调查时间间隔有特别要求，质量部将按客户要求进行定期调查，如客户无作要求则按一年为调查间隔。</w:t>
       </w:r>
     </w:p>
     <w:p>
@@ -3533,31 +3582,31 @@
         <w:adjustRightInd w:val="0"/>
         <w:snapToGrid w:val="0"/>
         <w:spacing w:line="360" w:lineRule="auto"/>
-        <w:ind w:left="472" w:hanging="420" w:hangingChars="200"/>
+        <w:ind w:left="472" w:hanging="472" w:hangingChars="200"/>
         <w:textAlignment w:val="baseline"/>
         <w:rPr>
-          <w:rFonts w:ascii="宋体" w:eastAsia="宋体" w:hAnsi="宋体" w:cs="宋体"/>
-          <w:spacing w:val="-2"/>
-          <w:sz w:val="24"/>
-          <w:szCs w:val="24"/>
-        </w:rPr>
-      </w:pPr>
-      <w:r>
-        <w:rPr>
-          <w:rFonts w:ascii="宋体" w:eastAsia="宋体" w:hAnsi="宋体" w:cs="宋体"/>
-          <w:spacing w:val="-2"/>
-          <w:sz w:val="24"/>
-          <w:szCs w:val="24"/>
-        </w:rPr>
-        <w:t>2. 客户意见调查的方式可以是：传真问卷表、电话访问、面谈、走访等。</w:t>
-      </w:r>
-    </w:p>
-    <w:p>
-      <w:pPr>
-        <w:pStyle w:val="3"/>
+          <w:rFonts w:ascii="宋体" w:hAnsi="宋体" w:eastAsia="宋体" w:cs="宋体"/>
+          <w:spacing w:val="-2"/>
+          <w:sz w:val="24"/>
+          <w:szCs w:val="24"/>
+        </w:rPr>
+      </w:pPr>
+      <w:r>
+        <w:rPr>
+          <w:rFonts w:ascii="宋体" w:hAnsi="宋体" w:eastAsia="宋体" w:cs="宋体"/>
+          <w:spacing w:val="-2"/>
+          <w:sz w:val="24"/>
+          <w:szCs w:val="24"/>
+        </w:rPr>
+        <w:t>2.客户意见调查的方式可以是：传真问卷表、电话访问、面谈、走访等。</w:t>
+      </w:r>
+    </w:p>
+    <w:p>
+      <w:pPr>
+        <w:pStyle w:val="29"/>
         <w:bidi w:val="0"/>
       </w:pPr>
-      <w:bookmarkStart w:id="15" w:name="_Toc27455"/>
+      <w:bookmarkStart w:id="15" w:name="_Toc17759"/>
       <w:r>
         <w:t>客户满意度调查项目</w:t>
       </w:r>
@@ -3579,17 +3628,17 @@
         <w:adjustRightInd w:val="0"/>
         <w:snapToGrid w:val="0"/>
         <w:spacing w:line="360" w:lineRule="auto"/>
-        <w:ind w:left="0" w:right="0" w:firstLine="420" w:firstLineChars="200"/>
+        <w:ind w:left="0" w:right="0" w:firstLine="480" w:firstLineChars="200"/>
         <w:textAlignment w:val="baseline"/>
         <w:rPr>
-          <w:rFonts w:ascii="宋体" w:eastAsia="宋体" w:hAnsi="宋体" w:cs="宋体"/>
-          <w:sz w:val="24"/>
-          <w:szCs w:val="24"/>
-        </w:rPr>
-      </w:pPr>
-      <w:r>
-        <w:rPr>
-          <w:rFonts w:ascii="宋体" w:eastAsia="宋体" w:hAnsi="宋体" w:cs="宋体"/>
+          <w:rFonts w:ascii="宋体" w:hAnsi="宋体" w:eastAsia="宋体" w:cs="宋体"/>
+          <w:sz w:val="24"/>
+          <w:szCs w:val="24"/>
+        </w:rPr>
+      </w:pPr>
+      <w:r>
+        <w:rPr>
+          <w:rFonts w:ascii="宋体" w:hAnsi="宋体" w:eastAsia="宋体" w:cs="宋体"/>
           <w:sz w:val="24"/>
           <w:szCs w:val="24"/>
         </w:rPr>
@@ -3597,7 +3646,7 @@
       </w:r>
       <w:r>
         <w:rPr>
-          <w:rFonts w:ascii="宋体" w:eastAsia="宋体" w:hAnsi="宋体" w:cs="宋体"/>
+          <w:rFonts w:ascii="宋体" w:hAnsi="宋体" w:eastAsia="宋体" w:cs="宋体"/>
           <w:spacing w:val="-1"/>
           <w:sz w:val="24"/>
           <w:szCs w:val="24"/>
@@ -3606,7 +3655,7 @@
       </w:r>
       <w:r>
         <w:rPr>
-          <w:rFonts w:ascii="宋体" w:eastAsia="宋体" w:hAnsi="宋体" w:cs="宋体"/>
+          <w:rFonts w:ascii="宋体" w:hAnsi="宋体" w:eastAsia="宋体" w:cs="宋体"/>
           <w:spacing w:val="-2"/>
           <w:sz w:val="24"/>
           <w:szCs w:val="24"/>
@@ -3616,10 +3665,10 @@
     </w:p>
     <w:p>
       <w:pPr>
-        <w:pStyle w:val="3"/>
+        <w:pStyle w:val="29"/>
         <w:bidi w:val="0"/>
       </w:pPr>
-      <w:bookmarkStart w:id="16" w:name="_Toc3822"/>
+      <w:bookmarkStart w:id="16" w:name="_Toc5420"/>
       <w:r>
         <w:t>客户满意度每项分数</w:t>
       </w:r>
@@ -3641,18 +3690,18 @@
         <w:adjustRightInd w:val="0"/>
         <w:snapToGrid w:val="0"/>
         <w:spacing w:line="360" w:lineRule="auto"/>
-        <w:ind w:left="472" w:hanging="420" w:hangingChars="200"/>
+        <w:ind w:left="472" w:hanging="472" w:hangingChars="200"/>
         <w:textAlignment w:val="baseline"/>
         <w:rPr>
-          <w:rFonts w:ascii="宋体" w:eastAsia="宋体" w:hAnsi="宋体" w:cs="宋体"/>
-          <w:spacing w:val="-2"/>
-          <w:sz w:val="24"/>
-          <w:szCs w:val="24"/>
-        </w:rPr>
-      </w:pPr>
-      <w:r>
-        <w:rPr>
-          <w:rFonts w:ascii="宋体" w:eastAsia="宋体" w:hAnsi="宋体" w:cs="宋体"/>
+          <w:rFonts w:ascii="宋体" w:hAnsi="宋体" w:eastAsia="宋体" w:cs="宋体"/>
+          <w:spacing w:val="-2"/>
+          <w:sz w:val="24"/>
+          <w:szCs w:val="24"/>
+        </w:rPr>
+      </w:pPr>
+      <w:r>
+        <w:rPr>
+          <w:rFonts w:ascii="宋体" w:hAnsi="宋体" w:eastAsia="宋体" w:cs="宋体"/>
           <w:spacing w:val="-2"/>
           <w:sz w:val="24"/>
           <w:szCs w:val="24"/>
@@ -3676,18 +3725,18 @@
         <w:adjustRightInd w:val="0"/>
         <w:snapToGrid w:val="0"/>
         <w:spacing w:line="360" w:lineRule="auto"/>
-        <w:ind w:left="472" w:hanging="420" w:hangingChars="200"/>
+        <w:ind w:left="472" w:hanging="472" w:hangingChars="200"/>
         <w:textAlignment w:val="baseline"/>
         <w:rPr>
-          <w:rFonts w:ascii="宋体" w:eastAsia="宋体" w:hAnsi="宋体" w:cs="宋体"/>
-          <w:spacing w:val="-2"/>
-          <w:sz w:val="24"/>
-          <w:szCs w:val="24"/>
-        </w:rPr>
-      </w:pPr>
-      <w:r>
-        <w:rPr>
-          <w:rFonts w:ascii="宋体" w:eastAsia="宋体" w:hAnsi="宋体" w:cs="宋体"/>
+          <w:rFonts w:ascii="宋体" w:hAnsi="宋体" w:eastAsia="宋体" w:cs="宋体"/>
+          <w:spacing w:val="-2"/>
+          <w:sz w:val="24"/>
+          <w:szCs w:val="24"/>
+        </w:rPr>
+      </w:pPr>
+      <w:r>
+        <w:rPr>
+          <w:rFonts w:ascii="宋体" w:hAnsi="宋体" w:eastAsia="宋体" w:cs="宋体"/>
           <w:spacing w:val="-2"/>
           <w:sz w:val="24"/>
           <w:szCs w:val="24"/>
@@ -3706,7 +3755,7 @@
                     <pic:cNvPicPr/>
                   </pic:nvPicPr>
                   <pic:blipFill>
-                    <a:blip xmlns:r="http://schemas.openxmlformats.org/officeDocument/2006/relationships" r:embed="rId4"/>
+                    <a:blip r:embed="rId7"/>
                     <a:stretch>
                       <a:fillRect/>
                     </a:stretch>
@@ -3728,7 +3777,7 @@
       </w:r>
       <w:r>
         <w:rPr>
-          <w:rFonts w:ascii="宋体" w:eastAsia="宋体" w:hAnsi="宋体" w:cs="宋体"/>
+          <w:rFonts w:ascii="宋体" w:hAnsi="宋体" w:eastAsia="宋体" w:cs="宋体"/>
           <w:spacing w:val="-2"/>
           <w:sz w:val="24"/>
           <w:szCs w:val="24"/>
@@ -3752,18 +3801,18 @@
         <w:adjustRightInd w:val="0"/>
         <w:snapToGrid w:val="0"/>
         <w:spacing w:line="360" w:lineRule="auto"/>
-        <w:ind w:left="472" w:hanging="420" w:hangingChars="200"/>
+        <w:ind w:left="472" w:hanging="472" w:hangingChars="200"/>
         <w:textAlignment w:val="baseline"/>
         <w:rPr>
-          <w:rFonts w:ascii="宋体" w:eastAsia="宋体" w:hAnsi="宋体" w:cs="宋体"/>
-          <w:spacing w:val="-2"/>
-          <w:sz w:val="24"/>
-          <w:szCs w:val="24"/>
-        </w:rPr>
-      </w:pPr>
-      <w:r>
-        <w:rPr>
-          <w:rFonts w:ascii="宋体" w:eastAsia="宋体" w:hAnsi="宋体" w:cs="宋体"/>
+          <w:rFonts w:ascii="宋体" w:hAnsi="宋体" w:eastAsia="宋体" w:cs="宋体"/>
+          <w:spacing w:val="-2"/>
+          <w:sz w:val="24"/>
+          <w:szCs w:val="24"/>
+        </w:rPr>
+      </w:pPr>
+      <w:r>
+        <w:rPr>
+          <w:rFonts w:ascii="宋体" w:hAnsi="宋体" w:eastAsia="宋体" w:cs="宋体"/>
           <w:spacing w:val="-2"/>
           <w:sz w:val="24"/>
           <w:szCs w:val="24"/>
@@ -3782,7 +3831,7 @@
                     <pic:cNvPicPr/>
                   </pic:nvPicPr>
                   <pic:blipFill>
-                    <a:blip xmlns:r="http://schemas.openxmlformats.org/officeDocument/2006/relationships" r:embed="rId4"/>
+                    <a:blip r:embed="rId7"/>
                     <a:stretch>
                       <a:fillRect/>
                     </a:stretch>
@@ -3804,7 +3853,7 @@
       </w:r>
       <w:r>
         <w:rPr>
-          <w:rFonts w:ascii="宋体" w:eastAsia="宋体" w:hAnsi="宋体" w:cs="宋体"/>
+          <w:rFonts w:ascii="宋体" w:hAnsi="宋体" w:eastAsia="宋体" w:cs="宋体"/>
           <w:spacing w:val="-2"/>
           <w:sz w:val="24"/>
           <w:szCs w:val="24"/>
@@ -3828,18 +3877,18 @@
         <w:adjustRightInd w:val="0"/>
         <w:snapToGrid w:val="0"/>
         <w:spacing w:line="360" w:lineRule="auto"/>
-        <w:ind w:left="472" w:hanging="420" w:hangingChars="200"/>
+        <w:ind w:left="472" w:hanging="472" w:hangingChars="200"/>
         <w:textAlignment w:val="baseline"/>
         <w:rPr>
-          <w:rFonts w:ascii="宋体" w:eastAsia="宋体" w:hAnsi="宋体" w:cs="宋体"/>
-          <w:spacing w:val="-2"/>
-          <w:sz w:val="24"/>
-          <w:szCs w:val="24"/>
-        </w:rPr>
-      </w:pPr>
-      <w:r>
-        <w:rPr>
-          <w:rFonts w:ascii="宋体" w:eastAsia="宋体" w:hAnsi="宋体" w:cs="宋体"/>
+          <w:rFonts w:ascii="宋体" w:hAnsi="宋体" w:eastAsia="宋体" w:cs="宋体"/>
+          <w:spacing w:val="-2"/>
+          <w:sz w:val="24"/>
+          <w:szCs w:val="24"/>
+        </w:rPr>
+      </w:pPr>
+      <w:r>
+        <w:rPr>
+          <w:rFonts w:ascii="宋体" w:hAnsi="宋体" w:eastAsia="宋体" w:cs="宋体"/>
           <w:spacing w:val="-2"/>
           <w:sz w:val="24"/>
           <w:szCs w:val="24"/>
@@ -3858,7 +3907,7 @@
                     <pic:cNvPicPr/>
                   </pic:nvPicPr>
                   <pic:blipFill>
-                    <a:blip xmlns:r="http://schemas.openxmlformats.org/officeDocument/2006/relationships" r:embed="rId4"/>
+                    <a:blip r:embed="rId7"/>
                     <a:stretch>
                       <a:fillRect/>
                     </a:stretch>
@@ -3880,7 +3929,7 @@
       </w:r>
       <w:r>
         <w:rPr>
-          <w:rFonts w:ascii="宋体" w:eastAsia="宋体" w:hAnsi="宋体" w:cs="宋体"/>
+          <w:rFonts w:ascii="宋体" w:hAnsi="宋体" w:eastAsia="宋体" w:cs="宋体"/>
           <w:spacing w:val="-2"/>
           <w:sz w:val="24"/>
           <w:szCs w:val="24"/>
@@ -3904,18 +3953,18 @@
         <w:adjustRightInd w:val="0"/>
         <w:snapToGrid w:val="0"/>
         <w:spacing w:line="360" w:lineRule="auto"/>
-        <w:ind w:left="472" w:hanging="420" w:hangingChars="200"/>
+        <w:ind w:left="472" w:hanging="472" w:hangingChars="200"/>
         <w:textAlignment w:val="baseline"/>
         <w:rPr>
-          <w:rFonts w:ascii="宋体" w:eastAsia="宋体" w:hAnsi="宋体" w:cs="宋体"/>
-          <w:spacing w:val="-2"/>
-          <w:sz w:val="24"/>
-          <w:szCs w:val="24"/>
-        </w:rPr>
-      </w:pPr>
-      <w:r>
-        <w:rPr>
-          <w:rFonts w:ascii="宋体" w:eastAsia="宋体" w:hAnsi="宋体" w:cs="宋体"/>
+          <w:rFonts w:ascii="宋体" w:hAnsi="宋体" w:eastAsia="宋体" w:cs="宋体"/>
+          <w:spacing w:val="-2"/>
+          <w:sz w:val="24"/>
+          <w:szCs w:val="24"/>
+        </w:rPr>
+      </w:pPr>
+      <w:r>
+        <w:rPr>
+          <w:rFonts w:ascii="宋体" w:hAnsi="宋体" w:eastAsia="宋体" w:cs="宋体"/>
           <w:spacing w:val="-2"/>
           <w:sz w:val="24"/>
           <w:szCs w:val="24"/>
@@ -3934,7 +3983,7 @@
                     <pic:cNvPicPr/>
                   </pic:nvPicPr>
                   <pic:blipFill>
-                    <a:blip xmlns:r="http://schemas.openxmlformats.org/officeDocument/2006/relationships" r:embed="rId5"/>
+                    <a:blip r:embed="rId8"/>
                     <a:stretch>
                       <a:fillRect/>
                     </a:stretch>
@@ -3956,7 +4005,7 @@
       </w:r>
       <w:r>
         <w:rPr>
-          <w:rFonts w:ascii="宋体" w:eastAsia="宋体" w:hAnsi="宋体" w:cs="宋体"/>
+          <w:rFonts w:ascii="宋体" w:hAnsi="宋体" w:eastAsia="宋体" w:cs="宋体"/>
           <w:spacing w:val="-2"/>
           <w:sz w:val="24"/>
           <w:szCs w:val="24"/>
@@ -3980,18 +4029,18 @@
         <w:adjustRightInd w:val="0"/>
         <w:snapToGrid w:val="0"/>
         <w:spacing w:line="360" w:lineRule="auto"/>
-        <w:ind w:left="0" w:right="0" w:firstLine="420" w:firstLineChars="200"/>
+        <w:ind w:left="0" w:right="0" w:firstLine="472" w:firstLineChars="200"/>
         <w:textAlignment w:val="baseline"/>
         <w:rPr>
-          <w:rFonts w:ascii="宋体" w:eastAsia="宋体" w:hAnsi="宋体" w:cs="宋体"/>
-          <w:spacing w:val="-2"/>
-          <w:sz w:val="24"/>
-          <w:szCs w:val="24"/>
-        </w:rPr>
-      </w:pPr>
-      <w:r>
-        <w:rPr>
-          <w:rFonts w:ascii="宋体" w:eastAsia="宋体" w:hAnsi="宋体" w:cs="宋体"/>
+          <w:rFonts w:ascii="宋体" w:hAnsi="宋体" w:eastAsia="宋体" w:cs="宋体"/>
+          <w:spacing w:val="-2"/>
+          <w:sz w:val="24"/>
+          <w:szCs w:val="24"/>
+        </w:rPr>
+      </w:pPr>
+      <w:r>
+        <w:rPr>
+          <w:rFonts w:ascii="宋体" w:hAnsi="宋体" w:eastAsia="宋体" w:cs="宋体"/>
           <w:spacing w:val="-2"/>
           <w:sz w:val="24"/>
           <w:szCs w:val="24"/>
@@ -4015,17 +4064,17 @@
         <w:adjustRightInd w:val="0"/>
         <w:snapToGrid w:val="0"/>
         <w:spacing w:line="360" w:lineRule="auto"/>
-        <w:ind w:left="0" w:right="0" w:firstLine="420" w:firstLineChars="200"/>
+        <w:ind w:left="0" w:right="0" w:firstLine="472" w:firstLineChars="200"/>
         <w:textAlignment w:val="baseline"/>
         <w:rPr>
-          <w:rFonts w:ascii="宋体" w:eastAsia="宋体" w:hAnsi="宋体" w:cs="宋体"/>
-          <w:sz w:val="24"/>
-          <w:szCs w:val="24"/>
-        </w:rPr>
-      </w:pPr>
-      <w:r>
-        <w:rPr>
-          <w:rFonts w:ascii="宋体" w:eastAsia="宋体" w:hAnsi="宋体" w:cs="宋体"/>
+          <w:rFonts w:ascii="宋体" w:hAnsi="宋体" w:eastAsia="宋体" w:cs="宋体"/>
+          <w:sz w:val="24"/>
+          <w:szCs w:val="24"/>
+        </w:rPr>
+      </w:pPr>
+      <w:r>
+        <w:rPr>
+          <w:rFonts w:ascii="宋体" w:hAnsi="宋体" w:eastAsia="宋体" w:cs="宋体"/>
           <w:spacing w:val="-2"/>
           <w:sz w:val="24"/>
           <w:szCs w:val="24"/>
@@ -4035,12 +4084,12 @@
     </w:p>
     <w:p>
       <w:pPr>
-        <w:pStyle w:val="3"/>
+        <w:pStyle w:val="29"/>
         <w:bidi w:val="0"/>
       </w:pPr>
       <w:bookmarkStart w:id="17" w:name="bookmark1"/>
       <w:bookmarkEnd w:id="17"/>
-      <w:bookmarkStart w:id="18" w:name="_Toc1518"/>
+      <w:bookmarkStart w:id="18" w:name="_Toc12966"/>
       <w:r>
         <w:t>统计满意度得分</w:t>
       </w:r>
@@ -4062,18 +4111,18 @@
         <w:adjustRightInd w:val="0"/>
         <w:snapToGrid w:val="0"/>
         <w:spacing w:line="360" w:lineRule="auto"/>
-        <w:ind w:left="0" w:right="0" w:firstLine="420" w:firstLineChars="200"/>
+        <w:ind w:left="0" w:right="0" w:firstLine="472" w:firstLineChars="200"/>
         <w:textAlignment w:val="baseline"/>
         <w:rPr>
-          <w:rFonts w:ascii="宋体" w:eastAsia="宋体" w:hAnsi="宋体" w:cs="宋体"/>
-          <w:spacing w:val="-2"/>
-          <w:sz w:val="24"/>
-          <w:szCs w:val="24"/>
-        </w:rPr>
-      </w:pPr>
-      <w:r>
-        <w:rPr>
-          <w:rFonts w:ascii="宋体" w:eastAsia="宋体" w:hAnsi="宋体" w:cs="宋体"/>
+          <w:rFonts w:ascii="宋体" w:hAnsi="宋体" w:eastAsia="宋体" w:cs="宋体"/>
+          <w:spacing w:val="-2"/>
+          <w:sz w:val="24"/>
+          <w:szCs w:val="24"/>
+        </w:rPr>
+      </w:pPr>
+      <w:r>
+        <w:rPr>
+          <w:rFonts w:ascii="宋体" w:hAnsi="宋体" w:eastAsia="宋体" w:cs="宋体"/>
           <w:spacing w:val="-2"/>
           <w:sz w:val="24"/>
           <w:szCs w:val="24"/>
@@ -4083,13 +4132,10 @@
     </w:p>
     <w:p>
       <w:pPr>
-        <w:pStyle w:val="3"/>
-        <w:tabs>
-          <w:tab w:val="left" w:pos="3758"/>
-        </w:tabs>
+        <w:pStyle w:val="29"/>
         <w:bidi w:val="0"/>
       </w:pPr>
-      <w:bookmarkStart w:id="19" w:name="_Toc3637"/>
+      <w:bookmarkStart w:id="19" w:name="_Toc4547"/>
       <w:r>
         <w:t>改进</w:t>
       </w:r>
@@ -4101,8 +4147,8 @@
         </w:rPr>
         <w:tab/>
       </w:r>
-      <w:bookmarkStart w:id="20" w:name="_GoBack"/>
-      <w:bookmarkEnd w:id="20"/>
+      <w:bookmarkStart w:id="24" w:name="_GoBack"/>
+      <w:bookmarkEnd w:id="24"/>
     </w:p>
     <w:p>
       <w:pPr>
@@ -4120,18 +4166,18 @@
         <w:adjustRightInd w:val="0"/>
         <w:snapToGrid w:val="0"/>
         <w:spacing w:line="360" w:lineRule="auto"/>
-        <w:ind w:left="472" w:hanging="420" w:hangingChars="200"/>
+        <w:ind w:left="472" w:hanging="472" w:hangingChars="200"/>
         <w:textAlignment w:val="baseline"/>
         <w:rPr>
-          <w:rFonts w:ascii="宋体" w:eastAsia="宋体" w:hAnsi="宋体" w:cs="宋体"/>
-          <w:spacing w:val="-2"/>
-          <w:sz w:val="24"/>
-          <w:szCs w:val="24"/>
-        </w:rPr>
-      </w:pPr>
-      <w:r>
-        <w:rPr>
-          <w:rFonts w:ascii="宋体" w:eastAsia="宋体" w:hAnsi="宋体" w:cs="宋体"/>
+          <w:rFonts w:ascii="宋体" w:hAnsi="宋体" w:eastAsia="宋体" w:cs="宋体"/>
+          <w:spacing w:val="-2"/>
+          <w:sz w:val="24"/>
+          <w:szCs w:val="24"/>
+        </w:rPr>
+      </w:pPr>
+      <w:r>
+        <w:rPr>
+          <w:rFonts w:ascii="宋体" w:hAnsi="宋体" w:eastAsia="宋体" w:cs="宋体"/>
           <w:spacing w:val="-2"/>
           <w:sz w:val="24"/>
           <w:szCs w:val="24"/>
@@ -4140,7 +4186,7 @@
       </w:r>
       <w:r>
         <w:rPr>
-          <w:rFonts w:ascii="宋体" w:eastAsia="宋体" w:hAnsi="宋体" w:cs="宋体" w:hint="eastAsia"/>
+          <w:rFonts w:hint="eastAsia" w:ascii="宋体" w:hAnsi="宋体" w:eastAsia="宋体" w:cs="宋体"/>
           <w:spacing w:val="-2"/>
           <w:sz w:val="24"/>
           <w:szCs w:val="24"/>
@@ -4150,7 +4196,7 @@
       </w:r>
       <w:r>
         <w:rPr>
-          <w:rFonts w:ascii="宋体" w:eastAsia="宋体" w:hAnsi="宋体" w:cs="宋体"/>
+          <w:rFonts w:ascii="宋体" w:hAnsi="宋体" w:eastAsia="宋体" w:cs="宋体"/>
           <w:spacing w:val="-2"/>
           <w:sz w:val="24"/>
           <w:szCs w:val="24"/>
@@ -4174,18 +4220,18 @@
         <w:adjustRightInd w:val="0"/>
         <w:snapToGrid w:val="0"/>
         <w:spacing w:line="360" w:lineRule="auto"/>
-        <w:ind w:left="472" w:hanging="420" w:hangingChars="200"/>
+        <w:ind w:left="472" w:hanging="472" w:hangingChars="200"/>
         <w:textAlignment w:val="baseline"/>
         <w:rPr>
-          <w:rFonts w:ascii="宋体" w:eastAsia="宋体" w:hAnsi="宋体" w:cs="宋体"/>
-          <w:spacing w:val="-2"/>
-          <w:sz w:val="24"/>
-          <w:szCs w:val="24"/>
-        </w:rPr>
-      </w:pPr>
-      <w:r>
-        <w:rPr>
-          <w:rFonts w:ascii="宋体" w:eastAsia="宋体" w:hAnsi="宋体" w:cs="宋体"/>
+          <w:rFonts w:ascii="宋体" w:hAnsi="宋体" w:eastAsia="宋体" w:cs="宋体"/>
+          <w:spacing w:val="-2"/>
+          <w:sz w:val="24"/>
+          <w:szCs w:val="24"/>
+        </w:rPr>
+      </w:pPr>
+      <w:r>
+        <w:rPr>
+          <w:rFonts w:ascii="宋体" w:hAnsi="宋体" w:eastAsia="宋体" w:cs="宋体"/>
           <w:spacing w:val="-2"/>
           <w:sz w:val="24"/>
           <w:szCs w:val="24"/>
@@ -4209,18 +4255,18 @@
         <w:adjustRightInd w:val="0"/>
         <w:snapToGrid w:val="0"/>
         <w:spacing w:line="360" w:lineRule="auto"/>
-        <w:ind w:left="472" w:hanging="420" w:hangingChars="200"/>
+        <w:ind w:left="472" w:hanging="472" w:hangingChars="200"/>
         <w:textAlignment w:val="baseline"/>
         <w:rPr>
-          <w:rFonts w:ascii="宋体" w:eastAsia="宋体" w:hAnsi="宋体" w:cs="宋体"/>
-          <w:spacing w:val="-2"/>
-          <w:sz w:val="24"/>
-          <w:szCs w:val="24"/>
-        </w:rPr>
-      </w:pPr>
-      <w:r>
-        <w:rPr>
-          <w:rFonts w:ascii="宋体" w:eastAsia="宋体" w:hAnsi="宋体" w:cs="宋体"/>
+          <w:rFonts w:ascii="宋体" w:hAnsi="宋体" w:eastAsia="宋体" w:cs="宋体"/>
+          <w:spacing w:val="-2"/>
+          <w:sz w:val="24"/>
+          <w:szCs w:val="24"/>
+        </w:rPr>
+      </w:pPr>
+      <w:r>
+        <w:rPr>
+          <w:rFonts w:ascii="宋体" w:hAnsi="宋体" w:eastAsia="宋体" w:cs="宋体"/>
           <w:spacing w:val="-2"/>
           <w:sz w:val="24"/>
           <w:szCs w:val="24"/>
@@ -4244,18 +4290,18 @@
         <w:adjustRightInd w:val="0"/>
         <w:snapToGrid w:val="0"/>
         <w:spacing w:line="360" w:lineRule="auto"/>
-        <w:ind w:left="472" w:hanging="420" w:hangingChars="200"/>
+        <w:ind w:left="472" w:hanging="472" w:hangingChars="200"/>
         <w:textAlignment w:val="baseline"/>
         <w:rPr>
-          <w:rFonts w:ascii="宋体" w:eastAsia="宋体" w:hAnsi="宋体" w:cs="宋体"/>
-          <w:spacing w:val="-2"/>
-          <w:sz w:val="24"/>
-          <w:szCs w:val="24"/>
-        </w:rPr>
-      </w:pPr>
-      <w:r>
-        <w:rPr>
-          <w:rFonts w:ascii="宋体" w:eastAsia="宋体" w:hAnsi="宋体" w:cs="宋体"/>
+          <w:rFonts w:ascii="宋体" w:hAnsi="宋体" w:eastAsia="宋体" w:cs="宋体"/>
+          <w:spacing w:val="-2"/>
+          <w:sz w:val="24"/>
+          <w:szCs w:val="24"/>
+        </w:rPr>
+      </w:pPr>
+      <w:r>
+        <w:rPr>
+          <w:rFonts w:ascii="宋体" w:hAnsi="宋体" w:eastAsia="宋体" w:cs="宋体"/>
           <w:spacing w:val="-2"/>
           <w:sz w:val="24"/>
           <w:szCs w:val="24"/>
@@ -4265,15 +4311,15 @@
     </w:p>
     <w:p>
       <w:pPr>
-        <w:pStyle w:val="1"/>
+        <w:pStyle w:val="26"/>
         <w:bidi w:val="0"/>
         <w:rPr>
           <w:rFonts w:hint="default"/>
           <w:lang w:val="en-US" w:eastAsia="zh-CN"/>
         </w:rPr>
       </w:pPr>
-      <w:bookmarkStart w:id="21" w:name="_Toc20969"/>
-      <w:bookmarkStart w:id="22" w:name="_Toc13117"/>
+      <w:bookmarkStart w:id="20" w:name="_Toc20969"/>
+      <w:bookmarkStart w:id="21" w:name="_Toc29500"/>
       <w:r>
         <w:rPr>
           <w:rFonts w:hint="eastAsia"/>
@@ -4281,21 +4327,21 @@
         </w:rPr>
         <w:t>流程衡量指标</w:t>
       </w:r>
+      <w:bookmarkEnd w:id="20"/>
       <w:bookmarkEnd w:id="21"/>
-      <w:bookmarkEnd w:id="22"/>
     </w:p>
     <w:tbl>
       <w:tblPr>
-        <w:tblStyle w:val="TableNormal0"/>
+        <w:tblStyle w:val="24"/>
         <w:tblW w:w="8214" w:type="dxa"/>
         <w:tblInd w:w="130" w:type="dxa"/>
         <w:tblBorders>
-          <w:top w:val="single" w:sz="2" w:space="0" w:color="000000"/>
-          <w:left w:val="single" w:sz="2" w:space="0" w:color="000000"/>
-          <w:bottom w:val="single" w:sz="2" w:space="0" w:color="000000"/>
-          <w:right w:val="single" w:sz="2" w:space="0" w:color="000000"/>
-          <w:insideH w:val="single" w:sz="2" w:space="0" w:color="000000"/>
-          <w:insideV w:val="single" w:sz="2" w:space="0" w:color="000000"/>
+          <w:top w:val="single" w:color="000000" w:sz="2" w:space="0"/>
+          <w:left w:val="single" w:color="000000" w:sz="2" w:space="0"/>
+          <w:bottom w:val="single" w:color="000000" w:sz="2" w:space="0"/>
+          <w:right w:val="single" w:color="000000" w:sz="2" w:space="0"/>
+          <w:insideH w:val="single" w:color="000000" w:sz="2" w:space="0"/>
+          <w:insideV w:val="single" w:color="000000" w:sz="2" w:space="0"/>
         </w:tblBorders>
         <w:tblLayout w:type="fixed"/>
         <w:tblCellMar>
@@ -4314,17 +4360,14 @@
       </w:tblGrid>
       <w:tr>
         <w:tblPrEx>
-          <w:tblW w:w="8214" w:type="dxa"/>
-          <w:tblInd w:w="130" w:type="dxa"/>
           <w:tblBorders>
-            <w:top w:val="single" w:sz="2" w:space="0" w:color="000000"/>
-            <w:left w:val="single" w:sz="2" w:space="0" w:color="000000"/>
-            <w:bottom w:val="single" w:sz="2" w:space="0" w:color="000000"/>
-            <w:right w:val="single" w:sz="2" w:space="0" w:color="000000"/>
-            <w:insideH w:val="single" w:sz="2" w:space="0" w:color="000000"/>
-            <w:insideV w:val="single" w:sz="2" w:space="0" w:color="000000"/>
+            <w:top w:val="single" w:color="000000" w:sz="2" w:space="0"/>
+            <w:left w:val="single" w:color="000000" w:sz="2" w:space="0"/>
+            <w:bottom w:val="single" w:color="000000" w:sz="2" w:space="0"/>
+            <w:right w:val="single" w:color="000000" w:sz="2" w:space="0"/>
+            <w:insideH w:val="single" w:color="000000" w:sz="2" w:space="0"/>
+            <w:insideV w:val="single" w:color="000000" w:sz="2" w:space="0"/>
           </w:tblBorders>
-          <w:tblLayout w:type="fixed"/>
           <w:tblCellMar>
             <w:top w:w="0" w:type="dxa"/>
             <w:left w:w="0" w:type="dxa"/>
@@ -4333,15 +4376,15 @@
           </w:tblCellMar>
         </w:tblPrEx>
         <w:trPr>
-          <w:trHeight w:val="583"/>
+          <w:trHeight w:val="583" w:hRule="atLeast"/>
         </w:trPr>
         <w:tc>
           <w:tcPr>
             <w:tcW w:w="727" w:type="dxa"/>
             <w:tcBorders>
-              <w:top w:val="single" w:sz="6" w:space="0" w:color="000000"/>
-              <w:left w:val="single" w:sz="6" w:space="0" w:color="000000"/>
-              <w:bottom w:val="single" w:sz="6" w:space="0" w:color="000000"/>
+              <w:top w:val="single" w:color="000000" w:sz="6" w:space="0"/>
+              <w:left w:val="single" w:color="000000" w:sz="6" w:space="0"/>
+              <w:bottom w:val="single" w:color="000000" w:sz="6" w:space="0"/>
             </w:tcBorders>
             <w:shd w:val="clear" w:color="auto" w:fill="C0C0C0"/>
           </w:tcPr>
@@ -4350,7 +4393,7 @@
               <w:spacing w:before="205" w:line="221" w:lineRule="auto"/>
               <w:ind w:left="195"/>
               <w:rPr>
-                <w:rFonts w:ascii="宋体" w:eastAsia="宋体" w:hAnsi="宋体" w:cs="宋体"/>
+                <w:rFonts w:ascii="宋体" w:hAnsi="宋体" w:eastAsia="宋体" w:cs="宋体"/>
                 <w:b/>
                 <w:bCs/>
                 <w:spacing w:val="-7"/>
@@ -4360,7 +4403,7 @@
             </w:pPr>
             <w:r>
               <w:rPr>
-                <w:rFonts w:ascii="宋体" w:eastAsia="宋体" w:hAnsi="宋体" w:cs="宋体"/>
+                <w:rFonts w:ascii="宋体" w:hAnsi="宋体" w:eastAsia="宋体" w:cs="宋体"/>
                 <w:b/>
                 <w:bCs/>
                 <w:spacing w:val="-7"/>
@@ -4375,8 +4418,8 @@
           <w:tcPr>
             <w:tcW w:w="2099" w:type="dxa"/>
             <w:tcBorders>
-              <w:top w:val="single" w:sz="6" w:space="0" w:color="000000"/>
-              <w:bottom w:val="single" w:sz="6" w:space="0" w:color="000000"/>
+              <w:top w:val="single" w:color="000000" w:sz="6" w:space="0"/>
+              <w:bottom w:val="single" w:color="000000" w:sz="6" w:space="0"/>
             </w:tcBorders>
             <w:shd w:val="clear" w:color="auto" w:fill="C0C0C0"/>
           </w:tcPr>
@@ -4385,7 +4428,7 @@
               <w:spacing w:before="205" w:line="221" w:lineRule="auto"/>
               <w:ind w:left="195"/>
               <w:rPr>
-                <w:rFonts w:ascii="宋体" w:eastAsia="宋体" w:hAnsi="宋体" w:cs="宋体"/>
+                <w:rFonts w:ascii="宋体" w:hAnsi="宋体" w:eastAsia="宋体" w:cs="宋体"/>
                 <w:b/>
                 <w:bCs/>
                 <w:spacing w:val="-7"/>
@@ -4395,7 +4438,7 @@
             </w:pPr>
             <w:r>
               <w:rPr>
-                <w:rFonts w:ascii="宋体" w:eastAsia="宋体" w:hAnsi="宋体" w:cs="宋体"/>
+                <w:rFonts w:ascii="宋体" w:hAnsi="宋体" w:eastAsia="宋体" w:cs="宋体"/>
                 <w:b/>
                 <w:bCs/>
                 <w:spacing w:val="-7"/>
@@ -4410,9 +4453,9 @@
           <w:tcPr>
             <w:tcW w:w="2520" w:type="dxa"/>
             <w:tcBorders>
-              <w:top w:val="single" w:sz="6" w:space="0" w:color="000000"/>
-              <w:bottom w:val="single" w:sz="6" w:space="0" w:color="000000"/>
-              <w:right w:val="single" w:sz="6" w:space="0" w:color="000000"/>
+              <w:top w:val="single" w:color="000000" w:sz="6" w:space="0"/>
+              <w:bottom w:val="single" w:color="000000" w:sz="6" w:space="0"/>
+              <w:right w:val="single" w:color="000000" w:sz="6" w:space="0"/>
             </w:tcBorders>
             <w:shd w:val="clear" w:color="auto" w:fill="C0C0C0"/>
           </w:tcPr>
@@ -4421,7 +4464,7 @@
               <w:spacing w:before="205" w:line="221" w:lineRule="auto"/>
               <w:ind w:left="195"/>
               <w:rPr>
-                <w:rFonts w:ascii="宋体" w:eastAsia="宋体" w:hAnsi="宋体" w:cs="宋体"/>
+                <w:rFonts w:ascii="宋体" w:hAnsi="宋体" w:eastAsia="宋体" w:cs="宋体"/>
                 <w:b/>
                 <w:bCs/>
                 <w:spacing w:val="-7"/>
@@ -4431,7 +4474,7 @@
             </w:pPr>
             <w:r>
               <w:rPr>
-                <w:rFonts w:ascii="宋体" w:eastAsia="宋体" w:hAnsi="宋体" w:cs="宋体"/>
+                <w:rFonts w:ascii="宋体" w:hAnsi="宋体" w:eastAsia="宋体" w:cs="宋体"/>
                 <w:b/>
                 <w:bCs/>
                 <w:spacing w:val="-7"/>
@@ -4446,9 +4489,9 @@
           <w:tcPr>
             <w:tcW w:w="1434" w:type="dxa"/>
             <w:tcBorders>
-              <w:top w:val="single" w:sz="6" w:space="0" w:color="000000"/>
-              <w:bottom w:val="single" w:sz="6" w:space="0" w:color="000000"/>
-              <w:right w:val="single" w:sz="6" w:space="0" w:color="000000"/>
+              <w:top w:val="single" w:color="000000" w:sz="6" w:space="0"/>
+              <w:bottom w:val="single" w:color="000000" w:sz="6" w:space="0"/>
+              <w:right w:val="single" w:color="000000" w:sz="6" w:space="0"/>
             </w:tcBorders>
             <w:shd w:val="clear" w:color="auto" w:fill="C0C0C0"/>
           </w:tcPr>
@@ -4457,7 +4500,7 @@
               <w:spacing w:before="205" w:line="221" w:lineRule="auto"/>
               <w:ind w:left="195"/>
               <w:rPr>
-                <w:rFonts w:ascii="宋体" w:eastAsia="宋体" w:hAnsi="宋体" w:cs="宋体" w:hint="default"/>
+                <w:rFonts w:hint="default" w:ascii="宋体" w:hAnsi="宋体" w:eastAsia="宋体" w:cs="宋体"/>
                 <w:b/>
                 <w:bCs/>
                 <w:spacing w:val="-7"/>
@@ -4468,7 +4511,7 @@
             </w:pPr>
             <w:r>
               <w:rPr>
-                <w:rFonts w:ascii="宋体" w:eastAsia="宋体" w:hAnsi="宋体" w:cs="宋体" w:hint="eastAsia"/>
+                <w:rFonts w:hint="eastAsia" w:ascii="宋体" w:hAnsi="宋体" w:eastAsia="宋体" w:cs="宋体"/>
                 <w:b/>
                 <w:bCs/>
                 <w:spacing w:val="-7"/>
@@ -4484,9 +4527,9 @@
           <w:tcPr>
             <w:tcW w:w="1434" w:type="dxa"/>
             <w:tcBorders>
-              <w:top w:val="single" w:sz="6" w:space="0" w:color="000000"/>
-              <w:bottom w:val="single" w:sz="6" w:space="0" w:color="000000"/>
-              <w:right w:val="single" w:sz="6" w:space="0" w:color="000000"/>
+              <w:top w:val="single" w:color="000000" w:sz="6" w:space="0"/>
+              <w:bottom w:val="single" w:color="000000" w:sz="6" w:space="0"/>
+              <w:right w:val="single" w:color="000000" w:sz="6" w:space="0"/>
             </w:tcBorders>
             <w:shd w:val="clear" w:color="auto" w:fill="C0C0C0"/>
           </w:tcPr>
@@ -4495,7 +4538,7 @@
               <w:spacing w:before="205" w:line="221" w:lineRule="auto"/>
               <w:ind w:left="195"/>
               <w:rPr>
-                <w:rFonts w:ascii="宋体" w:eastAsia="宋体" w:hAnsi="宋体" w:cs="宋体" w:hint="default"/>
+                <w:rFonts w:hint="default" w:ascii="宋体" w:hAnsi="宋体" w:eastAsia="宋体" w:cs="宋体"/>
                 <w:b/>
                 <w:bCs/>
                 <w:spacing w:val="-7"/>
@@ -4506,7 +4549,7 @@
             </w:pPr>
             <w:r>
               <w:rPr>
-                <w:rFonts w:ascii="宋体" w:hAnsi="宋体" w:cs="宋体" w:hint="eastAsia"/>
+                <w:rFonts w:hint="eastAsia" w:ascii="宋体" w:hAnsi="宋体" w:cs="宋体"/>
                 <w:b/>
                 <w:bCs/>
                 <w:spacing w:val="-7"/>
@@ -4521,9 +4564,14 @@
       </w:tr>
       <w:tr>
         <w:tblPrEx>
-          <w:tblW w:w="8214" w:type="dxa"/>
-          <w:tblInd w:w="130" w:type="dxa"/>
-          <w:tblLayout w:type="fixed"/>
+          <w:tblBorders>
+            <w:top w:val="single" w:color="000000" w:sz="2" w:space="0"/>
+            <w:left w:val="single" w:color="000000" w:sz="2" w:space="0"/>
+            <w:bottom w:val="single" w:color="000000" w:sz="2" w:space="0"/>
+            <w:right w:val="single" w:color="000000" w:sz="2" w:space="0"/>
+            <w:insideH w:val="single" w:color="000000" w:sz="2" w:space="0"/>
+            <w:insideV w:val="single" w:color="000000" w:sz="2" w:space="0"/>
+          </w:tblBorders>
           <w:tblCellMar>
             <w:top w:w="0" w:type="dxa"/>
             <w:left w:w="0" w:type="dxa"/>
@@ -4532,14 +4580,14 @@
           </w:tblCellMar>
         </w:tblPrEx>
         <w:trPr>
-          <w:trHeight w:val="549"/>
+          <w:trHeight w:val="549" w:hRule="atLeast"/>
         </w:trPr>
         <w:tc>
           <w:tcPr>
             <w:tcW w:w="727" w:type="dxa"/>
             <w:tcBorders>
-              <w:top w:val="single" w:sz="6" w:space="0" w:color="000000"/>
-              <w:left w:val="single" w:sz="6" w:space="0" w:color="000000"/>
+              <w:top w:val="single" w:color="000000" w:sz="6" w:space="0"/>
+              <w:left w:val="single" w:color="000000" w:sz="6" w:space="0"/>
             </w:tcBorders>
           </w:tcPr>
           <w:p>
@@ -4547,7 +4595,7 @@
               <w:spacing w:before="194" w:line="219" w:lineRule="auto"/>
               <w:ind w:left="123"/>
               <w:rPr>
-                <w:rFonts w:ascii="宋体" w:eastAsia="宋体" w:hAnsi="宋体" w:cs="宋体" w:hint="eastAsia"/>
+                <w:rFonts w:hint="eastAsia" w:ascii="宋体" w:hAnsi="宋体" w:eastAsia="宋体" w:cs="宋体"/>
                 <w:spacing w:val="-2"/>
                 <w:sz w:val="24"/>
                 <w:szCs w:val="24"/>
@@ -4556,7 +4604,7 @@
             </w:pPr>
             <w:r>
               <w:rPr>
-                <w:rFonts w:ascii="宋体" w:eastAsia="宋体" w:hAnsi="宋体" w:cs="宋体" w:hint="eastAsia"/>
+                <w:rFonts w:hint="eastAsia" w:ascii="宋体" w:hAnsi="宋体" w:eastAsia="宋体" w:cs="宋体"/>
                 <w:spacing w:val="-2"/>
                 <w:sz w:val="24"/>
                 <w:szCs w:val="24"/>
@@ -4570,7 +4618,7 @@
           <w:tcPr>
             <w:tcW w:w="2099" w:type="dxa"/>
             <w:tcBorders>
-              <w:top w:val="single" w:sz="6" w:space="0" w:color="000000"/>
+              <w:top w:val="single" w:color="000000" w:sz="6" w:space="0"/>
             </w:tcBorders>
           </w:tcPr>
           <w:p>
@@ -4578,7 +4626,7 @@
               <w:spacing w:before="194" w:line="219" w:lineRule="auto"/>
               <w:ind w:left="123"/>
               <w:rPr>
-                <w:rFonts w:ascii="宋体" w:eastAsia="宋体" w:hAnsi="宋体" w:cs="宋体" w:hint="default"/>
+                <w:rFonts w:hint="default" w:ascii="宋体" w:hAnsi="宋体" w:eastAsia="宋体" w:cs="宋体"/>
                 <w:spacing w:val="-2"/>
                 <w:sz w:val="24"/>
                 <w:szCs w:val="24"/>
@@ -4587,7 +4635,7 @@
             </w:pPr>
             <w:r>
               <w:rPr>
-                <w:rFonts w:ascii="宋体" w:eastAsia="宋体" w:hAnsi="宋体" w:cs="宋体" w:hint="eastAsia"/>
+                <w:rFonts w:hint="eastAsia" w:ascii="宋体" w:hAnsi="宋体" w:eastAsia="宋体" w:cs="宋体"/>
                 <w:spacing w:val="-2"/>
                 <w:sz w:val="24"/>
                 <w:szCs w:val="24"/>
@@ -4601,8 +4649,8 @@
           <w:tcPr>
             <w:tcW w:w="2520" w:type="dxa"/>
             <w:tcBorders>
-              <w:top w:val="single" w:sz="6" w:space="0" w:color="000000"/>
-              <w:right w:val="single" w:sz="6" w:space="0" w:color="000000"/>
+              <w:top w:val="single" w:color="000000" w:sz="6" w:space="0"/>
+              <w:right w:val="single" w:color="000000" w:sz="6" w:space="0"/>
             </w:tcBorders>
           </w:tcPr>
           <w:p>
@@ -4610,7 +4658,7 @@
               <w:spacing w:before="194" w:line="219" w:lineRule="auto"/>
               <w:ind w:left="123"/>
               <w:rPr>
-                <w:rFonts w:ascii="宋体" w:eastAsia="宋体" w:hAnsi="宋体" w:cs="宋体" w:hint="default"/>
+                <w:rFonts w:hint="default" w:ascii="宋体" w:hAnsi="宋体" w:eastAsia="宋体" w:cs="宋体"/>
                 <w:spacing w:val="-2"/>
                 <w:sz w:val="24"/>
                 <w:szCs w:val="24"/>
@@ -4619,7 +4667,7 @@
             </w:pPr>
             <w:r>
               <w:rPr>
-                <w:rFonts w:ascii="宋体" w:eastAsia="宋体" w:hAnsi="宋体" w:cs="宋体"/>
+                <w:rFonts w:ascii="宋体" w:hAnsi="宋体" w:eastAsia="宋体" w:cs="宋体"/>
                 <w:spacing w:val="-2"/>
                 <w:sz w:val="24"/>
                 <w:szCs w:val="24"/>
@@ -4632,8 +4680,8 @@
           <w:tcPr>
             <w:tcW w:w="1434" w:type="dxa"/>
             <w:tcBorders>
-              <w:top w:val="single" w:sz="6" w:space="0" w:color="000000"/>
-              <w:right w:val="single" w:sz="6" w:space="0" w:color="000000"/>
+              <w:top w:val="single" w:color="000000" w:sz="6" w:space="0"/>
+              <w:right w:val="single" w:color="000000" w:sz="6" w:space="0"/>
             </w:tcBorders>
           </w:tcPr>
           <w:p>
@@ -4641,7 +4689,7 @@
               <w:spacing w:before="194" w:line="219" w:lineRule="auto"/>
               <w:ind w:left="123"/>
               <w:rPr>
-                <w:rFonts w:ascii="宋体" w:eastAsia="宋体" w:hAnsi="宋体" w:cs="宋体" w:hint="default"/>
+                <w:rFonts w:hint="default" w:ascii="宋体" w:hAnsi="宋体" w:eastAsia="宋体" w:cs="宋体"/>
                 <w:spacing w:val="-2"/>
                 <w:sz w:val="24"/>
                 <w:szCs w:val="24"/>
@@ -4650,7 +4698,7 @@
             </w:pPr>
             <w:r>
               <w:rPr>
-                <w:rFonts w:ascii="宋体" w:eastAsia="宋体" w:hAnsi="宋体" w:cs="宋体" w:hint="eastAsia"/>
+                <w:rFonts w:hint="eastAsia" w:ascii="宋体" w:hAnsi="宋体" w:eastAsia="宋体" w:cs="宋体"/>
                 <w:spacing w:val="-2"/>
                 <w:sz w:val="24"/>
                 <w:szCs w:val="24"/>
@@ -4664,8 +4712,8 @@
           <w:tcPr>
             <w:tcW w:w="1434" w:type="dxa"/>
             <w:tcBorders>
-              <w:top w:val="single" w:sz="6" w:space="0" w:color="000000"/>
-              <w:right w:val="single" w:sz="6" w:space="0" w:color="000000"/>
+              <w:top w:val="single" w:color="000000" w:sz="6" w:space="0"/>
+              <w:right w:val="single" w:color="000000" w:sz="6" w:space="0"/>
             </w:tcBorders>
           </w:tcPr>
           <w:p>
@@ -4673,7 +4721,7 @@
               <w:spacing w:before="194" w:line="219" w:lineRule="auto"/>
               <w:ind w:left="123"/>
               <w:rPr>
-                <w:rFonts w:ascii="宋体" w:eastAsia="宋体" w:hAnsi="宋体" w:cs="宋体" w:hint="default"/>
+                <w:rFonts w:hint="default" w:ascii="宋体" w:hAnsi="宋体" w:eastAsia="宋体" w:cs="宋体"/>
                 <w:spacing w:val="-2"/>
                 <w:sz w:val="24"/>
                 <w:szCs w:val="24"/>
@@ -4682,7 +4730,7 @@
             </w:pPr>
             <w:r>
               <w:rPr>
-                <w:rFonts w:ascii="宋体" w:hAnsi="宋体" w:cs="宋体" w:hint="eastAsia"/>
+                <w:rFonts w:hint="eastAsia" w:ascii="宋体" w:hAnsi="宋体" w:cs="宋体"/>
                 <w:spacing w:val="-2"/>
                 <w:sz w:val="24"/>
                 <w:szCs w:val="24"/>
@@ -4710,26 +4758,26 @@
         <w:adjustRightInd w:val="0"/>
         <w:snapToGrid w:val="0"/>
         <w:spacing w:line="360" w:lineRule="auto"/>
-        <w:ind w:left="472" w:hanging="420" w:hangingChars="200"/>
+        <w:ind w:left="472" w:hanging="472" w:hangingChars="200"/>
         <w:textAlignment w:val="baseline"/>
         <w:rPr>
-          <w:rFonts w:ascii="宋体" w:eastAsia="宋体" w:hAnsi="宋体" w:cs="宋体"/>
-          <w:spacing w:val="-2"/>
-          <w:sz w:val="24"/>
-          <w:szCs w:val="24"/>
-        </w:rPr>
-      </w:pPr>
-    </w:p>
-    <w:p>
-      <w:pPr>
-        <w:pStyle w:val="1"/>
+          <w:rFonts w:ascii="宋体" w:hAnsi="宋体" w:eastAsia="宋体" w:cs="宋体"/>
+          <w:spacing w:val="-2"/>
+          <w:sz w:val="24"/>
+          <w:szCs w:val="24"/>
+        </w:rPr>
+      </w:pPr>
+    </w:p>
+    <w:p>
+      <w:pPr>
+        <w:pStyle w:val="26"/>
         <w:bidi w:val="0"/>
       </w:pPr>
-      <w:bookmarkStart w:id="23" w:name="_Toc14712"/>
+      <w:bookmarkStart w:id="22" w:name="_Toc8722"/>
       <w:r>
         <w:t>相关文档</w:t>
       </w:r>
-      <w:bookmarkEnd w:id="23"/>
+      <w:bookmarkEnd w:id="22"/>
     </w:p>
     <w:p>
       <w:pPr>
@@ -4747,18 +4795,18 @@
         <w:adjustRightInd w:val="0"/>
         <w:snapToGrid w:val="0"/>
         <w:spacing w:line="360" w:lineRule="auto"/>
-        <w:ind w:left="472" w:hanging="420" w:hangingChars="200"/>
+        <w:ind w:left="472" w:hanging="472" w:hangingChars="200"/>
         <w:textAlignment w:val="baseline"/>
         <w:rPr>
-          <w:rFonts w:ascii="宋体" w:eastAsia="宋体" w:hAnsi="宋体" w:cs="宋体"/>
-          <w:spacing w:val="-2"/>
-          <w:sz w:val="24"/>
-          <w:szCs w:val="24"/>
-        </w:rPr>
-      </w:pPr>
-      <w:r>
-        <w:rPr>
-          <w:rFonts w:ascii="宋体" w:eastAsia="宋体" w:hAnsi="宋体" w:cs="宋体"/>
+          <w:rFonts w:ascii="宋体" w:hAnsi="宋体" w:eastAsia="宋体" w:cs="宋体"/>
+          <w:spacing w:val="-2"/>
+          <w:sz w:val="24"/>
+          <w:szCs w:val="24"/>
+        </w:rPr>
+      </w:pPr>
+      <w:r>
+        <w:rPr>
+          <w:rFonts w:ascii="宋体" w:hAnsi="宋体" w:eastAsia="宋体" w:cs="宋体"/>
           <w:spacing w:val="-2"/>
           <w:sz w:val="24"/>
           <w:szCs w:val="24"/>
@@ -4782,18 +4830,18 @@
         <w:adjustRightInd w:val="0"/>
         <w:snapToGrid w:val="0"/>
         <w:spacing w:line="360" w:lineRule="auto"/>
-        <w:ind w:left="472" w:hanging="420" w:hangingChars="200"/>
+        <w:ind w:left="472" w:hanging="472" w:hangingChars="200"/>
         <w:textAlignment w:val="baseline"/>
         <w:rPr>
-          <w:rFonts w:ascii="宋体" w:eastAsia="宋体" w:hAnsi="宋体" w:cs="宋体"/>
-          <w:spacing w:val="-2"/>
-          <w:sz w:val="24"/>
-          <w:szCs w:val="24"/>
-        </w:rPr>
-      </w:pPr>
-      <w:r>
-        <w:rPr>
-          <w:rFonts w:ascii="宋体" w:eastAsia="宋体" w:hAnsi="宋体" w:cs="宋体"/>
+          <w:rFonts w:ascii="宋体" w:hAnsi="宋体" w:eastAsia="宋体" w:cs="宋体"/>
+          <w:spacing w:val="-2"/>
+          <w:sz w:val="24"/>
+          <w:szCs w:val="24"/>
+        </w:rPr>
+      </w:pPr>
+      <w:r>
+        <w:rPr>
+          <w:rFonts w:ascii="宋体" w:hAnsi="宋体" w:eastAsia="宋体" w:cs="宋体"/>
           <w:spacing w:val="-2"/>
           <w:sz w:val="24"/>
           <w:szCs w:val="24"/>
@@ -4802,7 +4850,7 @@
       </w:r>
       <w:r>
         <w:rPr>
-          <w:rFonts w:ascii="宋体" w:eastAsia="宋体" w:hAnsi="宋体" w:cs="宋体" w:hint="eastAsia"/>
+          <w:rFonts w:hint="eastAsia" w:ascii="宋体" w:hAnsi="宋体" w:eastAsia="宋体" w:cs="宋体"/>
           <w:spacing w:val="-2"/>
           <w:sz w:val="24"/>
           <w:szCs w:val="24"/>
@@ -4812,7 +4860,7 @@
       </w:r>
       <w:r>
         <w:rPr>
-          <w:rFonts w:ascii="宋体" w:eastAsia="宋体" w:hAnsi="宋体" w:cs="宋体"/>
+          <w:rFonts w:ascii="宋体" w:hAnsi="宋体" w:eastAsia="宋体" w:cs="宋体"/>
           <w:spacing w:val="-2"/>
           <w:sz w:val="24"/>
           <w:szCs w:val="24"/>
@@ -4822,28 +4870,28 @@
     </w:p>
     <w:p>
       <w:pPr>
-        <w:pStyle w:val="1"/>
+        <w:pStyle w:val="26"/>
         <w:bidi w:val="0"/>
       </w:pPr>
-      <w:bookmarkStart w:id="24" w:name="_Toc31232"/>
+      <w:bookmarkStart w:id="23" w:name="_Toc27841"/>
       <w:r>
         <w:t>附则</w:t>
       </w:r>
-      <w:bookmarkEnd w:id="24"/>
+      <w:bookmarkEnd w:id="23"/>
     </w:p>
     <w:p>
       <w:pPr>
         <w:spacing w:before="179" w:line="219" w:lineRule="auto"/>
         <w:ind w:left="444"/>
         <w:rPr>
-          <w:rFonts w:ascii="宋体" w:eastAsia="宋体" w:hAnsi="宋体" w:cs="宋体"/>
-          <w:sz w:val="24"/>
-          <w:szCs w:val="24"/>
-        </w:rPr>
-      </w:pPr>
-      <w:r>
-        <w:rPr>
-          <w:rFonts w:ascii="宋体" w:eastAsia="宋体" w:hAnsi="宋体" w:cs="宋体"/>
+          <w:rFonts w:ascii="宋体" w:hAnsi="宋体" w:eastAsia="宋体" w:cs="宋体"/>
+          <w:sz w:val="24"/>
+          <w:szCs w:val="24"/>
+        </w:rPr>
+      </w:pPr>
+      <w:r>
+        <w:rPr>
+          <w:rFonts w:ascii="宋体" w:hAnsi="宋体" w:eastAsia="宋体" w:cs="宋体"/>
           <w:spacing w:val="-2"/>
           <w:sz w:val="24"/>
           <w:szCs w:val="24"/>
@@ -4852,30 +4900,55 @@
       </w:r>
     </w:p>
     <w:sectPr>
-      <w:footerReference w:type="default" r:id="rId6"/>
+      <w:footerReference r:id="rId5" w:type="default"/>
       <w:pgSz w:w="11906" w:h="16839"/>
       <w:pgMar w:top="1431" w:right="1785" w:bottom="1375" w:left="1785" w:header="0" w:footer="1211" w:gutter="0"/>
-      <w:cols w:num="1" w:space="720"/>
+      <w:cols w:space="720" w:num="1"/>
     </w:sectPr>
   </w:body>
 </w:document>
 </file>
 
+<file path=word/endnotes.xml><?xml version="1.0" encoding="utf-8"?>
+<w:endnotes xmlns:wpc="http://schemas.microsoft.com/office/word/2010/wordprocessingCanvas" xmlns:mc="http://schemas.openxmlformats.org/markup-compatibility/2006" xmlns:o="urn:schemas-microsoft-com:office:office" xmlns:r="http://schemas.openxmlformats.org/officeDocument/2006/relationships" xmlns:m="http://schemas.openxmlformats.org/officeDocument/2006/math" xmlns:v="urn:schemas-microsoft-com:vml" xmlns:wp14="http://schemas.microsoft.com/office/word/2010/wordprocessingDrawing" xmlns:wp="http://schemas.openxmlformats.org/drawingml/2006/wordprocessingDrawing" xmlns:w="http://schemas.openxmlformats.org/wordprocessingml/2006/main" xmlns:w14="http://schemas.microsoft.com/office/word/2010/wordml" xmlns:w15="http://schemas.microsoft.com/office/word/2012/wordml" xmlns:w10="urn:schemas-microsoft-com:office:word" xmlns:wpg="http://schemas.microsoft.com/office/word/2010/wordprocessingGroup" xmlns:wpi="http://schemas.microsoft.com/office/word/2010/wordprocessingInk" xmlns:wne="http://schemas.microsoft.com/office/word/2006/wordml" xmlns:wps="http://schemas.microsoft.com/office/word/2010/wordprocessingShape" xmlns:wpsCustomData="http://www.wps.cn/officeDocument/2013/wpsCustomData" mc:Ignorable="w14 w15 wp14">
+  <w:endnote w:type="separator" w:id="0">
+    <w:p>
+      <w:pPr>
+        <w:spacing w:line="240" w:lineRule="auto"/>
+      </w:pPr>
+      <w:r>
+        <w:separator/>
+      </w:r>
+    </w:p>
+  </w:endnote>
+  <w:endnote w:type="continuationSeparator" w:id="1">
+    <w:p>
+      <w:pPr>
+        <w:spacing w:line="240" w:lineRule="auto"/>
+      </w:pPr>
+      <w:r>
+        <w:continuationSeparator/>
+      </w:r>
+    </w:p>
+  </w:endnote>
+</w:endnotes>
+</file>
+
 <file path=word/footer1.xml><?xml version="1.0" encoding="utf-8"?>
-<w:ftr xmlns:wpc="http://schemas.microsoft.com/office/word/2010/wordprocessingCanvas" xmlns:mc="http://schemas.openxmlformats.org/markup-compatibility/2006" xmlns:o="urn:schemas-microsoft-com:office:office" xmlns:r="http://schemas.openxmlformats.org/officeDocument/2006/relationships" xmlns:m="http://schemas.openxmlformats.org/officeDocument/2006/math" xmlns:v="urn:schemas-microsoft-com:vml" xmlns:wp14="http://schemas.microsoft.com/office/word/2010/wordprocessingDrawing" xmlns:wp="http://schemas.openxmlformats.org/drawingml/2006/wordprocessingDrawing" xmlns:w10="urn:schemas-microsoft-com:office:word" xmlns:w="http://schemas.openxmlformats.org/wordprocessingml/2006/main" xmlns:w14="http://schemas.microsoft.com/office/word/2010/wordml" xmlns:w15="http://schemas.microsoft.com/office/word/2012/wordml" xmlns:wne="http://schemas.microsoft.com/office/word/2006/wordml" xmlns:wpg="http://schemas.microsoft.com/office/word/2010/wordprocessingGroup" xmlns:wpi="http://schemas.microsoft.com/office/word/2010/wordprocessingInk" xmlns:wps="http://schemas.microsoft.com/office/word/2010/wordprocessingShape" mc:Ignorable="w14 w15 wp14">
+<w:ftr xmlns:wpc="http://schemas.microsoft.com/office/word/2010/wordprocessingCanvas" xmlns:mc="http://schemas.openxmlformats.org/markup-compatibility/2006" xmlns:o="urn:schemas-microsoft-com:office:office" xmlns:r="http://schemas.openxmlformats.org/officeDocument/2006/relationships" xmlns:m="http://schemas.openxmlformats.org/officeDocument/2006/math" xmlns:v="urn:schemas-microsoft-com:vml" xmlns:wp14="http://schemas.microsoft.com/office/word/2010/wordprocessingDrawing" xmlns:wp="http://schemas.openxmlformats.org/drawingml/2006/wordprocessingDrawing" xmlns:w10="urn:schemas-microsoft-com:office:word" xmlns:w="http://schemas.openxmlformats.org/wordprocessingml/2006/main" xmlns:w14="http://schemas.microsoft.com/office/word/2010/wordml" xmlns:w15="http://schemas.microsoft.com/office/word/2012/wordml" xmlns:wpg="http://schemas.microsoft.com/office/word/2010/wordprocessingGroup" xmlns:wpi="http://schemas.microsoft.com/office/word/2010/wordprocessingInk" xmlns:wne="http://schemas.microsoft.com/office/word/2006/wordml" xmlns:wps="http://schemas.microsoft.com/office/word/2010/wordprocessingShape" xmlns:wpsCustomData="http://www.wps.cn/officeDocument/2013/wpsCustomData" mc:Ignorable="w14 w15 wp14">
   <w:p>
     <w:pPr>
       <w:spacing w:line="167" w:lineRule="auto"/>
       <w:ind w:left="4130"/>
       <w:rPr>
-        <w:rFonts w:ascii="Calibri" w:eastAsia="Calibri" w:hAnsi="Calibri" w:cs="Calibri"/>
+        <w:rFonts w:ascii="Calibri" w:hAnsi="Calibri" w:eastAsia="Calibri" w:cs="Calibri"/>
         <w:sz w:val="18"/>
         <w:szCs w:val="18"/>
       </w:rPr>
     </w:pPr>
     <w:r>
       <w:rPr>
-        <w:rFonts w:ascii="Calibri" w:eastAsia="Calibri" w:hAnsi="Calibri" w:cs="Calibri"/>
+        <w:rFonts w:ascii="Calibri" w:hAnsi="Calibri" w:eastAsia="Calibri" w:cs="Calibri"/>
         <w:sz w:val="18"/>
         <w:szCs w:val="18"/>
       </w:rPr>
@@ -4885,16 +4958,41 @@
 </w:ftr>
 </file>
 
+<file path=word/footnotes.xml><?xml version="1.0" encoding="utf-8"?>
+<w:footnotes xmlns:wpc="http://schemas.microsoft.com/office/word/2010/wordprocessingCanvas" xmlns:mc="http://schemas.openxmlformats.org/markup-compatibility/2006" xmlns:o="urn:schemas-microsoft-com:office:office" xmlns:r="http://schemas.openxmlformats.org/officeDocument/2006/relationships" xmlns:m="http://schemas.openxmlformats.org/officeDocument/2006/math" xmlns:v="urn:schemas-microsoft-com:vml" xmlns:wp14="http://schemas.microsoft.com/office/word/2010/wordprocessingDrawing" xmlns:wp="http://schemas.openxmlformats.org/drawingml/2006/wordprocessingDrawing" xmlns:w="http://schemas.openxmlformats.org/wordprocessingml/2006/main" xmlns:w14="http://schemas.microsoft.com/office/word/2010/wordml" xmlns:w15="http://schemas.microsoft.com/office/word/2012/wordml" xmlns:w10="urn:schemas-microsoft-com:office:word" xmlns:wpg="http://schemas.microsoft.com/office/word/2010/wordprocessingGroup" xmlns:wpi="http://schemas.microsoft.com/office/word/2010/wordprocessingInk" xmlns:wne="http://schemas.microsoft.com/office/word/2006/wordml" xmlns:wps="http://schemas.microsoft.com/office/word/2010/wordprocessingShape" xmlns:wpsCustomData="http://www.wps.cn/officeDocument/2013/wpsCustomData" mc:Ignorable="w14 w15 wp14">
+  <w:footnote w:type="separator" w:id="0">
+    <w:p>
+      <w:pPr>
+        <w:spacing w:line="360" w:lineRule="auto"/>
+      </w:pPr>
+      <w:r>
+        <w:separator/>
+      </w:r>
+    </w:p>
+  </w:footnote>
+  <w:footnote w:type="continuationSeparator" w:id="1">
+    <w:p>
+      <w:pPr>
+        <w:spacing w:line="360" w:lineRule="auto"/>
+      </w:pPr>
+      <w:r>
+        <w:continuationSeparator/>
+      </w:r>
+    </w:p>
+  </w:footnote>
+</w:footnotes>
+</file>
+
 <file path=word/numbering.xml><?xml version="1.0" encoding="utf-8"?>
-<w:numbering xmlns:wpc="http://schemas.microsoft.com/office/word/2010/wordprocessingCanvas" xmlns:mc="http://schemas.openxmlformats.org/markup-compatibility/2006" xmlns:o="urn:schemas-microsoft-com:office:office" xmlns:r="http://schemas.openxmlformats.org/officeDocument/2006/relationships" xmlns:m="http://schemas.openxmlformats.org/officeDocument/2006/math" xmlns:v="urn:schemas-microsoft-com:vml" xmlns:wp14="http://schemas.microsoft.com/office/word/2010/wordprocessingDrawing" xmlns:wp="http://schemas.openxmlformats.org/drawingml/2006/wordprocessingDrawing" xmlns:w10="urn:schemas-microsoft-com:office:word" xmlns:w="http://schemas.openxmlformats.org/wordprocessingml/2006/main" xmlns:w14="http://schemas.microsoft.com/office/word/2010/wordml" xmlns:w15="http://schemas.microsoft.com/office/word/2012/wordml" xmlns:wne="http://schemas.microsoft.com/office/word/2006/wordml" xmlns:wpg="http://schemas.microsoft.com/office/word/2010/wordprocessingGroup" xmlns:wpi="http://schemas.microsoft.com/office/word/2010/wordprocessingInk" xmlns:wps="http://schemas.microsoft.com/office/word/2010/wordprocessingShape" mc:Ignorable="w14 w15 wp14">
+<w:numbering xmlns:wpc="http://schemas.microsoft.com/office/word/2010/wordprocessingCanvas" xmlns:mc="http://schemas.openxmlformats.org/markup-compatibility/2006" xmlns:o="urn:schemas-microsoft-com:office:office" xmlns:r="http://schemas.openxmlformats.org/officeDocument/2006/relationships" xmlns:m="http://schemas.openxmlformats.org/officeDocument/2006/math" xmlns:v="urn:schemas-microsoft-com:vml" xmlns:wp14="http://schemas.microsoft.com/office/word/2010/wordprocessingDrawing" xmlns:wp="http://schemas.openxmlformats.org/drawingml/2006/wordprocessingDrawing" xmlns:w10="urn:schemas-microsoft-com:office:word" xmlns:w="http://schemas.openxmlformats.org/wordprocessingml/2006/main" xmlns:w14="http://schemas.microsoft.com/office/word/2010/wordml" xmlns:wpg="http://schemas.microsoft.com/office/word/2010/wordprocessingGroup" xmlns:wpi="http://schemas.microsoft.com/office/word/2010/wordprocessingInk" xmlns:wne="http://schemas.microsoft.com/office/word/2006/wordml" xmlns:wps="http://schemas.microsoft.com/office/word/2010/wordprocessingShape" xmlns:wpsCustomData="http://www.wps.cn/officeDocument/2013/wpsCustomData" mc:Ignorable="w14 wp14">
   <w:abstractNum w:abstractNumId="0">
     <w:nsid w:val="8E964DCE"/>
     <w:multiLevelType w:val="multilevel"/>
     <w:tmpl w:val="8E964DCE"/>
-    <w:lvl w:ilvl="0">
+    <w:lvl w:ilvl="0" w:tentative="0">
       <w:start w:val="1"/>
       <w:numFmt w:val="decimal"/>
-      <w:pStyle w:val="Heading1"/>
+      <w:pStyle w:val="2"/>
       <w:lvlText w:val="%1."/>
       <w:lvlJc w:val="left"/>
       <w:pPr>
@@ -4904,10 +5002,10 @@
         <w:rFonts w:hint="default"/>
       </w:rPr>
     </w:lvl>
-    <w:lvl w:ilvl="1">
+    <w:lvl w:ilvl="1" w:tentative="0">
       <w:start w:val="1"/>
       <w:numFmt w:val="decimal"/>
-      <w:pStyle w:val="Heading2"/>
+      <w:pStyle w:val="3"/>
       <w:lvlText w:val="%1.%2."/>
       <w:lvlJc w:val="left"/>
       <w:pPr>
@@ -4917,10 +5015,10 @@
         <w:rFonts w:hint="default"/>
       </w:rPr>
     </w:lvl>
-    <w:lvl w:ilvl="2">
+    <w:lvl w:ilvl="2" w:tentative="0">
       <w:start w:val="1"/>
       <w:numFmt w:val="decimal"/>
-      <w:pStyle w:val="Heading3"/>
+      <w:pStyle w:val="4"/>
       <w:lvlText w:val="%1.%2.%3."/>
       <w:lvlJc w:val="left"/>
       <w:pPr>
@@ -4930,10 +5028,10 @@
         <w:rFonts w:hint="default"/>
       </w:rPr>
     </w:lvl>
-    <w:lvl w:ilvl="3">
+    <w:lvl w:ilvl="3" w:tentative="0">
       <w:start w:val="1"/>
       <w:numFmt w:val="decimal"/>
-      <w:pStyle w:val="Heading4"/>
+      <w:pStyle w:val="5"/>
       <w:lvlText w:val="%1.%2.%3.%4."/>
       <w:lvlJc w:val="left"/>
       <w:pPr>
@@ -4943,10 +5041,10 @@
         <w:rFonts w:hint="default"/>
       </w:rPr>
     </w:lvl>
-    <w:lvl w:ilvl="4">
+    <w:lvl w:ilvl="4" w:tentative="0">
       <w:start w:val="1"/>
       <w:numFmt w:val="decimal"/>
-      <w:pStyle w:val="Heading5"/>
+      <w:pStyle w:val="6"/>
       <w:lvlText w:val="%1.%2.%3.%4.%5."/>
       <w:lvlJc w:val="left"/>
       <w:pPr>
@@ -4956,10 +5054,10 @@
         <w:rFonts w:hint="default"/>
       </w:rPr>
     </w:lvl>
-    <w:lvl w:ilvl="5">
+    <w:lvl w:ilvl="5" w:tentative="0">
       <w:start w:val="1"/>
       <w:numFmt w:val="decimal"/>
-      <w:pStyle w:val="Heading6"/>
+      <w:pStyle w:val="7"/>
       <w:lvlText w:val="%1.%2.%3.%4.%5.%6."/>
       <w:lvlJc w:val="left"/>
       <w:pPr>
@@ -4969,10 +5067,10 @@
         <w:rFonts w:hint="default"/>
       </w:rPr>
     </w:lvl>
-    <w:lvl w:ilvl="6">
+    <w:lvl w:ilvl="6" w:tentative="0">
       <w:start w:val="1"/>
       <w:numFmt w:val="decimal"/>
-      <w:pStyle w:val="Heading7"/>
+      <w:pStyle w:val="8"/>
       <w:lvlText w:val="%1.%2.%3.%4.%5.%6.%7."/>
       <w:lvlJc w:val="left"/>
       <w:pPr>
@@ -4982,10 +5080,10 @@
         <w:rFonts w:hint="default"/>
       </w:rPr>
     </w:lvl>
-    <w:lvl w:ilvl="7">
+    <w:lvl w:ilvl="7" w:tentative="0">
       <w:start w:val="1"/>
       <w:numFmt w:val="decimal"/>
-      <w:pStyle w:val="Heading8"/>
+      <w:pStyle w:val="9"/>
       <w:lvlText w:val="%1.%2.%3.%4.%5.%6.%7.%8."/>
       <w:lvlJc w:val="left"/>
       <w:pPr>
@@ -4995,10 +5093,10 @@
         <w:rFonts w:hint="default"/>
       </w:rPr>
     </w:lvl>
-    <w:lvl w:ilvl="8">
+    <w:lvl w:ilvl="8" w:tentative="0">
       <w:start w:val="1"/>
       <w:numFmt w:val="decimal"/>
-      <w:pStyle w:val="Heading9"/>
+      <w:pStyle w:val="10"/>
       <w:lvlText w:val="%1.%2.%3.%4.%5.%6.%7.%8.%9."/>
       <w:lvlJc w:val="left"/>
       <w:pPr>
@@ -5013,7 +5111,7 @@
     <w:nsid w:val="C5A2D392"/>
     <w:multiLevelType w:val="singleLevel"/>
     <w:tmpl w:val="C5A2D392"/>
-    <w:lvl w:ilvl="0">
+    <w:lvl w:ilvl="0" w:tentative="0">
       <w:start w:val="1"/>
       <w:numFmt w:val="decimal"/>
       <w:lvlText w:val="(%1)"/>
@@ -5030,7 +5128,7 @@
     <w:nsid w:val="2F3D91A5"/>
     <w:multiLevelType w:val="singleLevel"/>
     <w:tmpl w:val="2F3D91A5"/>
-    <w:lvl w:ilvl="0">
+    <w:lvl w:ilvl="0" w:tentative="0">
       <w:start w:val="1"/>
       <w:numFmt w:val="decimal"/>
       <w:lvlText w:val="(%1)"/>
@@ -5056,267 +5154,269 @@
 </file>
 
 <file path=word/styles.xml><?xml version="1.0" encoding="utf-8"?>
-<w:styles xmlns:mc="http://schemas.openxmlformats.org/markup-compatibility/2006" xmlns:r="http://schemas.openxmlformats.org/officeDocument/2006/relationships" xmlns:w="http://schemas.openxmlformats.org/wordprocessingml/2006/main" xmlns:w14="http://schemas.microsoft.com/office/word/2010/wordml" xmlns:w15="http://schemas.microsoft.com/office/word/2012/wordml" mc:Ignorable="w14 w15">
+<w:styles xmlns:mc="http://schemas.openxmlformats.org/markup-compatibility/2006" xmlns:o="urn:schemas-microsoft-com:office:office" xmlns:r="http://schemas.openxmlformats.org/officeDocument/2006/relationships" xmlns:m="http://schemas.openxmlformats.org/officeDocument/2006/math" xmlns:v="urn:schemas-microsoft-com:vml" xmlns:w="http://schemas.openxmlformats.org/wordprocessingml/2006/main" xmlns:w14="http://schemas.microsoft.com/office/word/2010/wordml" xmlns:w10="urn:schemas-microsoft-com:office:word" xmlns:sl="http://schemas.openxmlformats.org/schemaLibrary/2006/main" xmlns:wpsCustomData="http://www.wps.cn/officeDocument/2013/wpsCustomData" mc:Ignorable="w14">
   <w:docDefaults>
     <w:rPrDefault>
       <w:rPr>
-        <w:rFonts w:ascii="Arial" w:eastAsia="Arial" w:hAnsi="Arial" w:cs="Arial"/>
+        <w:rFonts w:ascii="Arial" w:hAnsi="Arial" w:eastAsia="Arial" w:cs="Arial"/>
       </w:rPr>
     </w:rPrDefault>
     <w:pPrDefault/>
   </w:docDefaults>
-  <w:latentStyles w:defLockedState="0" w:defUIPriority="99" w:defSemiHidden="1" w:defUnhideWhenUsed="1" w:defQFormat="0" w:count="260">
-    <w:lsdException w:name="Normal" w:semiHidden="0" w:uiPriority="0" w:unhideWhenUsed="0" w:qFormat="1"/>
-    <w:lsdException w:name="heading 1" w:semiHidden="0" w:uiPriority="0" w:unhideWhenUsed="0" w:qFormat="1"/>
-    <w:lsdException w:name="heading 2" w:semiHidden="0" w:uiPriority="0" w:qFormat="1"/>
-    <w:lsdException w:name="heading 3" w:uiPriority="0" w:qFormat="1"/>
-    <w:lsdException w:name="heading 4" w:semiHidden="0" w:uiPriority="0" w:qFormat="1"/>
-    <w:lsdException w:name="heading 5" w:uiPriority="0" w:qFormat="1"/>
-    <w:lsdException w:name="heading 6" w:uiPriority="0" w:qFormat="1"/>
-    <w:lsdException w:name="heading 7" w:uiPriority="0" w:qFormat="1"/>
-    <w:lsdException w:name="heading 8" w:uiPriority="0" w:qFormat="1"/>
-    <w:lsdException w:name="heading 9" w:uiPriority="0" w:qFormat="1"/>
-    <w:lsdException w:name="index 1" w:semiHidden="0" w:uiPriority="0" w:unhideWhenUsed="0"/>
-    <w:lsdException w:name="index 2" w:semiHidden="0" w:uiPriority="0" w:unhideWhenUsed="0"/>
-    <w:lsdException w:name="index 3" w:semiHidden="0" w:uiPriority="0" w:unhideWhenUsed="0"/>
-    <w:lsdException w:name="index 4" w:semiHidden="0" w:uiPriority="0" w:unhideWhenUsed="0"/>
-    <w:lsdException w:name="index 5" w:semiHidden="0" w:uiPriority="0" w:unhideWhenUsed="0"/>
-    <w:lsdException w:name="index 6" w:semiHidden="0" w:uiPriority="0" w:unhideWhenUsed="0"/>
-    <w:lsdException w:name="index 7" w:semiHidden="0" w:uiPriority="0" w:unhideWhenUsed="0"/>
-    <w:lsdException w:name="index 8" w:semiHidden="0" w:uiPriority="0" w:unhideWhenUsed="0"/>
-    <w:lsdException w:name="index 9" w:semiHidden="0" w:uiPriority="0" w:unhideWhenUsed="0"/>
-    <w:lsdException w:name="toc 1" w:semiHidden="0" w:uiPriority="0" w:unhideWhenUsed="0" w:qFormat="1"/>
-    <w:lsdException w:name="toc 2" w:semiHidden="0" w:uiPriority="0" w:unhideWhenUsed="0" w:qFormat="1"/>
-    <w:lsdException w:name="toc 3" w:semiHidden="0" w:uiPriority="0" w:unhideWhenUsed="0" w:qFormat="1"/>
-    <w:lsdException w:name="toc 4" w:semiHidden="0" w:uiPriority="0" w:unhideWhenUsed="0"/>
-    <w:lsdException w:name="toc 5" w:semiHidden="0" w:uiPriority="0" w:unhideWhenUsed="0"/>
-    <w:lsdException w:name="toc 6" w:semiHidden="0" w:uiPriority="0" w:unhideWhenUsed="0"/>
-    <w:lsdException w:name="toc 7" w:semiHidden="0" w:uiPriority="0" w:unhideWhenUsed="0"/>
-    <w:lsdException w:name="toc 8" w:semiHidden="0" w:uiPriority="0" w:unhideWhenUsed="0"/>
-    <w:lsdException w:name="toc 9" w:semiHidden="0" w:uiPriority="0" w:unhideWhenUsed="0"/>
-    <w:lsdException w:name="Normal Indent" w:semiHidden="0" w:uiPriority="0" w:unhideWhenUsed="0"/>
-    <w:lsdException w:name="footnote text" w:semiHidden="0" w:uiPriority="0" w:unhideWhenUsed="0"/>
-    <w:lsdException w:name="annotation text" w:semiHidden="0" w:uiPriority="0" w:unhideWhenUsed="0" w:qFormat="1"/>
-    <w:lsdException w:name="header" w:semiHidden="0" w:uiPriority="0" w:unhideWhenUsed="0" w:qFormat="1"/>
-    <w:lsdException w:name="footer" w:semiHidden="0" w:uiPriority="0" w:unhideWhenUsed="0" w:qFormat="1"/>
-    <w:lsdException w:name="index heading" w:semiHidden="0" w:uiPriority="0" w:unhideWhenUsed="0"/>
-    <w:lsdException w:name="caption" w:uiPriority="0" w:qFormat="1"/>
-    <w:lsdException w:name="table of figures" w:semiHidden="0" w:uiPriority="0" w:unhideWhenUsed="0"/>
-    <w:lsdException w:name="envelope address" w:semiHidden="0" w:uiPriority="0" w:unhideWhenUsed="0"/>
-    <w:lsdException w:name="envelope return" w:semiHidden="0" w:uiPriority="0" w:unhideWhenUsed="0"/>
-    <w:lsdException w:name="footnote reference" w:semiHidden="0" w:uiPriority="0" w:unhideWhenUsed="0"/>
-    <w:lsdException w:name="annotation reference" w:semiHidden="0" w:uiPriority="0" w:unhideWhenUsed="0"/>
-    <w:lsdException w:name="line number" w:semiHidden="0" w:uiPriority="0" w:unhideWhenUsed="0"/>
-    <w:lsdException w:name="page number" w:semiHidden="0" w:uiPriority="0" w:unhideWhenUsed="0"/>
-    <w:lsdException w:name="endnote reference" w:semiHidden="0" w:uiPriority="0" w:unhideWhenUsed="0"/>
-    <w:lsdException w:name="endnote text" w:semiHidden="0" w:uiPriority="0" w:unhideWhenUsed="0"/>
-    <w:lsdException w:name="table of authorities" w:semiHidden="0" w:uiPriority="0" w:unhideWhenUsed="0"/>
-    <w:lsdException w:name="macro" w:semiHidden="0" w:uiPriority="0" w:unhideWhenUsed="0"/>
-    <w:lsdException w:name="toa heading" w:semiHidden="0" w:uiPriority="0" w:unhideWhenUsed="0"/>
-    <w:lsdException w:name="List" w:semiHidden="0" w:uiPriority="0" w:unhideWhenUsed="0"/>
-    <w:lsdException w:name="List Bullet" w:semiHidden="0" w:uiPriority="0" w:unhideWhenUsed="0"/>
-    <w:lsdException w:name="List Number" w:semiHidden="0" w:uiPriority="0" w:unhideWhenUsed="0"/>
-    <w:lsdException w:name="List 2" w:semiHidden="0" w:uiPriority="0" w:unhideWhenUsed="0"/>
-    <w:lsdException w:name="List 3" w:semiHidden="0" w:uiPriority="0" w:unhideWhenUsed="0"/>
-    <w:lsdException w:name="List 4" w:semiHidden="0" w:uiPriority="0" w:unhideWhenUsed="0"/>
-    <w:lsdException w:name="List 5" w:semiHidden="0" w:uiPriority="0" w:unhideWhenUsed="0"/>
-    <w:lsdException w:name="List Bullet 2" w:semiHidden="0" w:uiPriority="0" w:unhideWhenUsed="0"/>
-    <w:lsdException w:name="List Bullet 3" w:semiHidden="0" w:uiPriority="0" w:unhideWhenUsed="0"/>
-    <w:lsdException w:name="List Bullet 4" w:semiHidden="0" w:uiPriority="0" w:unhideWhenUsed="0"/>
-    <w:lsdException w:name="List Bullet 5" w:semiHidden="0" w:uiPriority="0" w:unhideWhenUsed="0"/>
-    <w:lsdException w:name="List Number 2" w:semiHidden="0" w:uiPriority="0" w:unhideWhenUsed="0"/>
-    <w:lsdException w:name="List Number 3" w:semiHidden="0" w:uiPriority="0" w:unhideWhenUsed="0"/>
-    <w:lsdException w:name="List Number 4" w:semiHidden="0" w:uiPriority="0" w:unhideWhenUsed="0"/>
-    <w:lsdException w:name="List Number 5" w:semiHidden="0" w:uiPriority="0" w:unhideWhenUsed="0"/>
-    <w:lsdException w:name="Title" w:semiHidden="0" w:uiPriority="0" w:unhideWhenUsed="0" w:qFormat="1"/>
-    <w:lsdException w:name="Closing" w:semiHidden="0" w:uiPriority="0" w:unhideWhenUsed="0"/>
-    <w:lsdException w:name="Signature" w:semiHidden="0" w:uiPriority="0" w:unhideWhenUsed="0"/>
-    <w:lsdException w:name="Default Paragraph Font" w:uiPriority="0" w:unhideWhenUsed="0" w:qFormat="1"/>
-    <w:lsdException w:name="Body Text" w:uiPriority="0" w:unhideWhenUsed="0" w:qFormat="1"/>
-    <w:lsdException w:name="Body Text Indent" w:semiHidden="0" w:uiPriority="0" w:unhideWhenUsed="0"/>
-    <w:lsdException w:name="List Continue" w:semiHidden="0" w:uiPriority="0" w:unhideWhenUsed="0"/>
-    <w:lsdException w:name="List Continue 2" w:semiHidden="0" w:uiPriority="0" w:unhideWhenUsed="0"/>
-    <w:lsdException w:name="List Continue 3" w:semiHidden="0" w:uiPriority="0" w:unhideWhenUsed="0"/>
-    <w:lsdException w:name="List Continue 4" w:semiHidden="0" w:uiPriority="0" w:unhideWhenUsed="0"/>
-    <w:lsdException w:name="List Continue 5" w:semiHidden="0" w:uiPriority="0" w:unhideWhenUsed="0"/>
-    <w:lsdException w:name="Message Header" w:semiHidden="0" w:uiPriority="0" w:unhideWhenUsed="0"/>
-    <w:lsdException w:name="Subtitle" w:semiHidden="0" w:uiPriority="0" w:unhideWhenUsed="0" w:qFormat="1"/>
-    <w:lsdException w:name="Salutation" w:semiHidden="0" w:uiPriority="0" w:unhideWhenUsed="0"/>
-    <w:lsdException w:name="Date" w:semiHidden="0" w:uiPriority="0" w:unhideWhenUsed="0"/>
-    <w:lsdException w:name="Body Text First Indent" w:semiHidden="0" w:uiPriority="0" w:unhideWhenUsed="0"/>
-    <w:lsdException w:name="Body Text First Indent 2" w:semiHidden="0" w:uiPriority="0" w:unhideWhenUsed="0"/>
-    <w:lsdException w:name="Body Text 2" w:semiHidden="0" w:uiPriority="0" w:unhideWhenUsed="0"/>
-    <w:lsdException w:name="Body Text 3" w:semiHidden="0" w:uiPriority="0" w:unhideWhenUsed="0"/>
-    <w:lsdException w:name="Body Text Indent 2" w:semiHidden="0" w:uiPriority="0" w:unhideWhenUsed="0"/>
-    <w:lsdException w:name="Body Text Indent 3" w:semiHidden="0" w:uiPriority="0" w:unhideWhenUsed="0"/>
-    <w:lsdException w:name="Block Text" w:semiHidden="0" w:uiPriority="0" w:unhideWhenUsed="0"/>
-    <w:lsdException w:name="Hyperlink" w:semiHidden="0" w:uiPriority="0" w:unhideWhenUsed="0"/>
-    <w:lsdException w:name="FollowedHyperlink" w:semiHidden="0" w:uiPriority="0" w:unhideWhenUsed="0"/>
-    <w:lsdException w:name="Strong" w:semiHidden="0" w:uiPriority="0" w:unhideWhenUsed="0" w:qFormat="1"/>
-    <w:lsdException w:name="Emphasis" w:semiHidden="0" w:uiPriority="0" w:unhideWhenUsed="0" w:qFormat="1"/>
-    <w:lsdException w:name="Document Map" w:semiHidden="0" w:uiPriority="0" w:unhideWhenUsed="0"/>
-    <w:lsdException w:name="Plain Text" w:semiHidden="0" w:uiPriority="0" w:unhideWhenUsed="0"/>
-    <w:lsdException w:name="E-mail Signature" w:semiHidden="0" w:uiPriority="0" w:unhideWhenUsed="0"/>
-    <w:lsdException w:name="Normal (Web)" w:semiHidden="0" w:uiPriority="0" w:unhideWhenUsed="0" w:qFormat="1"/>
-    <w:lsdException w:name="HTML Acronym" w:semiHidden="0" w:uiPriority="0" w:unhideWhenUsed="0"/>
-    <w:lsdException w:name="HTML Address" w:semiHidden="0" w:uiPriority="0" w:unhideWhenUsed="0"/>
-    <w:lsdException w:name="HTML Cite" w:semiHidden="0" w:uiPriority="0" w:unhideWhenUsed="0"/>
-    <w:lsdException w:name="HTML Code" w:semiHidden="0" w:uiPriority="0" w:unhideWhenUsed="0"/>
-    <w:lsdException w:name="HTML Definition" w:semiHidden="0" w:uiPriority="0" w:unhideWhenUsed="0"/>
-    <w:lsdException w:name="HTML Keyboard" w:semiHidden="0" w:uiPriority="0" w:unhideWhenUsed="0"/>
-    <w:lsdException w:name="HTML Preformatted" w:semiHidden="0" w:uiPriority="0" w:unhideWhenUsed="0"/>
-    <w:lsdException w:name="HTML Sample" w:semiHidden="0" w:uiPriority="0" w:unhideWhenUsed="0"/>
-    <w:lsdException w:name="HTML Typewriter" w:semiHidden="0" w:uiPriority="0" w:unhideWhenUsed="0"/>
-    <w:lsdException w:name="HTML Variable" w:semiHidden="0" w:uiPriority="0" w:unhideWhenUsed="0"/>
-    <w:lsdException w:name="Normal Table" w:uiPriority="0" w:unhideWhenUsed="0" w:qFormat="1"/>
-    <w:lsdException w:name="annotation subject" w:semiHidden="0" w:uiPriority="0" w:unhideWhenUsed="0"/>
-    <w:lsdException w:name="Table Simple 1" w:semiHidden="0" w:uiPriority="0" w:unhideWhenUsed="0"/>
-    <w:lsdException w:name="Table Simple 2" w:semiHidden="0" w:uiPriority="0" w:unhideWhenUsed="0"/>
-    <w:lsdException w:name="Table Simple 3" w:semiHidden="0" w:uiPriority="0" w:unhideWhenUsed="0"/>
-    <w:lsdException w:name="Table Classic 1" w:semiHidden="0" w:uiPriority="0" w:unhideWhenUsed="0"/>
-    <w:lsdException w:name="Table Classic 2" w:semiHidden="0" w:uiPriority="0" w:unhideWhenUsed="0"/>
-    <w:lsdException w:name="Table Classic 3" w:semiHidden="0" w:uiPriority="0" w:unhideWhenUsed="0"/>
-    <w:lsdException w:name="Table Classic 4" w:semiHidden="0" w:uiPriority="0" w:unhideWhenUsed="0"/>
-    <w:lsdException w:name="Table Colorful 1" w:semiHidden="0" w:uiPriority="0" w:unhideWhenUsed="0"/>
-    <w:lsdException w:name="Table Colorful 2" w:semiHidden="0" w:uiPriority="0" w:unhideWhenUsed="0"/>
-    <w:lsdException w:name="Table Colorful 3" w:semiHidden="0" w:uiPriority="0" w:unhideWhenUsed="0"/>
-    <w:lsdException w:name="Table Columns 1" w:semiHidden="0" w:uiPriority="0" w:unhideWhenUsed="0"/>
-    <w:lsdException w:name="Table Columns 2" w:semiHidden="0" w:uiPriority="0" w:unhideWhenUsed="0"/>
-    <w:lsdException w:name="Table Columns 3" w:semiHidden="0" w:uiPriority="0" w:unhideWhenUsed="0"/>
-    <w:lsdException w:name="Table Columns 4" w:semiHidden="0" w:uiPriority="0" w:unhideWhenUsed="0"/>
-    <w:lsdException w:name="Table Columns 5" w:semiHidden="0" w:uiPriority="0" w:unhideWhenUsed="0"/>
-    <w:lsdException w:name="Table Grid 1" w:semiHidden="0" w:uiPriority="0" w:unhideWhenUsed="0"/>
-    <w:lsdException w:name="Table Grid 2" w:semiHidden="0" w:uiPriority="0" w:unhideWhenUsed="0"/>
-    <w:lsdException w:name="Table Grid 3" w:semiHidden="0" w:uiPriority="0" w:unhideWhenUsed="0"/>
-    <w:lsdException w:name="Table Grid 4" w:semiHidden="0" w:uiPriority="0" w:unhideWhenUsed="0"/>
-    <w:lsdException w:name="Table Grid 5" w:semiHidden="0" w:uiPriority="0" w:unhideWhenUsed="0"/>
-    <w:lsdException w:name="Table Grid 6" w:semiHidden="0" w:uiPriority="0" w:unhideWhenUsed="0"/>
-    <w:lsdException w:name="Table Grid 7" w:semiHidden="0" w:uiPriority="0" w:unhideWhenUsed="0"/>
-    <w:lsdException w:name="Table Grid 8" w:semiHidden="0" w:uiPriority="0" w:unhideWhenUsed="0"/>
-    <w:lsdException w:name="Table List 1" w:semiHidden="0" w:uiPriority="0" w:unhideWhenUsed="0"/>
-    <w:lsdException w:name="Table List 2" w:semiHidden="0" w:uiPriority="0" w:unhideWhenUsed="0"/>
-    <w:lsdException w:name="Table List 3" w:semiHidden="0" w:uiPriority="0" w:unhideWhenUsed="0"/>
-    <w:lsdException w:name="Table List 4" w:semiHidden="0" w:uiPriority="0" w:unhideWhenUsed="0"/>
-    <w:lsdException w:name="Table List 5" w:semiHidden="0" w:uiPriority="0" w:unhideWhenUsed="0"/>
-    <w:lsdException w:name="Table List 6" w:semiHidden="0" w:uiPriority="0" w:unhideWhenUsed="0"/>
-    <w:lsdException w:name="Table List 7" w:semiHidden="0" w:uiPriority="0" w:unhideWhenUsed="0"/>
-    <w:lsdException w:name="Table List 8" w:semiHidden="0" w:uiPriority="0" w:unhideWhenUsed="0"/>
-    <w:lsdException w:name="Table 3D effects 1" w:semiHidden="0" w:uiPriority="0" w:unhideWhenUsed="0"/>
-    <w:lsdException w:name="Table 3D effects 2" w:semiHidden="0" w:uiPriority="0" w:unhideWhenUsed="0"/>
-    <w:lsdException w:name="Table 3D effects 3" w:semiHidden="0" w:uiPriority="0" w:unhideWhenUsed="0"/>
-    <w:lsdException w:name="Table Contemporary" w:semiHidden="0" w:uiPriority="0" w:unhideWhenUsed="0"/>
-    <w:lsdException w:name="Table Elegant" w:semiHidden="0" w:uiPriority="0" w:unhideWhenUsed="0"/>
-    <w:lsdException w:name="Table Professional" w:semiHidden="0" w:uiPriority="0" w:unhideWhenUsed="0"/>
-    <w:lsdException w:name="Table Subtle 1" w:semiHidden="0" w:uiPriority="0" w:unhideWhenUsed="0"/>
-    <w:lsdException w:name="Table Subtle 2" w:semiHidden="0" w:uiPriority="0" w:unhideWhenUsed="0"/>
-    <w:lsdException w:name="Table Web 1" w:semiHidden="0" w:uiPriority="0" w:unhideWhenUsed="0"/>
-    <w:lsdException w:name="Table Web 2" w:semiHidden="0" w:uiPriority="0" w:unhideWhenUsed="0"/>
-    <w:lsdException w:name="Table Web 3" w:semiHidden="0" w:uiPriority="0" w:unhideWhenUsed="0"/>
-    <w:lsdException w:name="Balloon Text" w:semiHidden="0" w:uiPriority="0" w:unhideWhenUsed="0"/>
-    <w:lsdException w:name="Table Grid" w:semiHidden="0" w:uiPriority="0" w:unhideWhenUsed="0" w:qFormat="1"/>
-    <w:lsdException w:name="Table Theme" w:semiHidden="0" w:uiPriority="0" w:unhideWhenUsed="0"/>
-    <w:lsdException w:name="Light Shading" w:semiHidden="0" w:uiPriority="60" w:unhideWhenUsed="0"/>
-    <w:lsdException w:name="Light List" w:semiHidden="0" w:uiPriority="61" w:unhideWhenUsed="0"/>
-    <w:lsdException w:name="Light Grid" w:semiHidden="0" w:uiPriority="62" w:unhideWhenUsed="0"/>
-    <w:lsdException w:name="Medium Shading 1" w:semiHidden="0" w:uiPriority="63" w:unhideWhenUsed="0"/>
-    <w:lsdException w:name="Medium Shading 2" w:semiHidden="0" w:uiPriority="64" w:unhideWhenUsed="0"/>
-    <w:lsdException w:name="Medium List 1" w:semiHidden="0" w:uiPriority="65" w:unhideWhenUsed="0"/>
-    <w:lsdException w:name="Medium List 2" w:semiHidden="0" w:uiPriority="66" w:unhideWhenUsed="0"/>
-    <w:lsdException w:name="Medium Grid 1" w:semiHidden="0" w:uiPriority="67" w:unhideWhenUsed="0"/>
-    <w:lsdException w:name="Medium Grid 2" w:semiHidden="0" w:uiPriority="68" w:unhideWhenUsed="0"/>
-    <w:lsdException w:name="Medium Grid 3" w:semiHidden="0" w:uiPriority="69" w:unhideWhenUsed="0"/>
-    <w:lsdException w:name="Dark List" w:semiHidden="0" w:uiPriority="70" w:unhideWhenUsed="0"/>
-    <w:lsdException w:name="Colorful Shading" w:semiHidden="0" w:uiPriority="71" w:unhideWhenUsed="0"/>
-    <w:lsdException w:name="Colorful List" w:semiHidden="0" w:uiPriority="72" w:unhideWhenUsed="0"/>
-    <w:lsdException w:name="Colorful Grid" w:semiHidden="0" w:uiPriority="73" w:unhideWhenUsed="0"/>
-    <w:lsdException w:name="Light Shading Accent 1" w:semiHidden="0" w:uiPriority="60" w:unhideWhenUsed="0"/>
-    <w:lsdException w:name="Light List Accent 1" w:semiHidden="0" w:uiPriority="61" w:unhideWhenUsed="0"/>
-    <w:lsdException w:name="Light Grid Accent 1" w:semiHidden="0" w:uiPriority="62" w:unhideWhenUsed="0"/>
-    <w:lsdException w:name="Medium Shading 1 Accent 1" w:semiHidden="0" w:uiPriority="63" w:unhideWhenUsed="0"/>
-    <w:lsdException w:name="Medium Shading 2 Accent 1" w:semiHidden="0" w:uiPriority="64" w:unhideWhenUsed="0"/>
-    <w:lsdException w:name="Medium List 1 Accent 1" w:semiHidden="0" w:uiPriority="65" w:unhideWhenUsed="0"/>
-    <w:lsdException w:name="Medium List 2 Accent 1" w:semiHidden="0" w:uiPriority="66" w:unhideWhenUsed="0"/>
-    <w:lsdException w:name="Medium Grid 1 Accent 1" w:semiHidden="0" w:uiPriority="67" w:unhideWhenUsed="0"/>
-    <w:lsdException w:name="Medium Grid 2 Accent 1" w:semiHidden="0" w:uiPriority="68" w:unhideWhenUsed="0"/>
-    <w:lsdException w:name="Medium Grid 3 Accent 1" w:semiHidden="0" w:uiPriority="69" w:unhideWhenUsed="0"/>
-    <w:lsdException w:name="Dark List Accent 1" w:semiHidden="0" w:uiPriority="70" w:unhideWhenUsed="0"/>
-    <w:lsdException w:name="Colorful Shading Accent 1" w:semiHidden="0" w:uiPriority="71" w:unhideWhenUsed="0"/>
-    <w:lsdException w:name="Colorful List Accent 1" w:semiHidden="0" w:uiPriority="72" w:unhideWhenUsed="0"/>
-    <w:lsdException w:name="Colorful Grid Accent 1" w:semiHidden="0" w:uiPriority="73" w:unhideWhenUsed="0"/>
-    <w:lsdException w:name="Light Shading Accent 2" w:semiHidden="0" w:uiPriority="60" w:unhideWhenUsed="0"/>
-    <w:lsdException w:name="Light List Accent 2" w:semiHidden="0" w:uiPriority="61" w:unhideWhenUsed="0"/>
-    <w:lsdException w:name="Light Grid Accent 2" w:semiHidden="0" w:uiPriority="62" w:unhideWhenUsed="0"/>
-    <w:lsdException w:name="Medium Shading 1 Accent 2" w:semiHidden="0" w:uiPriority="63" w:unhideWhenUsed="0"/>
-    <w:lsdException w:name="Medium Shading 2 Accent 2" w:semiHidden="0" w:uiPriority="64" w:unhideWhenUsed="0"/>
-    <w:lsdException w:name="Medium List 1 Accent 2" w:semiHidden="0" w:uiPriority="65" w:unhideWhenUsed="0"/>
-    <w:lsdException w:name="Medium List 2 Accent 2" w:semiHidden="0" w:uiPriority="66" w:unhideWhenUsed="0"/>
-    <w:lsdException w:name="Medium Grid 1 Accent 2" w:semiHidden="0" w:uiPriority="67" w:unhideWhenUsed="0"/>
-    <w:lsdException w:name="Medium Grid 2 Accent 2" w:semiHidden="0" w:uiPriority="68" w:unhideWhenUsed="0"/>
-    <w:lsdException w:name="Medium Grid 3 Accent 2" w:semiHidden="0" w:uiPriority="69" w:unhideWhenUsed="0"/>
-    <w:lsdException w:name="Dark List Accent 2" w:semiHidden="0" w:uiPriority="70" w:unhideWhenUsed="0"/>
-    <w:lsdException w:name="Colorful Shading Accent 2" w:semiHidden="0" w:uiPriority="71" w:unhideWhenUsed="0"/>
-    <w:lsdException w:name="Colorful List Accent 2" w:semiHidden="0" w:uiPriority="72" w:unhideWhenUsed="0"/>
-    <w:lsdException w:name="Colorful Grid Accent 2" w:semiHidden="0" w:uiPriority="73" w:unhideWhenUsed="0"/>
-    <w:lsdException w:name="Light Shading Accent 3" w:semiHidden="0" w:uiPriority="60" w:unhideWhenUsed="0"/>
-    <w:lsdException w:name="Light List Accent 3" w:semiHidden="0" w:uiPriority="61" w:unhideWhenUsed="0"/>
-    <w:lsdException w:name="Light Grid Accent 3" w:semiHidden="0" w:uiPriority="62" w:unhideWhenUsed="0"/>
-    <w:lsdException w:name="Medium Shading 1 Accent 3" w:semiHidden="0" w:uiPriority="63" w:unhideWhenUsed="0"/>
-    <w:lsdException w:name="Medium Shading 2 Accent 3" w:semiHidden="0" w:uiPriority="64" w:unhideWhenUsed="0"/>
-    <w:lsdException w:name="Medium List 1 Accent 3" w:semiHidden="0" w:uiPriority="65" w:unhideWhenUsed="0"/>
-    <w:lsdException w:name="Medium List 2 Accent 3" w:semiHidden="0" w:uiPriority="66" w:unhideWhenUsed="0"/>
-    <w:lsdException w:name="Medium Grid 1 Accent 3" w:semiHidden="0" w:uiPriority="67" w:unhideWhenUsed="0"/>
-    <w:lsdException w:name="Medium Grid 2 Accent 3" w:semiHidden="0" w:uiPriority="68" w:unhideWhenUsed="0"/>
-    <w:lsdException w:name="Medium Grid 3 Accent 3" w:semiHidden="0" w:uiPriority="69" w:unhideWhenUsed="0"/>
-    <w:lsdException w:name="Dark List Accent 3" w:semiHidden="0" w:uiPriority="70" w:unhideWhenUsed="0"/>
-    <w:lsdException w:name="Colorful Shading Accent 3" w:semiHidden="0" w:uiPriority="71" w:unhideWhenUsed="0"/>
-    <w:lsdException w:name="Colorful List Accent 3" w:semiHidden="0" w:uiPriority="72" w:unhideWhenUsed="0"/>
-    <w:lsdException w:name="Colorful Grid Accent 3" w:semiHidden="0" w:uiPriority="73" w:unhideWhenUsed="0"/>
-    <w:lsdException w:name="Light Shading Accent 4" w:semiHidden="0" w:uiPriority="60" w:unhideWhenUsed="0"/>
-    <w:lsdException w:name="Light List Accent 4" w:semiHidden="0" w:uiPriority="61" w:unhideWhenUsed="0"/>
-    <w:lsdException w:name="Light Grid Accent 4" w:semiHidden="0" w:uiPriority="62" w:unhideWhenUsed="0"/>
-    <w:lsdException w:name="Medium Shading 1 Accent 4" w:semiHidden="0" w:uiPriority="63" w:unhideWhenUsed="0"/>
-    <w:lsdException w:name="Medium Shading 2 Accent 4" w:semiHidden="0" w:uiPriority="64" w:unhideWhenUsed="0"/>
-    <w:lsdException w:name="Medium List 1 Accent 4" w:semiHidden="0" w:uiPriority="65" w:unhideWhenUsed="0"/>
-    <w:lsdException w:name="Medium List 2 Accent 4" w:semiHidden="0" w:uiPriority="66" w:unhideWhenUsed="0"/>
-    <w:lsdException w:name="Medium Grid 1 Accent 4" w:semiHidden="0" w:uiPriority="67" w:unhideWhenUsed="0"/>
-    <w:lsdException w:name="Medium Grid 2 Accent 4" w:semiHidden="0" w:uiPriority="68" w:unhideWhenUsed="0"/>
-    <w:lsdException w:name="Medium Grid 3 Accent 4" w:semiHidden="0" w:uiPriority="69" w:unhideWhenUsed="0"/>
-    <w:lsdException w:name="Dark List Accent 4" w:semiHidden="0" w:uiPriority="70" w:unhideWhenUsed="0"/>
-    <w:lsdException w:name="Colorful Shading Accent 4" w:semiHidden="0" w:uiPriority="71" w:unhideWhenUsed="0"/>
-    <w:lsdException w:name="Colorful List Accent 4" w:semiHidden="0" w:uiPriority="72" w:unhideWhenUsed="0"/>
-    <w:lsdException w:name="Colorful Grid Accent 4" w:semiHidden="0" w:uiPriority="73" w:unhideWhenUsed="0"/>
-    <w:lsdException w:name="Light Shading Accent 5" w:semiHidden="0" w:uiPriority="60" w:unhideWhenUsed="0"/>
-    <w:lsdException w:name="Light List Accent 5" w:semiHidden="0" w:uiPriority="61" w:unhideWhenUsed="0"/>
-    <w:lsdException w:name="Light Grid Accent 5" w:semiHidden="0" w:uiPriority="62" w:unhideWhenUsed="0"/>
-    <w:lsdException w:name="Medium Shading 1 Accent 5" w:semiHidden="0" w:uiPriority="63" w:unhideWhenUsed="0"/>
-    <w:lsdException w:name="Medium Shading 2 Accent 5" w:semiHidden="0" w:uiPriority="64" w:unhideWhenUsed="0"/>
-    <w:lsdException w:name="Medium List 1 Accent 5" w:semiHidden="0" w:uiPriority="65" w:unhideWhenUsed="0"/>
-    <w:lsdException w:name="Medium List 2 Accent 5" w:semiHidden="0" w:uiPriority="66" w:unhideWhenUsed="0"/>
-    <w:lsdException w:name="Medium Grid 1 Accent 5" w:semiHidden="0" w:uiPriority="67" w:unhideWhenUsed="0"/>
-    <w:lsdException w:name="Medium Grid 2 Accent 5" w:semiHidden="0" w:uiPriority="68" w:unhideWhenUsed="0"/>
-    <w:lsdException w:name="Medium Grid 3 Accent 5" w:semiHidden="0" w:uiPriority="69" w:unhideWhenUsed="0"/>
-    <w:lsdException w:name="Dark List Accent 5" w:semiHidden="0" w:uiPriority="70" w:unhideWhenUsed="0"/>
-    <w:lsdException w:name="Colorful Shading Accent 5" w:semiHidden="0" w:uiPriority="71" w:unhideWhenUsed="0"/>
-    <w:lsdException w:name="Colorful List Accent 5" w:semiHidden="0" w:uiPriority="72" w:unhideWhenUsed="0"/>
-    <w:lsdException w:name="Colorful Grid Accent 5" w:semiHidden="0" w:uiPriority="73" w:unhideWhenUsed="0"/>
-    <w:lsdException w:name="Light Shading Accent 6" w:semiHidden="0" w:uiPriority="60" w:unhideWhenUsed="0"/>
-    <w:lsdException w:name="Light List Accent 6" w:semiHidden="0" w:uiPriority="61" w:unhideWhenUsed="0"/>
-    <w:lsdException w:name="Light Grid Accent 6" w:semiHidden="0" w:uiPriority="62" w:unhideWhenUsed="0"/>
-    <w:lsdException w:name="Medium Shading 1 Accent 6" w:semiHidden="0" w:uiPriority="63" w:unhideWhenUsed="0"/>
-    <w:lsdException w:name="Medium Shading 2 Accent 6" w:semiHidden="0" w:uiPriority="64" w:unhideWhenUsed="0"/>
-    <w:lsdException w:name="Medium List 1 Accent 6" w:semiHidden="0" w:uiPriority="65" w:unhideWhenUsed="0"/>
-    <w:lsdException w:name="Medium List 2 Accent 6" w:semiHidden="0" w:uiPriority="66" w:unhideWhenUsed="0"/>
-    <w:lsdException w:name="Medium Grid 1 Accent 6" w:semiHidden="0" w:uiPriority="67" w:unhideWhenUsed="0"/>
-    <w:lsdException w:name="Medium Grid 2 Accent 6" w:semiHidden="0" w:uiPriority="68" w:unhideWhenUsed="0"/>
-    <w:lsdException w:name="Medium Grid 3 Accent 6" w:semiHidden="0" w:uiPriority="69" w:unhideWhenUsed="0"/>
-    <w:lsdException w:name="Dark List Accent 6" w:semiHidden="0" w:uiPriority="70" w:unhideWhenUsed="0"/>
-    <w:lsdException w:name="Colorful Shading Accent 6" w:semiHidden="0" w:uiPriority="71" w:unhideWhenUsed="0"/>
-    <w:lsdException w:name="Colorful List Accent 6" w:semiHidden="0" w:uiPriority="72" w:unhideWhenUsed="0"/>
-    <w:lsdException w:name="Colorful Grid Accent 6" w:semiHidden="0" w:uiPriority="73" w:unhideWhenUsed="0"/>
+  <w:latentStyles w:count="260" w:defQFormat="0" w:defUnhideWhenUsed="1" w:defSemiHidden="1" w:defUIPriority="99" w:defLockedState="0">
+    <w:lsdException w:qFormat="1" w:unhideWhenUsed="0" w:uiPriority="0" w:semiHidden="0" w:name="Normal"/>
+    <w:lsdException w:qFormat="1" w:unhideWhenUsed="0" w:uiPriority="0" w:semiHidden="0" w:name="heading 1"/>
+    <w:lsdException w:qFormat="1" w:uiPriority="0" w:semiHidden="0" w:name="heading 2"/>
+    <w:lsdException w:qFormat="1" w:uiPriority="0" w:name="heading 3"/>
+    <w:lsdException w:qFormat="1" w:uiPriority="0" w:semiHidden="0" w:name="heading 4"/>
+    <w:lsdException w:qFormat="1" w:uiPriority="0" w:name="heading 5"/>
+    <w:lsdException w:qFormat="1" w:uiPriority="0" w:name="heading 6"/>
+    <w:lsdException w:qFormat="1" w:uiPriority="0" w:name="heading 7"/>
+    <w:lsdException w:qFormat="1" w:uiPriority="0" w:name="heading 8"/>
+    <w:lsdException w:qFormat="1" w:uiPriority="0" w:name="heading 9"/>
+    <w:lsdException w:unhideWhenUsed="0" w:uiPriority="0" w:semiHidden="0" w:name="index 1"/>
+    <w:lsdException w:unhideWhenUsed="0" w:uiPriority="0" w:semiHidden="0" w:name="index 2"/>
+    <w:lsdException w:unhideWhenUsed="0" w:uiPriority="0" w:semiHidden="0" w:name="index 3"/>
+    <w:lsdException w:unhideWhenUsed="0" w:uiPriority="0" w:semiHidden="0" w:name="index 4"/>
+    <w:lsdException w:unhideWhenUsed="0" w:uiPriority="0" w:semiHidden="0" w:name="index 5"/>
+    <w:lsdException w:unhideWhenUsed="0" w:uiPriority="0" w:semiHidden="0" w:name="index 6"/>
+    <w:lsdException w:unhideWhenUsed="0" w:uiPriority="0" w:semiHidden="0" w:name="index 7"/>
+    <w:lsdException w:unhideWhenUsed="0" w:uiPriority="0" w:semiHidden="0" w:name="index 8"/>
+    <w:lsdException w:unhideWhenUsed="0" w:uiPriority="0" w:semiHidden="0" w:name="index 9"/>
+    <w:lsdException w:qFormat="1" w:unhideWhenUsed="0" w:uiPriority="0" w:semiHidden="0" w:name="toc 1"/>
+    <w:lsdException w:qFormat="1" w:unhideWhenUsed="0" w:uiPriority="0" w:semiHidden="0" w:name="toc 2"/>
+    <w:lsdException w:qFormat="1" w:unhideWhenUsed="0" w:uiPriority="0" w:semiHidden="0" w:name="toc 3"/>
+    <w:lsdException w:unhideWhenUsed="0" w:uiPriority="0" w:semiHidden="0" w:name="toc 4"/>
+    <w:lsdException w:unhideWhenUsed="0" w:uiPriority="0" w:semiHidden="0" w:name="toc 5"/>
+    <w:lsdException w:unhideWhenUsed="0" w:uiPriority="0" w:semiHidden="0" w:name="toc 6"/>
+    <w:lsdException w:unhideWhenUsed="0" w:uiPriority="0" w:semiHidden="0" w:name="toc 7"/>
+    <w:lsdException w:unhideWhenUsed="0" w:uiPriority="0" w:semiHidden="0" w:name="toc 8"/>
+    <w:lsdException w:unhideWhenUsed="0" w:uiPriority="0" w:semiHidden="0" w:name="toc 9"/>
+    <w:lsdException w:unhideWhenUsed="0" w:uiPriority="0" w:semiHidden="0" w:name="Normal Indent"/>
+    <w:lsdException w:unhideWhenUsed="0" w:uiPriority="0" w:semiHidden="0" w:name="footnote text"/>
+    <w:lsdException w:qFormat="1" w:unhideWhenUsed="0" w:uiPriority="0" w:semiHidden="0" w:name="annotation text"/>
+    <w:lsdException w:qFormat="1" w:unhideWhenUsed="0" w:uiPriority="0" w:semiHidden="0" w:name="header"/>
+    <w:lsdException w:qFormat="1" w:unhideWhenUsed="0" w:uiPriority="0" w:semiHidden="0" w:name="footer"/>
+    <w:lsdException w:unhideWhenUsed="0" w:uiPriority="0" w:semiHidden="0" w:name="index heading"/>
+    <w:lsdException w:qFormat="1" w:uiPriority="0" w:name="caption"/>
+    <w:lsdException w:unhideWhenUsed="0" w:uiPriority="0" w:semiHidden="0" w:name="table of figures"/>
+    <w:lsdException w:unhideWhenUsed="0" w:uiPriority="0" w:semiHidden="0" w:name="envelope address"/>
+    <w:lsdException w:unhideWhenUsed="0" w:uiPriority="0" w:semiHidden="0" w:name="envelope return"/>
+    <w:lsdException w:unhideWhenUsed="0" w:uiPriority="0" w:semiHidden="0" w:name="footnote reference"/>
+    <w:lsdException w:unhideWhenUsed="0" w:uiPriority="0" w:semiHidden="0" w:name="annotation reference"/>
+    <w:lsdException w:unhideWhenUsed="0" w:uiPriority="0" w:semiHidden="0" w:name="line number"/>
+    <w:lsdException w:unhideWhenUsed="0" w:uiPriority="0" w:semiHidden="0" w:name="page number"/>
+    <w:lsdException w:unhideWhenUsed="0" w:uiPriority="0" w:semiHidden="0" w:name="endnote reference"/>
+    <w:lsdException w:unhideWhenUsed="0" w:uiPriority="0" w:semiHidden="0" w:name="endnote text"/>
+    <w:lsdException w:unhideWhenUsed="0" w:uiPriority="0" w:semiHidden="0" w:name="table of authorities"/>
+    <w:lsdException w:unhideWhenUsed="0" w:uiPriority="0" w:semiHidden="0" w:name="macro"/>
+    <w:lsdException w:unhideWhenUsed="0" w:uiPriority="0" w:semiHidden="0" w:name="toa heading"/>
+    <w:lsdException w:unhideWhenUsed="0" w:uiPriority="0" w:semiHidden="0" w:name="List"/>
+    <w:lsdException w:unhideWhenUsed="0" w:uiPriority="0" w:semiHidden="0" w:name="List Bullet"/>
+    <w:lsdException w:unhideWhenUsed="0" w:uiPriority="0" w:semiHidden="0" w:name="List Number"/>
+    <w:lsdException w:unhideWhenUsed="0" w:uiPriority="0" w:semiHidden="0" w:name="List 2"/>
+    <w:lsdException w:unhideWhenUsed="0" w:uiPriority="0" w:semiHidden="0" w:name="List 3"/>
+    <w:lsdException w:unhideWhenUsed="0" w:uiPriority="0" w:semiHidden="0" w:name="List 4"/>
+    <w:lsdException w:unhideWhenUsed="0" w:uiPriority="0" w:semiHidden="0" w:name="List 5"/>
+    <w:lsdException w:unhideWhenUsed="0" w:uiPriority="0" w:semiHidden="0" w:name="List Bullet 2"/>
+    <w:lsdException w:unhideWhenUsed="0" w:uiPriority="0" w:semiHidden="0" w:name="List Bullet 3"/>
+    <w:lsdException w:unhideWhenUsed="0" w:uiPriority="0" w:semiHidden="0" w:name="List Bullet 4"/>
+    <w:lsdException w:unhideWhenUsed="0" w:uiPriority="0" w:semiHidden="0" w:name="List Bullet 5"/>
+    <w:lsdException w:unhideWhenUsed="0" w:uiPriority="0" w:semiHidden="0" w:name="List Number 2"/>
+    <w:lsdException w:unhideWhenUsed="0" w:uiPriority="0" w:semiHidden="0" w:name="List Number 3"/>
+    <w:lsdException w:unhideWhenUsed="0" w:uiPriority="0" w:semiHidden="0" w:name="List Number 4"/>
+    <w:lsdException w:unhideWhenUsed="0" w:uiPriority="0" w:semiHidden="0" w:name="List Number 5"/>
+    <w:lsdException w:qFormat="1" w:unhideWhenUsed="0" w:uiPriority="0" w:semiHidden="0" w:name="Title"/>
+    <w:lsdException w:unhideWhenUsed="0" w:uiPriority="0" w:semiHidden="0" w:name="Closing"/>
+    <w:lsdException w:unhideWhenUsed="0" w:uiPriority="0" w:semiHidden="0" w:name="Signature"/>
+    <w:lsdException w:qFormat="1" w:unhideWhenUsed="0" w:uiPriority="0" w:name="Default Paragraph Font"/>
+    <w:lsdException w:qFormat="1" w:unhideWhenUsed="0" w:uiPriority="0" w:name="Body Text"/>
+    <w:lsdException w:unhideWhenUsed="0" w:uiPriority="0" w:semiHidden="0" w:name="Body Text Indent"/>
+    <w:lsdException w:unhideWhenUsed="0" w:uiPriority="0" w:semiHidden="0" w:name="List Continue"/>
+    <w:lsdException w:unhideWhenUsed="0" w:uiPriority="0" w:semiHidden="0" w:name="List Continue 2"/>
+    <w:lsdException w:unhideWhenUsed="0" w:uiPriority="0" w:semiHidden="0" w:name="List Continue 3"/>
+    <w:lsdException w:unhideWhenUsed="0" w:uiPriority="0" w:semiHidden="0" w:name="List Continue 4"/>
+    <w:lsdException w:unhideWhenUsed="0" w:uiPriority="0" w:semiHidden="0" w:name="List Continue 5"/>
+    <w:lsdException w:unhideWhenUsed="0" w:uiPriority="0" w:semiHidden="0" w:name="Message Header"/>
+    <w:lsdException w:qFormat="1" w:unhideWhenUsed="0" w:uiPriority="0" w:semiHidden="0" w:name="Subtitle"/>
+    <w:lsdException w:unhideWhenUsed="0" w:uiPriority="0" w:semiHidden="0" w:name="Salutation"/>
+    <w:lsdException w:unhideWhenUsed="0" w:uiPriority="0" w:semiHidden="0" w:name="Date"/>
+    <w:lsdException w:unhideWhenUsed="0" w:uiPriority="0" w:semiHidden="0" w:name="Body Text First Indent"/>
+    <w:lsdException w:unhideWhenUsed="0" w:uiPriority="0" w:semiHidden="0" w:name="Body Text First Indent 2"/>
+    <w:lsdException w:uiPriority="99" w:name="Note Heading"/>
+    <w:lsdException w:unhideWhenUsed="0" w:uiPriority="0" w:semiHidden="0" w:name="Body Text 2"/>
+    <w:lsdException w:unhideWhenUsed="0" w:uiPriority="0" w:semiHidden="0" w:name="Body Text 3"/>
+    <w:lsdException w:unhideWhenUsed="0" w:uiPriority="0" w:semiHidden="0" w:name="Body Text Indent 2"/>
+    <w:lsdException w:unhideWhenUsed="0" w:uiPriority="0" w:semiHidden="0" w:name="Body Text Indent 3"/>
+    <w:lsdException w:unhideWhenUsed="0" w:uiPriority="0" w:semiHidden="0" w:name="Block Text"/>
+    <w:lsdException w:unhideWhenUsed="0" w:uiPriority="0" w:semiHidden="0" w:name="Hyperlink"/>
+    <w:lsdException w:unhideWhenUsed="0" w:uiPriority="0" w:semiHidden="0" w:name="FollowedHyperlink"/>
+    <w:lsdException w:qFormat="1" w:unhideWhenUsed="0" w:uiPriority="0" w:semiHidden="0" w:name="Strong"/>
+    <w:lsdException w:qFormat="1" w:unhideWhenUsed="0" w:uiPriority="0" w:semiHidden="0" w:name="Emphasis"/>
+    <w:lsdException w:unhideWhenUsed="0" w:uiPriority="0" w:semiHidden="0" w:name="Document Map"/>
+    <w:lsdException w:unhideWhenUsed="0" w:uiPriority="0" w:semiHidden="0" w:name="Plain Text"/>
+    <w:lsdException w:unhideWhenUsed="0" w:uiPriority="0" w:semiHidden="0" w:name="E-mail Signature"/>
+    <w:lsdException w:qFormat="1" w:unhideWhenUsed="0" w:uiPriority="0" w:semiHidden="0" w:name="Normal (Web)"/>
+    <w:lsdException w:unhideWhenUsed="0" w:uiPriority="0" w:semiHidden="0" w:name="HTML Acronym"/>
+    <w:lsdException w:unhideWhenUsed="0" w:uiPriority="0" w:semiHidden="0" w:name="HTML Address"/>
+    <w:lsdException w:unhideWhenUsed="0" w:uiPriority="0" w:semiHidden="0" w:name="HTML Cite"/>
+    <w:lsdException w:unhideWhenUsed="0" w:uiPriority="0" w:semiHidden="0" w:name="HTML Code"/>
+    <w:lsdException w:unhideWhenUsed="0" w:uiPriority="0" w:semiHidden="0" w:name="HTML Definition"/>
+    <w:lsdException w:unhideWhenUsed="0" w:uiPriority="0" w:semiHidden="0" w:name="HTML Keyboard"/>
+    <w:lsdException w:unhideWhenUsed="0" w:uiPriority="0" w:semiHidden="0" w:name="HTML Preformatted"/>
+    <w:lsdException w:unhideWhenUsed="0" w:uiPriority="0" w:semiHidden="0" w:name="HTML Sample"/>
+    <w:lsdException w:unhideWhenUsed="0" w:uiPriority="0" w:semiHidden="0" w:name="HTML Typewriter"/>
+    <w:lsdException w:unhideWhenUsed="0" w:uiPriority="0" w:semiHidden="0" w:name="HTML Variable"/>
+    <w:lsdException w:qFormat="1" w:unhideWhenUsed="0" w:uiPriority="0" w:name="Normal Table"/>
+    <w:lsdException w:unhideWhenUsed="0" w:uiPriority="0" w:semiHidden="0" w:name="annotation subject"/>
+    <w:lsdException w:unhideWhenUsed="0" w:uiPriority="0" w:semiHidden="0" w:name="Table Simple 1"/>
+    <w:lsdException w:unhideWhenUsed="0" w:uiPriority="0" w:semiHidden="0" w:name="Table Simple 2"/>
+    <w:lsdException w:unhideWhenUsed="0" w:uiPriority="0" w:semiHidden="0" w:name="Table Simple 3"/>
+    <w:lsdException w:unhideWhenUsed="0" w:uiPriority="0" w:semiHidden="0" w:name="Table Classic 1"/>
+    <w:lsdException w:unhideWhenUsed="0" w:uiPriority="0" w:semiHidden="0" w:name="Table Classic 2"/>
+    <w:lsdException w:unhideWhenUsed="0" w:uiPriority="0" w:semiHidden="0" w:name="Table Classic 3"/>
+    <w:lsdException w:unhideWhenUsed="0" w:uiPriority="0" w:semiHidden="0" w:name="Table Classic 4"/>
+    <w:lsdException w:unhideWhenUsed="0" w:uiPriority="0" w:semiHidden="0" w:name="Table Colorful 1"/>
+    <w:lsdException w:unhideWhenUsed="0" w:uiPriority="0" w:semiHidden="0" w:name="Table Colorful 2"/>
+    <w:lsdException w:unhideWhenUsed="0" w:uiPriority="0" w:semiHidden="0" w:name="Table Colorful 3"/>
+    <w:lsdException w:unhideWhenUsed="0" w:uiPriority="0" w:semiHidden="0" w:name="Table Columns 1"/>
+    <w:lsdException w:unhideWhenUsed="0" w:uiPriority="0" w:semiHidden="0" w:name="Table Columns 2"/>
+    <w:lsdException w:unhideWhenUsed="0" w:uiPriority="0" w:semiHidden="0" w:name="Table Columns 3"/>
+    <w:lsdException w:unhideWhenUsed="0" w:uiPriority="0" w:semiHidden="0" w:name="Table Columns 4"/>
+    <w:lsdException w:unhideWhenUsed="0" w:uiPriority="0" w:semiHidden="0" w:name="Table Columns 5"/>
+    <w:lsdException w:unhideWhenUsed="0" w:uiPriority="0" w:semiHidden="0" w:name="Table Grid 1"/>
+    <w:lsdException w:unhideWhenUsed="0" w:uiPriority="0" w:semiHidden="0" w:name="Table Grid 2"/>
+    <w:lsdException w:unhideWhenUsed="0" w:uiPriority="0" w:semiHidden="0" w:name="Table Grid 3"/>
+    <w:lsdException w:unhideWhenUsed="0" w:uiPriority="0" w:semiHidden="0" w:name="Table Grid 4"/>
+    <w:lsdException w:unhideWhenUsed="0" w:uiPriority="0" w:semiHidden="0" w:name="Table Grid 5"/>
+    <w:lsdException w:unhideWhenUsed="0" w:uiPriority="0" w:semiHidden="0" w:name="Table Grid 6"/>
+    <w:lsdException w:unhideWhenUsed="0" w:uiPriority="0" w:semiHidden="0" w:name="Table Grid 7"/>
+    <w:lsdException w:unhideWhenUsed="0" w:uiPriority="0" w:semiHidden="0" w:name="Table Grid 8"/>
+    <w:lsdException w:unhideWhenUsed="0" w:uiPriority="0" w:semiHidden="0" w:name="Table List 1"/>
+    <w:lsdException w:unhideWhenUsed="0" w:uiPriority="0" w:semiHidden="0" w:name="Table List 2"/>
+    <w:lsdException w:unhideWhenUsed="0" w:uiPriority="0" w:semiHidden="0" w:name="Table List 3"/>
+    <w:lsdException w:unhideWhenUsed="0" w:uiPriority="0" w:semiHidden="0" w:name="Table List 4"/>
+    <w:lsdException w:unhideWhenUsed="0" w:uiPriority="0" w:semiHidden="0" w:name="Table List 5"/>
+    <w:lsdException w:unhideWhenUsed="0" w:uiPriority="0" w:semiHidden="0" w:name="Table List 6"/>
+    <w:lsdException w:unhideWhenUsed="0" w:uiPriority="0" w:semiHidden="0" w:name="Table List 7"/>
+    <w:lsdException w:unhideWhenUsed="0" w:uiPriority="0" w:semiHidden="0" w:name="Table List 8"/>
+    <w:lsdException w:unhideWhenUsed="0" w:uiPriority="0" w:semiHidden="0" w:name="Table 3D effects 1"/>
+    <w:lsdException w:unhideWhenUsed="0" w:uiPriority="0" w:semiHidden="0" w:name="Table 3D effects 2"/>
+    <w:lsdException w:unhideWhenUsed="0" w:uiPriority="0" w:semiHidden="0" w:name="Table 3D effects 3"/>
+    <w:lsdException w:unhideWhenUsed="0" w:uiPriority="0" w:semiHidden="0" w:name="Table Contemporary"/>
+    <w:lsdException w:unhideWhenUsed="0" w:uiPriority="0" w:semiHidden="0" w:name="Table Elegant"/>
+    <w:lsdException w:unhideWhenUsed="0" w:uiPriority="0" w:semiHidden="0" w:name="Table Professional"/>
+    <w:lsdException w:unhideWhenUsed="0" w:uiPriority="0" w:semiHidden="0" w:name="Table Subtle 1"/>
+    <w:lsdException w:unhideWhenUsed="0" w:uiPriority="0" w:semiHidden="0" w:name="Table Subtle 2"/>
+    <w:lsdException w:unhideWhenUsed="0" w:uiPriority="0" w:semiHidden="0" w:name="Table Web 1"/>
+    <w:lsdException w:unhideWhenUsed="0" w:uiPriority="0" w:semiHidden="0" w:name="Table Web 2"/>
+    <w:lsdException w:unhideWhenUsed="0" w:uiPriority="0" w:semiHidden="0" w:name="Table Web 3"/>
+    <w:lsdException w:unhideWhenUsed="0" w:uiPriority="0" w:semiHidden="0" w:name="Balloon Text"/>
+    <w:lsdException w:qFormat="1" w:unhideWhenUsed="0" w:uiPriority="0" w:semiHidden="0" w:name="Table Grid"/>
+    <w:lsdException w:unhideWhenUsed="0" w:uiPriority="0" w:semiHidden="0" w:name="Table Theme"/>
+    <w:lsdException w:unhideWhenUsed="0" w:uiPriority="60" w:semiHidden="0" w:name="Light Shading"/>
+    <w:lsdException w:unhideWhenUsed="0" w:uiPriority="61" w:semiHidden="0" w:name="Light List"/>
+    <w:lsdException w:unhideWhenUsed="0" w:uiPriority="62" w:semiHidden="0" w:name="Light Grid"/>
+    <w:lsdException w:unhideWhenUsed="0" w:uiPriority="63" w:semiHidden="0" w:name="Medium Shading 1"/>
+    <w:lsdException w:unhideWhenUsed="0" w:uiPriority="64" w:semiHidden="0" w:name="Medium Shading 2"/>
+    <w:lsdException w:unhideWhenUsed="0" w:uiPriority="65" w:semiHidden="0" w:name="Medium List 1"/>
+    <w:lsdException w:unhideWhenUsed="0" w:uiPriority="66" w:semiHidden="0" w:name="Medium List 2"/>
+    <w:lsdException w:unhideWhenUsed="0" w:uiPriority="67" w:semiHidden="0" w:name="Medium Grid 1"/>
+    <w:lsdException w:unhideWhenUsed="0" w:uiPriority="68" w:semiHidden="0" w:name="Medium Grid 2"/>
+    <w:lsdException w:unhideWhenUsed="0" w:uiPriority="69" w:semiHidden="0" w:name="Medium Grid 3"/>
+    <w:lsdException w:unhideWhenUsed="0" w:uiPriority="70" w:semiHidden="0" w:name="Dark List"/>
+    <w:lsdException w:unhideWhenUsed="0" w:uiPriority="71" w:semiHidden="0" w:name="Colorful Shading"/>
+    <w:lsdException w:unhideWhenUsed="0" w:uiPriority="72" w:semiHidden="0" w:name="Colorful List"/>
+    <w:lsdException w:unhideWhenUsed="0" w:uiPriority="73" w:semiHidden="0" w:name="Colorful Grid"/>
+    <w:lsdException w:unhideWhenUsed="0" w:uiPriority="60" w:semiHidden="0" w:name="Light Shading Accent 1"/>
+    <w:lsdException w:unhideWhenUsed="0" w:uiPriority="61" w:semiHidden="0" w:name="Light List Accent 1"/>
+    <w:lsdException w:unhideWhenUsed="0" w:uiPriority="62" w:semiHidden="0" w:name="Light Grid Accent 1"/>
+    <w:lsdException w:unhideWhenUsed="0" w:uiPriority="63" w:semiHidden="0" w:name="Medium Shading 1 Accent 1"/>
+    <w:lsdException w:unhideWhenUsed="0" w:uiPriority="64" w:semiHidden="0" w:name="Medium Shading 2 Accent 1"/>
+    <w:lsdException w:unhideWhenUsed="0" w:uiPriority="65" w:semiHidden="0" w:name="Medium List 1 Accent 1"/>
+    <w:lsdException w:unhideWhenUsed="0" w:uiPriority="66" w:semiHidden="0" w:name="Medium List 2 Accent 1"/>
+    <w:lsdException w:unhideWhenUsed="0" w:uiPriority="67" w:semiHidden="0" w:name="Medium Grid 1 Accent 1"/>
+    <w:lsdException w:unhideWhenUsed="0" w:uiPriority="68" w:semiHidden="0" w:name="Medium Grid 2 Accent 1"/>
+    <w:lsdException w:unhideWhenUsed="0" w:uiPriority="69" w:semiHidden="0" w:name="Medium Grid 3 Accent 1"/>
+    <w:lsdException w:unhideWhenUsed="0" w:uiPriority="70" w:semiHidden="0" w:name="Dark List Accent 1"/>
+    <w:lsdException w:unhideWhenUsed="0" w:uiPriority="71" w:semiHidden="0" w:name="Colorful Shading Accent 1"/>
+    <w:lsdException w:unhideWhenUsed="0" w:uiPriority="72" w:semiHidden="0" w:name="Colorful List Accent 1"/>
+    <w:lsdException w:unhideWhenUsed="0" w:uiPriority="73" w:semiHidden="0" w:name="Colorful Grid Accent 1"/>
+    <w:lsdException w:unhideWhenUsed="0" w:uiPriority="60" w:semiHidden="0" w:name="Light Shading Accent 2"/>
+    <w:lsdException w:unhideWhenUsed="0" w:uiPriority="61" w:semiHidden="0" w:name="Light List Accent 2"/>
+    <w:lsdException w:unhideWhenUsed="0" w:uiPriority="62" w:semiHidden="0" w:name="Light Grid Accent 2"/>
+    <w:lsdException w:unhideWhenUsed="0" w:uiPriority="63" w:semiHidden="0" w:name="Medium Shading 1 Accent 2"/>
+    <w:lsdException w:unhideWhenUsed="0" w:uiPriority="64" w:semiHidden="0" w:name="Medium Shading 2 Accent 2"/>
+    <w:lsdException w:unhideWhenUsed="0" w:uiPriority="65" w:semiHidden="0" w:name="Medium List 1 Accent 2"/>
+    <w:lsdException w:unhideWhenUsed="0" w:uiPriority="66" w:semiHidden="0" w:name="Medium List 2 Accent 2"/>
+    <w:lsdException w:unhideWhenUsed="0" w:uiPriority="67" w:semiHidden="0" w:name="Medium Grid 1 Accent 2"/>
+    <w:lsdException w:unhideWhenUsed="0" w:uiPriority="68" w:semiHidden="0" w:name="Medium Grid 2 Accent 2"/>
+    <w:lsdException w:unhideWhenUsed="0" w:uiPriority="69" w:semiHidden="0" w:name="Medium Grid 3 Accent 2"/>
+    <w:lsdException w:unhideWhenUsed="0" w:uiPriority="70" w:semiHidden="0" w:name="Dark List Accent 2"/>
+    <w:lsdException w:unhideWhenUsed="0" w:uiPriority="71" w:semiHidden="0" w:name="Colorful Shading Accent 2"/>
+    <w:lsdException w:unhideWhenUsed="0" w:uiPriority="72" w:semiHidden="0" w:name="Colorful List Accent 2"/>
+    <w:lsdException w:unhideWhenUsed="0" w:uiPriority="73" w:semiHidden="0" w:name="Colorful Grid Accent 2"/>
+    <w:lsdException w:unhideWhenUsed="0" w:uiPriority="60" w:semiHidden="0" w:name="Light Shading Accent 3"/>
+    <w:lsdException w:unhideWhenUsed="0" w:uiPriority="61" w:semiHidden="0" w:name="Light List Accent 3"/>
+    <w:lsdException w:unhideWhenUsed="0" w:uiPriority="62" w:semiHidden="0" w:name="Light Grid Accent 3"/>
+    <w:lsdException w:unhideWhenUsed="0" w:uiPriority="63" w:semiHidden="0" w:name="Medium Shading 1 Accent 3"/>
+    <w:lsdException w:unhideWhenUsed="0" w:uiPriority="64" w:semiHidden="0" w:name="Medium Shading 2 Accent 3"/>
+    <w:lsdException w:unhideWhenUsed="0" w:uiPriority="65" w:semiHidden="0" w:name="Medium List 1 Accent 3"/>
+    <w:lsdException w:unhideWhenUsed="0" w:uiPriority="66" w:semiHidden="0" w:name="Medium List 2 Accent 3"/>
+    <w:lsdException w:unhideWhenUsed="0" w:uiPriority="67" w:semiHidden="0" w:name="Medium Grid 1 Accent 3"/>
+    <w:lsdException w:unhideWhenUsed="0" w:uiPriority="68" w:semiHidden="0" w:name="Medium Grid 2 Accent 3"/>
+    <w:lsdException w:unhideWhenUsed="0" w:uiPriority="69" w:semiHidden="0" w:name="Medium Grid 3 Accent 3"/>
+    <w:lsdException w:unhideWhenUsed="0" w:uiPriority="70" w:semiHidden="0" w:name="Dark List Accent 3"/>
+    <w:lsdException w:unhideWhenUsed="0" w:uiPriority="71" w:semiHidden="0" w:name="Colorful Shading Accent 3"/>
+    <w:lsdException w:unhideWhenUsed="0" w:uiPriority="72" w:semiHidden="0" w:name="Colorful List Accent 3"/>
+    <w:lsdException w:unhideWhenUsed="0" w:uiPriority="73" w:semiHidden="0" w:name="Colorful Grid Accent 3"/>
+    <w:lsdException w:unhideWhenUsed="0" w:uiPriority="60" w:semiHidden="0" w:name="Light Shading Accent 4"/>
+    <w:lsdException w:unhideWhenUsed="0" w:uiPriority="61" w:semiHidden="0" w:name="Light List Accent 4"/>
+    <w:lsdException w:unhideWhenUsed="0" w:uiPriority="62" w:semiHidden="0" w:name="Light Grid Accent 4"/>
+    <w:lsdException w:unhideWhenUsed="0" w:uiPriority="63" w:semiHidden="0" w:name="Medium Shading 1 Accent 4"/>
+    <w:lsdException w:unhideWhenUsed="0" w:uiPriority="64" w:semiHidden="0" w:name="Medium Shading 2 Accent 4"/>
+    <w:lsdException w:unhideWhenUsed="0" w:uiPriority="65" w:semiHidden="0" w:name="Medium List 1 Accent 4"/>
+    <w:lsdException w:unhideWhenUsed="0" w:uiPriority="66" w:semiHidden="0" w:name="Medium List 2 Accent 4"/>
+    <w:lsdException w:unhideWhenUsed="0" w:uiPriority="67" w:semiHidden="0" w:name="Medium Grid 1 Accent 4"/>
+    <w:lsdException w:unhideWhenUsed="0" w:uiPriority="68" w:semiHidden="0" w:name="Medium Grid 2 Accent 4"/>
+    <w:lsdException w:unhideWhenUsed="0" w:uiPriority="69" w:semiHidden="0" w:name="Medium Grid 3 Accent 4"/>
+    <w:lsdException w:unhideWhenUsed="0" w:uiPriority="70" w:semiHidden="0" w:name="Dark List Accent 4"/>
+    <w:lsdException w:unhideWhenUsed="0" w:uiPriority="71" w:semiHidden="0" w:name="Colorful Shading Accent 4"/>
+    <w:lsdException w:unhideWhenUsed="0" w:uiPriority="72" w:semiHidden="0" w:name="Colorful List Accent 4"/>
+    <w:lsdException w:unhideWhenUsed="0" w:uiPriority="73" w:semiHidden="0" w:name="Colorful Grid Accent 4"/>
+    <w:lsdException w:unhideWhenUsed="0" w:uiPriority="60" w:semiHidden="0" w:name="Light Shading Accent 5"/>
+    <w:lsdException w:unhideWhenUsed="0" w:uiPriority="61" w:semiHidden="0" w:name="Light List Accent 5"/>
+    <w:lsdException w:unhideWhenUsed="0" w:uiPriority="62" w:semiHidden="0" w:name="Light Grid Accent 5"/>
+    <w:lsdException w:unhideWhenUsed="0" w:uiPriority="63" w:semiHidden="0" w:name="Medium Shading 1 Accent 5"/>
+    <w:lsdException w:unhideWhenUsed="0" w:uiPriority="64" w:semiHidden="0" w:name="Medium Shading 2 Accent 5"/>
+    <w:lsdException w:unhideWhenUsed="0" w:uiPriority="65" w:semiHidden="0" w:name="Medium List 1 Accent 5"/>
+    <w:lsdException w:unhideWhenUsed="0" w:uiPriority="66" w:semiHidden="0" w:name="Medium List 2 Accent 5"/>
+    <w:lsdException w:unhideWhenUsed="0" w:uiPriority="67" w:semiHidden="0" w:name="Medium Grid 1 Accent 5"/>
+    <w:lsdException w:unhideWhenUsed="0" w:uiPriority="68" w:semiHidden="0" w:name="Medium Grid 2 Accent 5"/>
+    <w:lsdException w:unhideWhenUsed="0" w:uiPriority="69" w:semiHidden="0" w:name="Medium Grid 3 Accent 5"/>
+    <w:lsdException w:unhideWhenUsed="0" w:uiPriority="70" w:semiHidden="0" w:name="Dark List Accent 5"/>
+    <w:lsdException w:unhideWhenUsed="0" w:uiPriority="71" w:semiHidden="0" w:name="Colorful Shading Accent 5"/>
+    <w:lsdException w:unhideWhenUsed="0" w:uiPriority="72" w:semiHidden="0" w:name="Colorful List Accent 5"/>
+    <w:lsdException w:unhideWhenUsed="0" w:uiPriority="73" w:semiHidden="0" w:name="Colorful Grid Accent 5"/>
+    <w:lsdException w:unhideWhenUsed="0" w:uiPriority="60" w:semiHidden="0" w:name="Light Shading Accent 6"/>
+    <w:lsdException w:unhideWhenUsed="0" w:uiPriority="61" w:semiHidden="0" w:name="Light List Accent 6"/>
+    <w:lsdException w:unhideWhenUsed="0" w:uiPriority="62" w:semiHidden="0" w:name="Light Grid Accent 6"/>
+    <w:lsdException w:unhideWhenUsed="0" w:uiPriority="63" w:semiHidden="0" w:name="Medium Shading 1 Accent 6"/>
+    <w:lsdException w:unhideWhenUsed="0" w:uiPriority="64" w:semiHidden="0" w:name="Medium Shading 2 Accent 6"/>
+    <w:lsdException w:unhideWhenUsed="0" w:uiPriority="65" w:semiHidden="0" w:name="Medium List 1 Accent 6"/>
+    <w:lsdException w:unhideWhenUsed="0" w:uiPriority="66" w:semiHidden="0" w:name="Medium List 2 Accent 6"/>
+    <w:lsdException w:unhideWhenUsed="0" w:uiPriority="67" w:semiHidden="0" w:name="Medium Grid 1 Accent 6"/>
+    <w:lsdException w:unhideWhenUsed="0" w:uiPriority="68" w:semiHidden="0" w:name="Medium Grid 2 Accent 6"/>
+    <w:lsdException w:unhideWhenUsed="0" w:uiPriority="69" w:semiHidden="0" w:name="Medium Grid 3 Accent 6"/>
+    <w:lsdException w:unhideWhenUsed="0" w:uiPriority="70" w:semiHidden="0" w:name="Dark List Accent 6"/>
+    <w:lsdException w:unhideWhenUsed="0" w:uiPriority="71" w:semiHidden="0" w:name="Colorful Shading Accent 6"/>
+    <w:lsdException w:unhideWhenUsed="0" w:uiPriority="72" w:semiHidden="0" w:name="Colorful List Accent 6"/>
+    <w:lsdException w:unhideWhenUsed="0" w:uiPriority="73" w:semiHidden="0" w:name="Colorful Grid Accent 6"/>
   </w:latentStyles>
-  <w:style w:type="paragraph" w:default="1" w:styleId="Normal">
+  <w:style w:type="paragraph" w:default="1" w:styleId="1">
     <w:name w:val="Normal"/>
     <w:qFormat/>
+    <w:uiPriority w:val="0"/>
     <w:pPr>
       <w:kinsoku w:val="0"/>
       <w:autoSpaceDE w:val="0"/>
@@ -5328,7 +5428,7 @@
       <w:textAlignment w:val="baseline"/>
     </w:pPr>
     <w:rPr>
-      <w:rFonts w:ascii="Arial" w:eastAsia="宋体" w:hAnsi="Arial" w:cs="Arial"/>
+      <w:rFonts w:ascii="Arial" w:hAnsi="Arial" w:eastAsia="宋体" w:cs="Arial"/>
       <w:snapToGrid w:val="0"/>
       <w:color w:val="000000"/>
       <w:kern w:val="0"/>
@@ -5337,11 +5437,12 @@
       <w:lang w:val="en-US" w:eastAsia="en-US" w:bidi="ar-SA"/>
     </w:rPr>
   </w:style>
-  <w:style w:type="paragraph" w:styleId="Heading1">
+  <w:style w:type="paragraph" w:styleId="2">
     <w:name w:val="heading 1"/>
-    <w:basedOn w:val="Normal"/>
-    <w:next w:val="Normal"/>
+    <w:basedOn w:val="1"/>
+    <w:next w:val="1"/>
     <w:qFormat/>
+    <w:uiPriority w:val="0"/>
     <w:pPr>
       <w:keepNext/>
       <w:keepLines/>
@@ -5359,12 +5460,13 @@
       <w:sz w:val="44"/>
     </w:rPr>
   </w:style>
-  <w:style w:type="paragraph" w:styleId="Heading2">
+  <w:style w:type="paragraph" w:styleId="3">
     <w:name w:val="heading 2"/>
-    <w:basedOn w:val="Normal"/>
-    <w:next w:val="Normal"/>
+    <w:basedOn w:val="1"/>
+    <w:next w:val="1"/>
     <w:unhideWhenUsed/>
     <w:qFormat/>
+    <w:uiPriority w:val="0"/>
     <w:pPr>
       <w:keepNext/>
       <w:keepLines/>
@@ -5377,18 +5479,19 @@
       <w:outlineLvl w:val="1"/>
     </w:pPr>
     <w:rPr>
-      <w:rFonts w:ascii="Arial" w:eastAsia="黑体" w:hAnsi="Arial"/>
+      <w:rFonts w:ascii="Arial" w:hAnsi="Arial" w:eastAsia="黑体"/>
       <w:b/>
       <w:sz w:val="32"/>
     </w:rPr>
   </w:style>
-  <w:style w:type="paragraph" w:styleId="Heading3">
+  <w:style w:type="paragraph" w:styleId="4">
     <w:name w:val="heading 3"/>
-    <w:basedOn w:val="Normal"/>
-    <w:next w:val="Normal"/>
+    <w:basedOn w:val="1"/>
+    <w:next w:val="1"/>
     <w:semiHidden/>
     <w:unhideWhenUsed/>
     <w:qFormat/>
+    <w:uiPriority w:val="0"/>
     <w:pPr>
       <w:keepNext/>
       <w:keepLines/>
@@ -5405,12 +5508,13 @@
       <w:sz w:val="32"/>
     </w:rPr>
   </w:style>
-  <w:style w:type="paragraph" w:styleId="Heading4">
+  <w:style w:type="paragraph" w:styleId="5">
     <w:name w:val="heading 4"/>
-    <w:basedOn w:val="Normal"/>
-    <w:next w:val="Normal"/>
+    <w:basedOn w:val="1"/>
+    <w:next w:val="1"/>
     <w:unhideWhenUsed/>
     <w:qFormat/>
+    <w:uiPriority w:val="0"/>
     <w:pPr>
       <w:keepNext/>
       <w:keepLines/>
@@ -5423,18 +5527,19 @@
       <w:outlineLvl w:val="3"/>
     </w:pPr>
     <w:rPr>
-      <w:rFonts w:ascii="Arial" w:eastAsia="黑体" w:hAnsi="Arial"/>
+      <w:rFonts w:ascii="Arial" w:hAnsi="Arial" w:eastAsia="黑体"/>
       <w:b/>
       <w:sz w:val="28"/>
     </w:rPr>
   </w:style>
-  <w:style w:type="paragraph" w:styleId="Heading5">
+  <w:style w:type="paragraph" w:styleId="6">
     <w:name w:val="heading 5"/>
-    <w:basedOn w:val="Normal"/>
-    <w:next w:val="Normal"/>
+    <w:basedOn w:val="1"/>
+    <w:next w:val="1"/>
     <w:semiHidden/>
     <w:unhideWhenUsed/>
     <w:qFormat/>
+    <w:uiPriority w:val="0"/>
     <w:pPr>
       <w:keepNext/>
       <w:keepLines/>
@@ -5451,13 +5556,14 @@
       <w:sz w:val="28"/>
     </w:rPr>
   </w:style>
-  <w:style w:type="paragraph" w:styleId="Heading6">
+  <w:style w:type="paragraph" w:styleId="7">
     <w:name w:val="heading 6"/>
-    <w:basedOn w:val="Normal"/>
-    <w:next w:val="Normal"/>
+    <w:basedOn w:val="1"/>
+    <w:next w:val="1"/>
     <w:semiHidden/>
     <w:unhideWhenUsed/>
     <w:qFormat/>
+    <w:uiPriority w:val="0"/>
     <w:pPr>
       <w:keepNext/>
       <w:keepLines/>
@@ -5470,18 +5576,19 @@
       <w:outlineLvl w:val="5"/>
     </w:pPr>
     <w:rPr>
-      <w:rFonts w:ascii="Arial" w:eastAsia="黑体" w:hAnsi="Arial"/>
+      <w:rFonts w:ascii="Arial" w:hAnsi="Arial" w:eastAsia="黑体"/>
       <w:b/>
       <w:sz w:val="24"/>
     </w:rPr>
   </w:style>
-  <w:style w:type="paragraph" w:styleId="Heading7">
+  <w:style w:type="paragraph" w:styleId="8">
     <w:name w:val="heading 7"/>
-    <w:basedOn w:val="Normal"/>
-    <w:next w:val="Normal"/>
+    <w:basedOn w:val="1"/>
+    <w:next w:val="1"/>
     <w:semiHidden/>
     <w:unhideWhenUsed/>
     <w:qFormat/>
+    <w:uiPriority w:val="0"/>
     <w:pPr>
       <w:keepNext/>
       <w:keepLines/>
@@ -5498,13 +5605,14 @@
       <w:sz w:val="24"/>
     </w:rPr>
   </w:style>
-  <w:style w:type="paragraph" w:styleId="Heading8">
+  <w:style w:type="paragraph" w:styleId="9">
     <w:name w:val="heading 8"/>
-    <w:basedOn w:val="Normal"/>
-    <w:next w:val="Normal"/>
+    <w:basedOn w:val="1"/>
+    <w:next w:val="1"/>
     <w:semiHidden/>
     <w:unhideWhenUsed/>
     <w:qFormat/>
+    <w:uiPriority w:val="0"/>
     <w:pPr>
       <w:keepNext/>
       <w:keepLines/>
@@ -5517,17 +5625,18 @@
       <w:outlineLvl w:val="7"/>
     </w:pPr>
     <w:rPr>
-      <w:rFonts w:ascii="Arial" w:eastAsia="黑体" w:hAnsi="Arial"/>
+      <w:rFonts w:ascii="Arial" w:hAnsi="Arial" w:eastAsia="黑体"/>
       <w:sz w:val="24"/>
     </w:rPr>
   </w:style>
-  <w:style w:type="paragraph" w:styleId="Heading9">
+  <w:style w:type="paragraph" w:styleId="10">
     <w:name w:val="heading 9"/>
-    <w:basedOn w:val="Normal"/>
-    <w:next w:val="Normal"/>
+    <w:basedOn w:val="1"/>
+    <w:next w:val="1"/>
     <w:semiHidden/>
     <w:unhideWhenUsed/>
     <w:qFormat/>
+    <w:uiPriority w:val="0"/>
     <w:pPr>
       <w:keepNext/>
       <w:keepLines/>
@@ -5540,19 +5649,21 @@
       <w:outlineLvl w:val="8"/>
     </w:pPr>
     <w:rPr>
-      <w:rFonts w:ascii="Arial" w:eastAsia="黑体" w:hAnsi="Arial"/>
+      <w:rFonts w:ascii="Arial" w:hAnsi="Arial" w:eastAsia="黑体"/>
       <w:sz w:val="21"/>
     </w:rPr>
   </w:style>
-  <w:style w:type="character" w:default="1" w:styleId="DefaultParagraphFont">
+  <w:style w:type="character" w:default="1" w:styleId="22">
     <w:name w:val="Default Paragraph Font"/>
     <w:semiHidden/>
     <w:qFormat/>
+    <w:uiPriority w:val="0"/>
   </w:style>
-  <w:style w:type="table" w:default="1" w:styleId="TableNormal">
+  <w:style w:type="table" w:default="1" w:styleId="20">
     <w:name w:val="Normal Table"/>
     <w:semiHidden/>
     <w:qFormat/>
+    <w:uiPriority w:val="0"/>
     <w:tblPr>
       <w:tblCellMar>
         <w:top w:w="0" w:type="dxa"/>
@@ -5562,39 +5673,43 @@
       </w:tblCellMar>
     </w:tblPr>
   </w:style>
-  <w:style w:type="paragraph" w:styleId="CommentText">
+  <w:style w:type="paragraph" w:styleId="11">
     <w:name w:val="annotation text"/>
-    <w:basedOn w:val="Normal"/>
+    <w:basedOn w:val="1"/>
     <w:qFormat/>
+    <w:uiPriority w:val="0"/>
     <w:pPr>
       <w:jc w:val="left"/>
     </w:pPr>
   </w:style>
-  <w:style w:type="paragraph" w:styleId="BodyText">
+  <w:style w:type="paragraph" w:styleId="12">
     <w:name w:val="Body Text"/>
-    <w:basedOn w:val="Normal"/>
+    <w:basedOn w:val="1"/>
     <w:semiHidden/>
     <w:qFormat/>
+    <w:uiPriority w:val="0"/>
     <w:rPr>
-      <w:rFonts w:ascii="Arial" w:eastAsia="Arial" w:hAnsi="Arial" w:cs="Arial"/>
+      <w:rFonts w:ascii="Arial" w:hAnsi="Arial" w:eastAsia="Arial" w:cs="Arial"/>
       <w:sz w:val="21"/>
       <w:szCs w:val="21"/>
       <w:lang w:val="en-US" w:eastAsia="en-US" w:bidi="ar-SA"/>
     </w:rPr>
   </w:style>
-  <w:style w:type="paragraph" w:styleId="TOC3">
+  <w:style w:type="paragraph" w:styleId="13">
     <w:name w:val="toc 3"/>
-    <w:basedOn w:val="Normal"/>
-    <w:next w:val="Normal"/>
+    <w:basedOn w:val="1"/>
+    <w:next w:val="1"/>
     <w:qFormat/>
+    <w:uiPriority w:val="0"/>
     <w:pPr>
       <w:ind w:left="840" w:leftChars="400"/>
     </w:pPr>
   </w:style>
-  <w:style w:type="paragraph" w:styleId="Footer">
+  <w:style w:type="paragraph" w:styleId="14">
     <w:name w:val="footer"/>
-    <w:basedOn w:val="Normal"/>
+    <w:basedOn w:val="1"/>
     <w:qFormat/>
+    <w:uiPriority w:val="0"/>
     <w:pPr>
       <w:tabs>
         <w:tab w:val="center" w:pos="4153"/>
@@ -5607,16 +5722,17 @@
       <w:sz w:val="18"/>
     </w:rPr>
   </w:style>
-  <w:style w:type="paragraph" w:styleId="Header">
+  <w:style w:type="paragraph" w:styleId="15">
     <w:name w:val="header"/>
-    <w:basedOn w:val="Normal"/>
+    <w:basedOn w:val="1"/>
     <w:qFormat/>
+    <w:uiPriority w:val="0"/>
     <w:pPr>
       <w:pBdr>
-        <w:top w:val="nil"/>
-        <w:left w:val="nil"/>
-        <w:bottom w:val="nil"/>
-        <w:right w:val="nil"/>
+        <w:top w:val="none" w:color="auto" w:sz="0" w:space="0"/>
+        <w:left w:val="none" w:color="auto" w:sz="0" w:space="0"/>
+        <w:bottom w:val="none" w:color="auto" w:sz="0" w:space="0"/>
+        <w:right w:val="none" w:color="auto" w:sz="0" w:space="0"/>
       </w:pBdr>
       <w:tabs>
         <w:tab w:val="center" w:pos="4153"/>
@@ -5631,37 +5747,41 @@
       <w:sz w:val="18"/>
     </w:rPr>
   </w:style>
-  <w:style w:type="paragraph" w:styleId="TOC1">
+  <w:style w:type="paragraph" w:styleId="16">
     <w:name w:val="toc 1"/>
-    <w:basedOn w:val="Normal"/>
-    <w:next w:val="Normal"/>
+    <w:basedOn w:val="1"/>
+    <w:next w:val="1"/>
     <w:qFormat/>
+    <w:uiPriority w:val="0"/>
     <w:rPr>
-      <w:rFonts w:ascii="Arial" w:eastAsia="Microsoft JhengHei" w:hAnsi="Arial"/>
+      <w:rFonts w:ascii="Arial" w:hAnsi="Arial" w:eastAsia="Microsoft JhengHei"/>
       <w:sz w:val="24"/>
     </w:rPr>
   </w:style>
-  <w:style w:type="paragraph" w:styleId="TOC2">
+  <w:style w:type="paragraph" w:styleId="17">
     <w:name w:val="toc 2"/>
-    <w:basedOn w:val="Normal"/>
-    <w:next w:val="Normal"/>
+    <w:basedOn w:val="1"/>
+    <w:next w:val="1"/>
     <w:qFormat/>
+    <w:uiPriority w:val="0"/>
     <w:pPr>
       <w:ind w:left="420" w:leftChars="200"/>
     </w:pPr>
   </w:style>
-  <w:style w:type="paragraph" w:styleId="NormalWeb">
+  <w:style w:type="paragraph" w:styleId="18">
     <w:name w:val="Normal (Web)"/>
-    <w:basedOn w:val="Normal"/>
+    <w:basedOn w:val="1"/>
     <w:qFormat/>
+    <w:uiPriority w:val="0"/>
     <w:rPr>
       <w:sz w:val="24"/>
     </w:rPr>
   </w:style>
-  <w:style w:type="paragraph" w:styleId="Title">
+  <w:style w:type="paragraph" w:styleId="19">
     <w:name w:val="Title"/>
-    <w:basedOn w:val="Normal"/>
+    <w:basedOn w:val="1"/>
     <w:qFormat/>
+    <w:uiPriority w:val="0"/>
     <w:pPr>
       <w:spacing w:before="240" w:beforeLines="0" w:beforeAutospacing="0" w:after="60" w:afterLines="0" w:afterAutospacing="0"/>
       <w:jc w:val="center"/>
@@ -5673,38 +5793,41 @@
       <w:sz w:val="32"/>
     </w:rPr>
   </w:style>
-  <w:style w:type="table" w:styleId="TableGrid">
+  <w:style w:type="table" w:styleId="21">
     <w:name w:val="Table Grid"/>
-    <w:basedOn w:val="TableNormal"/>
+    <w:basedOn w:val="20"/>
     <w:qFormat/>
+    <w:uiPriority w:val="0"/>
     <w:pPr>
       <w:widowControl w:val="0"/>
       <w:jc w:val="both"/>
     </w:pPr>
     <w:tblPr>
       <w:tblBorders>
-        <w:top w:val="single" w:sz="4" w:space="0" w:color="auto"/>
-        <w:left w:val="single" w:sz="4" w:space="0" w:color="auto"/>
-        <w:bottom w:val="single" w:sz="4" w:space="0" w:color="auto"/>
-        <w:right w:val="single" w:sz="4" w:space="0" w:color="auto"/>
-        <w:insideH w:val="single" w:sz="4" w:space="0" w:color="auto"/>
-        <w:insideV w:val="single" w:sz="4" w:space="0" w:color="auto"/>
+        <w:top w:val="single" w:color="auto" w:sz="4" w:space="0"/>
+        <w:left w:val="single" w:color="auto" w:sz="4" w:space="0"/>
+        <w:bottom w:val="single" w:color="auto" w:sz="4" w:space="0"/>
+        <w:right w:val="single" w:color="auto" w:sz="4" w:space="0"/>
+        <w:insideH w:val="single" w:color="auto" w:sz="4" w:space="0"/>
+        <w:insideV w:val="single" w:color="auto" w:sz="4" w:space="0"/>
       </w:tblBorders>
     </w:tblPr>
   </w:style>
-  <w:style w:type="character" w:styleId="Strong">
+  <w:style w:type="character" w:styleId="23">
     <w:name w:val="Strong"/>
-    <w:basedOn w:val="DefaultParagraphFont"/>
+    <w:basedOn w:val="22"/>
     <w:qFormat/>
+    <w:uiPriority w:val="0"/>
     <w:rPr>
       <w:b/>
     </w:rPr>
   </w:style>
-  <w:style w:type="table" w:customStyle="1" w:styleId="TableNormal0">
+  <w:style w:type="table" w:customStyle="1" w:styleId="24">
     <w:name w:val="Table Normal_0"/>
     <w:semiHidden/>
     <w:unhideWhenUsed/>
     <w:qFormat/>
+    <w:uiPriority w:val="0"/>
     <w:tblPr>
       <w:tblCellMar>
         <w:top w:w="0" w:type="dxa"/>
@@ -5714,81 +5837,87 @@
       </w:tblCellMar>
     </w:tblPr>
   </w:style>
-  <w:style w:type="paragraph" w:customStyle="1" w:styleId="TableText">
+  <w:style w:type="paragraph" w:customStyle="1" w:styleId="25">
     <w:name w:val="Table Text"/>
-    <w:basedOn w:val="Normal"/>
+    <w:basedOn w:val="1"/>
     <w:semiHidden/>
     <w:qFormat/>
+    <w:uiPriority w:val="0"/>
     <w:rPr>
-      <w:rFonts w:ascii="宋体" w:eastAsia="宋体" w:hAnsi="宋体" w:cs="宋体"/>
+      <w:rFonts w:ascii="宋体" w:hAnsi="宋体" w:eastAsia="宋体" w:cs="宋体"/>
       <w:sz w:val="21"/>
       <w:szCs w:val="21"/>
       <w:lang w:val="en-US" w:eastAsia="en-US" w:bidi="ar-SA"/>
     </w:rPr>
   </w:style>
-  <w:style w:type="paragraph" w:customStyle="1" w:styleId="1">
+  <w:style w:type="paragraph" w:customStyle="1" w:styleId="26">
     <w:name w:val="柴_标题1"/>
-    <w:basedOn w:val="Heading1"/>
-    <w:next w:val="a"/>
-    <w:link w:val="1Char"/>
+    <w:basedOn w:val="2"/>
+    <w:next w:val="27"/>
+    <w:link w:val="38"/>
     <w:qFormat/>
+    <w:uiPriority w:val="0"/>
     <w:pPr>
       <w:spacing w:before="100" w:after="90" w:line="360" w:lineRule="auto"/>
     </w:pPr>
     <w:rPr>
-      <w:rFonts w:ascii="Arial" w:eastAsia="宋体" w:hAnsi="Arial"/>
+      <w:rFonts w:ascii="Arial" w:hAnsi="Arial" w:eastAsia="宋体"/>
       <w:sz w:val="32"/>
     </w:rPr>
   </w:style>
-  <w:style w:type="paragraph" w:customStyle="1" w:styleId="a">
+  <w:style w:type="paragraph" w:customStyle="1" w:styleId="27">
     <w:name w:val="柴_正文"/>
-    <w:basedOn w:val="BodyText"/>
-    <w:link w:val="Char"/>
+    <w:basedOn w:val="12"/>
+    <w:link w:val="41"/>
     <w:qFormat/>
+    <w:uiPriority w:val="0"/>
     <w:pPr>
       <w:spacing w:line="360" w:lineRule="auto"/>
       <w:ind w:firstLine="470" w:firstLineChars="200"/>
     </w:pPr>
     <w:rPr>
-      <w:rFonts w:ascii="Arial" w:eastAsia="宋体" w:hAnsi="Arial"/>
+      <w:rFonts w:ascii="Arial" w:hAnsi="Arial" w:eastAsia="宋体"/>
       <w:sz w:val="24"/>
       <w:lang w:eastAsia="zh-CN"/>
     </w:rPr>
   </w:style>
-  <w:style w:type="paragraph" w:customStyle="1" w:styleId="2">
+  <w:style w:type="paragraph" w:customStyle="1" w:styleId="28">
     <w:name w:val="柴_标题2"/>
-    <w:basedOn w:val="Heading2"/>
-    <w:next w:val="a"/>
+    <w:basedOn w:val="3"/>
+    <w:next w:val="27"/>
     <w:qFormat/>
+    <w:uiPriority w:val="0"/>
     <w:pPr>
       <w:spacing w:line="360" w:lineRule="auto"/>
     </w:pPr>
     <w:rPr>
-      <w:rFonts w:ascii="Arial" w:eastAsia="宋体" w:hAnsi="Arial"/>
+      <w:rFonts w:ascii="Arial" w:hAnsi="Arial" w:eastAsia="宋体"/>
       <w:sz w:val="28"/>
     </w:rPr>
   </w:style>
-  <w:style w:type="paragraph" w:customStyle="1" w:styleId="3">
+  <w:style w:type="paragraph" w:customStyle="1" w:styleId="29">
     <w:name w:val="柴_标题3"/>
-    <w:basedOn w:val="Heading3"/>
-    <w:next w:val="a"/>
+    <w:basedOn w:val="4"/>
+    <w:next w:val="27"/>
     <w:qFormat/>
+    <w:uiPriority w:val="0"/>
     <w:pPr>
       <w:spacing w:line="360" w:lineRule="auto"/>
       <w:ind w:left="0" w:firstLine="472" w:firstLineChars="200"/>
     </w:pPr>
     <w:rPr>
-      <w:rFonts w:ascii="宋体" w:eastAsia="宋体" w:hAnsi="宋体" w:cs="宋体"/>
+      <w:rFonts w:ascii="宋体" w:hAnsi="宋体" w:eastAsia="宋体" w:cs="宋体"/>
       <w:spacing w:val="-2"/>
       <w:sz w:val="24"/>
       <w:szCs w:val="24"/>
     </w:rPr>
   </w:style>
-  <w:style w:type="paragraph" w:customStyle="1" w:styleId="a0">
+  <w:style w:type="paragraph" w:customStyle="1" w:styleId="30">
     <w:name w:val="柴_目录"/>
-    <w:basedOn w:val="Normal"/>
-    <w:next w:val="BodyText"/>
+    <w:basedOn w:val="1"/>
+    <w:next w:val="12"/>
     <w:qFormat/>
+    <w:uiPriority w:val="0"/>
     <w:pPr>
       <w:tabs>
         <w:tab w:val="right" w:leader="dot" w:pos="8442"/>
@@ -5796,89 +5925,96 @@
       <w:ind w:left="0" w:leftChars="0"/>
     </w:pPr>
     <w:rPr>
-      <w:rFonts w:ascii="Arial" w:eastAsia="Microsoft JhengHei" w:hAnsi="Arial"/>
+      <w:rFonts w:ascii="Arial" w:hAnsi="Arial" w:eastAsia="Microsoft JhengHei"/>
       <w:sz w:val="24"/>
     </w:rPr>
   </w:style>
-  <w:style w:type="paragraph" w:customStyle="1" w:styleId="a1">
+  <w:style w:type="paragraph" w:customStyle="1" w:styleId="31">
     <w:name w:val="柴_公司名"/>
-    <w:basedOn w:val="Title"/>
+    <w:basedOn w:val="19"/>
     <w:qFormat/>
+    <w:uiPriority w:val="0"/>
     <w:pPr>
       <w:spacing w:after="600" w:afterLines="600"/>
     </w:pPr>
     <w:rPr>
-      <w:rFonts w:ascii="宋体" w:eastAsia="宋体" w:hAnsi="宋体" w:cs="宋体" w:hint="eastAsia"/>
+      <w:rFonts w:hint="eastAsia" w:ascii="宋体" w:hAnsi="宋体" w:eastAsia="宋体" w:cs="宋体"/>
       <w:bCs/>
       <w:spacing w:val="-6"/>
       <w:sz w:val="52"/>
       <w:szCs w:val="52"/>
     </w:rPr>
   </w:style>
-  <w:style w:type="paragraph" w:customStyle="1" w:styleId="a2">
+  <w:style w:type="paragraph" w:customStyle="1" w:styleId="32">
     <w:name w:val="柴_文档名"/>
-    <w:basedOn w:val="Title"/>
+    <w:basedOn w:val="19"/>
     <w:qFormat/>
+    <w:uiPriority w:val="0"/>
     <w:pPr>
       <w:spacing w:after="900" w:afterLines="900"/>
     </w:pPr>
     <w:rPr>
-      <w:rFonts w:ascii="黑体" w:eastAsia="黑体" w:hAnsi="黑体" w:cs="黑体"/>
+      <w:rFonts w:ascii="黑体" w:hAnsi="黑体" w:eastAsia="黑体" w:cs="黑体"/>
       <w:bCs/>
       <w:spacing w:val="-7"/>
       <w:sz w:val="52"/>
       <w:szCs w:val="52"/>
     </w:rPr>
   </w:style>
-  <w:style w:type="paragraph" w:customStyle="1" w:styleId="WPSOffice1">
+  <w:style w:type="paragraph" w:customStyle="1" w:styleId="33">
     <w:name w:val="WPSOffice手动目录 1"/>
     <w:qFormat/>
+    <w:uiPriority w:val="0"/>
     <w:pPr>
       <w:ind w:leftChars="0"/>
     </w:pPr>
     <w:rPr>
-      <w:rFonts w:ascii="Times New Roman" w:eastAsia="宋体" w:hAnsi="Times New Roman" w:cs="Times New Roman"/>
+      <w:rFonts w:ascii="Times New Roman" w:hAnsi="Times New Roman" w:eastAsia="宋体" w:cs="Times New Roman"/>
       <w:sz w:val="20"/>
       <w:szCs w:val="20"/>
     </w:rPr>
   </w:style>
-  <w:style w:type="paragraph" w:customStyle="1" w:styleId="WPSOffice2">
+  <w:style w:type="paragraph" w:customStyle="1" w:styleId="34">
     <w:name w:val="WPSOffice手动目录 2"/>
     <w:qFormat/>
+    <w:uiPriority w:val="0"/>
     <w:pPr>
       <w:ind w:leftChars="200"/>
     </w:pPr>
     <w:rPr>
-      <w:rFonts w:ascii="Times New Roman" w:eastAsia="宋体" w:hAnsi="Times New Roman" w:cs="Times New Roman"/>
+      <w:rFonts w:ascii="Times New Roman" w:hAnsi="Times New Roman" w:eastAsia="宋体" w:cs="Times New Roman"/>
       <w:sz w:val="20"/>
       <w:szCs w:val="20"/>
     </w:rPr>
   </w:style>
-  <w:style w:type="paragraph" w:customStyle="1" w:styleId="WPSOffice3">
+  <w:style w:type="paragraph" w:customStyle="1" w:styleId="35">
     <w:name w:val="WPSOffice手动目录 3"/>
     <w:qFormat/>
+    <w:uiPriority w:val="0"/>
     <w:pPr>
       <w:ind w:leftChars="400"/>
     </w:pPr>
     <w:rPr>
-      <w:rFonts w:ascii="Times New Roman" w:eastAsia="宋体" w:hAnsi="Times New Roman" w:cs="Times New Roman"/>
+      <w:rFonts w:ascii="Times New Roman" w:hAnsi="Times New Roman" w:eastAsia="宋体" w:cs="Times New Roman"/>
       <w:sz w:val="20"/>
       <w:szCs w:val="20"/>
     </w:rPr>
   </w:style>
-  <w:style w:type="paragraph" w:customStyle="1" w:styleId="Compact">
+  <w:style w:type="paragraph" w:customStyle="1" w:styleId="36">
     <w:name w:val="Compact"/>
-    <w:basedOn w:val="BodyText"/>
+    <w:basedOn w:val="12"/>
     <w:qFormat/>
+    <w:uiPriority w:val="0"/>
     <w:pPr>
       <w:spacing w:before="36" w:after="36"/>
     </w:pPr>
   </w:style>
-  <w:style w:type="table" w:customStyle="1" w:styleId="Table">
+  <w:style w:type="table" w:customStyle="1" w:styleId="37">
     <w:name w:val="Table"/>
     <w:semiHidden/>
     <w:unhideWhenUsed/>
     <w:qFormat/>
+    <w:uiPriority w:val="0"/>
     <w:tblPr>
       <w:tblCellMar>
         <w:top w:w="0" w:type="dxa"/>
@@ -5890,25 +6026,27 @@
     <w:tblStylePr w:type="firstRow">
       <w:tcPr>
         <w:tcBorders>
-          <w:bottom w:val="single" w:sz="0" w:space="0" w:color="auto"/>
+          <w:bottom w:val="single" w:color="auto" w:sz="0" w:space="0"/>
         </w:tcBorders>
         <w:vAlign w:val="bottom"/>
       </w:tcPr>
     </w:tblStylePr>
   </w:style>
-  <w:style w:type="character" w:customStyle="1" w:styleId="1Char">
+  <w:style w:type="character" w:customStyle="1" w:styleId="38">
     <w:name w:val="柴_标题1 Char"/>
-    <w:link w:val="1"/>
+    <w:link w:val="26"/>
     <w:qFormat/>
+    <w:uiPriority w:val="0"/>
     <w:rPr>
-      <w:rFonts w:ascii="Arial" w:eastAsia="宋体" w:hAnsi="Arial"/>
+      <w:rFonts w:ascii="Arial" w:hAnsi="Arial" w:eastAsia="宋体"/>
       <w:sz w:val="32"/>
     </w:rPr>
   </w:style>
-  <w:style w:type="paragraph" w:customStyle="1" w:styleId="a3">
+  <w:style w:type="paragraph" w:customStyle="1" w:styleId="39">
     <w:name w:val="柴_正文_无缩进"/>
-    <w:basedOn w:val="Normal"/>
+    <w:basedOn w:val="1"/>
     <w:qFormat/>
+    <w:uiPriority w:val="0"/>
     <w:pPr>
       <w:ind w:firstLine="0" w:firstLineChars="0"/>
     </w:pPr>
@@ -5918,29 +6056,31 @@
       <w:lang w:eastAsia="zh-CN"/>
     </w:rPr>
   </w:style>
-  <w:style w:type="paragraph" w:customStyle="1" w:styleId="4">
+  <w:style w:type="paragraph" w:customStyle="1" w:styleId="40">
     <w:name w:val="柴_标题4"/>
-    <w:basedOn w:val="Heading4"/>
-    <w:next w:val="Normal"/>
+    <w:basedOn w:val="5"/>
+    <w:next w:val="1"/>
     <w:qFormat/>
+    <w:uiPriority w:val="0"/>
     <w:pPr>
       <w:widowControl w:val="0"/>
       <w:spacing w:before="160" w:line="360" w:lineRule="auto"/>
-      <w:ind w:left="981" w:hanging="862" w:leftChars="300"/>
+      <w:ind w:left="981" w:leftChars="300" w:hanging="862"/>
     </w:pPr>
     <w:rPr>
-      <w:rFonts w:ascii="Calibri" w:eastAsia="宋体" w:hAnsi="Calibri" w:cs="宋体" w:hint="eastAsia"/>
+      <w:rFonts w:hint="eastAsia" w:ascii="Calibri" w:hAnsi="Calibri" w:eastAsia="宋体" w:cs="宋体"/>
       <w:sz w:val="24"/>
       <w:szCs w:val="24"/>
       <w:lang w:eastAsia="zh-CN" w:bidi="zh-CN"/>
     </w:rPr>
   </w:style>
-  <w:style w:type="character" w:customStyle="1" w:styleId="Char">
+  <w:style w:type="character" w:customStyle="1" w:styleId="41">
     <w:name w:val="柴_正文 Char"/>
-    <w:link w:val="a"/>
+    <w:link w:val="27"/>
     <w:qFormat/>
+    <w:uiPriority w:val="0"/>
     <w:rPr>
-      <w:rFonts w:ascii="Arial" w:eastAsia="宋体" w:hAnsi="Arial"/>
+      <w:rFonts w:ascii="Arial" w:hAnsi="Arial" w:eastAsia="宋体"/>
       <w:sz w:val="24"/>
       <w:lang w:eastAsia="zh-CN"/>
     </w:rPr>

--- a/4.质量管理/1.流程制度规范类文件/040106-客户满意度调查程序.docx
+++ b/4.质量管理/1.流程制度规范类文件/040106-客户满意度调查程序.docx
@@ -13,7 +13,7 @@
         <w:pStyle w:val="31"/>
         <w:bidi w:val="0"/>
       </w:pPr>
-      <w:bookmarkStart w:id="0" w:name="_Toc26779"/>
+      <w:bookmarkStart w:id="0" w:name="_Toc10387"/>
       <w:r>
         <w:t>客户满意度调查程序</w:t>
       </w:r>
@@ -24,7 +24,7 @@
         <w:pStyle w:val="32"/>
         <w:bidi w:val="0"/>
       </w:pPr>
-      <w:bookmarkStart w:id="1" w:name="_Toc23813"/>
+      <w:bookmarkStart w:id="1" w:name="_Toc16569"/>
       <w:r>
         <w:t>中达丰集团有限公司</w:t>
       </w:r>
@@ -83,7 +83,7 @@
           <w:szCs w:val="28"/>
         </w:rPr>
       </w:pPr>
-      <w:bookmarkStart w:id="2" w:name="_Toc19652"/>
+      <w:bookmarkStart w:id="2" w:name="_Toc2582"/>
       <w:r>
         <w:rPr>
           <w:rFonts w:ascii="宋体" w:hAnsi="宋体" w:eastAsia="宋体" w:cs="宋体"/>
@@ -1028,7 +1028,7 @@
               <w:rFonts w:hint="eastAsia" w:ascii="Microsoft JhengHei" w:hAnsi="Microsoft JhengHei" w:eastAsia="Microsoft JhengHei" w:cs="Microsoft JhengHei"/>
               <w:szCs w:val="24"/>
             </w:rPr>
-            <w:instrText xml:space="preserve"> HYPERLINK \l _Toc26779 </w:instrText>
+            <w:instrText xml:space="preserve"> HYPERLINK \l _Toc10387 </w:instrText>
           </w:r>
           <w:r>
             <w:rPr>
@@ -1047,7 +1047,7 @@
             <w:fldChar w:fldCharType="begin"/>
           </w:r>
           <w:r>
-            <w:instrText xml:space="preserve"> PAGEREF _Toc26779 \h </w:instrText>
+            <w:instrText xml:space="preserve"> PAGEREF _Toc10387 \h </w:instrText>
           </w:r>
           <w:r>
             <w:fldChar w:fldCharType="separate"/>
@@ -1085,7 +1085,7 @@
               <w:rFonts w:hint="eastAsia" w:ascii="Microsoft JhengHei" w:hAnsi="Microsoft JhengHei" w:eastAsia="Microsoft JhengHei" w:cs="Microsoft JhengHei"/>
               <w:szCs w:val="24"/>
             </w:rPr>
-            <w:instrText xml:space="preserve"> HYPERLINK \l _Toc23813 </w:instrText>
+            <w:instrText xml:space="preserve"> HYPERLINK \l _Toc16569 </w:instrText>
           </w:r>
           <w:r>
             <w:rPr>
@@ -1104,7 +1104,7 @@
             <w:fldChar w:fldCharType="begin"/>
           </w:r>
           <w:r>
-            <w:instrText xml:space="preserve"> PAGEREF _Toc23813 \h </w:instrText>
+            <w:instrText xml:space="preserve"> PAGEREF _Toc16569 \h </w:instrText>
           </w:r>
           <w:r>
             <w:fldChar w:fldCharType="separate"/>
@@ -1142,7 +1142,7 @@
               <w:rFonts w:hint="eastAsia" w:ascii="Microsoft JhengHei" w:hAnsi="Microsoft JhengHei" w:eastAsia="Microsoft JhengHei" w:cs="Microsoft JhengHei"/>
               <w:szCs w:val="24"/>
             </w:rPr>
-            <w:instrText xml:space="preserve"> HYPERLINK \l _Toc19652 </w:instrText>
+            <w:instrText xml:space="preserve"> HYPERLINK \l _Toc2582 </w:instrText>
           </w:r>
           <w:r>
             <w:rPr>
@@ -1166,7 +1166,7 @@
             <w:fldChar w:fldCharType="begin"/>
           </w:r>
           <w:r>
-            <w:instrText xml:space="preserve"> PAGEREF _Toc19652 \h </w:instrText>
+            <w:instrText xml:space="preserve"> PAGEREF _Toc2582 \h </w:instrText>
           </w:r>
           <w:r>
             <w:fldChar w:fldCharType="separate"/>
@@ -1204,7 +1204,7 @@
               <w:rFonts w:hint="eastAsia" w:ascii="Microsoft JhengHei" w:hAnsi="Microsoft JhengHei" w:eastAsia="Microsoft JhengHei" w:cs="Microsoft JhengHei"/>
               <w:szCs w:val="24"/>
             </w:rPr>
-            <w:instrText xml:space="preserve"> HYPERLINK \l _Toc7041 </w:instrText>
+            <w:instrText xml:space="preserve"> HYPERLINK \l _Toc12422 </w:instrText>
           </w:r>
           <w:r>
             <w:rPr>
@@ -1233,7 +1233,7 @@
             <w:fldChar w:fldCharType="begin"/>
           </w:r>
           <w:r>
-            <w:instrText xml:space="preserve"> PAGEREF _Toc7041 \h </w:instrText>
+            <w:instrText xml:space="preserve"> PAGEREF _Toc12422 \h </w:instrText>
           </w:r>
           <w:r>
             <w:fldChar w:fldCharType="separate"/>
@@ -1271,7 +1271,7 @@
               <w:rFonts w:hint="eastAsia" w:ascii="Microsoft JhengHei" w:hAnsi="Microsoft JhengHei" w:eastAsia="Microsoft JhengHei" w:cs="Microsoft JhengHei"/>
               <w:szCs w:val="24"/>
             </w:rPr>
-            <w:instrText xml:space="preserve"> HYPERLINK \l _Toc1675 </w:instrText>
+            <w:instrText xml:space="preserve"> HYPERLINK \l _Toc19918 </w:instrText>
           </w:r>
           <w:r>
             <w:rPr>
@@ -1296,7 +1296,7 @@
             <w:fldChar w:fldCharType="begin"/>
           </w:r>
           <w:r>
-            <w:instrText xml:space="preserve"> PAGEREF _Toc1675 \h </w:instrText>
+            <w:instrText xml:space="preserve"> PAGEREF _Toc19918 \h </w:instrText>
           </w:r>
           <w:r>
             <w:fldChar w:fldCharType="separate"/>
@@ -1334,7 +1334,7 @@
               <w:rFonts w:hint="eastAsia" w:ascii="Microsoft JhengHei" w:hAnsi="Microsoft JhengHei" w:eastAsia="Microsoft JhengHei" w:cs="Microsoft JhengHei"/>
               <w:szCs w:val="24"/>
             </w:rPr>
-            <w:instrText xml:space="preserve"> HYPERLINK \l _Toc27676 </w:instrText>
+            <w:instrText xml:space="preserve"> HYPERLINK \l _Toc15264 </w:instrText>
           </w:r>
           <w:r>
             <w:rPr>
@@ -1359,7 +1359,7 @@
             <w:fldChar w:fldCharType="begin"/>
           </w:r>
           <w:r>
-            <w:instrText xml:space="preserve"> PAGEREF _Toc27676 \h </w:instrText>
+            <w:instrText xml:space="preserve"> PAGEREF _Toc15264 \h </w:instrText>
           </w:r>
           <w:r>
             <w:fldChar w:fldCharType="separate"/>
@@ -1397,7 +1397,7 @@
               <w:rFonts w:hint="eastAsia" w:ascii="Microsoft JhengHei" w:hAnsi="Microsoft JhengHei" w:eastAsia="Microsoft JhengHei" w:cs="Microsoft JhengHei"/>
               <w:szCs w:val="24"/>
             </w:rPr>
-            <w:instrText xml:space="preserve"> HYPERLINK \l _Toc525 </w:instrText>
+            <w:instrText xml:space="preserve"> HYPERLINK \l _Toc31450 </w:instrText>
           </w:r>
           <w:r>
             <w:rPr>
@@ -1422,7 +1422,7 @@
             <w:fldChar w:fldCharType="begin"/>
           </w:r>
           <w:r>
-            <w:instrText xml:space="preserve"> PAGEREF _Toc525 \h </w:instrText>
+            <w:instrText xml:space="preserve"> PAGEREF _Toc31450 \h </w:instrText>
           </w:r>
           <w:r>
             <w:fldChar w:fldCharType="separate"/>
@@ -1460,7 +1460,7 @@
               <w:rFonts w:hint="eastAsia" w:ascii="Microsoft JhengHei" w:hAnsi="Microsoft JhengHei" w:eastAsia="Microsoft JhengHei" w:cs="Microsoft JhengHei"/>
               <w:szCs w:val="24"/>
             </w:rPr>
-            <w:instrText xml:space="preserve"> HYPERLINK \l _Toc31806 </w:instrText>
+            <w:instrText xml:space="preserve"> HYPERLINK \l _Toc22029 </w:instrText>
           </w:r>
           <w:r>
             <w:rPr>
@@ -1485,7 +1485,7 @@
             <w:fldChar w:fldCharType="begin"/>
           </w:r>
           <w:r>
-            <w:instrText xml:space="preserve"> PAGEREF _Toc31806 \h </w:instrText>
+            <w:instrText xml:space="preserve"> PAGEREF _Toc22029 \h </w:instrText>
           </w:r>
           <w:r>
             <w:fldChar w:fldCharType="separate"/>
@@ -1523,7 +1523,7 @@
               <w:rFonts w:hint="eastAsia" w:ascii="Microsoft JhengHei" w:hAnsi="Microsoft JhengHei" w:eastAsia="Microsoft JhengHei" w:cs="Microsoft JhengHei"/>
               <w:szCs w:val="24"/>
             </w:rPr>
-            <w:instrText xml:space="preserve"> HYPERLINK \l _Toc27081 </w:instrText>
+            <w:instrText xml:space="preserve"> HYPERLINK \l _Toc8452 </w:instrText>
           </w:r>
           <w:r>
             <w:rPr>
@@ -1548,7 +1548,7 @@
             <w:fldChar w:fldCharType="begin"/>
           </w:r>
           <w:r>
-            <w:instrText xml:space="preserve"> PAGEREF _Toc27081 \h </w:instrText>
+            <w:instrText xml:space="preserve"> PAGEREF _Toc8452 \h </w:instrText>
           </w:r>
           <w:r>
             <w:fldChar w:fldCharType="separate"/>
@@ -1586,7 +1586,7 @@
               <w:rFonts w:hint="eastAsia" w:ascii="Microsoft JhengHei" w:hAnsi="Microsoft JhengHei" w:eastAsia="Microsoft JhengHei" w:cs="Microsoft JhengHei"/>
               <w:szCs w:val="24"/>
             </w:rPr>
-            <w:instrText xml:space="preserve"> HYPERLINK \l _Toc7233 </w:instrText>
+            <w:instrText xml:space="preserve"> HYPERLINK \l _Toc29918 </w:instrText>
           </w:r>
           <w:r>
             <w:rPr>
@@ -1611,7 +1611,7 @@
             <w:fldChar w:fldCharType="begin"/>
           </w:r>
           <w:r>
-            <w:instrText xml:space="preserve"> PAGEREF _Toc7233 \h </w:instrText>
+            <w:instrText xml:space="preserve"> PAGEREF _Toc29918 \h </w:instrText>
           </w:r>
           <w:r>
             <w:fldChar w:fldCharType="separate"/>
@@ -1649,7 +1649,7 @@
               <w:rFonts w:hint="eastAsia" w:ascii="Microsoft JhengHei" w:hAnsi="Microsoft JhengHei" w:eastAsia="Microsoft JhengHei" w:cs="Microsoft JhengHei"/>
               <w:szCs w:val="24"/>
             </w:rPr>
-            <w:instrText xml:space="preserve"> HYPERLINK \l _Toc9534 </w:instrText>
+            <w:instrText xml:space="preserve"> HYPERLINK \l _Toc15295 </w:instrText>
           </w:r>
           <w:r>
             <w:rPr>
@@ -1674,7 +1674,7 @@
             <w:fldChar w:fldCharType="begin"/>
           </w:r>
           <w:r>
-            <w:instrText xml:space="preserve"> PAGEREF _Toc9534 \h </w:instrText>
+            <w:instrText xml:space="preserve"> PAGEREF _Toc15295 \h </w:instrText>
           </w:r>
           <w:r>
             <w:fldChar w:fldCharType="separate"/>
@@ -1712,7 +1712,7 @@
               <w:rFonts w:hint="eastAsia" w:ascii="Microsoft JhengHei" w:hAnsi="Microsoft JhengHei" w:eastAsia="Microsoft JhengHei" w:cs="Microsoft JhengHei"/>
               <w:szCs w:val="24"/>
             </w:rPr>
-            <w:instrText xml:space="preserve"> HYPERLINK \l _Toc13319 </w:instrText>
+            <w:instrText xml:space="preserve"> HYPERLINK \l _Toc15808 </w:instrText>
           </w:r>
           <w:r>
             <w:rPr>
@@ -1737,7 +1737,7 @@
             <w:fldChar w:fldCharType="begin"/>
           </w:r>
           <w:r>
-            <w:instrText xml:space="preserve"> PAGEREF _Toc13319 \h </w:instrText>
+            <w:instrText xml:space="preserve"> PAGEREF _Toc15808 \h </w:instrText>
           </w:r>
           <w:r>
             <w:fldChar w:fldCharType="separate"/>
@@ -1775,7 +1775,7 @@
               <w:rFonts w:hint="eastAsia" w:ascii="Microsoft JhengHei" w:hAnsi="Microsoft JhengHei" w:eastAsia="Microsoft JhengHei" w:cs="Microsoft JhengHei"/>
               <w:szCs w:val="24"/>
             </w:rPr>
-            <w:instrText xml:space="preserve"> HYPERLINK \l _Toc10658 </w:instrText>
+            <w:instrText xml:space="preserve"> HYPERLINK \l _Toc6657 </w:instrText>
           </w:r>
           <w:r>
             <w:rPr>
@@ -1800,7 +1800,7 @@
             <w:fldChar w:fldCharType="begin"/>
           </w:r>
           <w:r>
-            <w:instrText xml:space="preserve"> PAGEREF _Toc10658 \h </w:instrText>
+            <w:instrText xml:space="preserve"> PAGEREF _Toc6657 \h </w:instrText>
           </w:r>
           <w:r>
             <w:fldChar w:fldCharType="separate"/>
@@ -1838,7 +1838,7 @@
               <w:rFonts w:hint="eastAsia" w:ascii="Microsoft JhengHei" w:hAnsi="Microsoft JhengHei" w:eastAsia="Microsoft JhengHei" w:cs="Microsoft JhengHei"/>
               <w:szCs w:val="24"/>
             </w:rPr>
-            <w:instrText xml:space="preserve"> HYPERLINK \l _Toc17759 </w:instrText>
+            <w:instrText xml:space="preserve"> HYPERLINK \l _Toc27616 </w:instrText>
           </w:r>
           <w:r>
             <w:rPr>
@@ -1863,7 +1863,7 @@
             <w:fldChar w:fldCharType="begin"/>
           </w:r>
           <w:r>
-            <w:instrText xml:space="preserve"> PAGEREF _Toc17759 \h </w:instrText>
+            <w:instrText xml:space="preserve"> PAGEREF _Toc27616 \h </w:instrText>
           </w:r>
           <w:r>
             <w:fldChar w:fldCharType="separate"/>
@@ -1901,7 +1901,7 @@
               <w:rFonts w:hint="eastAsia" w:ascii="Microsoft JhengHei" w:hAnsi="Microsoft JhengHei" w:eastAsia="Microsoft JhengHei" w:cs="Microsoft JhengHei"/>
               <w:szCs w:val="24"/>
             </w:rPr>
-            <w:instrText xml:space="preserve"> HYPERLINK \l _Toc5420 </w:instrText>
+            <w:instrText xml:space="preserve"> HYPERLINK \l _Toc23052 </w:instrText>
           </w:r>
           <w:r>
             <w:rPr>
@@ -1926,7 +1926,7 @@
             <w:fldChar w:fldCharType="begin"/>
           </w:r>
           <w:r>
-            <w:instrText xml:space="preserve"> PAGEREF _Toc5420 \h </w:instrText>
+            <w:instrText xml:space="preserve"> PAGEREF _Toc23052 \h </w:instrText>
           </w:r>
           <w:r>
             <w:fldChar w:fldCharType="separate"/>
@@ -1964,7 +1964,7 @@
               <w:rFonts w:hint="eastAsia" w:ascii="Microsoft JhengHei" w:hAnsi="Microsoft JhengHei" w:eastAsia="Microsoft JhengHei" w:cs="Microsoft JhengHei"/>
               <w:szCs w:val="24"/>
             </w:rPr>
-            <w:instrText xml:space="preserve"> HYPERLINK \l _Toc12966 </w:instrText>
+            <w:instrText xml:space="preserve"> HYPERLINK \l _Toc23835 </w:instrText>
           </w:r>
           <w:r>
             <w:rPr>
@@ -1989,7 +1989,7 @@
             <w:fldChar w:fldCharType="begin"/>
           </w:r>
           <w:r>
-            <w:instrText xml:space="preserve"> PAGEREF _Toc12966 \h </w:instrText>
+            <w:instrText xml:space="preserve"> PAGEREF _Toc23835 \h </w:instrText>
           </w:r>
           <w:r>
             <w:fldChar w:fldCharType="separate"/>
@@ -2027,7 +2027,7 @@
               <w:rFonts w:hint="eastAsia" w:ascii="Microsoft JhengHei" w:hAnsi="Microsoft JhengHei" w:eastAsia="Microsoft JhengHei" w:cs="Microsoft JhengHei"/>
               <w:szCs w:val="24"/>
             </w:rPr>
-            <w:instrText xml:space="preserve"> HYPERLINK \l _Toc4547 </w:instrText>
+            <w:instrText xml:space="preserve"> HYPERLINK \l _Toc16485 </w:instrText>
           </w:r>
           <w:r>
             <w:rPr>
@@ -2053,7 +2053,7 @@
             <w:fldChar w:fldCharType="begin"/>
           </w:r>
           <w:r>
-            <w:instrText xml:space="preserve"> PAGEREF _Toc4547 \h </w:instrText>
+            <w:instrText xml:space="preserve"> PAGEREF _Toc16485 \h </w:instrText>
           </w:r>
           <w:r>
             <w:fldChar w:fldCharType="separate"/>
@@ -2091,7 +2091,7 @@
               <w:rFonts w:hint="eastAsia" w:ascii="Microsoft JhengHei" w:hAnsi="Microsoft JhengHei" w:eastAsia="Microsoft JhengHei" w:cs="Microsoft JhengHei"/>
               <w:szCs w:val="24"/>
             </w:rPr>
-            <w:instrText xml:space="preserve"> HYPERLINK \l _Toc29500 </w:instrText>
+            <w:instrText xml:space="preserve"> HYPERLINK \l _Toc4503 </w:instrText>
           </w:r>
           <w:r>
             <w:rPr>
@@ -2121,7 +2121,7 @@
             <w:fldChar w:fldCharType="begin"/>
           </w:r>
           <w:r>
-            <w:instrText xml:space="preserve"> PAGEREF _Toc29500 \h </w:instrText>
+            <w:instrText xml:space="preserve"> PAGEREF _Toc4503 \h </w:instrText>
           </w:r>
           <w:r>
             <w:fldChar w:fldCharType="separate"/>
@@ -2159,7 +2159,7 @@
               <w:rFonts w:hint="eastAsia" w:ascii="Microsoft JhengHei" w:hAnsi="Microsoft JhengHei" w:eastAsia="Microsoft JhengHei" w:cs="Microsoft JhengHei"/>
               <w:szCs w:val="24"/>
             </w:rPr>
-            <w:instrText xml:space="preserve"> HYPERLINK \l _Toc8722 </w:instrText>
+            <w:instrText xml:space="preserve"> HYPERLINK \l _Toc11136 </w:instrText>
           </w:r>
           <w:r>
             <w:rPr>
@@ -2184,7 +2184,7 @@
             <w:fldChar w:fldCharType="begin"/>
           </w:r>
           <w:r>
-            <w:instrText xml:space="preserve"> PAGEREF _Toc8722 \h </w:instrText>
+            <w:instrText xml:space="preserve"> PAGEREF _Toc11136 \h </w:instrText>
           </w:r>
           <w:r>
             <w:fldChar w:fldCharType="separate"/>
@@ -2222,7 +2222,7 @@
               <w:rFonts w:hint="eastAsia" w:ascii="Microsoft JhengHei" w:hAnsi="Microsoft JhengHei" w:eastAsia="Microsoft JhengHei" w:cs="Microsoft JhengHei"/>
               <w:szCs w:val="24"/>
             </w:rPr>
-            <w:instrText xml:space="preserve"> HYPERLINK \l _Toc27841 </w:instrText>
+            <w:instrText xml:space="preserve"> HYPERLINK \l _Toc31029 </w:instrText>
           </w:r>
           <w:r>
             <w:rPr>
@@ -2247,7 +2247,7 @@
             <w:fldChar w:fldCharType="begin"/>
           </w:r>
           <w:r>
-            <w:instrText xml:space="preserve"> PAGEREF _Toc27841 \h </w:instrText>
+            <w:instrText xml:space="preserve"> PAGEREF _Toc31029 \h </w:instrText>
           </w:r>
           <w:r>
             <w:fldChar w:fldCharType="separate"/>
@@ -2313,7 +2313,7 @@
         <w:pStyle w:val="26"/>
         <w:bidi w:val="0"/>
       </w:pPr>
-      <w:bookmarkStart w:id="3" w:name="_Toc7041"/>
+      <w:bookmarkStart w:id="3" w:name="_Toc12422"/>
       <w:r>
         <w:rPr>
           <w:rFonts w:hint="eastAsia"/>
@@ -2362,7 +2362,7 @@
         <w:pStyle w:val="26"/>
         <w:bidi w:val="0"/>
       </w:pPr>
-      <w:bookmarkStart w:id="4" w:name="_Toc1675"/>
+      <w:bookmarkStart w:id="4" w:name="_Toc19918"/>
       <w:r>
         <w:t>适用范围</w:t>
       </w:r>
@@ -2408,7 +2408,7 @@
         <w:pStyle w:val="26"/>
         <w:bidi w:val="0"/>
       </w:pPr>
-      <w:bookmarkStart w:id="5" w:name="_Toc27676"/>
+      <w:bookmarkStart w:id="5" w:name="_Toc15264"/>
       <w:r>
         <w:t>引用文件</w:t>
       </w:r>
@@ -2646,7 +2646,7 @@
         <w:pStyle w:val="26"/>
         <w:bidi w:val="0"/>
       </w:pPr>
-      <w:bookmarkStart w:id="6" w:name="_Toc525"/>
+      <w:bookmarkStart w:id="6" w:name="_Toc31450"/>
       <w:r>
         <w:t>术语与定义</w:t>
       </w:r>
@@ -2676,7 +2676,7 @@
         <w:pStyle w:val="26"/>
         <w:bidi w:val="0"/>
       </w:pPr>
-      <w:bookmarkStart w:id="7" w:name="_Toc31806"/>
+      <w:bookmarkStart w:id="7" w:name="_Toc22029"/>
       <w:r>
         <w:t>角色与职责</w:t>
       </w:r>
@@ -3107,6 +3107,8 @@
               </w:rPr>
               <w:t>服务台客服</w:t>
             </w:r>
+            <w:bookmarkStart w:id="24" w:name="_GoBack"/>
+            <w:bookmarkEnd w:id="24"/>
           </w:p>
         </w:tc>
       </w:tr>
@@ -3116,7 +3118,7 @@
         <w:pStyle w:val="26"/>
         <w:bidi w:val="0"/>
       </w:pPr>
-      <w:bookmarkStart w:id="8" w:name="_Toc27081"/>
+      <w:bookmarkStart w:id="8" w:name="_Toc8452"/>
       <w:r>
         <w:t>程序</w:t>
       </w:r>
@@ -3129,7 +3131,7 @@
       </w:pPr>
       <w:bookmarkStart w:id="9" w:name="bookmark18"/>
       <w:bookmarkEnd w:id="9"/>
-      <w:bookmarkStart w:id="10" w:name="_Toc7233"/>
+      <w:bookmarkStart w:id="10" w:name="_Toc29918"/>
       <w:r>
         <w:t>客户满意度调查的项目</w:t>
       </w:r>
@@ -3306,7 +3308,7 @@
         <w:pStyle w:val="3"/>
         <w:bidi w:val="0"/>
       </w:pPr>
-      <w:bookmarkStart w:id="11" w:name="_Toc9534"/>
+      <w:bookmarkStart w:id="11" w:name="_Toc15295"/>
       <w:r>
         <w:t>客户满意度调查的信息来源</w:t>
       </w:r>
@@ -3512,7 +3514,7 @@
         <w:pStyle w:val="28"/>
         <w:bidi w:val="0"/>
       </w:pPr>
-      <w:bookmarkStart w:id="12" w:name="_Toc13319"/>
+      <w:bookmarkStart w:id="12" w:name="_Toc15808"/>
       <w:r>
         <w:t>调查过程</w:t>
       </w:r>
@@ -3525,7 +3527,7 @@
       </w:pPr>
       <w:bookmarkStart w:id="13" w:name="bookmark19"/>
       <w:bookmarkEnd w:id="13"/>
-      <w:bookmarkStart w:id="14" w:name="_Toc10658"/>
+      <w:bookmarkStart w:id="14" w:name="_Toc6657"/>
       <w:r>
         <w:t>客户满意度调查</w:t>
       </w:r>
@@ -3606,7 +3608,7 @@
         <w:pStyle w:val="29"/>
         <w:bidi w:val="0"/>
       </w:pPr>
-      <w:bookmarkStart w:id="15" w:name="_Toc17759"/>
+      <w:bookmarkStart w:id="15" w:name="_Toc27616"/>
       <w:r>
         <w:t>客户满意度调查项目</w:t>
       </w:r>
@@ -3668,7 +3670,7 @@
         <w:pStyle w:val="29"/>
         <w:bidi w:val="0"/>
       </w:pPr>
-      <w:bookmarkStart w:id="16" w:name="_Toc5420"/>
+      <w:bookmarkStart w:id="16" w:name="_Toc23052"/>
       <w:r>
         <w:t>客户满意度每项分数</w:t>
       </w:r>
@@ -4089,7 +4091,7 @@
       </w:pPr>
       <w:bookmarkStart w:id="17" w:name="bookmark1"/>
       <w:bookmarkEnd w:id="17"/>
-      <w:bookmarkStart w:id="18" w:name="_Toc12966"/>
+      <w:bookmarkStart w:id="18" w:name="_Toc23835"/>
       <w:r>
         <w:t>统计满意度得分</w:t>
       </w:r>
@@ -4135,7 +4137,7 @@
         <w:pStyle w:val="29"/>
         <w:bidi w:val="0"/>
       </w:pPr>
-      <w:bookmarkStart w:id="19" w:name="_Toc4547"/>
+      <w:bookmarkStart w:id="19" w:name="_Toc16485"/>
       <w:r>
         <w:t>改进</w:t>
       </w:r>
@@ -4147,8 +4149,6 @@
         </w:rPr>
         <w:tab/>
       </w:r>
-      <w:bookmarkStart w:id="24" w:name="_GoBack"/>
-      <w:bookmarkEnd w:id="24"/>
     </w:p>
     <w:p>
       <w:pPr>
@@ -4319,7 +4319,7 @@
         </w:rPr>
       </w:pPr>
       <w:bookmarkStart w:id="20" w:name="_Toc20969"/>
-      <w:bookmarkStart w:id="21" w:name="_Toc29500"/>
+      <w:bookmarkStart w:id="21" w:name="_Toc4503"/>
       <w:r>
         <w:rPr>
           <w:rFonts w:hint="eastAsia"/>
@@ -4773,7 +4773,7 @@
         <w:pStyle w:val="26"/>
         <w:bidi w:val="0"/>
       </w:pPr>
-      <w:bookmarkStart w:id="22" w:name="_Toc8722"/>
+      <w:bookmarkStart w:id="22" w:name="_Toc11136"/>
       <w:r>
         <w:t>相关文档</w:t>
       </w:r>
@@ -4873,7 +4873,7 @@
         <w:pStyle w:val="26"/>
         <w:bidi w:val="0"/>
       </w:pPr>
-      <w:bookmarkStart w:id="23" w:name="_Toc27841"/>
+      <w:bookmarkStart w:id="23" w:name="_Toc31029"/>
       <w:r>
         <w:t>附则</w:t>
       </w:r>

--- a/4.质量管理/1.流程制度规范类文件/040106-客户满意度调查程序.docx
+++ b/4.质量管理/1.流程制度规范类文件/040106-客户满意度调查程序.docx
@@ -13,7 +13,7 @@
         <w:pStyle w:val="31"/>
         <w:bidi w:val="0"/>
       </w:pPr>
-      <w:bookmarkStart w:id="0" w:name="_Toc10387"/>
+      <w:bookmarkStart w:id="0" w:name="_Toc24816"/>
       <w:r>
         <w:t>客户满意度调查程序</w:t>
       </w:r>
@@ -24,7 +24,7 @@
         <w:pStyle w:val="32"/>
         <w:bidi w:val="0"/>
       </w:pPr>
-      <w:bookmarkStart w:id="1" w:name="_Toc16569"/>
+      <w:bookmarkStart w:id="1" w:name="_Toc12882"/>
       <w:r>
         <w:t>中达丰集团有限公司</w:t>
       </w:r>
@@ -83,7 +83,7 @@
           <w:szCs w:val="28"/>
         </w:rPr>
       </w:pPr>
-      <w:bookmarkStart w:id="2" w:name="_Toc2582"/>
+      <w:bookmarkStart w:id="2" w:name="_Toc20864"/>
       <w:r>
         <w:rPr>
           <w:rFonts w:ascii="宋体" w:hAnsi="宋体" w:eastAsia="宋体" w:cs="宋体"/>
@@ -992,6 +992,8 @@
               <w:tab w:val="right" w:leader="dot" w:pos="8497"/>
             </w:tabs>
           </w:pPr>
+          <w:bookmarkStart w:id="24" w:name="_GoBack"/>
+          <w:bookmarkEnd w:id="24"/>
           <w:r>
             <w:rPr>
               <w:rFonts w:hint="eastAsia" w:ascii="Microsoft JhengHei" w:hAnsi="Microsoft JhengHei" w:eastAsia="Microsoft JhengHei" w:cs="Microsoft JhengHei"/>
@@ -1028,7 +1030,7 @@
               <w:rFonts w:hint="eastAsia" w:ascii="Microsoft JhengHei" w:hAnsi="Microsoft JhengHei" w:eastAsia="Microsoft JhengHei" w:cs="Microsoft JhengHei"/>
               <w:szCs w:val="24"/>
             </w:rPr>
-            <w:instrText xml:space="preserve"> HYPERLINK \l _Toc10387 </w:instrText>
+            <w:instrText xml:space="preserve"> HYPERLINK \l _Toc24816 </w:instrText>
           </w:r>
           <w:r>
             <w:rPr>
@@ -1047,7 +1049,7 @@
             <w:fldChar w:fldCharType="begin"/>
           </w:r>
           <w:r>
-            <w:instrText xml:space="preserve"> PAGEREF _Toc10387 \h </w:instrText>
+            <w:instrText xml:space="preserve"> PAGEREF _Toc24816 \h </w:instrText>
           </w:r>
           <w:r>
             <w:fldChar w:fldCharType="separate"/>
@@ -1085,7 +1087,7 @@
               <w:rFonts w:hint="eastAsia" w:ascii="Microsoft JhengHei" w:hAnsi="Microsoft JhengHei" w:eastAsia="Microsoft JhengHei" w:cs="Microsoft JhengHei"/>
               <w:szCs w:val="24"/>
             </w:rPr>
-            <w:instrText xml:space="preserve"> HYPERLINK \l _Toc16569 </w:instrText>
+            <w:instrText xml:space="preserve"> HYPERLINK \l _Toc12882 </w:instrText>
           </w:r>
           <w:r>
             <w:rPr>
@@ -1104,7 +1106,7 @@
             <w:fldChar w:fldCharType="begin"/>
           </w:r>
           <w:r>
-            <w:instrText xml:space="preserve"> PAGEREF _Toc16569 \h </w:instrText>
+            <w:instrText xml:space="preserve"> PAGEREF _Toc12882 \h </w:instrText>
           </w:r>
           <w:r>
             <w:fldChar w:fldCharType="separate"/>
@@ -1142,7 +1144,7 @@
               <w:rFonts w:hint="eastAsia" w:ascii="Microsoft JhengHei" w:hAnsi="Microsoft JhengHei" w:eastAsia="Microsoft JhengHei" w:cs="Microsoft JhengHei"/>
               <w:szCs w:val="24"/>
             </w:rPr>
-            <w:instrText xml:space="preserve"> HYPERLINK \l _Toc2582 </w:instrText>
+            <w:instrText xml:space="preserve"> HYPERLINK \l _Toc20864 </w:instrText>
           </w:r>
           <w:r>
             <w:rPr>
@@ -1166,7 +1168,7 @@
             <w:fldChar w:fldCharType="begin"/>
           </w:r>
           <w:r>
-            <w:instrText xml:space="preserve"> PAGEREF _Toc2582 \h </w:instrText>
+            <w:instrText xml:space="preserve"> PAGEREF _Toc20864 \h </w:instrText>
           </w:r>
           <w:r>
             <w:fldChar w:fldCharType="separate"/>
@@ -1204,7 +1206,7 @@
               <w:rFonts w:hint="eastAsia" w:ascii="Microsoft JhengHei" w:hAnsi="Microsoft JhengHei" w:eastAsia="Microsoft JhengHei" w:cs="Microsoft JhengHei"/>
               <w:szCs w:val="24"/>
             </w:rPr>
-            <w:instrText xml:space="preserve"> HYPERLINK \l _Toc12422 </w:instrText>
+            <w:instrText xml:space="preserve"> HYPERLINK \l _Toc16616 </w:instrText>
           </w:r>
           <w:r>
             <w:rPr>
@@ -1233,7 +1235,7 @@
             <w:fldChar w:fldCharType="begin"/>
           </w:r>
           <w:r>
-            <w:instrText xml:space="preserve"> PAGEREF _Toc12422 \h </w:instrText>
+            <w:instrText xml:space="preserve"> PAGEREF _Toc16616 \h </w:instrText>
           </w:r>
           <w:r>
             <w:fldChar w:fldCharType="separate"/>
@@ -1271,7 +1273,7 @@
               <w:rFonts w:hint="eastAsia" w:ascii="Microsoft JhengHei" w:hAnsi="Microsoft JhengHei" w:eastAsia="Microsoft JhengHei" w:cs="Microsoft JhengHei"/>
               <w:szCs w:val="24"/>
             </w:rPr>
-            <w:instrText xml:space="preserve"> HYPERLINK \l _Toc19918 </w:instrText>
+            <w:instrText xml:space="preserve"> HYPERLINK \l _Toc14092 </w:instrText>
           </w:r>
           <w:r>
             <w:rPr>
@@ -1296,7 +1298,7 @@
             <w:fldChar w:fldCharType="begin"/>
           </w:r>
           <w:r>
-            <w:instrText xml:space="preserve"> PAGEREF _Toc19918 \h </w:instrText>
+            <w:instrText xml:space="preserve"> PAGEREF _Toc14092 \h </w:instrText>
           </w:r>
           <w:r>
             <w:fldChar w:fldCharType="separate"/>
@@ -1334,7 +1336,7 @@
               <w:rFonts w:hint="eastAsia" w:ascii="Microsoft JhengHei" w:hAnsi="Microsoft JhengHei" w:eastAsia="Microsoft JhengHei" w:cs="Microsoft JhengHei"/>
               <w:szCs w:val="24"/>
             </w:rPr>
-            <w:instrText xml:space="preserve"> HYPERLINK \l _Toc15264 </w:instrText>
+            <w:instrText xml:space="preserve"> HYPERLINK \l _Toc17914 </w:instrText>
           </w:r>
           <w:r>
             <w:rPr>
@@ -1359,7 +1361,7 @@
             <w:fldChar w:fldCharType="begin"/>
           </w:r>
           <w:r>
-            <w:instrText xml:space="preserve"> PAGEREF _Toc15264 \h </w:instrText>
+            <w:instrText xml:space="preserve"> PAGEREF _Toc17914 \h </w:instrText>
           </w:r>
           <w:r>
             <w:fldChar w:fldCharType="separate"/>
@@ -1397,7 +1399,7 @@
               <w:rFonts w:hint="eastAsia" w:ascii="Microsoft JhengHei" w:hAnsi="Microsoft JhengHei" w:eastAsia="Microsoft JhengHei" w:cs="Microsoft JhengHei"/>
               <w:szCs w:val="24"/>
             </w:rPr>
-            <w:instrText xml:space="preserve"> HYPERLINK \l _Toc31450 </w:instrText>
+            <w:instrText xml:space="preserve"> HYPERLINK \l _Toc18899 </w:instrText>
           </w:r>
           <w:r>
             <w:rPr>
@@ -1422,7 +1424,7 @@
             <w:fldChar w:fldCharType="begin"/>
           </w:r>
           <w:r>
-            <w:instrText xml:space="preserve"> PAGEREF _Toc31450 \h </w:instrText>
+            <w:instrText xml:space="preserve"> PAGEREF _Toc18899 \h </w:instrText>
           </w:r>
           <w:r>
             <w:fldChar w:fldCharType="separate"/>
@@ -1460,7 +1462,7 @@
               <w:rFonts w:hint="eastAsia" w:ascii="Microsoft JhengHei" w:hAnsi="Microsoft JhengHei" w:eastAsia="Microsoft JhengHei" w:cs="Microsoft JhengHei"/>
               <w:szCs w:val="24"/>
             </w:rPr>
-            <w:instrText xml:space="preserve"> HYPERLINK \l _Toc22029 </w:instrText>
+            <w:instrText xml:space="preserve"> HYPERLINK \l _Toc24139 </w:instrText>
           </w:r>
           <w:r>
             <w:rPr>
@@ -1485,7 +1487,7 @@
             <w:fldChar w:fldCharType="begin"/>
           </w:r>
           <w:r>
-            <w:instrText xml:space="preserve"> PAGEREF _Toc22029 \h </w:instrText>
+            <w:instrText xml:space="preserve"> PAGEREF _Toc24139 \h </w:instrText>
           </w:r>
           <w:r>
             <w:fldChar w:fldCharType="separate"/>
@@ -1523,7 +1525,7 @@
               <w:rFonts w:hint="eastAsia" w:ascii="Microsoft JhengHei" w:hAnsi="Microsoft JhengHei" w:eastAsia="Microsoft JhengHei" w:cs="Microsoft JhengHei"/>
               <w:szCs w:val="24"/>
             </w:rPr>
-            <w:instrText xml:space="preserve"> HYPERLINK \l _Toc8452 </w:instrText>
+            <w:instrText xml:space="preserve"> HYPERLINK \l _Toc27398 </w:instrText>
           </w:r>
           <w:r>
             <w:rPr>
@@ -1548,7 +1550,7 @@
             <w:fldChar w:fldCharType="begin"/>
           </w:r>
           <w:r>
-            <w:instrText xml:space="preserve"> PAGEREF _Toc8452 \h </w:instrText>
+            <w:instrText xml:space="preserve"> PAGEREF _Toc27398 \h </w:instrText>
           </w:r>
           <w:r>
             <w:fldChar w:fldCharType="separate"/>
@@ -1586,7 +1588,7 @@
               <w:rFonts w:hint="eastAsia" w:ascii="Microsoft JhengHei" w:hAnsi="Microsoft JhengHei" w:eastAsia="Microsoft JhengHei" w:cs="Microsoft JhengHei"/>
               <w:szCs w:val="24"/>
             </w:rPr>
-            <w:instrText xml:space="preserve"> HYPERLINK \l _Toc29918 </w:instrText>
+            <w:instrText xml:space="preserve"> HYPERLINK \l _Toc10208 </w:instrText>
           </w:r>
           <w:r>
             <w:rPr>
@@ -1611,7 +1613,7 @@
             <w:fldChar w:fldCharType="begin"/>
           </w:r>
           <w:r>
-            <w:instrText xml:space="preserve"> PAGEREF _Toc29918 \h </w:instrText>
+            <w:instrText xml:space="preserve"> PAGEREF _Toc10208 \h </w:instrText>
           </w:r>
           <w:r>
             <w:fldChar w:fldCharType="separate"/>
@@ -1649,7 +1651,7 @@
               <w:rFonts w:hint="eastAsia" w:ascii="Microsoft JhengHei" w:hAnsi="Microsoft JhengHei" w:eastAsia="Microsoft JhengHei" w:cs="Microsoft JhengHei"/>
               <w:szCs w:val="24"/>
             </w:rPr>
-            <w:instrText xml:space="preserve"> HYPERLINK \l _Toc15295 </w:instrText>
+            <w:instrText xml:space="preserve"> HYPERLINK \l _Toc17377 </w:instrText>
           </w:r>
           <w:r>
             <w:rPr>
@@ -1674,7 +1676,7 @@
             <w:fldChar w:fldCharType="begin"/>
           </w:r>
           <w:r>
-            <w:instrText xml:space="preserve"> PAGEREF _Toc15295 \h </w:instrText>
+            <w:instrText xml:space="preserve"> PAGEREF _Toc17377 \h </w:instrText>
           </w:r>
           <w:r>
             <w:fldChar w:fldCharType="separate"/>
@@ -1712,7 +1714,7 @@
               <w:rFonts w:hint="eastAsia" w:ascii="Microsoft JhengHei" w:hAnsi="Microsoft JhengHei" w:eastAsia="Microsoft JhengHei" w:cs="Microsoft JhengHei"/>
               <w:szCs w:val="24"/>
             </w:rPr>
-            <w:instrText xml:space="preserve"> HYPERLINK \l _Toc15808 </w:instrText>
+            <w:instrText xml:space="preserve"> HYPERLINK \l _Toc17699 </w:instrText>
           </w:r>
           <w:r>
             <w:rPr>
@@ -1737,7 +1739,7 @@
             <w:fldChar w:fldCharType="begin"/>
           </w:r>
           <w:r>
-            <w:instrText xml:space="preserve"> PAGEREF _Toc15808 \h </w:instrText>
+            <w:instrText xml:space="preserve"> PAGEREF _Toc17699 \h </w:instrText>
           </w:r>
           <w:r>
             <w:fldChar w:fldCharType="separate"/>
@@ -1775,7 +1777,7 @@
               <w:rFonts w:hint="eastAsia" w:ascii="Microsoft JhengHei" w:hAnsi="Microsoft JhengHei" w:eastAsia="Microsoft JhengHei" w:cs="Microsoft JhengHei"/>
               <w:szCs w:val="24"/>
             </w:rPr>
-            <w:instrText xml:space="preserve"> HYPERLINK \l _Toc6657 </w:instrText>
+            <w:instrText xml:space="preserve"> HYPERLINK \l _Toc6845 </w:instrText>
           </w:r>
           <w:r>
             <w:rPr>
@@ -1800,7 +1802,7 @@
             <w:fldChar w:fldCharType="begin"/>
           </w:r>
           <w:r>
-            <w:instrText xml:space="preserve"> PAGEREF _Toc6657 \h </w:instrText>
+            <w:instrText xml:space="preserve"> PAGEREF _Toc6845 \h </w:instrText>
           </w:r>
           <w:r>
             <w:fldChar w:fldCharType="separate"/>
@@ -1838,7 +1840,7 @@
               <w:rFonts w:hint="eastAsia" w:ascii="Microsoft JhengHei" w:hAnsi="Microsoft JhengHei" w:eastAsia="Microsoft JhengHei" w:cs="Microsoft JhengHei"/>
               <w:szCs w:val="24"/>
             </w:rPr>
-            <w:instrText xml:space="preserve"> HYPERLINK \l _Toc27616 </w:instrText>
+            <w:instrText xml:space="preserve"> HYPERLINK \l _Toc16953 </w:instrText>
           </w:r>
           <w:r>
             <w:rPr>
@@ -1863,7 +1865,7 @@
             <w:fldChar w:fldCharType="begin"/>
           </w:r>
           <w:r>
-            <w:instrText xml:space="preserve"> PAGEREF _Toc27616 \h </w:instrText>
+            <w:instrText xml:space="preserve"> PAGEREF _Toc16953 \h </w:instrText>
           </w:r>
           <w:r>
             <w:fldChar w:fldCharType="separate"/>
@@ -1901,7 +1903,7 @@
               <w:rFonts w:hint="eastAsia" w:ascii="Microsoft JhengHei" w:hAnsi="Microsoft JhengHei" w:eastAsia="Microsoft JhengHei" w:cs="Microsoft JhengHei"/>
               <w:szCs w:val="24"/>
             </w:rPr>
-            <w:instrText xml:space="preserve"> HYPERLINK \l _Toc23052 </w:instrText>
+            <w:instrText xml:space="preserve"> HYPERLINK \l _Toc30107 </w:instrText>
           </w:r>
           <w:r>
             <w:rPr>
@@ -1926,7 +1928,7 @@
             <w:fldChar w:fldCharType="begin"/>
           </w:r>
           <w:r>
-            <w:instrText xml:space="preserve"> PAGEREF _Toc23052 \h </w:instrText>
+            <w:instrText xml:space="preserve"> PAGEREF _Toc30107 \h </w:instrText>
           </w:r>
           <w:r>
             <w:fldChar w:fldCharType="separate"/>
@@ -1964,7 +1966,7 @@
               <w:rFonts w:hint="eastAsia" w:ascii="Microsoft JhengHei" w:hAnsi="Microsoft JhengHei" w:eastAsia="Microsoft JhengHei" w:cs="Microsoft JhengHei"/>
               <w:szCs w:val="24"/>
             </w:rPr>
-            <w:instrText xml:space="preserve"> HYPERLINK \l _Toc23835 </w:instrText>
+            <w:instrText xml:space="preserve"> HYPERLINK \l _Toc13796 </w:instrText>
           </w:r>
           <w:r>
             <w:rPr>
@@ -1989,7 +1991,7 @@
             <w:fldChar w:fldCharType="begin"/>
           </w:r>
           <w:r>
-            <w:instrText xml:space="preserve"> PAGEREF _Toc23835 \h </w:instrText>
+            <w:instrText xml:space="preserve"> PAGEREF _Toc13796 \h </w:instrText>
           </w:r>
           <w:r>
             <w:fldChar w:fldCharType="separate"/>
@@ -2027,7 +2029,7 @@
               <w:rFonts w:hint="eastAsia" w:ascii="Microsoft JhengHei" w:hAnsi="Microsoft JhengHei" w:eastAsia="Microsoft JhengHei" w:cs="Microsoft JhengHei"/>
               <w:szCs w:val="24"/>
             </w:rPr>
-            <w:instrText xml:space="preserve"> HYPERLINK \l _Toc16485 </w:instrText>
+            <w:instrText xml:space="preserve"> HYPERLINK \l _Toc7656 </w:instrText>
           </w:r>
           <w:r>
             <w:rPr>
@@ -2053,7 +2055,7 @@
             <w:fldChar w:fldCharType="begin"/>
           </w:r>
           <w:r>
-            <w:instrText xml:space="preserve"> PAGEREF _Toc16485 \h </w:instrText>
+            <w:instrText xml:space="preserve"> PAGEREF _Toc7656 \h </w:instrText>
           </w:r>
           <w:r>
             <w:fldChar w:fldCharType="separate"/>
@@ -2091,7 +2093,7 @@
               <w:rFonts w:hint="eastAsia" w:ascii="Microsoft JhengHei" w:hAnsi="Microsoft JhengHei" w:eastAsia="Microsoft JhengHei" w:cs="Microsoft JhengHei"/>
               <w:szCs w:val="24"/>
             </w:rPr>
-            <w:instrText xml:space="preserve"> HYPERLINK \l _Toc4503 </w:instrText>
+            <w:instrText xml:space="preserve"> HYPERLINK \l _Toc687 </w:instrText>
           </w:r>
           <w:r>
             <w:rPr>
@@ -2121,7 +2123,7 @@
             <w:fldChar w:fldCharType="begin"/>
           </w:r>
           <w:r>
-            <w:instrText xml:space="preserve"> PAGEREF _Toc4503 \h </w:instrText>
+            <w:instrText xml:space="preserve"> PAGEREF _Toc687 \h </w:instrText>
           </w:r>
           <w:r>
             <w:fldChar w:fldCharType="separate"/>
@@ -2159,7 +2161,7 @@
               <w:rFonts w:hint="eastAsia" w:ascii="Microsoft JhengHei" w:hAnsi="Microsoft JhengHei" w:eastAsia="Microsoft JhengHei" w:cs="Microsoft JhengHei"/>
               <w:szCs w:val="24"/>
             </w:rPr>
-            <w:instrText xml:space="preserve"> HYPERLINK \l _Toc11136 </w:instrText>
+            <w:instrText xml:space="preserve"> HYPERLINK \l _Toc30610 </w:instrText>
           </w:r>
           <w:r>
             <w:rPr>
@@ -2184,7 +2186,7 @@
             <w:fldChar w:fldCharType="begin"/>
           </w:r>
           <w:r>
-            <w:instrText xml:space="preserve"> PAGEREF _Toc11136 \h </w:instrText>
+            <w:instrText xml:space="preserve"> PAGEREF _Toc30610 \h </w:instrText>
           </w:r>
           <w:r>
             <w:fldChar w:fldCharType="separate"/>
@@ -2222,7 +2224,7 @@
               <w:rFonts w:hint="eastAsia" w:ascii="Microsoft JhengHei" w:hAnsi="Microsoft JhengHei" w:eastAsia="Microsoft JhengHei" w:cs="Microsoft JhengHei"/>
               <w:szCs w:val="24"/>
             </w:rPr>
-            <w:instrText xml:space="preserve"> HYPERLINK \l _Toc31029 </w:instrText>
+            <w:instrText xml:space="preserve"> HYPERLINK \l _Toc562 </w:instrText>
           </w:r>
           <w:r>
             <w:rPr>
@@ -2247,7 +2249,7 @@
             <w:fldChar w:fldCharType="begin"/>
           </w:r>
           <w:r>
-            <w:instrText xml:space="preserve"> PAGEREF _Toc31029 \h </w:instrText>
+            <w:instrText xml:space="preserve"> PAGEREF _Toc562 \h </w:instrText>
           </w:r>
           <w:r>
             <w:fldChar w:fldCharType="separate"/>
@@ -2313,7 +2315,7 @@
         <w:pStyle w:val="26"/>
         <w:bidi w:val="0"/>
       </w:pPr>
-      <w:bookmarkStart w:id="3" w:name="_Toc12422"/>
+      <w:bookmarkStart w:id="3" w:name="_Toc16616"/>
       <w:r>
         <w:rPr>
           <w:rFonts w:hint="eastAsia"/>
@@ -2362,7 +2364,7 @@
         <w:pStyle w:val="26"/>
         <w:bidi w:val="0"/>
       </w:pPr>
-      <w:bookmarkStart w:id="4" w:name="_Toc19918"/>
+      <w:bookmarkStart w:id="4" w:name="_Toc14092"/>
       <w:r>
         <w:t>适用范围</w:t>
       </w:r>
@@ -2408,7 +2410,7 @@
         <w:pStyle w:val="26"/>
         <w:bidi w:val="0"/>
       </w:pPr>
-      <w:bookmarkStart w:id="5" w:name="_Toc15264"/>
+      <w:bookmarkStart w:id="5" w:name="_Toc17914"/>
       <w:r>
         <w:t>引用文件</w:t>
       </w:r>
@@ -2646,7 +2648,7 @@
         <w:pStyle w:val="26"/>
         <w:bidi w:val="0"/>
       </w:pPr>
-      <w:bookmarkStart w:id="6" w:name="_Toc31450"/>
+      <w:bookmarkStart w:id="6" w:name="_Toc18899"/>
       <w:r>
         <w:t>术语与定义</w:t>
       </w:r>
@@ -2676,7 +2678,7 @@
         <w:pStyle w:val="26"/>
         <w:bidi w:val="0"/>
       </w:pPr>
-      <w:bookmarkStart w:id="7" w:name="_Toc22029"/>
+      <w:bookmarkStart w:id="7" w:name="_Toc24139"/>
       <w:r>
         <w:t>角色与职责</w:t>
       </w:r>
@@ -3107,8 +3109,6 @@
               </w:rPr>
               <w:t>服务台客服</w:t>
             </w:r>
-            <w:bookmarkStart w:id="24" w:name="_GoBack"/>
-            <w:bookmarkEnd w:id="24"/>
           </w:p>
         </w:tc>
       </w:tr>
@@ -3118,7 +3118,7 @@
         <w:pStyle w:val="26"/>
         <w:bidi w:val="0"/>
       </w:pPr>
-      <w:bookmarkStart w:id="8" w:name="_Toc8452"/>
+      <w:bookmarkStart w:id="8" w:name="_Toc27398"/>
       <w:r>
         <w:t>程序</w:t>
       </w:r>
@@ -3131,7 +3131,7 @@
       </w:pPr>
       <w:bookmarkStart w:id="9" w:name="bookmark18"/>
       <w:bookmarkEnd w:id="9"/>
-      <w:bookmarkStart w:id="10" w:name="_Toc29918"/>
+      <w:bookmarkStart w:id="10" w:name="_Toc10208"/>
       <w:r>
         <w:t>客户满意度调查的项目</w:t>
       </w:r>
@@ -3308,7 +3308,7 @@
         <w:pStyle w:val="3"/>
         <w:bidi w:val="0"/>
       </w:pPr>
-      <w:bookmarkStart w:id="11" w:name="_Toc15295"/>
+      <w:bookmarkStart w:id="11" w:name="_Toc17377"/>
       <w:r>
         <w:t>客户满意度调查的信息来源</w:t>
       </w:r>
@@ -3514,7 +3514,7 @@
         <w:pStyle w:val="28"/>
         <w:bidi w:val="0"/>
       </w:pPr>
-      <w:bookmarkStart w:id="12" w:name="_Toc15808"/>
+      <w:bookmarkStart w:id="12" w:name="_Toc17699"/>
       <w:r>
         <w:t>调查过程</w:t>
       </w:r>
@@ -3527,7 +3527,7 @@
       </w:pPr>
       <w:bookmarkStart w:id="13" w:name="bookmark19"/>
       <w:bookmarkEnd w:id="13"/>
-      <w:bookmarkStart w:id="14" w:name="_Toc6657"/>
+      <w:bookmarkStart w:id="14" w:name="_Toc6845"/>
       <w:r>
         <w:t>客户满意度调查</w:t>
       </w:r>
@@ -3608,7 +3608,7 @@
         <w:pStyle w:val="29"/>
         <w:bidi w:val="0"/>
       </w:pPr>
-      <w:bookmarkStart w:id="15" w:name="_Toc27616"/>
+      <w:bookmarkStart w:id="15" w:name="_Toc16953"/>
       <w:r>
         <w:t>客户满意度调查项目</w:t>
       </w:r>
@@ -3670,7 +3670,7 @@
         <w:pStyle w:val="29"/>
         <w:bidi w:val="0"/>
       </w:pPr>
-      <w:bookmarkStart w:id="16" w:name="_Toc23052"/>
+      <w:bookmarkStart w:id="16" w:name="_Toc30107"/>
       <w:r>
         <w:t>客户满意度每项分数</w:t>
       </w:r>
@@ -4091,7 +4091,7 @@
       </w:pPr>
       <w:bookmarkStart w:id="17" w:name="bookmark1"/>
       <w:bookmarkEnd w:id="17"/>
-      <w:bookmarkStart w:id="18" w:name="_Toc23835"/>
+      <w:bookmarkStart w:id="18" w:name="_Toc13796"/>
       <w:r>
         <w:t>统计满意度得分</w:t>
       </w:r>
@@ -4137,7 +4137,7 @@
         <w:pStyle w:val="29"/>
         <w:bidi w:val="0"/>
       </w:pPr>
-      <w:bookmarkStart w:id="19" w:name="_Toc16485"/>
+      <w:bookmarkStart w:id="19" w:name="_Toc7656"/>
       <w:r>
         <w:t>改进</w:t>
       </w:r>
@@ -4319,7 +4319,7 @@
         </w:rPr>
       </w:pPr>
       <w:bookmarkStart w:id="20" w:name="_Toc20969"/>
-      <w:bookmarkStart w:id="21" w:name="_Toc4503"/>
+      <w:bookmarkStart w:id="21" w:name="_Toc687"/>
       <w:r>
         <w:rPr>
           <w:rFonts w:hint="eastAsia"/>
@@ -4773,7 +4773,7 @@
         <w:pStyle w:val="26"/>
         <w:bidi w:val="0"/>
       </w:pPr>
-      <w:bookmarkStart w:id="22" w:name="_Toc11136"/>
+      <w:bookmarkStart w:id="22" w:name="_Toc30610"/>
       <w:r>
         <w:t>相关文档</w:t>
       </w:r>
@@ -4873,7 +4873,7 @@
         <w:pStyle w:val="26"/>
         <w:bidi w:val="0"/>
       </w:pPr>
-      <w:bookmarkStart w:id="23" w:name="_Toc31029"/>
+      <w:bookmarkStart w:id="23" w:name="_Toc562"/>
       <w:r>
         <w:t>附则</w:t>
       </w:r>

--- a/4.质量管理/1.流程制度规范类文件/040106-客户满意度调查程序.docx
+++ b/4.质量管理/1.流程制度规范类文件/040106-客户满意度调查程序.docx
@@ -13,7 +13,7 @@
         <w:pStyle w:val="31"/>
         <w:bidi w:val="0"/>
       </w:pPr>
-      <w:bookmarkStart w:id="0" w:name="_Toc24816"/>
+      <w:bookmarkStart w:id="0" w:name="_Toc24727"/>
       <w:r>
         <w:t>客户满意度调查程序</w:t>
       </w:r>
@@ -24,7 +24,7 @@
         <w:pStyle w:val="32"/>
         <w:bidi w:val="0"/>
       </w:pPr>
-      <w:bookmarkStart w:id="1" w:name="_Toc12882"/>
+      <w:bookmarkStart w:id="1" w:name="_Toc5433"/>
       <w:r>
         <w:t>中达丰集团有限公司</w:t>
       </w:r>
@@ -83,7 +83,7 @@
           <w:szCs w:val="28"/>
         </w:rPr>
       </w:pPr>
-      <w:bookmarkStart w:id="2" w:name="_Toc20864"/>
+      <w:bookmarkStart w:id="2" w:name="_Toc1442"/>
       <w:r>
         <w:rPr>
           <w:rFonts w:ascii="宋体" w:hAnsi="宋体" w:eastAsia="宋体" w:cs="宋体"/>
@@ -1030,7 +1030,7 @@
               <w:rFonts w:hint="eastAsia" w:ascii="Microsoft JhengHei" w:hAnsi="Microsoft JhengHei" w:eastAsia="Microsoft JhengHei" w:cs="Microsoft JhengHei"/>
               <w:szCs w:val="24"/>
             </w:rPr>
-            <w:instrText xml:space="preserve"> HYPERLINK \l _Toc24816 </w:instrText>
+            <w:instrText xml:space="preserve"> HYPERLINK \l _Toc24727 </w:instrText>
           </w:r>
           <w:r>
             <w:rPr>
@@ -1049,7 +1049,7 @@
             <w:fldChar w:fldCharType="begin"/>
           </w:r>
           <w:r>
-            <w:instrText xml:space="preserve"> PAGEREF _Toc24816 \h </w:instrText>
+            <w:instrText xml:space="preserve"> PAGEREF _Toc24727 \h </w:instrText>
           </w:r>
           <w:r>
             <w:fldChar w:fldCharType="separate"/>
@@ -1087,7 +1087,7 @@
               <w:rFonts w:hint="eastAsia" w:ascii="Microsoft JhengHei" w:hAnsi="Microsoft JhengHei" w:eastAsia="Microsoft JhengHei" w:cs="Microsoft JhengHei"/>
               <w:szCs w:val="24"/>
             </w:rPr>
-            <w:instrText xml:space="preserve"> HYPERLINK \l _Toc12882 </w:instrText>
+            <w:instrText xml:space="preserve"> HYPERLINK \l _Toc5433 </w:instrText>
           </w:r>
           <w:r>
             <w:rPr>
@@ -1106,7 +1106,7 @@
             <w:fldChar w:fldCharType="begin"/>
           </w:r>
           <w:r>
-            <w:instrText xml:space="preserve"> PAGEREF _Toc12882 \h </w:instrText>
+            <w:instrText xml:space="preserve"> PAGEREF _Toc5433 \h </w:instrText>
           </w:r>
           <w:r>
             <w:fldChar w:fldCharType="separate"/>
@@ -1144,7 +1144,7 @@
               <w:rFonts w:hint="eastAsia" w:ascii="Microsoft JhengHei" w:hAnsi="Microsoft JhengHei" w:eastAsia="Microsoft JhengHei" w:cs="Microsoft JhengHei"/>
               <w:szCs w:val="24"/>
             </w:rPr>
-            <w:instrText xml:space="preserve"> HYPERLINK \l _Toc20864 </w:instrText>
+            <w:instrText xml:space="preserve"> HYPERLINK \l _Toc1442 </w:instrText>
           </w:r>
           <w:r>
             <w:rPr>
@@ -1168,7 +1168,7 @@
             <w:fldChar w:fldCharType="begin"/>
           </w:r>
           <w:r>
-            <w:instrText xml:space="preserve"> PAGEREF _Toc20864 \h </w:instrText>
+            <w:instrText xml:space="preserve"> PAGEREF _Toc1442 \h </w:instrText>
           </w:r>
           <w:r>
             <w:fldChar w:fldCharType="separate"/>
@@ -1206,7 +1206,7 @@
               <w:rFonts w:hint="eastAsia" w:ascii="Microsoft JhengHei" w:hAnsi="Microsoft JhengHei" w:eastAsia="Microsoft JhengHei" w:cs="Microsoft JhengHei"/>
               <w:szCs w:val="24"/>
             </w:rPr>
-            <w:instrText xml:space="preserve"> HYPERLINK \l _Toc16616 </w:instrText>
+            <w:instrText xml:space="preserve"> HYPERLINK \l _Toc18092 </w:instrText>
           </w:r>
           <w:r>
             <w:rPr>
@@ -1235,7 +1235,7 @@
             <w:fldChar w:fldCharType="begin"/>
           </w:r>
           <w:r>
-            <w:instrText xml:space="preserve"> PAGEREF _Toc16616 \h </w:instrText>
+            <w:instrText xml:space="preserve"> PAGEREF _Toc18092 \h </w:instrText>
           </w:r>
           <w:r>
             <w:fldChar w:fldCharType="separate"/>
@@ -1273,7 +1273,7 @@
               <w:rFonts w:hint="eastAsia" w:ascii="Microsoft JhengHei" w:hAnsi="Microsoft JhengHei" w:eastAsia="Microsoft JhengHei" w:cs="Microsoft JhengHei"/>
               <w:szCs w:val="24"/>
             </w:rPr>
-            <w:instrText xml:space="preserve"> HYPERLINK \l _Toc14092 </w:instrText>
+            <w:instrText xml:space="preserve"> HYPERLINK \l _Toc21800 </w:instrText>
           </w:r>
           <w:r>
             <w:rPr>
@@ -1298,7 +1298,7 @@
             <w:fldChar w:fldCharType="begin"/>
           </w:r>
           <w:r>
-            <w:instrText xml:space="preserve"> PAGEREF _Toc14092 \h </w:instrText>
+            <w:instrText xml:space="preserve"> PAGEREF _Toc21800 \h </w:instrText>
           </w:r>
           <w:r>
             <w:fldChar w:fldCharType="separate"/>
@@ -1336,7 +1336,7 @@
               <w:rFonts w:hint="eastAsia" w:ascii="Microsoft JhengHei" w:hAnsi="Microsoft JhengHei" w:eastAsia="Microsoft JhengHei" w:cs="Microsoft JhengHei"/>
               <w:szCs w:val="24"/>
             </w:rPr>
-            <w:instrText xml:space="preserve"> HYPERLINK \l _Toc17914 </w:instrText>
+            <w:instrText xml:space="preserve"> HYPERLINK \l _Toc23446 </w:instrText>
           </w:r>
           <w:r>
             <w:rPr>
@@ -1361,7 +1361,7 @@
             <w:fldChar w:fldCharType="begin"/>
           </w:r>
           <w:r>
-            <w:instrText xml:space="preserve"> PAGEREF _Toc17914 \h </w:instrText>
+            <w:instrText xml:space="preserve"> PAGEREF _Toc23446 \h </w:instrText>
           </w:r>
           <w:r>
             <w:fldChar w:fldCharType="separate"/>
@@ -1399,7 +1399,7 @@
               <w:rFonts w:hint="eastAsia" w:ascii="Microsoft JhengHei" w:hAnsi="Microsoft JhengHei" w:eastAsia="Microsoft JhengHei" w:cs="Microsoft JhengHei"/>
               <w:szCs w:val="24"/>
             </w:rPr>
-            <w:instrText xml:space="preserve"> HYPERLINK \l _Toc18899 </w:instrText>
+            <w:instrText xml:space="preserve"> HYPERLINK \l _Toc32407 </w:instrText>
           </w:r>
           <w:r>
             <w:rPr>
@@ -1424,7 +1424,7 @@
             <w:fldChar w:fldCharType="begin"/>
           </w:r>
           <w:r>
-            <w:instrText xml:space="preserve"> PAGEREF _Toc18899 \h </w:instrText>
+            <w:instrText xml:space="preserve"> PAGEREF _Toc32407 \h </w:instrText>
           </w:r>
           <w:r>
             <w:fldChar w:fldCharType="separate"/>
@@ -1462,7 +1462,7 @@
               <w:rFonts w:hint="eastAsia" w:ascii="Microsoft JhengHei" w:hAnsi="Microsoft JhengHei" w:eastAsia="Microsoft JhengHei" w:cs="Microsoft JhengHei"/>
               <w:szCs w:val="24"/>
             </w:rPr>
-            <w:instrText xml:space="preserve"> HYPERLINK \l _Toc24139 </w:instrText>
+            <w:instrText xml:space="preserve"> HYPERLINK \l _Toc20201 </w:instrText>
           </w:r>
           <w:r>
             <w:rPr>
@@ -1487,7 +1487,7 @@
             <w:fldChar w:fldCharType="begin"/>
           </w:r>
           <w:r>
-            <w:instrText xml:space="preserve"> PAGEREF _Toc24139 \h </w:instrText>
+            <w:instrText xml:space="preserve"> PAGEREF _Toc20201 \h </w:instrText>
           </w:r>
           <w:r>
             <w:fldChar w:fldCharType="separate"/>
@@ -1525,7 +1525,7 @@
               <w:rFonts w:hint="eastAsia" w:ascii="Microsoft JhengHei" w:hAnsi="Microsoft JhengHei" w:eastAsia="Microsoft JhengHei" w:cs="Microsoft JhengHei"/>
               <w:szCs w:val="24"/>
             </w:rPr>
-            <w:instrText xml:space="preserve"> HYPERLINK \l _Toc27398 </w:instrText>
+            <w:instrText xml:space="preserve"> HYPERLINK \l _Toc23910 </w:instrText>
           </w:r>
           <w:r>
             <w:rPr>
@@ -1550,7 +1550,7 @@
             <w:fldChar w:fldCharType="begin"/>
           </w:r>
           <w:r>
-            <w:instrText xml:space="preserve"> PAGEREF _Toc27398 \h </w:instrText>
+            <w:instrText xml:space="preserve"> PAGEREF _Toc23910 \h </w:instrText>
           </w:r>
           <w:r>
             <w:fldChar w:fldCharType="separate"/>
@@ -1588,7 +1588,7 @@
               <w:rFonts w:hint="eastAsia" w:ascii="Microsoft JhengHei" w:hAnsi="Microsoft JhengHei" w:eastAsia="Microsoft JhengHei" w:cs="Microsoft JhengHei"/>
               <w:szCs w:val="24"/>
             </w:rPr>
-            <w:instrText xml:space="preserve"> HYPERLINK \l _Toc10208 </w:instrText>
+            <w:instrText xml:space="preserve"> HYPERLINK \l _Toc28995 </w:instrText>
           </w:r>
           <w:r>
             <w:rPr>
@@ -1613,7 +1613,7 @@
             <w:fldChar w:fldCharType="begin"/>
           </w:r>
           <w:r>
-            <w:instrText xml:space="preserve"> PAGEREF _Toc10208 \h </w:instrText>
+            <w:instrText xml:space="preserve"> PAGEREF _Toc28995 \h </w:instrText>
           </w:r>
           <w:r>
             <w:fldChar w:fldCharType="separate"/>
@@ -1651,7 +1651,7 @@
               <w:rFonts w:hint="eastAsia" w:ascii="Microsoft JhengHei" w:hAnsi="Microsoft JhengHei" w:eastAsia="Microsoft JhengHei" w:cs="Microsoft JhengHei"/>
               <w:szCs w:val="24"/>
             </w:rPr>
-            <w:instrText xml:space="preserve"> HYPERLINK \l _Toc17377 </w:instrText>
+            <w:instrText xml:space="preserve"> HYPERLINK \l _Toc32414 </w:instrText>
           </w:r>
           <w:r>
             <w:rPr>
@@ -1676,7 +1676,7 @@
             <w:fldChar w:fldCharType="begin"/>
           </w:r>
           <w:r>
-            <w:instrText xml:space="preserve"> PAGEREF _Toc17377 \h </w:instrText>
+            <w:instrText xml:space="preserve"> PAGEREF _Toc32414 \h </w:instrText>
           </w:r>
           <w:r>
             <w:fldChar w:fldCharType="separate"/>
@@ -1714,7 +1714,7 @@
               <w:rFonts w:hint="eastAsia" w:ascii="Microsoft JhengHei" w:hAnsi="Microsoft JhengHei" w:eastAsia="Microsoft JhengHei" w:cs="Microsoft JhengHei"/>
               <w:szCs w:val="24"/>
             </w:rPr>
-            <w:instrText xml:space="preserve"> HYPERLINK \l _Toc17699 </w:instrText>
+            <w:instrText xml:space="preserve"> HYPERLINK \l _Toc9961 </w:instrText>
           </w:r>
           <w:r>
             <w:rPr>
@@ -1739,7 +1739,7 @@
             <w:fldChar w:fldCharType="begin"/>
           </w:r>
           <w:r>
-            <w:instrText xml:space="preserve"> PAGEREF _Toc17699 \h </w:instrText>
+            <w:instrText xml:space="preserve"> PAGEREF _Toc9961 \h </w:instrText>
           </w:r>
           <w:r>
             <w:fldChar w:fldCharType="separate"/>
@@ -1777,7 +1777,7 @@
               <w:rFonts w:hint="eastAsia" w:ascii="Microsoft JhengHei" w:hAnsi="Microsoft JhengHei" w:eastAsia="Microsoft JhengHei" w:cs="Microsoft JhengHei"/>
               <w:szCs w:val="24"/>
             </w:rPr>
-            <w:instrText xml:space="preserve"> HYPERLINK \l _Toc6845 </w:instrText>
+            <w:instrText xml:space="preserve"> HYPERLINK \l _Toc31586 </w:instrText>
           </w:r>
           <w:r>
             <w:rPr>
@@ -1802,7 +1802,7 @@
             <w:fldChar w:fldCharType="begin"/>
           </w:r>
           <w:r>
-            <w:instrText xml:space="preserve"> PAGEREF _Toc6845 \h </w:instrText>
+            <w:instrText xml:space="preserve"> PAGEREF _Toc31586 \h </w:instrText>
           </w:r>
           <w:r>
             <w:fldChar w:fldCharType="separate"/>
@@ -1840,7 +1840,7 @@
               <w:rFonts w:hint="eastAsia" w:ascii="Microsoft JhengHei" w:hAnsi="Microsoft JhengHei" w:eastAsia="Microsoft JhengHei" w:cs="Microsoft JhengHei"/>
               <w:szCs w:val="24"/>
             </w:rPr>
-            <w:instrText xml:space="preserve"> HYPERLINK \l _Toc16953 </w:instrText>
+            <w:instrText xml:space="preserve"> HYPERLINK \l _Toc6811 </w:instrText>
           </w:r>
           <w:r>
             <w:rPr>
@@ -1865,7 +1865,7 @@
             <w:fldChar w:fldCharType="begin"/>
           </w:r>
           <w:r>
-            <w:instrText xml:space="preserve"> PAGEREF _Toc16953 \h </w:instrText>
+            <w:instrText xml:space="preserve"> PAGEREF _Toc6811 \h </w:instrText>
           </w:r>
           <w:r>
             <w:fldChar w:fldCharType="separate"/>
@@ -1903,7 +1903,7 @@
               <w:rFonts w:hint="eastAsia" w:ascii="Microsoft JhengHei" w:hAnsi="Microsoft JhengHei" w:eastAsia="Microsoft JhengHei" w:cs="Microsoft JhengHei"/>
               <w:szCs w:val="24"/>
             </w:rPr>
-            <w:instrText xml:space="preserve"> HYPERLINK \l _Toc30107 </w:instrText>
+            <w:instrText xml:space="preserve"> HYPERLINK \l _Toc6389 </w:instrText>
           </w:r>
           <w:r>
             <w:rPr>
@@ -1928,7 +1928,7 @@
             <w:fldChar w:fldCharType="begin"/>
           </w:r>
           <w:r>
-            <w:instrText xml:space="preserve"> PAGEREF _Toc30107 \h </w:instrText>
+            <w:instrText xml:space="preserve"> PAGEREF _Toc6389 \h </w:instrText>
           </w:r>
           <w:r>
             <w:fldChar w:fldCharType="separate"/>
@@ -1966,7 +1966,7 @@
               <w:rFonts w:hint="eastAsia" w:ascii="Microsoft JhengHei" w:hAnsi="Microsoft JhengHei" w:eastAsia="Microsoft JhengHei" w:cs="Microsoft JhengHei"/>
               <w:szCs w:val="24"/>
             </w:rPr>
-            <w:instrText xml:space="preserve"> HYPERLINK \l _Toc13796 </w:instrText>
+            <w:instrText xml:space="preserve"> HYPERLINK \l _Toc13319 </w:instrText>
           </w:r>
           <w:r>
             <w:rPr>
@@ -1991,7 +1991,7 @@
             <w:fldChar w:fldCharType="begin"/>
           </w:r>
           <w:r>
-            <w:instrText xml:space="preserve"> PAGEREF _Toc13796 \h </w:instrText>
+            <w:instrText xml:space="preserve"> PAGEREF _Toc13319 \h </w:instrText>
           </w:r>
           <w:r>
             <w:fldChar w:fldCharType="separate"/>
@@ -2029,7 +2029,7 @@
               <w:rFonts w:hint="eastAsia" w:ascii="Microsoft JhengHei" w:hAnsi="Microsoft JhengHei" w:eastAsia="Microsoft JhengHei" w:cs="Microsoft JhengHei"/>
               <w:szCs w:val="24"/>
             </w:rPr>
-            <w:instrText xml:space="preserve"> HYPERLINK \l _Toc7656 </w:instrText>
+            <w:instrText xml:space="preserve"> HYPERLINK \l _Toc25052 </w:instrText>
           </w:r>
           <w:r>
             <w:rPr>
@@ -2055,7 +2055,7 @@
             <w:fldChar w:fldCharType="begin"/>
           </w:r>
           <w:r>
-            <w:instrText xml:space="preserve"> PAGEREF _Toc7656 \h </w:instrText>
+            <w:instrText xml:space="preserve"> PAGEREF _Toc25052 \h </w:instrText>
           </w:r>
           <w:r>
             <w:fldChar w:fldCharType="separate"/>
@@ -2093,7 +2093,7 @@
               <w:rFonts w:hint="eastAsia" w:ascii="Microsoft JhengHei" w:hAnsi="Microsoft JhengHei" w:eastAsia="Microsoft JhengHei" w:cs="Microsoft JhengHei"/>
               <w:szCs w:val="24"/>
             </w:rPr>
-            <w:instrText xml:space="preserve"> HYPERLINK \l _Toc687 </w:instrText>
+            <w:instrText xml:space="preserve"> HYPERLINK \l _Toc22252 </w:instrText>
           </w:r>
           <w:r>
             <w:rPr>
@@ -2123,7 +2123,7 @@
             <w:fldChar w:fldCharType="begin"/>
           </w:r>
           <w:r>
-            <w:instrText xml:space="preserve"> PAGEREF _Toc687 \h </w:instrText>
+            <w:instrText xml:space="preserve"> PAGEREF _Toc22252 \h </w:instrText>
           </w:r>
           <w:r>
             <w:fldChar w:fldCharType="separate"/>
@@ -2161,7 +2161,7 @@
               <w:rFonts w:hint="eastAsia" w:ascii="Microsoft JhengHei" w:hAnsi="Microsoft JhengHei" w:eastAsia="Microsoft JhengHei" w:cs="Microsoft JhengHei"/>
               <w:szCs w:val="24"/>
             </w:rPr>
-            <w:instrText xml:space="preserve"> HYPERLINK \l _Toc30610 </w:instrText>
+            <w:instrText xml:space="preserve"> HYPERLINK \l _Toc18690 </w:instrText>
           </w:r>
           <w:r>
             <w:rPr>
@@ -2186,7 +2186,7 @@
             <w:fldChar w:fldCharType="begin"/>
           </w:r>
           <w:r>
-            <w:instrText xml:space="preserve"> PAGEREF _Toc30610 \h </w:instrText>
+            <w:instrText xml:space="preserve"> PAGEREF _Toc18690 \h </w:instrText>
           </w:r>
           <w:r>
             <w:fldChar w:fldCharType="separate"/>
@@ -2224,7 +2224,7 @@
               <w:rFonts w:hint="eastAsia" w:ascii="Microsoft JhengHei" w:hAnsi="Microsoft JhengHei" w:eastAsia="Microsoft JhengHei" w:cs="Microsoft JhengHei"/>
               <w:szCs w:val="24"/>
             </w:rPr>
-            <w:instrText xml:space="preserve"> HYPERLINK \l _Toc562 </w:instrText>
+            <w:instrText xml:space="preserve"> HYPERLINK \l _Toc22562 </w:instrText>
           </w:r>
           <w:r>
             <w:rPr>
@@ -2249,7 +2249,7 @@
             <w:fldChar w:fldCharType="begin"/>
           </w:r>
           <w:r>
-            <w:instrText xml:space="preserve"> PAGEREF _Toc562 \h </w:instrText>
+            <w:instrText xml:space="preserve"> PAGEREF _Toc22562 \h </w:instrText>
           </w:r>
           <w:r>
             <w:fldChar w:fldCharType="separate"/>
@@ -2315,7 +2315,7 @@
         <w:pStyle w:val="26"/>
         <w:bidi w:val="0"/>
       </w:pPr>
-      <w:bookmarkStart w:id="3" w:name="_Toc16616"/>
+      <w:bookmarkStart w:id="3" w:name="_Toc18092"/>
       <w:r>
         <w:rPr>
           <w:rFonts w:hint="eastAsia"/>
@@ -2364,7 +2364,7 @@
         <w:pStyle w:val="26"/>
         <w:bidi w:val="0"/>
       </w:pPr>
-      <w:bookmarkStart w:id="4" w:name="_Toc14092"/>
+      <w:bookmarkStart w:id="4" w:name="_Toc21800"/>
       <w:r>
         <w:t>适用范围</w:t>
       </w:r>
@@ -2410,7 +2410,7 @@
         <w:pStyle w:val="26"/>
         <w:bidi w:val="0"/>
       </w:pPr>
-      <w:bookmarkStart w:id="5" w:name="_Toc17914"/>
+      <w:bookmarkStart w:id="5" w:name="_Toc23446"/>
       <w:r>
         <w:t>引用文件</w:t>
       </w:r>
@@ -2648,7 +2648,7 @@
         <w:pStyle w:val="26"/>
         <w:bidi w:val="0"/>
       </w:pPr>
-      <w:bookmarkStart w:id="6" w:name="_Toc18899"/>
+      <w:bookmarkStart w:id="6" w:name="_Toc32407"/>
       <w:r>
         <w:t>术语与定义</w:t>
       </w:r>
@@ -2678,7 +2678,7 @@
         <w:pStyle w:val="26"/>
         <w:bidi w:val="0"/>
       </w:pPr>
-      <w:bookmarkStart w:id="7" w:name="_Toc24139"/>
+      <w:bookmarkStart w:id="7" w:name="_Toc20201"/>
       <w:r>
         <w:t>角色与职责</w:t>
       </w:r>
@@ -3118,7 +3118,7 @@
         <w:pStyle w:val="26"/>
         <w:bidi w:val="0"/>
       </w:pPr>
-      <w:bookmarkStart w:id="8" w:name="_Toc27398"/>
+      <w:bookmarkStart w:id="8" w:name="_Toc23910"/>
       <w:r>
         <w:t>程序</w:t>
       </w:r>
@@ -3131,7 +3131,7 @@
       </w:pPr>
       <w:bookmarkStart w:id="9" w:name="bookmark18"/>
       <w:bookmarkEnd w:id="9"/>
-      <w:bookmarkStart w:id="10" w:name="_Toc10208"/>
+      <w:bookmarkStart w:id="10" w:name="_Toc28995"/>
       <w:r>
         <w:t>客户满意度调查的项目</w:t>
       </w:r>
@@ -3308,7 +3308,7 @@
         <w:pStyle w:val="3"/>
         <w:bidi w:val="0"/>
       </w:pPr>
-      <w:bookmarkStart w:id="11" w:name="_Toc17377"/>
+      <w:bookmarkStart w:id="11" w:name="_Toc32414"/>
       <w:r>
         <w:t>客户满意度调查的信息来源</w:t>
       </w:r>
@@ -3514,7 +3514,7 @@
         <w:pStyle w:val="28"/>
         <w:bidi w:val="0"/>
       </w:pPr>
-      <w:bookmarkStart w:id="12" w:name="_Toc17699"/>
+      <w:bookmarkStart w:id="12" w:name="_Toc9961"/>
       <w:r>
         <w:t>调查过程</w:t>
       </w:r>
@@ -3527,7 +3527,7 @@
       </w:pPr>
       <w:bookmarkStart w:id="13" w:name="bookmark19"/>
       <w:bookmarkEnd w:id="13"/>
-      <w:bookmarkStart w:id="14" w:name="_Toc6845"/>
+      <w:bookmarkStart w:id="14" w:name="_Toc31586"/>
       <w:r>
         <w:t>客户满意度调查</w:t>
       </w:r>
@@ -3608,7 +3608,7 @@
         <w:pStyle w:val="29"/>
         <w:bidi w:val="0"/>
       </w:pPr>
-      <w:bookmarkStart w:id="15" w:name="_Toc16953"/>
+      <w:bookmarkStart w:id="15" w:name="_Toc6811"/>
       <w:r>
         <w:t>客户满意度调查项目</w:t>
       </w:r>
@@ -3670,7 +3670,7 @@
         <w:pStyle w:val="29"/>
         <w:bidi w:val="0"/>
       </w:pPr>
-      <w:bookmarkStart w:id="16" w:name="_Toc30107"/>
+      <w:bookmarkStart w:id="16" w:name="_Toc6389"/>
       <w:r>
         <w:t>客户满意度每项分数</w:t>
       </w:r>
@@ -4091,7 +4091,7 @@
       </w:pPr>
       <w:bookmarkStart w:id="17" w:name="bookmark1"/>
       <w:bookmarkEnd w:id="17"/>
-      <w:bookmarkStart w:id="18" w:name="_Toc13796"/>
+      <w:bookmarkStart w:id="18" w:name="_Toc13319"/>
       <w:r>
         <w:t>统计满意度得分</w:t>
       </w:r>
@@ -4137,7 +4137,7 @@
         <w:pStyle w:val="29"/>
         <w:bidi w:val="0"/>
       </w:pPr>
-      <w:bookmarkStart w:id="19" w:name="_Toc7656"/>
+      <w:bookmarkStart w:id="19" w:name="_Toc25052"/>
       <w:r>
         <w:t>改进</w:t>
       </w:r>
@@ -4319,7 +4319,7 @@
         </w:rPr>
       </w:pPr>
       <w:bookmarkStart w:id="20" w:name="_Toc20969"/>
-      <w:bookmarkStart w:id="21" w:name="_Toc687"/>
+      <w:bookmarkStart w:id="21" w:name="_Toc22252"/>
       <w:r>
         <w:rPr>
           <w:rFonts w:hint="eastAsia"/>
@@ -4773,7 +4773,7 @@
         <w:pStyle w:val="26"/>
         <w:bidi w:val="0"/>
       </w:pPr>
-      <w:bookmarkStart w:id="22" w:name="_Toc30610"/>
+      <w:bookmarkStart w:id="22" w:name="_Toc18690"/>
       <w:r>
         <w:t>相关文档</w:t>
       </w:r>
@@ -4873,7 +4873,7 @@
         <w:pStyle w:val="26"/>
         <w:bidi w:val="0"/>
       </w:pPr>
-      <w:bookmarkStart w:id="23" w:name="_Toc562"/>
+      <w:bookmarkStart w:id="23" w:name="_Toc22562"/>
       <w:r>
         <w:t>附则</w:t>
       </w:r>

--- a/4.质量管理/1.流程制度规范类文件/040106-客户满意度调查程序.docx
+++ b/4.质量管理/1.流程制度规范类文件/040106-客户满意度调查程序.docx
@@ -7,6 +7,8 @@
         <w:pStyle w:val="31"/>
         <w:bidi w:val="0"/>
       </w:pPr>
+      <w:bookmarkStart w:id="24" w:name="_GoBack"/>
+      <w:bookmarkEnd w:id="24"/>
     </w:p>
     <w:p>
       <w:pPr>
@@ -530,12 +532,12 @@
             </w:pPr>
             <w:r>
               <w:rPr>
-                <w:rFonts w:hint="eastAsia" w:ascii="宋体" w:hAnsi="宋体" w:eastAsia="宋体" w:cs="宋体"/>
+                <w:rFonts w:hint="eastAsia" w:ascii="宋体" w:hAnsi="宋体" w:cs="宋体"/>
                 <w:sz w:val="21"/>
                 <w:szCs w:val="21"/>
                 <w:lang w:val="en-US" w:eastAsia="zh-CN"/>
               </w:rPr>
-              <w:t>李平</w:t>
+              <w:t>吴广</w:t>
             </w:r>
           </w:p>
         </w:tc>
@@ -992,8 +994,6 @@
               <w:tab w:val="right" w:leader="dot" w:pos="8497"/>
             </w:tabs>
           </w:pPr>
-          <w:bookmarkStart w:id="24" w:name="_GoBack"/>
-          <w:bookmarkEnd w:id="24"/>
           <w:r>
             <w:rPr>
               <w:rFonts w:hint="eastAsia" w:ascii="Microsoft JhengHei" w:hAnsi="Microsoft JhengHei" w:eastAsia="Microsoft JhengHei" w:cs="Microsoft JhengHei"/>
